--- a/new/ПМ_Шаблон_Практические_занятия_ПримаЯГ_2026.docx
+++ b/new/ПМ_Шаблон_Практические_занятия_ПримаЯГ_2026.docx
@@ -1,10 +1,10 @@
 
 <file path=word/document.xml><?xml version="1.0" encoding="utf-8"?>
-<w:document xmlns:wpc="http://schemas.microsoft.com/office/word/2010/wordprocessingCanvas" xmlns:mc="http://schemas.openxmlformats.org/markup-compatibility/2006" xmlns:o="urn:schemas-microsoft-com:office:office" xmlns:r="http://schemas.openxmlformats.org/officeDocument/2006/relationships" xmlns:m="http://schemas.openxmlformats.org/officeDocument/2006/math" xmlns:v="urn:schemas-microsoft-com:vml" xmlns:wp14="http://schemas.microsoft.com/office/word/2010/wordprocessingDrawing" xmlns:wp="http://schemas.openxmlformats.org/drawingml/2006/wordprocessingDrawing" xmlns:w10="urn:schemas-microsoft-com:office:word" xmlns:w="http://schemas.openxmlformats.org/wordprocessingml/2006/main" xmlns:w14="http://schemas.microsoft.com/office/word/2010/wordml" xmlns:wpg="http://schemas.microsoft.com/office/word/2010/wordprocessingGroup" xmlns:wpi="http://schemas.microsoft.com/office/word/2010/wordprocessingInk" xmlns:wne="http://schemas.microsoft.com/office/word/2006/wordml" xmlns:wps="http://schemas.microsoft.com/office/word/2010/wordprocessingShape" mc:Ignorable="w14 wp14">
+<w:document xmlns:wpc="http://schemas.microsoft.com/office/word/2010/wordprocessingCanvas" xmlns:cx="http://schemas.microsoft.com/office/drawing/2014/chartex" xmlns:cx1="http://schemas.microsoft.com/office/drawing/2015/9/8/chartex" xmlns:cx2="http://schemas.microsoft.com/office/drawing/2015/10/21/chartex" xmlns:cx3="http://schemas.microsoft.com/office/drawing/2016/5/9/chartex" xmlns:cx4="http://schemas.microsoft.com/office/drawing/2016/5/10/chartex" xmlns:cx5="http://schemas.microsoft.com/office/drawing/2016/5/11/chartex" xmlns:cx6="http://schemas.microsoft.com/office/drawing/2016/5/12/chartex" xmlns:cx7="http://schemas.microsoft.com/office/drawing/2016/5/13/chartex" xmlns:cx8="http://schemas.microsoft.com/office/drawing/2016/5/14/chartex" xmlns:mc="http://schemas.openxmlformats.org/markup-compatibility/2006" xmlns:aink="http://schemas.microsoft.com/office/drawing/2016/ink" xmlns:am3d="http://schemas.microsoft.com/office/drawing/2017/model3d" xmlns:o="urn:schemas-microsoft-com:office:office" xmlns:oel="http://schemas.microsoft.com/office/2019/extlst" xmlns:r="http://schemas.openxmlformats.org/officeDocument/2006/relationships" xmlns:m="http://schemas.openxmlformats.org/officeDocument/2006/math" xmlns:v="urn:schemas-microsoft-com:vml" xmlns:wp14="http://schemas.microsoft.com/office/word/2010/wordprocessingDrawing" xmlns:wp="http://schemas.openxmlformats.org/drawingml/2006/wordprocessingDrawing" xmlns:w10="urn:schemas-microsoft-com:office:word" xmlns:w="http://schemas.openxmlformats.org/wordprocessingml/2006/main" xmlns:w14="http://schemas.microsoft.com/office/word/2010/wordml" xmlns:w15="http://schemas.microsoft.com/office/word/2012/wordml" xmlns:w16cex="http://schemas.microsoft.com/office/word/2018/wordml/cex" xmlns:w16cid="http://schemas.microsoft.com/office/word/2016/wordml/cid" xmlns:w16="http://schemas.microsoft.com/office/word/2018/wordml" xmlns:w16du="http://schemas.microsoft.com/office/word/2023/wordml/word16du" xmlns:w16sdtdh="http://schemas.microsoft.com/office/word/2020/wordml/sdtdatahash" xmlns:w16sdtfl="http://schemas.microsoft.com/office/word/2024/wordml/sdtformatlock" xmlns:w16se="http://schemas.microsoft.com/office/word/2015/wordml/symex" xmlns:wpg="http://schemas.microsoft.com/office/word/2010/wordprocessingGroup" xmlns:wpi="http://schemas.microsoft.com/office/word/2010/wordprocessingInk" xmlns:wne="http://schemas.microsoft.com/office/word/2006/wordml" xmlns:wps="http://schemas.microsoft.com/office/word/2010/wordprocessingShape" mc:Ignorable="w14 w15 w16se w16cid w16 w16cex w16sdtdh w16sdtfl w16du wp14">
   <w:body>
     <w:p>
       <w:pPr>
-        <w:pStyle w:val="a4"/>
+        <w:pStyle w:val="a"/>
         <w:spacing w:line="276" w:lineRule="auto"/>
         <w:ind w:firstLine="708"/>
         <w:rPr>
@@ -27,7 +27,7 @@
     </w:p>
     <w:p>
       <w:pPr>
-        <w:pStyle w:val="a4"/>
+        <w:pStyle w:val="a"/>
         <w:spacing w:line="276" w:lineRule="auto"/>
         <w:rPr>
           <w:szCs w:val="26"/>
@@ -281,7 +281,8 @@
         <w:spacing w:line="360" w:lineRule="auto"/>
         <w:jc w:val="center"/>
         <w:rPr>
-          <w:color w:val="FF0000"/>
+          <w:b/>
+          <w:bCs/>
           <w:sz w:val="26"/>
           <w:szCs w:val="26"/>
           <w:lang w:eastAsia="ru-RU"/>
@@ -289,12 +290,63 @@
       </w:pPr>
       <w:r>
         <w:rPr>
-          <w:color w:val="FF0000"/>
+          <w:b/>
+          <w:bCs/>
           <w:sz w:val="26"/>
           <w:szCs w:val="26"/>
           <w:lang w:eastAsia="ru-RU"/>
         </w:rPr>
-        <w:t>ТЕМА</w:t>
+        <w:t>К</w:t>
+      </w:r>
+      <w:r>
+        <w:rPr>
+          <w:b/>
+          <w:bCs/>
+          <w:sz w:val="26"/>
+          <w:szCs w:val="26"/>
+          <w:lang w:eastAsia="ru-RU"/>
+        </w:rPr>
+        <w:t>оммутационн</w:t>
+      </w:r>
+      <w:r>
+        <w:rPr>
+          <w:b/>
+          <w:bCs/>
+          <w:sz w:val="26"/>
+          <w:szCs w:val="26"/>
+          <w:lang w:eastAsia="ru-RU"/>
+        </w:rPr>
+        <w:t>ая</w:t>
+      </w:r>
+      <w:r>
+        <w:rPr>
+          <w:b/>
+          <w:bCs/>
+          <w:sz w:val="26"/>
+          <w:szCs w:val="26"/>
+          <w:lang w:eastAsia="ru-RU"/>
+        </w:rPr>
+        <w:t xml:space="preserve"> схем</w:t>
+      </w:r>
+      <w:r>
+        <w:rPr>
+          <w:b/>
+          <w:bCs/>
+          <w:sz w:val="26"/>
+          <w:szCs w:val="26"/>
+          <w:lang w:eastAsia="ru-RU"/>
+        </w:rPr>
+        <w:t>а</w:t>
+      </w:r>
+      <w:r>
+        <w:rPr>
+          <w:b/>
+          <w:bCs/>
+          <w:sz w:val="26"/>
+          <w:szCs w:val="26"/>
+          <w:lang w:eastAsia="ru-RU"/>
+        </w:rPr>
+        <w:t xml:space="preserve"> управления</w:t>
       </w:r>
     </w:p>
     <w:p>
@@ -318,13 +370,20 @@
           <w:lang w:eastAsia="ru-RU"/>
         </w:rPr>
       </w:pPr>
+      <w:r>
+        <w:rPr>
+          <w:sz w:val="26"/>
+          <w:szCs w:val="26"/>
+          <w:lang w:eastAsia="ru-RU"/>
+        </w:rPr>
+        <w:t>Астафьев Дмитрий Викторович</w:t>
+      </w:r>
     </w:p>
     <w:p>
       <w:pPr>
         <w:spacing w:line="360" w:lineRule="auto"/>
         <w:jc w:val="center"/>
         <w:rPr>
-          <w:color w:val="FF0000"/>
           <w:sz w:val="26"/>
           <w:szCs w:val="26"/>
           <w:lang w:eastAsia="ru-RU"/>
@@ -332,12 +391,11 @@
       </w:pPr>
       <w:r>
         <w:rPr>
-          <w:color w:val="FF0000"/>
           <w:sz w:val="26"/>
           <w:szCs w:val="26"/>
           <w:lang w:eastAsia="ru-RU"/>
         </w:rPr>
-        <w:t>ФИО (всей команды)</w:t>
+        <w:t>Балабаев Александр Андреевич</w:t>
       </w:r>
     </w:p>
     <w:p>
@@ -345,7 +403,6 @@
         <w:spacing w:line="360" w:lineRule="auto"/>
         <w:jc w:val="center"/>
         <w:rPr>
-          <w:color w:val="FF0000"/>
           <w:sz w:val="26"/>
           <w:szCs w:val="26"/>
           <w:lang w:eastAsia="ru-RU"/>
@@ -353,12 +410,49 @@
       </w:pPr>
       <w:r>
         <w:rPr>
-          <w:color w:val="FF0000"/>
           <w:sz w:val="26"/>
           <w:szCs w:val="26"/>
           <w:lang w:eastAsia="ru-RU"/>
         </w:rPr>
-        <w:t>Группа …</w:t>
+        <w:t>Митрофанов Сергей Павлович</w:t>
+      </w:r>
+    </w:p>
+    <w:p>
+      <w:pPr>
+        <w:spacing w:line="360" w:lineRule="auto"/>
+        <w:jc w:val="center"/>
+        <w:rPr>
+          <w:sz w:val="26"/>
+          <w:szCs w:val="26"/>
+          <w:lang w:eastAsia="ru-RU"/>
+        </w:rPr>
+      </w:pPr>
+      <w:r>
+        <w:rPr>
+          <w:sz w:val="26"/>
+          <w:szCs w:val="26"/>
+          <w:lang w:eastAsia="ru-RU"/>
+        </w:rPr>
+        <w:t>Панин Данила Александрович</w:t>
+      </w:r>
+    </w:p>
+    <w:p>
+      <w:pPr>
+        <w:spacing w:line="360" w:lineRule="auto"/>
+        <w:jc w:val="center"/>
+        <w:rPr>
+          <w:sz w:val="26"/>
+          <w:szCs w:val="26"/>
+          <w:lang w:eastAsia="ru-RU"/>
+        </w:rPr>
+      </w:pPr>
+      <w:r>
+        <w:rPr>
+          <w:sz w:val="26"/>
+          <w:szCs w:val="26"/>
+          <w:lang w:eastAsia="ru-RU"/>
+        </w:rPr>
+        <w:t>Тимофеев Максим Витальевич</w:t>
       </w:r>
     </w:p>
     <w:p>
@@ -393,6 +487,14 @@
           <w:lang w:eastAsia="ru-RU"/>
         </w:rPr>
       </w:pPr>
+      <w:r>
+        <w:rPr>
+          <w:sz w:val="26"/>
+          <w:szCs w:val="26"/>
+          <w:lang w:eastAsia="ru-RU"/>
+        </w:rPr>
+        <w:t>Проверил:</w:t>
+      </w:r>
     </w:p>
     <w:p>
       <w:pPr>
@@ -404,6 +506,14 @@
           <w:lang w:eastAsia="ru-RU"/>
         </w:rPr>
       </w:pPr>
+      <w:r>
+        <w:rPr>
+          <w:sz w:val="26"/>
+          <w:szCs w:val="26"/>
+          <w:lang w:eastAsia="ru-RU"/>
+        </w:rPr>
+        <w:t>Савицкий Андрей Иванович</w:t>
+      </w:r>
     </w:p>
     <w:p>
       <w:pPr>
@@ -421,7 +531,7 @@
           <w:szCs w:val="26"/>
           <w:lang w:eastAsia="ru-RU"/>
         </w:rPr>
-        <w:t>Проверил:</w:t>
+        <w:t>дата _________</w:t>
       </w:r>
     </w:p>
     <w:p>
@@ -429,7 +539,6 @@
         <w:spacing w:line="360" w:lineRule="auto"/>
         <w:jc w:val="right"/>
         <w:rPr>
-          <w:color w:val="FF0000"/>
           <w:sz w:val="26"/>
           <w:szCs w:val="26"/>
           <w:lang w:eastAsia="ru-RU"/>
@@ -437,12 +546,11 @@
       </w:pPr>
       <w:r>
         <w:rPr>
-          <w:color w:val="FF0000"/>
           <w:sz w:val="26"/>
           <w:szCs w:val="26"/>
           <w:lang w:eastAsia="ru-RU"/>
         </w:rPr>
-        <w:t>ФИО (преподаватель практических занятий)</w:t>
+        <w:t>оценка________</w:t>
       </w:r>
     </w:p>
     <w:p>
@@ -455,44 +563,6 @@
           <w:lang w:eastAsia="ru-RU"/>
         </w:rPr>
       </w:pPr>
-      <w:r>
-        <w:rPr>
-          <w:sz w:val="26"/>
-          <w:szCs w:val="26"/>
-          <w:lang w:eastAsia="ru-RU"/>
-        </w:rPr>
-        <w:t>дата _________</w:t>
-      </w:r>
-    </w:p>
-    <w:p>
-      <w:pPr>
-        <w:spacing w:line="360" w:lineRule="auto"/>
-        <w:jc w:val="right"/>
-        <w:rPr>
-          <w:sz w:val="26"/>
-          <w:szCs w:val="26"/>
-          <w:lang w:eastAsia="ru-RU"/>
-        </w:rPr>
-      </w:pPr>
-      <w:r>
-        <w:rPr>
-          <w:sz w:val="26"/>
-          <w:szCs w:val="26"/>
-          <w:lang w:eastAsia="ru-RU"/>
-        </w:rPr>
-        <w:t>оценка________</w:t>
-      </w:r>
-    </w:p>
-    <w:p>
-      <w:pPr>
-        <w:spacing w:line="360" w:lineRule="auto"/>
-        <w:jc w:val="right"/>
-        <w:rPr>
-          <w:sz w:val="26"/>
-          <w:szCs w:val="26"/>
-          <w:lang w:eastAsia="ru-RU"/>
-        </w:rPr>
-      </w:pPr>
     </w:p>
     <w:p>
       <w:pPr>
@@ -528,7 +598,7 @@
           <w:szCs w:val="26"/>
           <w:lang w:eastAsia="ru-RU"/>
         </w:rPr>
-        <w:t>5</w:t>
+        <w:t>6</w:t>
       </w:r>
       <w:r>
         <w:rPr>
@@ -541,7 +611,7 @@
     </w:p>
     <w:p>
       <w:pPr>
-        <w:pStyle w:val="a3"/>
+        <w:pStyle w:val="ListParagraph"/>
         <w:spacing w:line="360" w:lineRule="auto"/>
         <w:ind w:left="0"/>
         <w:jc w:val="both"/>
@@ -573,7 +643,7 @@
     </w:p>
     <w:p>
       <w:pPr>
-        <w:pStyle w:val="a3"/>
+        <w:pStyle w:val="ListParagraph"/>
         <w:numPr>
           <w:ilvl w:val="1"/>
           <w:numId w:val="2"/>
@@ -600,40 +670,151 @@
         <w:jc w:val="both"/>
         <w:rPr>
           <w:i/>
-          <w:sz w:val="26"/>
-          <w:szCs w:val="26"/>
-        </w:rPr>
-      </w:pPr>
-      <w:r>
-        <w:rPr>
-          <w:i/>
-          <w:sz w:val="26"/>
-          <w:szCs w:val="26"/>
-        </w:rPr>
-        <w:t xml:space="preserve">Могут быть связаны с интересами участников проекта, инвестиционной привлекательностью, потребностями рынка, появлением новых технологий, решаемыми проблемами в организации, требованиями законодательства, целями и стратегиями компании, </w:t>
-      </w:r>
-      <w:proofErr w:type="gramStart"/>
-      <w:r>
-        <w:rPr>
-          <w:i/>
-          <w:sz w:val="26"/>
-          <w:szCs w:val="26"/>
-        </w:rPr>
-        <w:t>бизнес-идеями</w:t>
-      </w:r>
-      <w:proofErr w:type="gramEnd"/>
-      <w:r>
-        <w:rPr>
-          <w:i/>
-          <w:sz w:val="26"/>
-          <w:szCs w:val="26"/>
-        </w:rPr>
-        <w:t xml:space="preserve"> и пр.</w:t>
-      </w:r>
-    </w:p>
-    <w:p>
-      <w:pPr>
-        <w:pStyle w:val="a3"/>
+          <w:lang w:val="en-US"/>
+        </w:rPr>
+      </w:pPr>
+      <w:r>
+        <w:rPr>
+          <w:i/>
+        </w:rPr>
+        <w:t>Могут быть связаны с интересами участников проекта, инвестиционной привлекательностью, потребностями рынка, появлением новых технологий, решаемыми проблемами в организации, требованиями законодательства, целями и стратегиями компании, бизнес-идеями и пр.</w:t>
+      </w:r>
+    </w:p>
+    <w:p>
+      <w:pPr>
+        <w:pStyle w:val="ListParagraph"/>
+        <w:numPr>
+          <w:ilvl w:val="0"/>
+          <w:numId w:val="8"/>
+        </w:numPr>
+        <w:spacing w:after="200" w:line="276" w:lineRule="auto"/>
+        <w:contextualSpacing/>
+        <w:rPr>
+          <w:sz w:val="26"/>
+          <w:szCs w:val="26"/>
+        </w:rPr>
+      </w:pPr>
+      <w:r>
+        <w:rPr>
+          <w:sz w:val="26"/>
+          <w:szCs w:val="26"/>
+        </w:rPr>
+        <w:t>Повышающиеся требования к защите промышленного оборудования от сверхтоков (более 1,5 А)</w:t>
+      </w:r>
+    </w:p>
+    <w:p>
+      <w:pPr>
+        <w:pStyle w:val="ListParagraph"/>
+        <w:numPr>
+          <w:ilvl w:val="0"/>
+          <w:numId w:val="8"/>
+        </w:numPr>
+        <w:spacing w:after="200" w:line="276" w:lineRule="auto"/>
+        <w:contextualSpacing/>
+        <w:rPr>
+          <w:sz w:val="26"/>
+          <w:szCs w:val="26"/>
+        </w:rPr>
+      </w:pPr>
+      <w:r>
+        <w:rPr>
+          <w:sz w:val="26"/>
+          <w:szCs w:val="26"/>
+        </w:rPr>
+        <w:t>Необходимость программного управления питанием промышленного оборудования с внешней управляющей системы</w:t>
+      </w:r>
+    </w:p>
+    <w:p>
+      <w:pPr>
+        <w:pStyle w:val="ListParagraph"/>
+        <w:numPr>
+          <w:ilvl w:val="0"/>
+          <w:numId w:val="8"/>
+        </w:numPr>
+        <w:spacing w:after="200" w:line="276" w:lineRule="auto"/>
+        <w:contextualSpacing/>
+        <w:rPr>
+          <w:sz w:val="26"/>
+          <w:szCs w:val="26"/>
+        </w:rPr>
+      </w:pPr>
+      <w:r>
+        <w:rPr>
+          <w:sz w:val="26"/>
+          <w:szCs w:val="26"/>
+        </w:rPr>
+        <w:t>Высокая частота ложных срабатываний и аварийных отключений</w:t>
+      </w:r>
+    </w:p>
+    <w:p>
+      <w:pPr>
+        <w:pStyle w:val="ListParagraph"/>
+        <w:numPr>
+          <w:ilvl w:val="0"/>
+          <w:numId w:val="8"/>
+        </w:numPr>
+        <w:spacing w:after="200" w:line="276" w:lineRule="auto"/>
+        <w:contextualSpacing/>
+        <w:rPr>
+          <w:sz w:val="26"/>
+          <w:szCs w:val="26"/>
+        </w:rPr>
+      </w:pPr>
+      <w:r>
+        <w:rPr>
+          <w:sz w:val="26"/>
+          <w:szCs w:val="26"/>
+        </w:rPr>
+        <w:t>Интеграция с АСУ ТП / диспетчеризацией</w:t>
+      </w:r>
+    </w:p>
+    <w:p>
+      <w:pPr>
+        <w:pStyle w:val="ListParagraph"/>
+        <w:numPr>
+          <w:ilvl w:val="0"/>
+          <w:numId w:val="8"/>
+        </w:numPr>
+        <w:spacing w:after="200" w:line="276" w:lineRule="auto"/>
+        <w:contextualSpacing/>
+        <w:rPr>
+          <w:sz w:val="26"/>
+          <w:szCs w:val="26"/>
+        </w:rPr>
+      </w:pPr>
+      <w:r>
+        <w:rPr>
+          <w:sz w:val="26"/>
+          <w:szCs w:val="26"/>
+        </w:rPr>
+        <w:t>Унификация схем управления для разных участков/объектов</w:t>
+      </w:r>
+    </w:p>
+    <w:p>
+      <w:pPr>
+        <w:pStyle w:val="ListParagraph"/>
+        <w:numPr>
+          <w:ilvl w:val="0"/>
+          <w:numId w:val="8"/>
+        </w:numPr>
+        <w:spacing w:after="200" w:line="276" w:lineRule="auto"/>
+        <w:contextualSpacing/>
+        <w:rPr>
+          <w:sz w:val="26"/>
+          <w:szCs w:val="26"/>
+        </w:rPr>
+      </w:pPr>
+      <w:r>
+        <w:rPr>
+          <w:sz w:val="26"/>
+          <w:szCs w:val="26"/>
+        </w:rPr>
+        <w:t>Отсутствие систем, соответствующих вышеперечисленным требованиям</w:t>
+      </w:r>
+    </w:p>
+    <w:p>
+      <w:pPr>
+        <w:pStyle w:val="ListParagraph"/>
         <w:numPr>
           <w:ilvl w:val="1"/>
           <w:numId w:val="2"/>
@@ -671,7 +852,40 @@
     </w:p>
     <w:p>
       <w:pPr>
-        <w:pStyle w:val="a3"/>
+        <w:pStyle w:val="ListParagraph"/>
+        <w:spacing w:line="360" w:lineRule="auto"/>
+        <w:ind w:left="0" w:firstLine="708"/>
+        <w:jc w:val="both"/>
+        <w:rPr>
+          <w:sz w:val="26"/>
+          <w:szCs w:val="26"/>
+        </w:rPr>
+      </w:pPr>
+      <w:r>
+        <w:rPr>
+          <w:sz w:val="26"/>
+          <w:szCs w:val="26"/>
+        </w:rPr>
+        <w:t>Цель проекта – разработка коммутационной схемы управления питанием и защиты промышленного оборудования, создание ее прототипа и успешное прохождение заводских испытаний до 20.12.202</w:t>
+      </w:r>
+      <w:r>
+        <w:rPr>
+          <w:sz w:val="26"/>
+          <w:szCs w:val="26"/>
+        </w:rPr>
+        <w:t>6</w:t>
+      </w:r>
+      <w:r>
+        <w:rPr>
+          <w:sz w:val="26"/>
+          <w:szCs w:val="26"/>
+        </w:rPr>
+        <w:t>.</w:t>
+      </w:r>
+    </w:p>
+    <w:p>
+      <w:pPr>
+        <w:pStyle w:val="ListParagraph"/>
         <w:numPr>
           <w:ilvl w:val="1"/>
           <w:numId w:val="2"/>
@@ -698,23 +912,555 @@
         <w:jc w:val="both"/>
         <w:rPr>
           <w:i/>
+        </w:rPr>
+      </w:pPr>
+      <w:r>
+        <w:rPr>
+          <w:i/>
+        </w:rPr>
+        <w:t>Описание продукта проекта – того, что должно быть создано в ходе реализации проекта (конечный продукт): его характеристики, основные требования, функции и пр. Основные и вспомогательные результаты проекта или структура продукта проекта.</w:t>
+      </w:r>
+    </w:p>
+    <w:p>
+      <w:pPr>
+        <w:spacing w:line="360" w:lineRule="auto"/>
+        <w:jc w:val="both"/>
+        <w:rPr>
+          <w:i/>
+          <w:sz w:val="26"/>
+          <w:szCs w:val="26"/>
+        </w:rPr>
+      </w:pPr>
+      <w:r>
+        <w:rPr>
+          <w:i/>
+          <w:sz w:val="26"/>
+          <w:szCs w:val="26"/>
+        </w:rPr>
+        <w:t>Конечный продукт: полный набор конструкторской документации (далее КД), включающий в себя:</w:t>
+      </w:r>
+    </w:p>
+    <w:p>
+      <w:pPr>
+        <w:pStyle w:val="ListParagraph"/>
+        <w:numPr>
+          <w:ilvl w:val="1"/>
+          <w:numId w:val="2"/>
+        </w:numPr>
+        <w:spacing w:line="360" w:lineRule="auto"/>
+        <w:jc w:val="both"/>
+        <w:rPr>
+          <w:i/>
+          <w:sz w:val="26"/>
+          <w:szCs w:val="26"/>
+        </w:rPr>
+      </w:pPr>
+      <w:r>
+        <w:rPr>
+          <w:i/>
+          <w:sz w:val="26"/>
+          <w:szCs w:val="26"/>
+        </w:rPr>
+        <w:t>Структурную схему (Э1)</w:t>
+      </w:r>
+    </w:p>
+    <w:p>
+      <w:pPr>
+        <w:pStyle w:val="ListParagraph"/>
+        <w:numPr>
+          <w:ilvl w:val="1"/>
+          <w:numId w:val="2"/>
+        </w:numPr>
+        <w:spacing w:line="360" w:lineRule="auto"/>
+        <w:jc w:val="both"/>
+        <w:rPr>
+          <w:i/>
+          <w:sz w:val="26"/>
+          <w:szCs w:val="26"/>
+        </w:rPr>
+      </w:pPr>
+      <w:r>
+        <w:rPr>
+          <w:i/>
+          <w:sz w:val="26"/>
+          <w:szCs w:val="26"/>
+        </w:rPr>
+        <w:t>Схему электрическую принципиальную (Э3)</w:t>
+      </w:r>
+    </w:p>
+    <w:p>
+      <w:pPr>
+        <w:pStyle w:val="ListParagraph"/>
+        <w:numPr>
+          <w:ilvl w:val="1"/>
+          <w:numId w:val="2"/>
+        </w:numPr>
+        <w:spacing w:line="360" w:lineRule="auto"/>
+        <w:jc w:val="both"/>
+        <w:rPr>
+          <w:i/>
+          <w:sz w:val="26"/>
+          <w:szCs w:val="26"/>
+        </w:rPr>
+      </w:pPr>
+      <w:r>
+        <w:rPr>
+          <w:i/>
+          <w:sz w:val="26"/>
+          <w:szCs w:val="26"/>
+        </w:rPr>
+        <w:t>Сборочный чертеж</w:t>
+      </w:r>
+    </w:p>
+    <w:p>
+      <w:pPr>
+        <w:pStyle w:val="ListParagraph"/>
+        <w:numPr>
+          <w:ilvl w:val="1"/>
+          <w:numId w:val="2"/>
+        </w:numPr>
+        <w:spacing w:line="360" w:lineRule="auto"/>
+        <w:jc w:val="both"/>
+        <w:rPr>
+          <w:i/>
+          <w:sz w:val="26"/>
+          <w:szCs w:val="26"/>
+        </w:rPr>
+      </w:pPr>
+      <w:r>
+        <w:rPr>
+          <w:i/>
+          <w:sz w:val="26"/>
+          <w:szCs w:val="26"/>
+        </w:rPr>
+        <w:t>Топологию платы (Т5М)</w:t>
+      </w:r>
+    </w:p>
+    <w:p>
+      <w:pPr>
+        <w:pStyle w:val="ListParagraph"/>
+        <w:numPr>
+          <w:ilvl w:val="1"/>
+          <w:numId w:val="2"/>
+        </w:numPr>
+        <w:spacing w:line="360" w:lineRule="auto"/>
+        <w:jc w:val="both"/>
+        <w:rPr>
+          <w:i/>
+          <w:sz w:val="26"/>
+          <w:szCs w:val="26"/>
+        </w:rPr>
+      </w:pPr>
+      <w:r>
+        <w:rPr>
+          <w:i/>
           <w:sz w:val="26"/>
           <w:szCs w:val="26"/>
           <w:lang w:val="en-US"/>
         </w:rPr>
-      </w:pPr>
-      <w:r>
-        <w:rPr>
-          <w:i/>
-          <w:sz w:val="26"/>
-          <w:szCs w:val="26"/>
-        </w:rPr>
-        <w:t>Описание продукта проекта – того, что должно быть создано в ходе реализации проекта (конечный продукт): его характеристики, основные требования, функции и пр. Основные и вспомогательные результаты проекта или структура продукта проекта.</w:t>
-      </w:r>
-    </w:p>
-    <w:p>
-      <w:pPr>
-        <w:pStyle w:val="a3"/>
+        <w:t xml:space="preserve">Gerber </w:t>
+      </w:r>
+      <w:r>
+        <w:rPr>
+          <w:i/>
+          <w:sz w:val="26"/>
+          <w:szCs w:val="26"/>
+        </w:rPr>
+        <w:t>файлы</w:t>
+      </w:r>
+    </w:p>
+    <w:p>
+      <w:pPr>
+        <w:pStyle w:val="ListParagraph"/>
+        <w:numPr>
+          <w:ilvl w:val="1"/>
+          <w:numId w:val="2"/>
+        </w:numPr>
+        <w:spacing w:line="360" w:lineRule="auto"/>
+        <w:jc w:val="both"/>
+        <w:rPr>
+          <w:i/>
+          <w:sz w:val="26"/>
+          <w:szCs w:val="26"/>
+        </w:rPr>
+      </w:pPr>
+      <w:r>
+        <w:rPr>
+          <w:i/>
+          <w:sz w:val="26"/>
+          <w:szCs w:val="26"/>
+        </w:rPr>
+        <w:t>Перечень элементов (ПЭ3)</w:t>
+      </w:r>
+    </w:p>
+    <w:p>
+      <w:pPr>
+        <w:pStyle w:val="ListParagraph"/>
+        <w:numPr>
+          <w:ilvl w:val="1"/>
+          <w:numId w:val="2"/>
+        </w:numPr>
+        <w:spacing w:line="360" w:lineRule="auto"/>
+        <w:jc w:val="both"/>
+        <w:rPr>
+          <w:i/>
+          <w:sz w:val="26"/>
+          <w:szCs w:val="26"/>
+        </w:rPr>
+      </w:pPr>
+      <w:r>
+        <w:rPr>
+          <w:i/>
+          <w:sz w:val="26"/>
+          <w:szCs w:val="26"/>
+        </w:rPr>
+        <w:t>Технические условия (ТУ)</w:t>
+      </w:r>
+    </w:p>
+    <w:p>
+      <w:pPr>
+        <w:pStyle w:val="ListParagraph"/>
+        <w:numPr>
+          <w:ilvl w:val="1"/>
+          <w:numId w:val="2"/>
+        </w:numPr>
+        <w:spacing w:line="360" w:lineRule="auto"/>
+        <w:jc w:val="both"/>
+        <w:rPr>
+          <w:i/>
+          <w:sz w:val="26"/>
+          <w:szCs w:val="26"/>
+        </w:rPr>
+      </w:pPr>
+      <w:r>
+        <w:rPr>
+          <w:i/>
+          <w:sz w:val="26"/>
+          <w:szCs w:val="26"/>
+        </w:rPr>
+        <w:t>Паспорт (ПС)</w:t>
+      </w:r>
+    </w:p>
+    <w:p>
+      <w:pPr>
+        <w:pStyle w:val="ListParagraph"/>
+        <w:numPr>
+          <w:ilvl w:val="1"/>
+          <w:numId w:val="2"/>
+        </w:numPr>
+        <w:spacing w:line="360" w:lineRule="auto"/>
+        <w:jc w:val="both"/>
+        <w:rPr>
+          <w:i/>
+          <w:sz w:val="26"/>
+          <w:szCs w:val="26"/>
+        </w:rPr>
+      </w:pPr>
+      <w:r>
+        <w:rPr>
+          <w:i/>
+          <w:sz w:val="26"/>
+          <w:szCs w:val="26"/>
+        </w:rPr>
+        <w:t>Ведомость покупных изделий (ВП)</w:t>
+      </w:r>
+    </w:p>
+    <w:p>
+      <w:pPr>
+        <w:pStyle w:val="ListParagraph"/>
+        <w:numPr>
+          <w:ilvl w:val="1"/>
+          <w:numId w:val="2"/>
+        </w:numPr>
+        <w:spacing w:line="360" w:lineRule="auto"/>
+        <w:jc w:val="both"/>
+        <w:rPr>
+          <w:i/>
+          <w:sz w:val="26"/>
+          <w:szCs w:val="26"/>
+        </w:rPr>
+      </w:pPr>
+      <w:r>
+        <w:rPr>
+          <w:i/>
+          <w:sz w:val="26"/>
+          <w:szCs w:val="26"/>
+        </w:rPr>
+        <w:t>Спецификацию</w:t>
+      </w:r>
+    </w:p>
+    <w:p>
+      <w:pPr>
+        <w:pStyle w:val="ListParagraph"/>
+        <w:numPr>
+          <w:ilvl w:val="1"/>
+          <w:numId w:val="2"/>
+        </w:numPr>
+        <w:spacing w:line="360" w:lineRule="auto"/>
+        <w:jc w:val="both"/>
+        <w:rPr>
+          <w:i/>
+          <w:sz w:val="26"/>
+          <w:szCs w:val="26"/>
+        </w:rPr>
+      </w:pPr>
+      <w:r>
+        <w:rPr>
+          <w:i/>
+          <w:sz w:val="26"/>
+          <w:szCs w:val="26"/>
+        </w:rPr>
+        <w:t>Техническое задание (ТЗ) на изделие</w:t>
+      </w:r>
+    </w:p>
+    <w:p>
+      <w:pPr>
+        <w:pStyle w:val="ListParagraph"/>
+        <w:numPr>
+          <w:ilvl w:val="1"/>
+          <w:numId w:val="2"/>
+        </w:numPr>
+        <w:spacing w:line="360" w:lineRule="auto"/>
+        <w:jc w:val="both"/>
+        <w:rPr>
+          <w:i/>
+          <w:sz w:val="26"/>
+          <w:szCs w:val="26"/>
+        </w:rPr>
+      </w:pPr>
+      <w:r>
+        <w:rPr>
+          <w:i/>
+          <w:sz w:val="26"/>
+          <w:szCs w:val="26"/>
+        </w:rPr>
+        <w:lastRenderedPageBreak/>
+        <w:t xml:space="preserve">Техническое </w:t>
+      </w:r>
+      <w:r>
+        <w:rPr>
+          <w:i/>
+          <w:sz w:val="26"/>
+          <w:szCs w:val="26"/>
+        </w:rPr>
+        <w:t>задание (ТЗ) на</w:t>
+      </w:r>
+      <w:r>
+        <w:rPr>
+          <w:i/>
+          <w:sz w:val="26"/>
+          <w:szCs w:val="26"/>
+        </w:rPr>
+        <w:t xml:space="preserve"> ПО</w:t>
+      </w:r>
+    </w:p>
+    <w:p>
+      <w:pPr>
+        <w:pStyle w:val="ListParagraph"/>
+        <w:numPr>
+          <w:ilvl w:val="1"/>
+          <w:numId w:val="2"/>
+        </w:numPr>
+        <w:spacing w:line="360" w:lineRule="auto"/>
+        <w:jc w:val="both"/>
+        <w:rPr>
+          <w:i/>
+          <w:sz w:val="26"/>
+          <w:szCs w:val="26"/>
+        </w:rPr>
+      </w:pPr>
+      <w:r>
+        <w:rPr>
+          <w:i/>
+          <w:sz w:val="26"/>
+          <w:szCs w:val="26"/>
+        </w:rPr>
+        <w:t>Текст ПО (.12)</w:t>
+      </w:r>
+    </w:p>
+    <w:p>
+      <w:pPr>
+        <w:pStyle w:val="ListParagraph"/>
+        <w:numPr>
+          <w:ilvl w:val="1"/>
+          <w:numId w:val="2"/>
+        </w:numPr>
+        <w:spacing w:line="360" w:lineRule="auto"/>
+        <w:jc w:val="both"/>
+        <w:rPr>
+          <w:i/>
+          <w:sz w:val="26"/>
+          <w:szCs w:val="26"/>
+        </w:rPr>
+      </w:pPr>
+      <w:r>
+        <w:rPr>
+          <w:i/>
+          <w:sz w:val="26"/>
+          <w:szCs w:val="26"/>
+        </w:rPr>
+        <w:t>Описание программы (13)</w:t>
+      </w:r>
+    </w:p>
+    <w:p>
+      <w:pPr>
+        <w:spacing w:line="360" w:lineRule="auto"/>
+        <w:ind w:firstLine="708"/>
+        <w:jc w:val="both"/>
+        <w:rPr>
+          <w:i/>
+          <w:sz w:val="26"/>
+          <w:szCs w:val="26"/>
+        </w:rPr>
+      </w:pPr>
+      <w:r>
+        <w:rPr>
+          <w:i/>
+          <w:sz w:val="26"/>
+          <w:szCs w:val="26"/>
+        </w:rPr>
+        <w:t xml:space="preserve">Также в конечный продукт входит Макет </w:t>
+      </w:r>
+      <w:r>
+        <w:rPr>
+          <w:i/>
+          <w:sz w:val="26"/>
+          <w:szCs w:val="26"/>
+        </w:rPr>
+        <w:t>устройства</w:t>
+      </w:r>
+      <w:r>
+        <w:rPr>
+          <w:i/>
+          <w:sz w:val="26"/>
+          <w:szCs w:val="26"/>
+        </w:rPr>
+        <w:t>, удовлетворяющий требованиям ТЗ</w:t>
+      </w:r>
+      <w:r>
+        <w:rPr>
+          <w:i/>
+          <w:sz w:val="26"/>
+          <w:szCs w:val="26"/>
+        </w:rPr>
+        <w:t xml:space="preserve"> на изделие</w:t>
+      </w:r>
+      <w:r>
+        <w:rPr>
+          <w:i/>
+          <w:sz w:val="26"/>
+          <w:szCs w:val="26"/>
+        </w:rPr>
+        <w:t>.</w:t>
+      </w:r>
+      <w:r>
+        <w:rPr>
+          <w:i/>
+          <w:sz w:val="26"/>
+          <w:szCs w:val="26"/>
+        </w:rPr>
+        <w:t xml:space="preserve"> </w:t>
+      </w:r>
+      <w:r>
+        <w:rPr>
+          <w:i/>
+          <w:sz w:val="26"/>
+          <w:szCs w:val="26"/>
+        </w:rPr>
+        <w:t>Также в конечный продукт входит</w:t>
+      </w:r>
+      <w:r>
+        <w:rPr>
+          <w:i/>
+          <w:sz w:val="26"/>
+          <w:szCs w:val="26"/>
+        </w:rPr>
+        <w:t xml:space="preserve"> комплект документации на испытания:</w:t>
+      </w:r>
+    </w:p>
+    <w:p>
+      <w:pPr>
+        <w:pStyle w:val="ListParagraph"/>
+        <w:numPr>
+          <w:ilvl w:val="0"/>
+          <w:numId w:val="9"/>
+        </w:numPr>
+        <w:spacing w:line="360" w:lineRule="auto"/>
+        <w:jc w:val="both"/>
+        <w:rPr>
+          <w:i/>
+          <w:sz w:val="26"/>
+          <w:szCs w:val="26"/>
+        </w:rPr>
+      </w:pPr>
+      <w:r>
+        <w:rPr>
+          <w:i/>
+          <w:sz w:val="26"/>
+          <w:szCs w:val="26"/>
+        </w:rPr>
+        <w:t>Программа и методика испытаний (ПМ)</w:t>
+      </w:r>
+    </w:p>
+    <w:p>
+      <w:pPr>
+        <w:pStyle w:val="ListParagraph"/>
+        <w:numPr>
+          <w:ilvl w:val="0"/>
+          <w:numId w:val="9"/>
+        </w:numPr>
+        <w:spacing w:line="360" w:lineRule="auto"/>
+        <w:jc w:val="both"/>
+        <w:rPr>
+          <w:i/>
+          <w:sz w:val="26"/>
+          <w:szCs w:val="26"/>
+        </w:rPr>
+      </w:pPr>
+      <w:r>
+        <w:rPr>
+          <w:i/>
+          <w:sz w:val="26"/>
+          <w:szCs w:val="26"/>
+        </w:rPr>
+        <w:t>Техническое описание и руководство по эксплуатации (РЭ)</w:t>
+      </w:r>
+    </w:p>
+    <w:p>
+      <w:pPr>
+        <w:pStyle w:val="ListParagraph"/>
+        <w:numPr>
+          <w:ilvl w:val="0"/>
+          <w:numId w:val="9"/>
+        </w:numPr>
+        <w:spacing w:line="360" w:lineRule="auto"/>
+        <w:jc w:val="both"/>
+        <w:rPr>
+          <w:i/>
+          <w:sz w:val="26"/>
+          <w:szCs w:val="26"/>
+        </w:rPr>
+      </w:pPr>
+      <w:r>
+        <w:rPr>
+          <w:i/>
+          <w:sz w:val="26"/>
+          <w:szCs w:val="26"/>
+        </w:rPr>
+        <w:t>О</w:t>
+      </w:r>
+      <w:r>
+        <w:rPr>
+          <w:i/>
+          <w:sz w:val="26"/>
+          <w:szCs w:val="26"/>
+        </w:rPr>
+        <w:t>тчет о прохождении макетом заводских испытаний</w:t>
+      </w:r>
+    </w:p>
+    <w:p>
+      <w:pPr>
+        <w:pStyle w:val="ListParagraph"/>
         <w:numPr>
           <w:ilvl w:val="1"/>
           <w:numId w:val="2"/>
@@ -741,22 +1487,101 @@
         <w:jc w:val="both"/>
         <w:rPr>
           <w:i/>
-          <w:sz w:val="26"/>
-          <w:szCs w:val="26"/>
-        </w:rPr>
-      </w:pPr>
-      <w:r>
-        <w:rPr>
-          <w:i/>
-          <w:sz w:val="26"/>
-          <w:szCs w:val="26"/>
+        </w:rPr>
+      </w:pPr>
+      <w:r>
+        <w:rPr>
+          <w:i/>
         </w:rPr>
         <w:t>Описание того, что входит в работы по проекту в соответствии с его целью.</w:t>
       </w:r>
     </w:p>
     <w:p>
       <w:pPr>
-        <w:pStyle w:val="a3"/>
+        <w:spacing w:line="360" w:lineRule="auto"/>
+        <w:jc w:val="both"/>
+        <w:rPr>
+          <w:i/>
+          <w:sz w:val="26"/>
+          <w:szCs w:val="26"/>
+        </w:rPr>
+      </w:pPr>
+      <w:r>
+        <w:rPr>
+          <w:i/>
+          <w:sz w:val="26"/>
+          <w:szCs w:val="26"/>
+        </w:rPr>
+        <w:t>Границами</w:t>
+      </w:r>
+      <w:r>
+        <w:rPr>
+          <w:i/>
+          <w:sz w:val="26"/>
+          <w:szCs w:val="26"/>
+        </w:rPr>
+        <w:t xml:space="preserve"> проекта </w:t>
+      </w:r>
+      <w:r>
+        <w:rPr>
+          <w:i/>
+          <w:sz w:val="26"/>
+          <w:szCs w:val="26"/>
+        </w:rPr>
+        <w:t xml:space="preserve">по содержанию </w:t>
+      </w:r>
+      <w:r>
+        <w:rPr>
+          <w:i/>
+          <w:sz w:val="26"/>
+          <w:szCs w:val="26"/>
+        </w:rPr>
+        <w:t xml:space="preserve">являются </w:t>
+      </w:r>
+      <w:r>
+        <w:rPr>
+          <w:i/>
+          <w:sz w:val="26"/>
+          <w:szCs w:val="26"/>
+        </w:rPr>
+        <w:t>подбор компонентной базы, разработку коммутационной схемы управления, создание полного комплекта конструкторской документации (далее - КД),</w:t>
+      </w:r>
+      <w:r>
+        <w:rPr>
+          <w:i/>
+          <w:sz w:val="26"/>
+          <w:szCs w:val="26"/>
+        </w:rPr>
+        <w:t xml:space="preserve"> написание ПО</w:t>
+      </w:r>
+      <w:r>
+        <w:rPr>
+          <w:i/>
+          <w:sz w:val="26"/>
+          <w:szCs w:val="26"/>
+        </w:rPr>
+        <w:t>,</w:t>
+      </w:r>
+      <w:r>
+        <w:rPr>
+          <w:i/>
+          <w:sz w:val="26"/>
+          <w:szCs w:val="26"/>
+        </w:rPr>
+        <w:t xml:space="preserve"> создание прототипа, проведения заводских испытаний (на прототипе)</w:t>
+      </w:r>
+      <w:r>
+        <w:rPr>
+          <w:i/>
+          <w:sz w:val="26"/>
+          <w:szCs w:val="26"/>
+        </w:rPr>
+        <w:t>.</w:t>
+      </w:r>
+    </w:p>
+    <w:p>
+      <w:pPr>
+        <w:pStyle w:val="ListParagraph"/>
         <w:numPr>
           <w:ilvl w:val="1"/>
           <w:numId w:val="7"/>
@@ -797,22 +1622,14 @@
         <w:jc w:val="both"/>
         <w:rPr>
           <w:i/>
-          <w:sz w:val="26"/>
-          <w:szCs w:val="26"/>
-        </w:rPr>
-      </w:pPr>
-      <w:r>
-        <w:rPr>
-          <w:sz w:val="26"/>
-          <w:szCs w:val="26"/>
-        </w:rPr>
+        </w:rPr>
+      </w:pPr>
+      <w:r>
         <w:t>Сроки</w:t>
       </w:r>
       <w:r>
         <w:rPr>
           <w:i/>
-          <w:sz w:val="26"/>
-          <w:szCs w:val="26"/>
         </w:rPr>
         <w:t>, затраты, требования к качеству, организационные, юридические, технические ограничения, ограничения по выбору поставщиков и подрядчиков и пр.</w:t>
       </w:r>
@@ -823,56 +1640,126 @@
         <w:jc w:val="both"/>
         <w:rPr>
           <w:i/>
-          <w:sz w:val="26"/>
-          <w:szCs w:val="26"/>
-        </w:rPr>
-      </w:pPr>
-      <w:r>
-        <w:rPr>
-          <w:i/>
-          <w:sz w:val="26"/>
-          <w:szCs w:val="26"/>
-        </w:rPr>
-        <w:t>Определ</w:t>
-      </w:r>
-      <w:r>
-        <w:rPr>
-          <w:i/>
-          <w:sz w:val="26"/>
-          <w:szCs w:val="26"/>
-        </w:rPr>
-        <w:t>ё</w:t>
-      </w:r>
-      <w:r>
-        <w:rPr>
-          <w:i/>
-          <w:sz w:val="26"/>
-          <w:szCs w:val="26"/>
-        </w:rPr>
-        <w:t>нные предположения, с уч</w:t>
-      </w:r>
-      <w:r>
-        <w:rPr>
-          <w:i/>
-          <w:sz w:val="26"/>
-          <w:szCs w:val="26"/>
-        </w:rPr>
-        <w:t>ё</w:t>
-      </w:r>
-      <w:r>
-        <w:rPr>
-          <w:i/>
-          <w:sz w:val="26"/>
-          <w:szCs w:val="26"/>
-        </w:rPr>
-        <w:t>том наличия которых проект будет реализован в рамках плана.</w:t>
-      </w:r>
-      <w:bookmarkStart w:id="0" w:name="_GoBack"/>
-    </w:p>
-    <w:bookmarkEnd w:id="0"/>
-    <w:p>
-      <w:pPr>
-        <w:pStyle w:val="a3"/>
+        </w:rPr>
+      </w:pPr>
+      <w:r>
+        <w:rPr>
+          <w:i/>
+        </w:rPr>
+        <w:t>Определённые предположения, с учётом наличия которых проект будет реализован в рамках плана.</w:t>
+      </w:r>
+    </w:p>
+    <w:p>
+      <w:pPr>
+        <w:spacing w:line="360" w:lineRule="auto"/>
+        <w:jc w:val="both"/>
+        <w:rPr>
+          <w:i/>
+          <w:sz w:val="26"/>
+          <w:szCs w:val="26"/>
+        </w:rPr>
+      </w:pPr>
+      <w:r>
+        <w:rPr>
+          <w:i/>
+          <w:sz w:val="26"/>
+          <w:szCs w:val="26"/>
+        </w:rPr>
+        <w:t>Длительность проекта ограничена датой 20.12.202</w:t>
+      </w:r>
+      <w:r>
+        <w:rPr>
+          <w:i/>
+          <w:sz w:val="26"/>
+          <w:szCs w:val="26"/>
+        </w:rPr>
+        <w:t>6</w:t>
+      </w:r>
+      <w:r>
+        <w:rPr>
+          <w:i/>
+          <w:sz w:val="26"/>
+          <w:szCs w:val="26"/>
+        </w:rPr>
+        <w:t>.</w:t>
+      </w:r>
+    </w:p>
+    <w:p>
+      <w:pPr>
+        <w:spacing w:line="360" w:lineRule="auto"/>
+        <w:jc w:val="both"/>
+        <w:rPr>
+          <w:i/>
+          <w:sz w:val="26"/>
+          <w:szCs w:val="26"/>
+        </w:rPr>
+      </w:pPr>
+      <w:r>
+        <w:rPr>
+          <w:i/>
+          <w:sz w:val="26"/>
+          <w:szCs w:val="26"/>
+        </w:rPr>
+        <w:t xml:space="preserve">Максимальный бюджет проекта составляет </w:t>
+      </w:r>
+      <w:r>
+        <w:rPr>
+          <w:i/>
+          <w:sz w:val="26"/>
+          <w:szCs w:val="26"/>
+        </w:rPr>
+        <w:t>2</w:t>
+      </w:r>
+      <w:r>
+        <w:rPr>
+          <w:i/>
+          <w:sz w:val="26"/>
+          <w:szCs w:val="26"/>
+        </w:rPr>
+        <w:t>00000 рублей.</w:t>
+      </w:r>
+    </w:p>
+    <w:p>
+      <w:pPr>
+        <w:spacing w:line="360" w:lineRule="auto"/>
+        <w:jc w:val="both"/>
+        <w:rPr>
+          <w:i/>
+          <w:sz w:val="26"/>
+          <w:szCs w:val="26"/>
+        </w:rPr>
+      </w:pPr>
+      <w:r>
+        <w:rPr>
+          <w:i/>
+          <w:sz w:val="26"/>
+          <w:szCs w:val="26"/>
+        </w:rPr>
+        <w:t>Макет должен полностью удовлетворять требования технического задания</w:t>
+      </w:r>
+    </w:p>
+    <w:p>
+      <w:pPr>
+        <w:spacing w:line="360" w:lineRule="auto"/>
+        <w:jc w:val="both"/>
+        <w:rPr>
+          <w:i/>
+          <w:sz w:val="26"/>
+          <w:szCs w:val="26"/>
+        </w:rPr>
+      </w:pPr>
+      <w:r>
+        <w:rPr>
+          <w:i/>
+          <w:sz w:val="26"/>
+          <w:szCs w:val="26"/>
+        </w:rPr>
+        <w:t>Оборудование будет работать в условиях от 50 °C до -50 °C.</w:t>
+      </w:r>
+    </w:p>
+    <w:p>
+      <w:pPr>
+        <w:pStyle w:val="ListParagraph"/>
         <w:numPr>
           <w:ilvl w:val="1"/>
           <w:numId w:val="2"/>
@@ -899,24 +1786,272 @@
         <w:jc w:val="both"/>
         <w:rPr>
           <w:i/>
-          <w:sz w:val="26"/>
-          <w:szCs w:val="26"/>
-        </w:rPr>
-      </w:pPr>
-      <w:proofErr w:type="gramStart"/>
-      <w:r>
-        <w:rPr>
-          <w:i/>
-          <w:sz w:val="26"/>
-          <w:szCs w:val="26"/>
+        </w:rPr>
+      </w:pPr>
+      <w:r>
+        <w:rPr>
+          <w:i/>
         </w:rPr>
         <w:t>Инициатор, заказчик, исполнитель, инвесторы, подрядчики, поставщики, контролирующие государственные органы, органы местного самоуправления, потребители конечной продукции, конкуренты и др.</w:t>
       </w:r>
-      <w:proofErr w:type="gramEnd"/>
-    </w:p>
-    <w:p>
-      <w:pPr>
-        <w:pStyle w:val="a3"/>
+    </w:p>
+    <w:p>
+      <w:pPr>
+        <w:spacing w:line="360" w:lineRule="auto"/>
+        <w:jc w:val="both"/>
+        <w:rPr>
+          <w:i/>
+          <w:sz w:val="26"/>
+          <w:szCs w:val="26"/>
+        </w:rPr>
+      </w:pPr>
+      <w:r>
+        <w:rPr>
+          <w:i/>
+          <w:sz w:val="26"/>
+          <w:szCs w:val="26"/>
+        </w:rPr>
+        <w:t xml:space="preserve">Заказчик (инициатор) проекта – </w:t>
+      </w:r>
+      <w:r>
+        <w:rPr>
+          <w:i/>
+          <w:sz w:val="26"/>
+          <w:szCs w:val="26"/>
+        </w:rPr>
+        <w:t>АО НИИ Субмикрон</w:t>
+      </w:r>
+    </w:p>
+    <w:p>
+      <w:pPr>
+        <w:spacing w:line="360" w:lineRule="auto"/>
+        <w:jc w:val="both"/>
+        <w:rPr>
+          <w:i/>
+          <w:sz w:val="26"/>
+          <w:szCs w:val="26"/>
+        </w:rPr>
+      </w:pPr>
+      <w:r>
+        <w:rPr>
+          <w:i/>
+          <w:sz w:val="26"/>
+          <w:szCs w:val="26"/>
+        </w:rPr>
+        <w:t>Исполнитель проекта – ООО «Нес Кам»</w:t>
+      </w:r>
+    </w:p>
+    <w:p>
+      <w:pPr>
+        <w:spacing w:line="360" w:lineRule="auto"/>
+        <w:jc w:val="both"/>
+        <w:rPr>
+          <w:i/>
+          <w:sz w:val="26"/>
+          <w:szCs w:val="26"/>
+        </w:rPr>
+      </w:pPr>
+      <w:r>
+        <w:rPr>
+          <w:i/>
+          <w:sz w:val="26"/>
+          <w:szCs w:val="26"/>
+        </w:rPr>
+        <w:t>К</w:t>
+      </w:r>
+      <w:r>
+        <w:rPr>
+          <w:i/>
+          <w:sz w:val="26"/>
+          <w:szCs w:val="26"/>
+        </w:rPr>
+        <w:t>онтролирующие государственные органы</w:t>
+      </w:r>
+      <w:r>
+        <w:rPr>
+          <w:i/>
+          <w:sz w:val="26"/>
+          <w:szCs w:val="26"/>
+        </w:rPr>
+        <w:t xml:space="preserve"> </w:t>
+      </w:r>
+      <w:r>
+        <w:rPr>
+          <w:i/>
+          <w:sz w:val="26"/>
+          <w:szCs w:val="26"/>
+        </w:rPr>
+        <w:t>–</w:t>
+      </w:r>
+      <w:r>
+        <w:rPr>
+          <w:i/>
+          <w:sz w:val="26"/>
+          <w:szCs w:val="26"/>
+        </w:rPr>
+        <w:t xml:space="preserve"> ФАС</w:t>
+      </w:r>
+      <w:r>
+        <w:rPr>
+          <w:i/>
+          <w:sz w:val="26"/>
+          <w:szCs w:val="26"/>
+        </w:rPr>
+        <w:t>, МинПромТорг</w:t>
+      </w:r>
+    </w:p>
+    <w:p>
+      <w:pPr>
+        <w:spacing w:line="360" w:lineRule="auto"/>
+        <w:jc w:val="both"/>
+        <w:rPr>
+          <w:i/>
+          <w:sz w:val="26"/>
+          <w:szCs w:val="26"/>
+        </w:rPr>
+      </w:pPr>
+      <w:r>
+        <w:rPr>
+          <w:i/>
+          <w:sz w:val="26"/>
+          <w:szCs w:val="26"/>
+        </w:rPr>
+        <w:t xml:space="preserve">Ключевые пользователи результатов проекта – </w:t>
+      </w:r>
+      <w:r>
+        <w:rPr>
+          <w:i/>
+          <w:sz w:val="26"/>
+          <w:szCs w:val="26"/>
+        </w:rPr>
+        <w:t>АО НИИ Субмикрон</w:t>
+      </w:r>
+    </w:p>
+    <w:p>
+      <w:pPr>
+        <w:spacing w:line="360" w:lineRule="auto"/>
+        <w:jc w:val="both"/>
+        <w:rPr>
+          <w:i/>
+          <w:sz w:val="26"/>
+          <w:szCs w:val="26"/>
+        </w:rPr>
+      </w:pPr>
+      <w:r>
+        <w:rPr>
+          <w:i/>
+          <w:sz w:val="26"/>
+          <w:szCs w:val="26"/>
+        </w:rPr>
+        <w:t>П</w:t>
+      </w:r>
+      <w:r>
+        <w:rPr>
+          <w:i/>
+          <w:sz w:val="26"/>
+          <w:szCs w:val="26"/>
+        </w:rPr>
+        <w:t xml:space="preserve">одрядчики – </w:t>
+      </w:r>
+      <w:r>
+        <w:rPr>
+          <w:i/>
+          <w:sz w:val="26"/>
+          <w:szCs w:val="26"/>
+        </w:rPr>
+        <w:t>«Резонит» (производство платы)</w:t>
+      </w:r>
+    </w:p>
+    <w:p>
+      <w:pPr>
+        <w:spacing w:line="360" w:lineRule="auto"/>
+        <w:jc w:val="both"/>
+        <w:rPr>
+          <w:i/>
+          <w:sz w:val="26"/>
+          <w:szCs w:val="26"/>
+        </w:rPr>
+      </w:pPr>
+      <w:r>
+        <w:rPr>
+          <w:i/>
+          <w:sz w:val="26"/>
+          <w:szCs w:val="26"/>
+        </w:rPr>
+        <w:t>П</w:t>
+      </w:r>
+      <w:r>
+        <w:rPr>
+          <w:i/>
+          <w:sz w:val="26"/>
+          <w:szCs w:val="26"/>
+        </w:rPr>
+        <w:t>оставщики</w:t>
+      </w:r>
+      <w:r>
+        <w:rPr>
+          <w:i/>
+          <w:sz w:val="26"/>
+          <w:szCs w:val="26"/>
+        </w:rPr>
+        <w:t xml:space="preserve"> – </w:t>
+      </w:r>
+      <w:r>
+        <w:rPr>
+          <w:i/>
+          <w:sz w:val="26"/>
+          <w:szCs w:val="26"/>
+        </w:rPr>
+        <w:t>«ЧИП и ДИП»</w:t>
+      </w:r>
+      <w:r>
+        <w:rPr>
+          <w:i/>
+          <w:sz w:val="26"/>
+          <w:szCs w:val="26"/>
+        </w:rPr>
+        <w:t xml:space="preserve"> (компонентная база)</w:t>
+      </w:r>
+    </w:p>
+    <w:p>
+      <w:pPr>
+        <w:spacing w:line="360" w:lineRule="auto"/>
+        <w:jc w:val="both"/>
+        <w:rPr>
+          <w:i/>
+          <w:sz w:val="26"/>
+          <w:szCs w:val="26"/>
+        </w:rPr>
+      </w:pPr>
+      <w:r>
+        <w:rPr>
+          <w:i/>
+          <w:sz w:val="26"/>
+          <w:szCs w:val="26"/>
+        </w:rPr>
+        <w:lastRenderedPageBreak/>
+        <w:t xml:space="preserve">Пользователь – </w:t>
+      </w:r>
+      <w:r>
+        <w:rPr>
+          <w:i/>
+          <w:sz w:val="26"/>
+          <w:szCs w:val="26"/>
+        </w:rPr>
+        <w:t>Сотрудники промышленных предприятий, работающих с КСУ</w:t>
+      </w:r>
+      <w:r>
+        <w:rPr>
+          <w:i/>
+          <w:sz w:val="26"/>
+          <w:szCs w:val="26"/>
+        </w:rPr>
+        <w:t xml:space="preserve"> </w:t>
+      </w:r>
+    </w:p>
+    <w:p>
+      <w:pPr>
+        <w:pStyle w:val="ListParagraph"/>
         <w:numPr>
           <w:ilvl w:val="1"/>
           <w:numId w:val="2"/>
@@ -937,9 +2072,2711 @@
         <w:t>Руководитель и команда проекта (из состава заинтересованных сторон).</w:t>
       </w:r>
     </w:p>
-    <w:p>
-      <w:pPr>
-        <w:pStyle w:val="a3"/>
+    <w:tbl>
+      <w:tblPr>
+        <w:tblStyle w:val="TableGrid"/>
+        <w:tblW w:w="0" w:type="auto"/>
+        <w:tblLook w:val="04A0" w:firstRow="1" w:lastRow="0" w:firstColumn="1" w:lastColumn="0" w:noHBand="0" w:noVBand="1"/>
+      </w:tblPr>
+      <w:tblGrid>
+        <w:gridCol w:w="405"/>
+        <w:gridCol w:w="1629"/>
+        <w:gridCol w:w="1522"/>
+        <w:gridCol w:w="1737"/>
+        <w:gridCol w:w="573"/>
+        <w:gridCol w:w="1338"/>
+        <w:gridCol w:w="958"/>
+        <w:gridCol w:w="1409"/>
+      </w:tblGrid>
+      <w:tr>
+        <w:tc>
+          <w:tcPr>
+            <w:tcW w:w="417" w:type="dxa"/>
+          </w:tcPr>
+          <w:p>
+            <w:pPr>
+              <w:spacing w:before="100" w:beforeAutospacing="1" w:after="100" w:afterAutospacing="1"/>
+              <w:rPr>
+                <w:b/>
+                <w:sz w:val="18"/>
+                <w:szCs w:val="18"/>
+                <w:lang w:eastAsia="ru-RU"/>
+              </w:rPr>
+            </w:pPr>
+            <w:r>
+              <w:rPr>
+                <w:b/>
+                <w:sz w:val="18"/>
+                <w:szCs w:val="18"/>
+                <w:lang w:eastAsia="ru-RU"/>
+              </w:rPr>
+              <w:t>№</w:t>
+            </w:r>
+          </w:p>
+        </w:tc>
+        <w:tc>
+          <w:tcPr>
+            <w:tcW w:w="1686" w:type="dxa"/>
+          </w:tcPr>
+          <w:p>
+            <w:pPr>
+              <w:spacing w:before="100" w:beforeAutospacing="1" w:after="100" w:afterAutospacing="1"/>
+              <w:rPr>
+                <w:b/>
+                <w:sz w:val="18"/>
+                <w:szCs w:val="18"/>
+                <w:lang w:eastAsia="ru-RU"/>
+              </w:rPr>
+            </w:pPr>
+            <w:r>
+              <w:rPr>
+                <w:b/>
+                <w:sz w:val="18"/>
+                <w:szCs w:val="18"/>
+                <w:lang w:eastAsia="ru-RU"/>
+              </w:rPr>
+              <w:t>ФИО</w:t>
+            </w:r>
+          </w:p>
+        </w:tc>
+        <w:tc>
+          <w:tcPr>
+            <w:tcW w:w="1599" w:type="dxa"/>
+          </w:tcPr>
+          <w:p>
+            <w:pPr>
+              <w:spacing w:before="100" w:beforeAutospacing="1" w:after="100" w:afterAutospacing="1"/>
+              <w:rPr>
+                <w:b/>
+                <w:sz w:val="18"/>
+                <w:szCs w:val="18"/>
+                <w:lang w:eastAsia="ru-RU"/>
+              </w:rPr>
+            </w:pPr>
+            <w:r>
+              <w:rPr>
+                <w:b/>
+                <w:sz w:val="18"/>
+                <w:szCs w:val="18"/>
+                <w:lang w:eastAsia="ru-RU"/>
+              </w:rPr>
+              <w:t>Роль в проекте</w:t>
+            </w:r>
+          </w:p>
+        </w:tc>
+        <w:tc>
+          <w:tcPr>
+            <w:tcW w:w="1845" w:type="dxa"/>
+          </w:tcPr>
+          <w:p>
+            <w:pPr>
+              <w:spacing w:before="100" w:beforeAutospacing="1" w:after="100" w:afterAutospacing="1"/>
+              <w:rPr>
+                <w:b/>
+                <w:color w:val="FF0000"/>
+                <w:sz w:val="18"/>
+                <w:szCs w:val="18"/>
+                <w:lang w:eastAsia="ru-RU"/>
+              </w:rPr>
+            </w:pPr>
+            <w:r>
+              <w:rPr>
+                <w:b/>
+                <w:sz w:val="18"/>
+                <w:szCs w:val="18"/>
+                <w:lang w:eastAsia="ru-RU"/>
+              </w:rPr>
+              <w:t>Требования к квалификации участника команды</w:t>
+            </w:r>
+          </w:p>
+        </w:tc>
+        <w:tc>
+          <w:tcPr>
+            <w:tcW w:w="594" w:type="dxa"/>
+          </w:tcPr>
+          <w:p>
+            <w:pPr>
+              <w:spacing w:before="100" w:beforeAutospacing="1" w:after="100" w:afterAutospacing="1"/>
+              <w:rPr>
+                <w:b/>
+                <w:sz w:val="18"/>
+                <w:szCs w:val="18"/>
+                <w:lang w:val="en-US" w:eastAsia="ru-RU"/>
+              </w:rPr>
+            </w:pPr>
+            <w:r>
+              <w:rPr>
+                <w:b/>
+                <w:sz w:val="18"/>
+                <w:szCs w:val="18"/>
+                <w:lang w:val="en-US" w:eastAsia="ru-RU"/>
+              </w:rPr>
+              <w:t>e-mail</w:t>
+            </w:r>
+          </w:p>
+        </w:tc>
+        <w:tc>
+          <w:tcPr>
+            <w:tcW w:w="1404" w:type="dxa"/>
+          </w:tcPr>
+          <w:p>
+            <w:pPr>
+              <w:rPr>
+                <w:b/>
+                <w:sz w:val="18"/>
+                <w:szCs w:val="18"/>
+                <w:lang w:eastAsia="ru-RU"/>
+              </w:rPr>
+            </w:pPr>
+            <w:r>
+              <w:rPr>
+                <w:b/>
+                <w:sz w:val="18"/>
+                <w:szCs w:val="18"/>
+                <w:lang w:eastAsia="ru-RU"/>
+              </w:rPr>
+              <w:t>Моб. телефон</w:t>
+            </w:r>
+          </w:p>
+          <w:p>
+            <w:pPr>
+              <w:rPr>
+                <w:sz w:val="18"/>
+                <w:szCs w:val="18"/>
+                <w:lang w:eastAsia="ru-RU"/>
+              </w:rPr>
+            </w:pPr>
+            <w:r>
+              <w:rPr>
+                <w:sz w:val="18"/>
+                <w:szCs w:val="18"/>
+                <w:lang w:eastAsia="ru-RU"/>
+              </w:rPr>
+              <w:t>(в учебном проекте может быть выдуманным)</w:t>
+            </w:r>
+          </w:p>
+        </w:tc>
+        <w:tc>
+          <w:tcPr>
+            <w:tcW w:w="1001" w:type="dxa"/>
+          </w:tcPr>
+          <w:p>
+            <w:pPr>
+              <w:spacing w:before="100" w:beforeAutospacing="1" w:after="100" w:afterAutospacing="1"/>
+              <w:rPr>
+                <w:b/>
+                <w:sz w:val="18"/>
+                <w:szCs w:val="18"/>
+                <w:lang w:eastAsia="ru-RU"/>
+              </w:rPr>
+            </w:pPr>
+            <w:r>
+              <w:rPr>
+                <w:b/>
+                <w:sz w:val="18"/>
+                <w:szCs w:val="18"/>
+                <w:lang w:eastAsia="ru-RU"/>
+              </w:rPr>
+              <w:t>Другие средства связи</w:t>
+            </w:r>
+          </w:p>
+        </w:tc>
+        <w:tc>
+          <w:tcPr>
+            <w:tcW w:w="1479" w:type="dxa"/>
+          </w:tcPr>
+          <w:p>
+            <w:pPr>
+              <w:spacing w:before="100" w:beforeAutospacing="1" w:after="100" w:afterAutospacing="1"/>
+              <w:rPr>
+                <w:b/>
+                <w:sz w:val="18"/>
+                <w:szCs w:val="18"/>
+                <w:lang w:eastAsia="ru-RU"/>
+              </w:rPr>
+            </w:pPr>
+            <w:r>
+              <w:rPr>
+                <w:b/>
+                <w:sz w:val="18"/>
+                <w:szCs w:val="18"/>
+                <w:lang w:eastAsia="ru-RU"/>
+              </w:rPr>
+              <w:t>Часы работы (или удобное время контактов)</w:t>
+            </w:r>
+          </w:p>
+        </w:tc>
+      </w:tr>
+      <w:tr>
+        <w:tc>
+          <w:tcPr>
+            <w:tcW w:w="417" w:type="dxa"/>
+          </w:tcPr>
+          <w:p>
+            <w:pPr>
+              <w:spacing w:before="100" w:beforeAutospacing="1" w:after="100" w:afterAutospacing="1"/>
+              <w:rPr>
+                <w:sz w:val="18"/>
+                <w:szCs w:val="18"/>
+                <w:lang w:eastAsia="ru-RU"/>
+              </w:rPr>
+            </w:pPr>
+            <w:r>
+              <w:rPr>
+                <w:sz w:val="18"/>
+                <w:szCs w:val="18"/>
+                <w:lang w:eastAsia="ru-RU"/>
+              </w:rPr>
+              <w:t>1</w:t>
+            </w:r>
+          </w:p>
+        </w:tc>
+        <w:tc>
+          <w:tcPr>
+            <w:tcW w:w="1686" w:type="dxa"/>
+          </w:tcPr>
+          <w:p>
+            <w:pPr>
+              <w:spacing w:before="100" w:beforeAutospacing="1" w:after="100" w:afterAutospacing="1"/>
+              <w:rPr>
+                <w:sz w:val="18"/>
+                <w:szCs w:val="18"/>
+                <w:lang w:eastAsia="ru-RU"/>
+              </w:rPr>
+            </w:pPr>
+            <w:r>
+              <w:rPr>
+                <w:sz w:val="18"/>
+                <w:szCs w:val="18"/>
+              </w:rPr>
+              <w:t xml:space="preserve">Астафьев </w:t>
+            </w:r>
+            <w:proofErr w:type="gramStart"/>
+            <w:r>
+              <w:rPr>
+                <w:sz w:val="18"/>
+                <w:szCs w:val="18"/>
+              </w:rPr>
+              <w:t>Д.В.</w:t>
+            </w:r>
+            <w:proofErr w:type="gramEnd"/>
+          </w:p>
+        </w:tc>
+        <w:tc>
+          <w:tcPr>
+            <w:tcW w:w="1599" w:type="dxa"/>
+          </w:tcPr>
+          <w:p>
+            <w:pPr>
+              <w:spacing w:before="100" w:beforeAutospacing="1" w:after="100" w:afterAutospacing="1"/>
+              <w:rPr>
+                <w:sz w:val="18"/>
+                <w:szCs w:val="18"/>
+                <w:lang w:eastAsia="ru-RU"/>
+              </w:rPr>
+            </w:pPr>
+            <w:r>
+              <w:rPr>
+                <w:sz w:val="18"/>
+                <w:szCs w:val="18"/>
+                <w:lang w:eastAsia="ru-RU"/>
+              </w:rPr>
+              <w:t>Рук-ль проекта</w:t>
+            </w:r>
+          </w:p>
+        </w:tc>
+        <w:tc>
+          <w:tcPr>
+            <w:tcW w:w="1845" w:type="dxa"/>
+          </w:tcPr>
+          <w:p>
+            <w:pPr>
+              <w:spacing w:before="100" w:beforeAutospacing="1" w:after="100" w:afterAutospacing="1"/>
+              <w:rPr>
+                <w:color w:val="FF0000"/>
+                <w:sz w:val="18"/>
+                <w:szCs w:val="18"/>
+                <w:lang w:eastAsia="ru-RU"/>
+              </w:rPr>
+            </w:pPr>
+            <w:r>
+              <w:rPr>
+                <w:sz w:val="18"/>
+                <w:szCs w:val="18"/>
+                <w:lang w:eastAsia="ru-RU"/>
+              </w:rPr>
+              <w:t>Стаж 10 лет; Опыт работ в больших проектах</w:t>
+            </w:r>
+          </w:p>
+        </w:tc>
+        <w:tc>
+          <w:tcPr>
+            <w:tcW w:w="594" w:type="dxa"/>
+          </w:tcPr>
+          <w:p>
+            <w:pPr>
+              <w:spacing w:before="100" w:beforeAutospacing="1" w:after="100" w:afterAutospacing="1"/>
+              <w:rPr>
+                <w:sz w:val="18"/>
+                <w:szCs w:val="18"/>
+                <w:lang w:eastAsia="ru-RU"/>
+              </w:rPr>
+            </w:pPr>
+            <w:r>
+              <w:rPr>
+                <w:b/>
+                <w:sz w:val="18"/>
+                <w:szCs w:val="18"/>
+                <w:lang w:val="en-US" w:eastAsia="ru-RU"/>
+              </w:rPr>
+              <w:t>e-mail</w:t>
+            </w:r>
+          </w:p>
+        </w:tc>
+        <w:tc>
+          <w:tcPr>
+            <w:tcW w:w="1404" w:type="dxa"/>
+          </w:tcPr>
+          <w:p>
+            <w:pPr>
+              <w:spacing w:before="100" w:beforeAutospacing="1" w:after="100" w:afterAutospacing="1"/>
+              <w:rPr>
+                <w:sz w:val="18"/>
+                <w:szCs w:val="18"/>
+                <w:lang w:eastAsia="ru-RU"/>
+              </w:rPr>
+            </w:pPr>
+            <w:r>
+              <w:rPr>
+                <w:b/>
+                <w:sz w:val="18"/>
+                <w:szCs w:val="18"/>
+                <w:lang w:eastAsia="ru-RU"/>
+              </w:rPr>
+              <w:t>Моб. Телефон</w:t>
+            </w:r>
+          </w:p>
+        </w:tc>
+        <w:tc>
+          <w:tcPr>
+            <w:tcW w:w="1001" w:type="dxa"/>
+          </w:tcPr>
+          <w:p>
+            <w:pPr>
+              <w:spacing w:before="100" w:beforeAutospacing="1" w:after="100" w:afterAutospacing="1"/>
+              <w:rPr>
+                <w:sz w:val="18"/>
+                <w:szCs w:val="18"/>
+                <w:lang w:val="en-US" w:eastAsia="ru-RU"/>
+              </w:rPr>
+            </w:pPr>
+            <w:r>
+              <w:rPr>
+                <w:sz w:val="18"/>
+                <w:szCs w:val="18"/>
+                <w:lang w:val="en-US" w:eastAsia="ru-RU"/>
+              </w:rPr>
+              <w:t>Telegram</w:t>
+            </w:r>
+          </w:p>
+        </w:tc>
+        <w:tc>
+          <w:tcPr>
+            <w:tcW w:w="1479" w:type="dxa"/>
+          </w:tcPr>
+          <w:p>
+            <w:pPr>
+              <w:spacing w:before="100" w:beforeAutospacing="1" w:after="100" w:afterAutospacing="1"/>
+              <w:rPr>
+                <w:sz w:val="18"/>
+                <w:szCs w:val="18"/>
+                <w:lang w:eastAsia="ru-RU"/>
+              </w:rPr>
+            </w:pPr>
+            <w:r>
+              <w:rPr>
+                <w:sz w:val="18"/>
+                <w:szCs w:val="18"/>
+                <w:lang w:eastAsia="ru-RU"/>
+              </w:rPr>
+              <w:t>-</w:t>
+            </w:r>
+          </w:p>
+        </w:tc>
+      </w:tr>
+      <w:tr>
+        <w:tc>
+          <w:tcPr>
+            <w:tcW w:w="417" w:type="dxa"/>
+          </w:tcPr>
+          <w:p>
+            <w:pPr>
+              <w:spacing w:before="100" w:beforeAutospacing="1" w:after="100" w:afterAutospacing="1"/>
+              <w:rPr>
+                <w:sz w:val="18"/>
+                <w:szCs w:val="18"/>
+                <w:lang w:eastAsia="ru-RU"/>
+              </w:rPr>
+            </w:pPr>
+            <w:r>
+              <w:rPr>
+                <w:sz w:val="18"/>
+                <w:szCs w:val="18"/>
+                <w:lang w:eastAsia="ru-RU"/>
+              </w:rPr>
+              <w:t>2</w:t>
+            </w:r>
+          </w:p>
+        </w:tc>
+        <w:tc>
+          <w:tcPr>
+            <w:tcW w:w="1686" w:type="dxa"/>
+          </w:tcPr>
+          <w:p>
+            <w:pPr>
+              <w:spacing w:before="100" w:beforeAutospacing="1" w:after="100" w:afterAutospacing="1"/>
+              <w:rPr>
+                <w:sz w:val="18"/>
+                <w:szCs w:val="18"/>
+                <w:lang w:eastAsia="ru-RU"/>
+              </w:rPr>
+            </w:pPr>
+            <w:r>
+              <w:rPr>
+                <w:sz w:val="18"/>
+                <w:szCs w:val="18"/>
+                <w:lang w:eastAsia="ru-RU"/>
+              </w:rPr>
+              <w:t xml:space="preserve">Панин </w:t>
+            </w:r>
+            <w:proofErr w:type="gramStart"/>
+            <w:r>
+              <w:rPr>
+                <w:sz w:val="18"/>
+                <w:szCs w:val="18"/>
+                <w:lang w:eastAsia="ru-RU"/>
+              </w:rPr>
+              <w:t>Д.А</w:t>
+            </w:r>
+            <w:r>
+              <w:rPr>
+                <w:sz w:val="18"/>
+                <w:szCs w:val="18"/>
+                <w:lang w:eastAsia="ru-RU"/>
+              </w:rPr>
+              <w:t>.</w:t>
+            </w:r>
+            <w:proofErr w:type="gramEnd"/>
+          </w:p>
+        </w:tc>
+        <w:tc>
+          <w:tcPr>
+            <w:tcW w:w="1599" w:type="dxa"/>
+          </w:tcPr>
+          <w:p>
+            <w:pPr>
+              <w:spacing w:before="100" w:beforeAutospacing="1" w:after="100" w:afterAutospacing="1"/>
+              <w:rPr>
+                <w:sz w:val="18"/>
+                <w:szCs w:val="18"/>
+                <w:lang w:eastAsia="ru-RU"/>
+              </w:rPr>
+            </w:pPr>
+            <w:r>
+              <w:rPr>
+                <w:sz w:val="18"/>
+                <w:szCs w:val="18"/>
+                <w:lang w:eastAsia="ru-RU"/>
+              </w:rPr>
+              <w:t>Аналитик</w:t>
+            </w:r>
+          </w:p>
+        </w:tc>
+        <w:tc>
+          <w:tcPr>
+            <w:tcW w:w="1845" w:type="dxa"/>
+          </w:tcPr>
+          <w:p>
+            <w:pPr>
+              <w:spacing w:before="100" w:beforeAutospacing="1" w:after="100" w:afterAutospacing="1"/>
+              <w:rPr>
+                <w:color w:val="FF0000"/>
+                <w:sz w:val="18"/>
+                <w:szCs w:val="18"/>
+                <w:lang w:eastAsia="ru-RU"/>
+              </w:rPr>
+            </w:pPr>
+            <w:r>
+              <w:rPr>
+                <w:sz w:val="18"/>
+                <w:szCs w:val="18"/>
+                <w:lang w:eastAsia="ru-RU"/>
+              </w:rPr>
+              <w:t>Владение Python, Высшее техническое образование</w:t>
+            </w:r>
+          </w:p>
+        </w:tc>
+        <w:tc>
+          <w:tcPr>
+            <w:tcW w:w="594" w:type="dxa"/>
+          </w:tcPr>
+          <w:p>
+            <w:pPr>
+              <w:spacing w:before="100" w:beforeAutospacing="1" w:after="100" w:afterAutospacing="1"/>
+              <w:rPr>
+                <w:sz w:val="18"/>
+                <w:szCs w:val="18"/>
+                <w:lang w:eastAsia="ru-RU"/>
+              </w:rPr>
+            </w:pPr>
+            <w:r>
+              <w:rPr>
+                <w:b/>
+                <w:sz w:val="18"/>
+                <w:szCs w:val="18"/>
+                <w:lang w:val="en-US" w:eastAsia="ru-RU"/>
+              </w:rPr>
+              <w:t>e-mail</w:t>
+            </w:r>
+          </w:p>
+        </w:tc>
+        <w:tc>
+          <w:tcPr>
+            <w:tcW w:w="1404" w:type="dxa"/>
+          </w:tcPr>
+          <w:p>
+            <w:pPr>
+              <w:spacing w:before="100" w:beforeAutospacing="1" w:after="100" w:afterAutospacing="1"/>
+              <w:rPr>
+                <w:sz w:val="18"/>
+                <w:szCs w:val="18"/>
+                <w:lang w:eastAsia="ru-RU"/>
+              </w:rPr>
+            </w:pPr>
+            <w:r>
+              <w:rPr>
+                <w:b/>
+                <w:sz w:val="18"/>
+                <w:szCs w:val="18"/>
+                <w:lang w:eastAsia="ru-RU"/>
+              </w:rPr>
+              <w:t>Моб. Телефон</w:t>
+            </w:r>
+          </w:p>
+        </w:tc>
+        <w:tc>
+          <w:tcPr>
+            <w:tcW w:w="1001" w:type="dxa"/>
+          </w:tcPr>
+          <w:p>
+            <w:pPr>
+              <w:spacing w:before="100" w:beforeAutospacing="1" w:after="100" w:afterAutospacing="1"/>
+              <w:rPr>
+                <w:sz w:val="18"/>
+                <w:szCs w:val="18"/>
+                <w:lang w:eastAsia="ru-RU"/>
+              </w:rPr>
+            </w:pPr>
+            <w:r>
+              <w:rPr>
+                <w:sz w:val="18"/>
+                <w:szCs w:val="18"/>
+                <w:lang w:val="en-US" w:eastAsia="ru-RU"/>
+              </w:rPr>
+              <w:t>Telegram</w:t>
+            </w:r>
+          </w:p>
+        </w:tc>
+        <w:tc>
+          <w:tcPr>
+            <w:tcW w:w="1479" w:type="dxa"/>
+          </w:tcPr>
+          <w:p>
+            <w:pPr>
+              <w:spacing w:before="100" w:beforeAutospacing="1" w:after="100" w:afterAutospacing="1"/>
+              <w:rPr>
+                <w:sz w:val="18"/>
+                <w:szCs w:val="18"/>
+                <w:lang w:eastAsia="ru-RU"/>
+              </w:rPr>
+            </w:pPr>
+            <w:r>
+              <w:rPr>
+                <w:sz w:val="18"/>
+                <w:szCs w:val="18"/>
+                <w:lang w:eastAsia="ru-RU"/>
+              </w:rPr>
+              <w:t>9-18</w:t>
+            </w:r>
+          </w:p>
+        </w:tc>
+      </w:tr>
+      <w:tr>
+        <w:tc>
+          <w:tcPr>
+            <w:tcW w:w="417" w:type="dxa"/>
+          </w:tcPr>
+          <w:p>
+            <w:pPr>
+              <w:spacing w:before="100" w:beforeAutospacing="1" w:after="100" w:afterAutospacing="1"/>
+              <w:rPr>
+                <w:sz w:val="18"/>
+                <w:szCs w:val="18"/>
+                <w:lang w:eastAsia="ru-RU"/>
+              </w:rPr>
+            </w:pPr>
+            <w:r>
+              <w:rPr>
+                <w:sz w:val="18"/>
+                <w:szCs w:val="18"/>
+                <w:lang w:eastAsia="ru-RU"/>
+              </w:rPr>
+              <w:t>3</w:t>
+            </w:r>
+          </w:p>
+        </w:tc>
+        <w:tc>
+          <w:tcPr>
+            <w:tcW w:w="1686" w:type="dxa"/>
+          </w:tcPr>
+          <w:p>
+            <w:pPr>
+              <w:spacing w:before="100" w:beforeAutospacing="1" w:after="100" w:afterAutospacing="1"/>
+              <w:rPr>
+                <w:sz w:val="18"/>
+                <w:szCs w:val="18"/>
+                <w:lang w:eastAsia="ru-RU"/>
+              </w:rPr>
+            </w:pPr>
+            <w:r>
+              <w:rPr>
+                <w:sz w:val="18"/>
+                <w:szCs w:val="18"/>
+                <w:lang w:eastAsia="ru-RU"/>
+              </w:rPr>
+              <w:t>Митрофанов.С.П</w:t>
+            </w:r>
+            <w:r>
+              <w:rPr>
+                <w:sz w:val="18"/>
+                <w:szCs w:val="18"/>
+                <w:lang w:eastAsia="ru-RU"/>
+              </w:rPr>
+              <w:t>.</w:t>
+            </w:r>
+          </w:p>
+        </w:tc>
+        <w:tc>
+          <w:tcPr>
+            <w:tcW w:w="1599" w:type="dxa"/>
+          </w:tcPr>
+          <w:p>
+            <w:pPr>
+              <w:spacing w:before="100" w:beforeAutospacing="1" w:after="100" w:afterAutospacing="1"/>
+              <w:rPr>
+                <w:sz w:val="18"/>
+                <w:szCs w:val="18"/>
+                <w:lang w:eastAsia="ru-RU"/>
+              </w:rPr>
+            </w:pPr>
+            <w:r>
+              <w:rPr>
+                <w:sz w:val="18"/>
+                <w:szCs w:val="18"/>
+                <w:lang w:eastAsia="ru-RU"/>
+              </w:rPr>
+              <w:t>Представитель компании</w:t>
+            </w:r>
+          </w:p>
+        </w:tc>
+        <w:tc>
+          <w:tcPr>
+            <w:tcW w:w="1845" w:type="dxa"/>
+          </w:tcPr>
+          <w:p>
+            <w:pPr>
+              <w:spacing w:before="100" w:beforeAutospacing="1" w:after="100" w:afterAutospacing="1"/>
+              <w:rPr>
+                <w:color w:val="FF0000"/>
+                <w:sz w:val="18"/>
+                <w:szCs w:val="18"/>
+                <w:lang w:eastAsia="ru-RU"/>
+              </w:rPr>
+            </w:pPr>
+            <w:r>
+              <w:rPr>
+                <w:sz w:val="18"/>
+                <w:szCs w:val="18"/>
+                <w:lang w:eastAsia="ru-RU"/>
+              </w:rPr>
+              <w:t xml:space="preserve">Опыт работ в больших проектах; представление о технической стороне проекта </w:t>
+            </w:r>
+          </w:p>
+        </w:tc>
+        <w:tc>
+          <w:tcPr>
+            <w:tcW w:w="594" w:type="dxa"/>
+          </w:tcPr>
+          <w:p>
+            <w:pPr>
+              <w:spacing w:before="100" w:beforeAutospacing="1" w:after="100" w:afterAutospacing="1"/>
+              <w:rPr>
+                <w:sz w:val="18"/>
+                <w:szCs w:val="18"/>
+                <w:lang w:eastAsia="ru-RU"/>
+              </w:rPr>
+            </w:pPr>
+            <w:r>
+              <w:rPr>
+                <w:b/>
+                <w:sz w:val="18"/>
+                <w:szCs w:val="18"/>
+                <w:lang w:val="en-US" w:eastAsia="ru-RU"/>
+              </w:rPr>
+              <w:t>e-mail</w:t>
+            </w:r>
+          </w:p>
+        </w:tc>
+        <w:tc>
+          <w:tcPr>
+            <w:tcW w:w="1404" w:type="dxa"/>
+          </w:tcPr>
+          <w:p>
+            <w:pPr>
+              <w:spacing w:before="100" w:beforeAutospacing="1" w:after="100" w:afterAutospacing="1"/>
+              <w:rPr>
+                <w:sz w:val="18"/>
+                <w:szCs w:val="18"/>
+                <w:lang w:eastAsia="ru-RU"/>
+              </w:rPr>
+            </w:pPr>
+            <w:r>
+              <w:rPr>
+                <w:b/>
+                <w:sz w:val="18"/>
+                <w:szCs w:val="18"/>
+                <w:lang w:eastAsia="ru-RU"/>
+              </w:rPr>
+              <w:t>Моб. Телефон</w:t>
+            </w:r>
+          </w:p>
+        </w:tc>
+        <w:tc>
+          <w:tcPr>
+            <w:tcW w:w="1001" w:type="dxa"/>
+          </w:tcPr>
+          <w:p>
+            <w:pPr>
+              <w:spacing w:before="100" w:beforeAutospacing="1" w:after="100" w:afterAutospacing="1"/>
+              <w:rPr>
+                <w:sz w:val="18"/>
+                <w:szCs w:val="18"/>
+                <w:lang w:eastAsia="ru-RU"/>
+              </w:rPr>
+            </w:pPr>
+            <w:r>
+              <w:rPr>
+                <w:sz w:val="18"/>
+                <w:szCs w:val="18"/>
+                <w:lang w:val="en-US" w:eastAsia="ru-RU"/>
+              </w:rPr>
+              <w:t>Telegram</w:t>
+            </w:r>
+          </w:p>
+        </w:tc>
+        <w:tc>
+          <w:tcPr>
+            <w:tcW w:w="1479" w:type="dxa"/>
+          </w:tcPr>
+          <w:p>
+            <w:pPr>
+              <w:spacing w:before="100" w:beforeAutospacing="1" w:after="100" w:afterAutospacing="1"/>
+              <w:rPr>
+                <w:sz w:val="18"/>
+                <w:szCs w:val="18"/>
+                <w:lang w:eastAsia="ru-RU"/>
+              </w:rPr>
+            </w:pPr>
+            <w:r>
+              <w:rPr>
+                <w:sz w:val="18"/>
+                <w:szCs w:val="18"/>
+                <w:lang w:eastAsia="ru-RU"/>
+              </w:rPr>
+              <w:t>9-10</w:t>
+            </w:r>
+          </w:p>
+        </w:tc>
+      </w:tr>
+      <w:tr>
+        <w:tc>
+          <w:tcPr>
+            <w:tcW w:w="417" w:type="dxa"/>
+          </w:tcPr>
+          <w:p>
+            <w:pPr>
+              <w:spacing w:before="100" w:beforeAutospacing="1" w:after="100" w:afterAutospacing="1"/>
+              <w:rPr>
+                <w:sz w:val="18"/>
+                <w:szCs w:val="18"/>
+                <w:lang w:eastAsia="ru-RU"/>
+              </w:rPr>
+            </w:pPr>
+            <w:r>
+              <w:rPr>
+                <w:sz w:val="18"/>
+                <w:szCs w:val="18"/>
+                <w:lang w:eastAsia="ru-RU"/>
+              </w:rPr>
+              <w:t>4</w:t>
+            </w:r>
+          </w:p>
+        </w:tc>
+        <w:tc>
+          <w:tcPr>
+            <w:tcW w:w="1686" w:type="dxa"/>
+          </w:tcPr>
+          <w:p>
+            <w:pPr>
+              <w:spacing w:before="100" w:beforeAutospacing="1" w:after="100" w:afterAutospacing="1"/>
+              <w:rPr>
+                <w:sz w:val="18"/>
+                <w:szCs w:val="18"/>
+                <w:lang w:eastAsia="ru-RU"/>
+              </w:rPr>
+            </w:pPr>
+            <w:r>
+              <w:rPr>
+                <w:sz w:val="18"/>
+                <w:szCs w:val="18"/>
+                <w:lang w:eastAsia="ru-RU"/>
+              </w:rPr>
+              <w:t xml:space="preserve">Тимофеев </w:t>
+            </w:r>
+            <w:proofErr w:type="gramStart"/>
+            <w:r>
+              <w:rPr>
+                <w:sz w:val="18"/>
+                <w:szCs w:val="18"/>
+                <w:lang w:eastAsia="ru-RU"/>
+              </w:rPr>
+              <w:t>М.В.</w:t>
+            </w:r>
+            <w:proofErr w:type="gramEnd"/>
+          </w:p>
+        </w:tc>
+        <w:tc>
+          <w:tcPr>
+            <w:tcW w:w="1599" w:type="dxa"/>
+          </w:tcPr>
+          <w:p>
+            <w:pPr>
+              <w:spacing w:before="100" w:beforeAutospacing="1" w:after="100" w:afterAutospacing="1"/>
+              <w:rPr>
+                <w:sz w:val="18"/>
+                <w:szCs w:val="18"/>
+                <w:lang w:eastAsia="ru-RU"/>
+              </w:rPr>
+            </w:pPr>
+            <w:r>
+              <w:rPr>
+                <w:sz w:val="18"/>
+                <w:szCs w:val="18"/>
+                <w:lang w:eastAsia="ru-RU"/>
+              </w:rPr>
+              <w:t>Дизайнер</w:t>
+            </w:r>
+          </w:p>
+        </w:tc>
+        <w:tc>
+          <w:tcPr>
+            <w:tcW w:w="1845" w:type="dxa"/>
+          </w:tcPr>
+          <w:p>
+            <w:pPr>
+              <w:spacing w:before="100" w:beforeAutospacing="1" w:after="100" w:afterAutospacing="1"/>
+              <w:rPr>
+                <w:color w:val="FF0000"/>
+                <w:sz w:val="18"/>
+                <w:szCs w:val="18"/>
+                <w:lang w:val="en-US" w:eastAsia="ru-RU"/>
+              </w:rPr>
+            </w:pPr>
+            <w:r>
+              <w:rPr>
+                <w:sz w:val="18"/>
+                <w:szCs w:val="18"/>
+                <w:lang w:eastAsia="ru-RU"/>
+              </w:rPr>
+              <w:t>Владение</w:t>
+            </w:r>
+            <w:r>
+              <w:rPr>
+                <w:sz w:val="18"/>
+                <w:szCs w:val="18"/>
+                <w:lang w:val="en-US" w:eastAsia="ru-RU"/>
+              </w:rPr>
+              <w:t xml:space="preserve"> Dassult Solid Works, Altium Designer, </w:t>
+            </w:r>
+            <w:r>
+              <w:rPr>
+                <w:sz w:val="18"/>
+                <w:szCs w:val="18"/>
+                <w:lang w:eastAsia="ru-RU"/>
+              </w:rPr>
+              <w:t>наличие</w:t>
+            </w:r>
+            <w:r>
+              <w:rPr>
+                <w:sz w:val="18"/>
+                <w:szCs w:val="18"/>
+                <w:lang w:val="en-US" w:eastAsia="ru-RU"/>
+              </w:rPr>
+              <w:t xml:space="preserve"> </w:t>
+            </w:r>
+            <w:r>
+              <w:rPr>
+                <w:sz w:val="18"/>
+                <w:szCs w:val="18"/>
+                <w:lang w:eastAsia="ru-RU"/>
+              </w:rPr>
+              <w:t>портфолио</w:t>
+            </w:r>
+            <w:r>
+              <w:rPr>
+                <w:sz w:val="18"/>
+                <w:szCs w:val="18"/>
+                <w:lang w:val="en-US" w:eastAsia="ru-RU"/>
+              </w:rPr>
+              <w:t xml:space="preserve"> </w:t>
+            </w:r>
+            <w:r>
+              <w:rPr>
+                <w:sz w:val="18"/>
+                <w:szCs w:val="18"/>
+                <w:lang w:eastAsia="ru-RU"/>
+              </w:rPr>
+              <w:t>работ</w:t>
+            </w:r>
+          </w:p>
+        </w:tc>
+        <w:tc>
+          <w:tcPr>
+            <w:tcW w:w="594" w:type="dxa"/>
+          </w:tcPr>
+          <w:p>
+            <w:pPr>
+              <w:spacing w:before="100" w:beforeAutospacing="1" w:after="100" w:afterAutospacing="1"/>
+              <w:rPr>
+                <w:sz w:val="18"/>
+                <w:szCs w:val="18"/>
+                <w:lang w:eastAsia="ru-RU"/>
+              </w:rPr>
+            </w:pPr>
+            <w:r>
+              <w:rPr>
+                <w:b/>
+                <w:sz w:val="18"/>
+                <w:szCs w:val="18"/>
+                <w:lang w:val="en-US" w:eastAsia="ru-RU"/>
+              </w:rPr>
+              <w:t>e-mail</w:t>
+            </w:r>
+          </w:p>
+        </w:tc>
+        <w:tc>
+          <w:tcPr>
+            <w:tcW w:w="1404" w:type="dxa"/>
+          </w:tcPr>
+          <w:p>
+            <w:pPr>
+              <w:spacing w:before="100" w:beforeAutospacing="1" w:after="100" w:afterAutospacing="1"/>
+              <w:rPr>
+                <w:sz w:val="18"/>
+                <w:szCs w:val="18"/>
+                <w:lang w:eastAsia="ru-RU"/>
+              </w:rPr>
+            </w:pPr>
+            <w:r>
+              <w:rPr>
+                <w:b/>
+                <w:sz w:val="18"/>
+                <w:szCs w:val="18"/>
+                <w:lang w:eastAsia="ru-RU"/>
+              </w:rPr>
+              <w:t>Моб. Телефон</w:t>
+            </w:r>
+          </w:p>
+        </w:tc>
+        <w:tc>
+          <w:tcPr>
+            <w:tcW w:w="1001" w:type="dxa"/>
+          </w:tcPr>
+          <w:p>
+            <w:pPr>
+              <w:spacing w:before="100" w:beforeAutospacing="1" w:after="100" w:afterAutospacing="1"/>
+              <w:rPr>
+                <w:sz w:val="18"/>
+                <w:szCs w:val="18"/>
+                <w:lang w:eastAsia="ru-RU"/>
+              </w:rPr>
+            </w:pPr>
+            <w:r>
+              <w:rPr>
+                <w:sz w:val="18"/>
+                <w:szCs w:val="18"/>
+                <w:lang w:val="en-US" w:eastAsia="ru-RU"/>
+              </w:rPr>
+              <w:t>Telegram</w:t>
+            </w:r>
+          </w:p>
+        </w:tc>
+        <w:tc>
+          <w:tcPr>
+            <w:tcW w:w="1479" w:type="dxa"/>
+          </w:tcPr>
+          <w:p>
+            <w:pPr>
+              <w:spacing w:before="100" w:beforeAutospacing="1" w:after="100" w:afterAutospacing="1"/>
+              <w:rPr>
+                <w:sz w:val="18"/>
+                <w:szCs w:val="18"/>
+                <w:lang w:eastAsia="ru-RU"/>
+              </w:rPr>
+            </w:pPr>
+            <w:r>
+              <w:rPr>
+                <w:sz w:val="18"/>
+                <w:szCs w:val="18"/>
+                <w:lang w:eastAsia="ru-RU"/>
+              </w:rPr>
+              <w:t>9-18</w:t>
+            </w:r>
+          </w:p>
+        </w:tc>
+      </w:tr>
+      <w:tr>
+        <w:tc>
+          <w:tcPr>
+            <w:tcW w:w="417" w:type="dxa"/>
+          </w:tcPr>
+          <w:p>
+            <w:pPr>
+              <w:spacing w:before="100" w:beforeAutospacing="1" w:after="100" w:afterAutospacing="1"/>
+              <w:rPr>
+                <w:sz w:val="18"/>
+                <w:szCs w:val="18"/>
+                <w:lang w:eastAsia="ru-RU"/>
+              </w:rPr>
+            </w:pPr>
+            <w:r>
+              <w:rPr>
+                <w:sz w:val="18"/>
+                <w:szCs w:val="18"/>
+                <w:lang w:eastAsia="ru-RU"/>
+              </w:rPr>
+              <w:t>5</w:t>
+            </w:r>
+          </w:p>
+        </w:tc>
+        <w:tc>
+          <w:tcPr>
+            <w:tcW w:w="1686" w:type="dxa"/>
+          </w:tcPr>
+          <w:p>
+            <w:pPr>
+              <w:spacing w:before="100" w:beforeAutospacing="1" w:after="100" w:afterAutospacing="1"/>
+              <w:rPr>
+                <w:sz w:val="18"/>
+                <w:szCs w:val="18"/>
+                <w:lang w:eastAsia="ru-RU"/>
+              </w:rPr>
+            </w:pPr>
+            <w:r>
+              <w:rPr>
+                <w:sz w:val="18"/>
+                <w:szCs w:val="18"/>
+                <w:lang w:eastAsia="ru-RU"/>
+              </w:rPr>
+              <w:t>Балабаев А.А.</w:t>
+            </w:r>
+            <w:r>
+              <w:rPr>
+                <w:sz w:val="18"/>
+                <w:szCs w:val="18"/>
+                <w:lang w:eastAsia="ru-RU"/>
+              </w:rPr>
+              <w:t xml:space="preserve"> </w:t>
+            </w:r>
+          </w:p>
+        </w:tc>
+        <w:tc>
+          <w:tcPr>
+            <w:tcW w:w="1599" w:type="dxa"/>
+          </w:tcPr>
+          <w:p>
+            <w:pPr>
+              <w:spacing w:before="100" w:beforeAutospacing="1" w:after="100" w:afterAutospacing="1"/>
+              <w:rPr>
+                <w:sz w:val="18"/>
+                <w:szCs w:val="18"/>
+                <w:lang w:eastAsia="ru-RU"/>
+              </w:rPr>
+            </w:pPr>
+            <w:r>
+              <w:rPr>
+                <w:sz w:val="18"/>
+                <w:szCs w:val="18"/>
+                <w:lang w:eastAsia="ru-RU"/>
+              </w:rPr>
+              <w:t>Конструктор</w:t>
+            </w:r>
+          </w:p>
+        </w:tc>
+        <w:tc>
+          <w:tcPr>
+            <w:tcW w:w="1845" w:type="dxa"/>
+          </w:tcPr>
+          <w:p>
+            <w:pPr>
+              <w:spacing w:before="100" w:beforeAutospacing="1" w:after="100" w:afterAutospacing="1"/>
+              <w:rPr>
+                <w:sz w:val="18"/>
+                <w:szCs w:val="18"/>
+                <w:lang w:eastAsia="ru-RU"/>
+              </w:rPr>
+            </w:pPr>
+            <w:r>
+              <w:rPr>
+                <w:sz w:val="18"/>
+                <w:szCs w:val="18"/>
+                <w:lang w:eastAsia="ru-RU"/>
+              </w:rPr>
+              <w:t xml:space="preserve">Владение </w:t>
+            </w:r>
+            <w:r>
+              <w:rPr>
+                <w:sz w:val="18"/>
+                <w:szCs w:val="18"/>
+                <w:lang w:val="en-US" w:eastAsia="ru-RU"/>
+              </w:rPr>
+              <w:t>Altium</w:t>
+            </w:r>
+            <w:r>
+              <w:rPr>
+                <w:sz w:val="18"/>
+                <w:szCs w:val="18"/>
+                <w:lang w:eastAsia="ru-RU"/>
+              </w:rPr>
+              <w:t xml:space="preserve"> </w:t>
+            </w:r>
+            <w:r>
+              <w:rPr>
+                <w:sz w:val="18"/>
+                <w:szCs w:val="18"/>
+                <w:lang w:val="en-US" w:eastAsia="ru-RU"/>
+              </w:rPr>
+              <w:t>Designer</w:t>
+            </w:r>
+            <w:r>
+              <w:rPr>
+                <w:sz w:val="18"/>
+                <w:szCs w:val="18"/>
+                <w:lang w:eastAsia="ru-RU"/>
+              </w:rPr>
+              <w:t>, Высшее техническое образование</w:t>
+            </w:r>
+          </w:p>
+        </w:tc>
+        <w:tc>
+          <w:tcPr>
+            <w:tcW w:w="594" w:type="dxa"/>
+          </w:tcPr>
+          <w:p>
+            <w:pPr>
+              <w:spacing w:before="100" w:beforeAutospacing="1" w:after="100" w:afterAutospacing="1"/>
+              <w:rPr>
+                <w:sz w:val="18"/>
+                <w:szCs w:val="18"/>
+                <w:lang w:eastAsia="ru-RU"/>
+              </w:rPr>
+            </w:pPr>
+            <w:r>
+              <w:rPr>
+                <w:b/>
+                <w:sz w:val="18"/>
+                <w:szCs w:val="18"/>
+                <w:lang w:val="en-US" w:eastAsia="ru-RU"/>
+              </w:rPr>
+              <w:t>e-mail</w:t>
+            </w:r>
+          </w:p>
+        </w:tc>
+        <w:tc>
+          <w:tcPr>
+            <w:tcW w:w="1404" w:type="dxa"/>
+          </w:tcPr>
+          <w:p>
+            <w:pPr>
+              <w:spacing w:before="100" w:beforeAutospacing="1" w:after="100" w:afterAutospacing="1"/>
+              <w:rPr>
+                <w:sz w:val="18"/>
+                <w:szCs w:val="18"/>
+                <w:lang w:eastAsia="ru-RU"/>
+              </w:rPr>
+            </w:pPr>
+            <w:r>
+              <w:rPr>
+                <w:b/>
+                <w:sz w:val="18"/>
+                <w:szCs w:val="18"/>
+                <w:lang w:eastAsia="ru-RU"/>
+              </w:rPr>
+              <w:t>Моб. Телефон</w:t>
+            </w:r>
+          </w:p>
+        </w:tc>
+        <w:tc>
+          <w:tcPr>
+            <w:tcW w:w="1001" w:type="dxa"/>
+          </w:tcPr>
+          <w:p>
+            <w:pPr>
+              <w:spacing w:before="100" w:beforeAutospacing="1" w:after="100" w:afterAutospacing="1"/>
+              <w:rPr>
+                <w:sz w:val="18"/>
+                <w:szCs w:val="18"/>
+                <w:lang w:eastAsia="ru-RU"/>
+              </w:rPr>
+            </w:pPr>
+            <w:r>
+              <w:rPr>
+                <w:sz w:val="18"/>
+                <w:szCs w:val="18"/>
+                <w:lang w:val="en-US" w:eastAsia="ru-RU"/>
+              </w:rPr>
+              <w:t>Telegram</w:t>
+            </w:r>
+          </w:p>
+        </w:tc>
+        <w:tc>
+          <w:tcPr>
+            <w:tcW w:w="1479" w:type="dxa"/>
+          </w:tcPr>
+          <w:p>
+            <w:pPr>
+              <w:spacing w:before="100" w:beforeAutospacing="1" w:after="100" w:afterAutospacing="1"/>
+              <w:rPr>
+                <w:sz w:val="18"/>
+                <w:szCs w:val="18"/>
+                <w:lang w:eastAsia="ru-RU"/>
+              </w:rPr>
+            </w:pPr>
+            <w:r>
+              <w:rPr>
+                <w:sz w:val="18"/>
+                <w:szCs w:val="18"/>
+                <w:lang w:eastAsia="ru-RU"/>
+              </w:rPr>
+              <w:t>9-18</w:t>
+            </w:r>
+          </w:p>
+        </w:tc>
+      </w:tr>
+      <w:tr>
+        <w:tc>
+          <w:tcPr>
+            <w:tcW w:w="417" w:type="dxa"/>
+          </w:tcPr>
+          <w:p>
+            <w:pPr>
+              <w:spacing w:before="100" w:beforeAutospacing="1" w:after="100" w:afterAutospacing="1"/>
+              <w:rPr>
+                <w:sz w:val="18"/>
+                <w:szCs w:val="18"/>
+                <w:lang w:eastAsia="ru-RU"/>
+              </w:rPr>
+            </w:pPr>
+            <w:r>
+              <w:rPr>
+                <w:sz w:val="18"/>
+                <w:szCs w:val="18"/>
+                <w:lang w:eastAsia="ru-RU"/>
+              </w:rPr>
+              <w:t>6</w:t>
+            </w:r>
+          </w:p>
+        </w:tc>
+        <w:tc>
+          <w:tcPr>
+            <w:tcW w:w="1686" w:type="dxa"/>
+          </w:tcPr>
+          <w:p>
+            <w:pPr>
+              <w:spacing w:before="100" w:beforeAutospacing="1" w:after="100" w:afterAutospacing="1"/>
+              <w:rPr>
+                <w:sz w:val="18"/>
+                <w:szCs w:val="18"/>
+                <w:lang w:eastAsia="ru-RU"/>
+              </w:rPr>
+            </w:pPr>
+            <w:r>
+              <w:rPr>
+                <w:sz w:val="18"/>
+                <w:szCs w:val="18"/>
+                <w:lang w:eastAsia="ru-RU"/>
+              </w:rPr>
+              <w:t>Митрофанов.Д.Д</w:t>
+            </w:r>
+          </w:p>
+        </w:tc>
+        <w:tc>
+          <w:tcPr>
+            <w:tcW w:w="1599" w:type="dxa"/>
+          </w:tcPr>
+          <w:p>
+            <w:pPr>
+              <w:spacing w:before="100" w:beforeAutospacing="1" w:after="100" w:afterAutospacing="1"/>
+              <w:rPr>
+                <w:sz w:val="18"/>
+                <w:szCs w:val="18"/>
+                <w:lang w:eastAsia="ru-RU"/>
+              </w:rPr>
+            </w:pPr>
+            <w:r>
+              <w:rPr>
+                <w:sz w:val="18"/>
+                <w:szCs w:val="18"/>
+                <w:lang w:eastAsia="ru-RU"/>
+              </w:rPr>
+              <w:t>Технический писатель</w:t>
+            </w:r>
+          </w:p>
+        </w:tc>
+        <w:tc>
+          <w:tcPr>
+            <w:tcW w:w="1845" w:type="dxa"/>
+          </w:tcPr>
+          <w:p>
+            <w:pPr>
+              <w:spacing w:before="100" w:beforeAutospacing="1" w:after="100" w:afterAutospacing="1"/>
+              <w:rPr>
+                <w:sz w:val="18"/>
+                <w:szCs w:val="18"/>
+                <w:lang w:eastAsia="ru-RU"/>
+              </w:rPr>
+            </w:pPr>
+            <w:r>
+              <w:rPr>
+                <w:sz w:val="18"/>
+                <w:szCs w:val="18"/>
+                <w:lang w:eastAsia="ru-RU"/>
+              </w:rPr>
+              <w:t xml:space="preserve">Среднее профессиональное образование, владение </w:t>
+            </w:r>
+            <w:r>
+              <w:rPr>
+                <w:sz w:val="18"/>
+                <w:szCs w:val="18"/>
+                <w:lang w:val="en-US" w:eastAsia="ru-RU"/>
+              </w:rPr>
+              <w:t>office</w:t>
+            </w:r>
+            <w:r>
+              <w:rPr>
+                <w:sz w:val="18"/>
+                <w:szCs w:val="18"/>
+                <w:lang w:eastAsia="ru-RU"/>
+              </w:rPr>
+              <w:t>, знание ГОСТ.</w:t>
+            </w:r>
+          </w:p>
+        </w:tc>
+        <w:tc>
+          <w:tcPr>
+            <w:tcW w:w="594" w:type="dxa"/>
+          </w:tcPr>
+          <w:p>
+            <w:pPr>
+              <w:spacing w:before="100" w:beforeAutospacing="1" w:after="100" w:afterAutospacing="1"/>
+              <w:rPr>
+                <w:sz w:val="18"/>
+                <w:szCs w:val="18"/>
+                <w:lang w:eastAsia="ru-RU"/>
+              </w:rPr>
+            </w:pPr>
+            <w:r>
+              <w:rPr>
+                <w:b/>
+                <w:sz w:val="18"/>
+                <w:szCs w:val="18"/>
+                <w:lang w:val="en-US" w:eastAsia="ru-RU"/>
+              </w:rPr>
+              <w:t>e-mail</w:t>
+            </w:r>
+          </w:p>
+        </w:tc>
+        <w:tc>
+          <w:tcPr>
+            <w:tcW w:w="1404" w:type="dxa"/>
+          </w:tcPr>
+          <w:p>
+            <w:pPr>
+              <w:spacing w:before="100" w:beforeAutospacing="1" w:after="100" w:afterAutospacing="1"/>
+              <w:rPr>
+                <w:sz w:val="18"/>
+                <w:szCs w:val="18"/>
+                <w:lang w:eastAsia="ru-RU"/>
+              </w:rPr>
+            </w:pPr>
+            <w:r>
+              <w:rPr>
+                <w:b/>
+                <w:sz w:val="18"/>
+                <w:szCs w:val="18"/>
+                <w:lang w:eastAsia="ru-RU"/>
+              </w:rPr>
+              <w:t>Моб. Телефон</w:t>
+            </w:r>
+          </w:p>
+        </w:tc>
+        <w:tc>
+          <w:tcPr>
+            <w:tcW w:w="1001" w:type="dxa"/>
+          </w:tcPr>
+          <w:p>
+            <w:pPr>
+              <w:spacing w:before="100" w:beforeAutospacing="1" w:after="100" w:afterAutospacing="1"/>
+              <w:rPr>
+                <w:sz w:val="18"/>
+                <w:szCs w:val="18"/>
+                <w:lang w:eastAsia="ru-RU"/>
+              </w:rPr>
+            </w:pPr>
+            <w:r>
+              <w:rPr>
+                <w:sz w:val="18"/>
+                <w:szCs w:val="18"/>
+                <w:lang w:val="en-US" w:eastAsia="ru-RU"/>
+              </w:rPr>
+              <w:t>Telegram</w:t>
+            </w:r>
+          </w:p>
+        </w:tc>
+        <w:tc>
+          <w:tcPr>
+            <w:tcW w:w="1479" w:type="dxa"/>
+          </w:tcPr>
+          <w:p>
+            <w:pPr>
+              <w:spacing w:before="100" w:beforeAutospacing="1" w:after="100" w:afterAutospacing="1"/>
+              <w:rPr>
+                <w:sz w:val="18"/>
+                <w:szCs w:val="18"/>
+                <w:lang w:eastAsia="ru-RU"/>
+              </w:rPr>
+            </w:pPr>
+            <w:r>
+              <w:rPr>
+                <w:sz w:val="18"/>
+                <w:szCs w:val="18"/>
+                <w:lang w:eastAsia="ru-RU"/>
+              </w:rPr>
+              <w:t>9-18</w:t>
+            </w:r>
+          </w:p>
+        </w:tc>
+      </w:tr>
+      <w:tr>
+        <w:tc>
+          <w:tcPr>
+            <w:tcW w:w="417" w:type="dxa"/>
+          </w:tcPr>
+          <w:p>
+            <w:pPr>
+              <w:spacing w:before="100" w:beforeAutospacing="1" w:after="100" w:afterAutospacing="1"/>
+              <w:rPr>
+                <w:sz w:val="18"/>
+                <w:szCs w:val="18"/>
+                <w:lang w:eastAsia="ru-RU"/>
+              </w:rPr>
+            </w:pPr>
+            <w:r>
+              <w:rPr>
+                <w:sz w:val="18"/>
+                <w:szCs w:val="18"/>
+                <w:lang w:eastAsia="ru-RU"/>
+              </w:rPr>
+              <w:t>7</w:t>
+            </w:r>
+          </w:p>
+        </w:tc>
+        <w:tc>
+          <w:tcPr>
+            <w:tcW w:w="1686" w:type="dxa"/>
+          </w:tcPr>
+          <w:p>
+            <w:pPr>
+              <w:spacing w:before="100" w:beforeAutospacing="1" w:after="100" w:afterAutospacing="1"/>
+              <w:rPr>
+                <w:sz w:val="18"/>
+                <w:szCs w:val="18"/>
+                <w:lang w:eastAsia="ru-RU"/>
+              </w:rPr>
+            </w:pPr>
+            <w:r>
+              <w:rPr>
+                <w:sz w:val="18"/>
+                <w:szCs w:val="18"/>
+                <w:lang w:eastAsia="ru-RU"/>
+              </w:rPr>
+              <w:t>Гуркало К.О</w:t>
+            </w:r>
+          </w:p>
+        </w:tc>
+        <w:tc>
+          <w:tcPr>
+            <w:tcW w:w="1599" w:type="dxa"/>
+          </w:tcPr>
+          <w:p>
+            <w:pPr>
+              <w:spacing w:before="100" w:beforeAutospacing="1" w:after="100" w:afterAutospacing="1"/>
+              <w:rPr>
+                <w:sz w:val="18"/>
+                <w:szCs w:val="18"/>
+                <w:lang w:eastAsia="ru-RU"/>
+              </w:rPr>
+            </w:pPr>
+            <w:r>
+              <w:rPr>
+                <w:sz w:val="18"/>
+                <w:szCs w:val="18"/>
+                <w:lang w:eastAsia="ru-RU"/>
+              </w:rPr>
+              <w:t>Главный метролог</w:t>
+            </w:r>
+          </w:p>
+        </w:tc>
+        <w:tc>
+          <w:tcPr>
+            <w:tcW w:w="1845" w:type="dxa"/>
+          </w:tcPr>
+          <w:p>
+            <w:pPr>
+              <w:spacing w:before="100" w:beforeAutospacing="1" w:after="100" w:afterAutospacing="1"/>
+              <w:rPr>
+                <w:sz w:val="18"/>
+                <w:szCs w:val="18"/>
+                <w:lang w:eastAsia="ru-RU"/>
+              </w:rPr>
+            </w:pPr>
+            <w:r>
+              <w:rPr>
+                <w:sz w:val="18"/>
+                <w:szCs w:val="18"/>
+                <w:lang w:eastAsia="ru-RU"/>
+              </w:rPr>
+              <w:t xml:space="preserve">Высшее техническое образование, владение </w:t>
+            </w:r>
+            <w:r>
+              <w:rPr>
+                <w:sz w:val="18"/>
+                <w:szCs w:val="18"/>
+                <w:lang w:val="en-US" w:eastAsia="ru-RU"/>
+              </w:rPr>
+              <w:t>python</w:t>
+            </w:r>
+          </w:p>
+        </w:tc>
+        <w:tc>
+          <w:tcPr>
+            <w:tcW w:w="594" w:type="dxa"/>
+          </w:tcPr>
+          <w:p>
+            <w:pPr>
+              <w:spacing w:before="100" w:beforeAutospacing="1" w:after="100" w:afterAutospacing="1"/>
+              <w:rPr>
+                <w:sz w:val="18"/>
+                <w:szCs w:val="18"/>
+                <w:lang w:eastAsia="ru-RU"/>
+              </w:rPr>
+            </w:pPr>
+            <w:r>
+              <w:rPr>
+                <w:b/>
+                <w:sz w:val="18"/>
+                <w:szCs w:val="18"/>
+                <w:lang w:val="en-US" w:eastAsia="ru-RU"/>
+              </w:rPr>
+              <w:t>e-mail</w:t>
+            </w:r>
+          </w:p>
+        </w:tc>
+        <w:tc>
+          <w:tcPr>
+            <w:tcW w:w="1404" w:type="dxa"/>
+          </w:tcPr>
+          <w:p>
+            <w:pPr>
+              <w:spacing w:before="100" w:beforeAutospacing="1" w:after="100" w:afterAutospacing="1"/>
+              <w:rPr>
+                <w:sz w:val="18"/>
+                <w:szCs w:val="18"/>
+                <w:lang w:eastAsia="ru-RU"/>
+              </w:rPr>
+            </w:pPr>
+            <w:r>
+              <w:rPr>
+                <w:b/>
+                <w:sz w:val="18"/>
+                <w:szCs w:val="18"/>
+                <w:lang w:eastAsia="ru-RU"/>
+              </w:rPr>
+              <w:t>Моб. Телефон</w:t>
+            </w:r>
+          </w:p>
+        </w:tc>
+        <w:tc>
+          <w:tcPr>
+            <w:tcW w:w="1001" w:type="dxa"/>
+          </w:tcPr>
+          <w:p>
+            <w:pPr>
+              <w:spacing w:before="100" w:beforeAutospacing="1" w:after="100" w:afterAutospacing="1"/>
+              <w:rPr>
+                <w:sz w:val="18"/>
+                <w:szCs w:val="18"/>
+                <w:lang w:eastAsia="ru-RU"/>
+              </w:rPr>
+            </w:pPr>
+            <w:r>
+              <w:rPr>
+                <w:sz w:val="18"/>
+                <w:szCs w:val="18"/>
+                <w:lang w:val="en-US" w:eastAsia="ru-RU"/>
+              </w:rPr>
+              <w:t>Telegram</w:t>
+            </w:r>
+          </w:p>
+        </w:tc>
+        <w:tc>
+          <w:tcPr>
+            <w:tcW w:w="1479" w:type="dxa"/>
+          </w:tcPr>
+          <w:p>
+            <w:pPr>
+              <w:spacing w:before="100" w:beforeAutospacing="1" w:after="100" w:afterAutospacing="1"/>
+              <w:rPr>
+                <w:sz w:val="18"/>
+                <w:szCs w:val="18"/>
+                <w:lang w:eastAsia="ru-RU"/>
+              </w:rPr>
+            </w:pPr>
+            <w:r>
+              <w:rPr>
+                <w:sz w:val="18"/>
+                <w:szCs w:val="18"/>
+                <w:lang w:eastAsia="ru-RU"/>
+              </w:rPr>
+              <w:t>9-18</w:t>
+            </w:r>
+          </w:p>
+        </w:tc>
+      </w:tr>
+      <w:tr>
+        <w:tc>
+          <w:tcPr>
+            <w:tcW w:w="417" w:type="dxa"/>
+          </w:tcPr>
+          <w:p>
+            <w:pPr>
+              <w:spacing w:before="100" w:beforeAutospacing="1" w:after="100" w:afterAutospacing="1"/>
+              <w:rPr>
+                <w:sz w:val="18"/>
+                <w:szCs w:val="18"/>
+                <w:lang w:eastAsia="ru-RU"/>
+              </w:rPr>
+            </w:pPr>
+            <w:r>
+              <w:rPr>
+                <w:sz w:val="18"/>
+                <w:szCs w:val="18"/>
+                <w:lang w:eastAsia="ru-RU"/>
+              </w:rPr>
+              <w:t>8</w:t>
+            </w:r>
+          </w:p>
+        </w:tc>
+        <w:tc>
+          <w:tcPr>
+            <w:tcW w:w="1686" w:type="dxa"/>
+          </w:tcPr>
+          <w:p>
+            <w:pPr>
+              <w:spacing w:before="100" w:beforeAutospacing="1" w:after="100" w:afterAutospacing="1"/>
+              <w:rPr>
+                <w:sz w:val="18"/>
+                <w:szCs w:val="18"/>
+                <w:lang w:eastAsia="ru-RU"/>
+              </w:rPr>
+            </w:pPr>
+            <w:r>
+              <w:rPr>
+                <w:sz w:val="18"/>
+                <w:szCs w:val="18"/>
+                <w:lang w:eastAsia="ru-RU"/>
+              </w:rPr>
+              <w:t>Калеев Д.В.</w:t>
+            </w:r>
+          </w:p>
+        </w:tc>
+        <w:tc>
+          <w:tcPr>
+            <w:tcW w:w="1599" w:type="dxa"/>
+          </w:tcPr>
+          <w:p>
+            <w:pPr>
+              <w:spacing w:before="100" w:beforeAutospacing="1" w:after="100" w:afterAutospacing="1"/>
+              <w:rPr>
+                <w:sz w:val="18"/>
+                <w:szCs w:val="18"/>
+                <w:lang w:eastAsia="ru-RU"/>
+              </w:rPr>
+            </w:pPr>
+            <w:r>
+              <w:rPr>
+                <w:sz w:val="18"/>
+                <w:szCs w:val="18"/>
+                <w:lang w:eastAsia="ru-RU"/>
+              </w:rPr>
+              <w:t>Бухгалтер</w:t>
+            </w:r>
+          </w:p>
+        </w:tc>
+        <w:tc>
+          <w:tcPr>
+            <w:tcW w:w="1845" w:type="dxa"/>
+          </w:tcPr>
+          <w:p>
+            <w:pPr>
+              <w:spacing w:before="100" w:beforeAutospacing="1" w:after="100" w:afterAutospacing="1"/>
+              <w:rPr>
+                <w:sz w:val="18"/>
+                <w:szCs w:val="18"/>
+                <w:lang w:eastAsia="ru-RU"/>
+              </w:rPr>
+            </w:pPr>
+            <w:r>
+              <w:rPr>
+                <w:sz w:val="18"/>
+                <w:szCs w:val="18"/>
+                <w:lang w:eastAsia="ru-RU"/>
+              </w:rPr>
+              <w:t>Владение 1С;</w:t>
+            </w:r>
+          </w:p>
+        </w:tc>
+        <w:tc>
+          <w:tcPr>
+            <w:tcW w:w="594" w:type="dxa"/>
+          </w:tcPr>
+          <w:p>
+            <w:pPr>
+              <w:spacing w:before="100" w:beforeAutospacing="1" w:after="100" w:afterAutospacing="1"/>
+              <w:rPr>
+                <w:sz w:val="18"/>
+                <w:szCs w:val="18"/>
+                <w:lang w:eastAsia="ru-RU"/>
+              </w:rPr>
+            </w:pPr>
+            <w:r>
+              <w:rPr>
+                <w:b/>
+                <w:sz w:val="18"/>
+                <w:szCs w:val="18"/>
+                <w:lang w:val="en-US" w:eastAsia="ru-RU"/>
+              </w:rPr>
+              <w:t>e-mail</w:t>
+            </w:r>
+          </w:p>
+        </w:tc>
+        <w:tc>
+          <w:tcPr>
+            <w:tcW w:w="1404" w:type="dxa"/>
+          </w:tcPr>
+          <w:p>
+            <w:pPr>
+              <w:spacing w:before="100" w:beforeAutospacing="1" w:after="100" w:afterAutospacing="1"/>
+              <w:rPr>
+                <w:sz w:val="18"/>
+                <w:szCs w:val="18"/>
+                <w:lang w:eastAsia="ru-RU"/>
+              </w:rPr>
+            </w:pPr>
+            <w:r>
+              <w:rPr>
+                <w:b/>
+                <w:sz w:val="18"/>
+                <w:szCs w:val="18"/>
+                <w:lang w:eastAsia="ru-RU"/>
+              </w:rPr>
+              <w:t>Моб. Телефон</w:t>
+            </w:r>
+          </w:p>
+        </w:tc>
+        <w:tc>
+          <w:tcPr>
+            <w:tcW w:w="1001" w:type="dxa"/>
+          </w:tcPr>
+          <w:p>
+            <w:pPr>
+              <w:spacing w:before="100" w:beforeAutospacing="1" w:after="100" w:afterAutospacing="1"/>
+              <w:rPr>
+                <w:sz w:val="18"/>
+                <w:szCs w:val="18"/>
+                <w:lang w:eastAsia="ru-RU"/>
+              </w:rPr>
+            </w:pPr>
+            <w:r>
+              <w:rPr>
+                <w:sz w:val="18"/>
+                <w:szCs w:val="18"/>
+                <w:lang w:val="en-US" w:eastAsia="ru-RU"/>
+              </w:rPr>
+              <w:t>Telegram</w:t>
+            </w:r>
+          </w:p>
+        </w:tc>
+        <w:tc>
+          <w:tcPr>
+            <w:tcW w:w="1479" w:type="dxa"/>
+          </w:tcPr>
+          <w:p>
+            <w:pPr>
+              <w:spacing w:before="100" w:beforeAutospacing="1" w:after="100" w:afterAutospacing="1"/>
+              <w:rPr>
+                <w:sz w:val="18"/>
+                <w:szCs w:val="18"/>
+                <w:lang w:eastAsia="ru-RU"/>
+              </w:rPr>
+            </w:pPr>
+            <w:r>
+              <w:rPr>
+                <w:sz w:val="18"/>
+                <w:szCs w:val="18"/>
+                <w:lang w:eastAsia="ru-RU"/>
+              </w:rPr>
+              <w:t>9-18</w:t>
+            </w:r>
+          </w:p>
+        </w:tc>
+      </w:tr>
+      <w:tr>
+        <w:tc>
+          <w:tcPr>
+            <w:tcW w:w="417" w:type="dxa"/>
+          </w:tcPr>
+          <w:p>
+            <w:pPr>
+              <w:spacing w:before="100" w:beforeAutospacing="1" w:after="100" w:afterAutospacing="1"/>
+              <w:rPr>
+                <w:sz w:val="18"/>
+                <w:szCs w:val="18"/>
+                <w:lang w:eastAsia="ru-RU"/>
+              </w:rPr>
+            </w:pPr>
+            <w:r>
+              <w:rPr>
+                <w:sz w:val="18"/>
+                <w:szCs w:val="18"/>
+                <w:lang w:eastAsia="ru-RU"/>
+              </w:rPr>
+              <w:t>9</w:t>
+            </w:r>
+          </w:p>
+        </w:tc>
+        <w:tc>
+          <w:tcPr>
+            <w:tcW w:w="1686" w:type="dxa"/>
+          </w:tcPr>
+          <w:p>
+            <w:pPr>
+              <w:spacing w:before="100" w:beforeAutospacing="1" w:after="100" w:afterAutospacing="1"/>
+              <w:rPr>
+                <w:sz w:val="18"/>
+                <w:szCs w:val="18"/>
+                <w:lang w:eastAsia="ru-RU"/>
+              </w:rPr>
+            </w:pPr>
+            <w:r>
+              <w:rPr>
+                <w:sz w:val="18"/>
+                <w:szCs w:val="18"/>
+                <w:lang w:eastAsia="ru-RU"/>
+              </w:rPr>
+              <w:t>Хисамов В.Т.</w:t>
+            </w:r>
+          </w:p>
+        </w:tc>
+        <w:tc>
+          <w:tcPr>
+            <w:tcW w:w="1599" w:type="dxa"/>
+          </w:tcPr>
+          <w:p>
+            <w:pPr>
+              <w:spacing w:before="100" w:beforeAutospacing="1" w:after="100" w:afterAutospacing="1"/>
+              <w:rPr>
+                <w:sz w:val="18"/>
+                <w:szCs w:val="18"/>
+                <w:lang w:eastAsia="ru-RU"/>
+              </w:rPr>
+            </w:pPr>
+            <w:r>
+              <w:rPr>
+                <w:sz w:val="18"/>
+                <w:szCs w:val="18"/>
+                <w:lang w:eastAsia="ru-RU"/>
+              </w:rPr>
+              <w:t>Технический консультант</w:t>
+            </w:r>
+          </w:p>
+        </w:tc>
+        <w:tc>
+          <w:tcPr>
+            <w:tcW w:w="1845" w:type="dxa"/>
+          </w:tcPr>
+          <w:p>
+            <w:pPr>
+              <w:spacing w:before="100" w:beforeAutospacing="1" w:after="100" w:afterAutospacing="1"/>
+              <w:rPr>
+                <w:sz w:val="18"/>
+                <w:szCs w:val="18"/>
+                <w:lang w:eastAsia="ru-RU"/>
+              </w:rPr>
+            </w:pPr>
+            <w:r>
+              <w:rPr>
+                <w:sz w:val="18"/>
+                <w:szCs w:val="18"/>
+                <w:lang w:eastAsia="ru-RU"/>
+              </w:rPr>
+              <w:t xml:space="preserve">Высшее техническое образование, владение </w:t>
+            </w:r>
+            <w:r>
+              <w:rPr>
+                <w:sz w:val="18"/>
+                <w:szCs w:val="18"/>
+                <w:lang w:val="en-US" w:eastAsia="ru-RU"/>
+              </w:rPr>
+              <w:t>Altium</w:t>
+            </w:r>
+            <w:r>
+              <w:rPr>
+                <w:sz w:val="18"/>
+                <w:szCs w:val="18"/>
+                <w:lang w:eastAsia="ru-RU"/>
+              </w:rPr>
+              <w:t xml:space="preserve"> </w:t>
+            </w:r>
+            <w:r>
+              <w:rPr>
+                <w:sz w:val="18"/>
+                <w:szCs w:val="18"/>
+                <w:lang w:val="en-US" w:eastAsia="ru-RU"/>
+              </w:rPr>
+              <w:t>Designer</w:t>
+            </w:r>
+            <w:r>
+              <w:rPr>
+                <w:sz w:val="18"/>
+                <w:szCs w:val="18"/>
+                <w:lang w:eastAsia="ru-RU"/>
+              </w:rPr>
+              <w:t xml:space="preserve">; </w:t>
+            </w:r>
+          </w:p>
+        </w:tc>
+        <w:tc>
+          <w:tcPr>
+            <w:tcW w:w="594" w:type="dxa"/>
+          </w:tcPr>
+          <w:p>
+            <w:pPr>
+              <w:spacing w:before="100" w:beforeAutospacing="1" w:after="100" w:afterAutospacing="1"/>
+              <w:rPr>
+                <w:sz w:val="18"/>
+                <w:szCs w:val="18"/>
+                <w:lang w:eastAsia="ru-RU"/>
+              </w:rPr>
+            </w:pPr>
+            <w:r>
+              <w:rPr>
+                <w:b/>
+                <w:sz w:val="18"/>
+                <w:szCs w:val="18"/>
+                <w:lang w:val="en-US" w:eastAsia="ru-RU"/>
+              </w:rPr>
+              <w:t>e-mail</w:t>
+            </w:r>
+          </w:p>
+        </w:tc>
+        <w:tc>
+          <w:tcPr>
+            <w:tcW w:w="1404" w:type="dxa"/>
+          </w:tcPr>
+          <w:p>
+            <w:pPr>
+              <w:spacing w:before="100" w:beforeAutospacing="1" w:after="100" w:afterAutospacing="1"/>
+              <w:rPr>
+                <w:sz w:val="18"/>
+                <w:szCs w:val="18"/>
+                <w:lang w:eastAsia="ru-RU"/>
+              </w:rPr>
+            </w:pPr>
+            <w:r>
+              <w:rPr>
+                <w:b/>
+                <w:sz w:val="18"/>
+                <w:szCs w:val="18"/>
+                <w:lang w:eastAsia="ru-RU"/>
+              </w:rPr>
+              <w:t>Моб. Телефон</w:t>
+            </w:r>
+          </w:p>
+        </w:tc>
+        <w:tc>
+          <w:tcPr>
+            <w:tcW w:w="1001" w:type="dxa"/>
+          </w:tcPr>
+          <w:p>
+            <w:pPr>
+              <w:spacing w:before="100" w:beforeAutospacing="1" w:after="100" w:afterAutospacing="1"/>
+              <w:rPr>
+                <w:sz w:val="18"/>
+                <w:szCs w:val="18"/>
+                <w:lang w:eastAsia="ru-RU"/>
+              </w:rPr>
+            </w:pPr>
+            <w:r>
+              <w:rPr>
+                <w:sz w:val="18"/>
+                <w:szCs w:val="18"/>
+                <w:lang w:val="en-US" w:eastAsia="ru-RU"/>
+              </w:rPr>
+              <w:t>Telegram</w:t>
+            </w:r>
+          </w:p>
+        </w:tc>
+        <w:tc>
+          <w:tcPr>
+            <w:tcW w:w="1479" w:type="dxa"/>
+          </w:tcPr>
+          <w:p>
+            <w:pPr>
+              <w:spacing w:before="100" w:beforeAutospacing="1" w:after="100" w:afterAutospacing="1"/>
+              <w:rPr>
+                <w:sz w:val="18"/>
+                <w:szCs w:val="18"/>
+                <w:lang w:eastAsia="ru-RU"/>
+              </w:rPr>
+            </w:pPr>
+            <w:r>
+              <w:rPr>
+                <w:sz w:val="18"/>
+                <w:szCs w:val="18"/>
+                <w:lang w:eastAsia="ru-RU"/>
+              </w:rPr>
+              <w:t>9-18</w:t>
+            </w:r>
+          </w:p>
+        </w:tc>
+      </w:tr>
+      <w:tr>
+        <w:tc>
+          <w:tcPr>
+            <w:tcW w:w="417" w:type="dxa"/>
+          </w:tcPr>
+          <w:p>
+            <w:pPr>
+              <w:spacing w:before="100" w:beforeAutospacing="1" w:after="100" w:afterAutospacing="1"/>
+              <w:rPr>
+                <w:sz w:val="18"/>
+                <w:szCs w:val="18"/>
+                <w:lang w:eastAsia="ru-RU"/>
+              </w:rPr>
+            </w:pPr>
+            <w:r>
+              <w:rPr>
+                <w:sz w:val="18"/>
+                <w:szCs w:val="18"/>
+                <w:lang w:eastAsia="ru-RU"/>
+              </w:rPr>
+              <w:t>10</w:t>
+            </w:r>
+          </w:p>
+        </w:tc>
+        <w:tc>
+          <w:tcPr>
+            <w:tcW w:w="1686" w:type="dxa"/>
+          </w:tcPr>
+          <w:p>
+            <w:pPr>
+              <w:spacing w:before="100" w:beforeAutospacing="1" w:after="100" w:afterAutospacing="1"/>
+              <w:rPr>
+                <w:sz w:val="18"/>
+                <w:szCs w:val="18"/>
+                <w:lang w:eastAsia="ru-RU"/>
+              </w:rPr>
+            </w:pPr>
+            <w:r>
+              <w:rPr>
+                <w:sz w:val="18"/>
+                <w:szCs w:val="18"/>
+                <w:lang w:eastAsia="ru-RU"/>
+              </w:rPr>
+              <w:t>Сашка Орлов</w:t>
+            </w:r>
+          </w:p>
+        </w:tc>
+        <w:tc>
+          <w:tcPr>
+            <w:tcW w:w="1599" w:type="dxa"/>
+          </w:tcPr>
+          <w:p>
+            <w:pPr>
+              <w:spacing w:before="100" w:beforeAutospacing="1" w:after="100" w:afterAutospacing="1"/>
+              <w:rPr>
+                <w:sz w:val="18"/>
+                <w:szCs w:val="18"/>
+                <w:lang w:eastAsia="ru-RU"/>
+              </w:rPr>
+            </w:pPr>
+            <w:r>
+              <w:rPr>
+                <w:sz w:val="18"/>
+                <w:szCs w:val="18"/>
+                <w:lang w:eastAsia="ru-RU"/>
+              </w:rPr>
+              <w:t>Верификатор</w:t>
+            </w:r>
+          </w:p>
+        </w:tc>
+        <w:tc>
+          <w:tcPr>
+            <w:tcW w:w="1845" w:type="dxa"/>
+          </w:tcPr>
+          <w:p>
+            <w:pPr>
+              <w:spacing w:before="100" w:beforeAutospacing="1" w:after="100" w:afterAutospacing="1"/>
+              <w:rPr>
+                <w:sz w:val="18"/>
+                <w:szCs w:val="18"/>
+                <w:lang w:eastAsia="ru-RU"/>
+              </w:rPr>
+            </w:pPr>
+            <w:r>
+              <w:rPr>
+                <w:sz w:val="18"/>
+                <w:szCs w:val="18"/>
+                <w:lang w:eastAsia="ru-RU"/>
+              </w:rPr>
+              <w:t xml:space="preserve">Владение </w:t>
+            </w:r>
+            <w:r>
+              <w:rPr>
+                <w:sz w:val="18"/>
+                <w:szCs w:val="18"/>
+                <w:lang w:val="en-US" w:eastAsia="ru-RU"/>
+              </w:rPr>
+              <w:t>System</w:t>
+            </w:r>
+            <w:r>
+              <w:rPr>
+                <w:sz w:val="18"/>
+                <w:szCs w:val="18"/>
+                <w:lang w:eastAsia="ru-RU"/>
+              </w:rPr>
+              <w:t xml:space="preserve"> </w:t>
+            </w:r>
+            <w:r>
+              <w:rPr>
+                <w:sz w:val="18"/>
+                <w:szCs w:val="18"/>
+                <w:lang w:val="en-US" w:eastAsia="ru-RU"/>
+              </w:rPr>
+              <w:t>Verilog</w:t>
+            </w:r>
+            <w:r>
+              <w:rPr>
+                <w:sz w:val="18"/>
+                <w:szCs w:val="18"/>
+                <w:lang w:eastAsia="ru-RU"/>
+              </w:rPr>
+              <w:t xml:space="preserve">; Владение </w:t>
+            </w:r>
+            <w:r>
+              <w:rPr>
+                <w:sz w:val="18"/>
+                <w:szCs w:val="18"/>
+                <w:lang w:val="en-US" w:eastAsia="ru-RU"/>
+              </w:rPr>
+              <w:t>C</w:t>
+            </w:r>
+            <w:r>
+              <w:rPr>
+                <w:sz w:val="18"/>
+                <w:szCs w:val="18"/>
+                <w:lang w:eastAsia="ru-RU"/>
+              </w:rPr>
+              <w:t xml:space="preserve">, </w:t>
+            </w:r>
+            <w:r>
+              <w:rPr>
+                <w:sz w:val="18"/>
+                <w:szCs w:val="18"/>
+                <w:lang w:val="en-US" w:eastAsia="ru-RU"/>
+              </w:rPr>
+              <w:t>C</w:t>
+            </w:r>
+            <w:r>
+              <w:rPr>
+                <w:sz w:val="18"/>
+                <w:szCs w:val="18"/>
+                <w:lang w:eastAsia="ru-RU"/>
+              </w:rPr>
+              <w:t>++; Опыт разработки на M</w:t>
+            </w:r>
+            <w:r>
+              <w:rPr>
+                <w:sz w:val="18"/>
+                <w:szCs w:val="18"/>
+                <w:lang w:val="en-US" w:eastAsia="ru-RU"/>
+              </w:rPr>
+              <w:t>CU</w:t>
+            </w:r>
+          </w:p>
+        </w:tc>
+        <w:tc>
+          <w:tcPr>
+            <w:tcW w:w="594" w:type="dxa"/>
+          </w:tcPr>
+          <w:p>
+            <w:pPr>
+              <w:spacing w:before="100" w:beforeAutospacing="1" w:after="100" w:afterAutospacing="1"/>
+              <w:rPr>
+                <w:sz w:val="18"/>
+                <w:szCs w:val="18"/>
+                <w:lang w:eastAsia="ru-RU"/>
+              </w:rPr>
+            </w:pPr>
+            <w:r>
+              <w:rPr>
+                <w:b/>
+                <w:sz w:val="18"/>
+                <w:szCs w:val="18"/>
+                <w:lang w:val="en-US" w:eastAsia="ru-RU"/>
+              </w:rPr>
+              <w:t>e-mail</w:t>
+            </w:r>
+          </w:p>
+        </w:tc>
+        <w:tc>
+          <w:tcPr>
+            <w:tcW w:w="1404" w:type="dxa"/>
+          </w:tcPr>
+          <w:p>
+            <w:pPr>
+              <w:spacing w:before="100" w:beforeAutospacing="1" w:after="100" w:afterAutospacing="1"/>
+              <w:rPr>
+                <w:sz w:val="18"/>
+                <w:szCs w:val="18"/>
+                <w:lang w:eastAsia="ru-RU"/>
+              </w:rPr>
+            </w:pPr>
+            <w:r>
+              <w:rPr>
+                <w:b/>
+                <w:sz w:val="18"/>
+                <w:szCs w:val="18"/>
+                <w:lang w:eastAsia="ru-RU"/>
+              </w:rPr>
+              <w:t>Моб. Телефон</w:t>
+            </w:r>
+          </w:p>
+        </w:tc>
+        <w:tc>
+          <w:tcPr>
+            <w:tcW w:w="1001" w:type="dxa"/>
+          </w:tcPr>
+          <w:p>
+            <w:pPr>
+              <w:spacing w:before="100" w:beforeAutospacing="1" w:after="100" w:afterAutospacing="1"/>
+              <w:rPr>
+                <w:sz w:val="18"/>
+                <w:szCs w:val="18"/>
+                <w:lang w:val="en-US" w:eastAsia="ru-RU"/>
+              </w:rPr>
+            </w:pPr>
+            <w:r>
+              <w:rPr>
+                <w:sz w:val="18"/>
+                <w:szCs w:val="18"/>
+                <w:lang w:val="en-US" w:eastAsia="ru-RU"/>
+              </w:rPr>
+              <w:t>Telegram</w:t>
+            </w:r>
+          </w:p>
+        </w:tc>
+        <w:tc>
+          <w:tcPr>
+            <w:tcW w:w="1479" w:type="dxa"/>
+          </w:tcPr>
+          <w:p>
+            <w:pPr>
+              <w:spacing w:before="100" w:beforeAutospacing="1" w:after="100" w:afterAutospacing="1"/>
+              <w:rPr>
+                <w:sz w:val="18"/>
+                <w:szCs w:val="18"/>
+                <w:lang w:eastAsia="ru-RU"/>
+              </w:rPr>
+            </w:pPr>
+            <w:r>
+              <w:rPr>
+                <w:sz w:val="18"/>
+                <w:szCs w:val="18"/>
+                <w:lang w:eastAsia="ru-RU"/>
+              </w:rPr>
+              <w:t>9-17</w:t>
+            </w:r>
+          </w:p>
+        </w:tc>
+      </w:tr>
+      <w:tr>
+        <w:tc>
+          <w:tcPr>
+            <w:tcW w:w="417" w:type="dxa"/>
+          </w:tcPr>
+          <w:p>
+            <w:pPr>
+              <w:spacing w:before="100" w:beforeAutospacing="1" w:after="100" w:afterAutospacing="1"/>
+              <w:rPr>
+                <w:sz w:val="18"/>
+                <w:szCs w:val="18"/>
+                <w:lang w:eastAsia="ru-RU"/>
+              </w:rPr>
+            </w:pPr>
+            <w:r>
+              <w:rPr>
+                <w:sz w:val="18"/>
+                <w:szCs w:val="18"/>
+                <w:lang w:eastAsia="ru-RU"/>
+              </w:rPr>
+              <w:t>11</w:t>
+            </w:r>
+          </w:p>
+        </w:tc>
+        <w:tc>
+          <w:tcPr>
+            <w:tcW w:w="1686" w:type="dxa"/>
+          </w:tcPr>
+          <w:p>
+            <w:pPr>
+              <w:spacing w:before="100" w:beforeAutospacing="1" w:after="100" w:afterAutospacing="1"/>
+              <w:rPr>
+                <w:sz w:val="18"/>
+                <w:szCs w:val="18"/>
+                <w:lang w:eastAsia="ru-RU"/>
+              </w:rPr>
+            </w:pPr>
+            <w:r>
+              <w:rPr>
+                <w:sz w:val="18"/>
+                <w:szCs w:val="18"/>
+                <w:lang w:eastAsia="ru-RU"/>
+              </w:rPr>
+              <w:t>Шпак</w:t>
+            </w:r>
+          </w:p>
+        </w:tc>
+        <w:tc>
+          <w:tcPr>
+            <w:tcW w:w="1599" w:type="dxa"/>
+          </w:tcPr>
+          <w:p>
+            <w:pPr>
+              <w:spacing w:before="100" w:beforeAutospacing="1" w:after="100" w:afterAutospacing="1"/>
+              <w:rPr>
+                <w:sz w:val="18"/>
+                <w:szCs w:val="18"/>
+                <w:lang w:eastAsia="ru-RU"/>
+              </w:rPr>
+            </w:pPr>
+            <w:r>
+              <w:rPr>
+                <w:sz w:val="18"/>
+                <w:szCs w:val="18"/>
+                <w:lang w:eastAsia="ru-RU"/>
+              </w:rPr>
+              <w:t>Менеджер по коммуникациям</w:t>
+            </w:r>
+          </w:p>
+        </w:tc>
+        <w:tc>
+          <w:tcPr>
+            <w:tcW w:w="1845" w:type="dxa"/>
+          </w:tcPr>
+          <w:p>
+            <w:pPr>
+              <w:spacing w:before="100" w:beforeAutospacing="1" w:after="100" w:afterAutospacing="1"/>
+              <w:rPr>
+                <w:sz w:val="18"/>
+                <w:szCs w:val="18"/>
+                <w:lang w:eastAsia="ru-RU"/>
+              </w:rPr>
+            </w:pPr>
+            <w:r>
+              <w:rPr>
+                <w:sz w:val="18"/>
+                <w:szCs w:val="18"/>
+                <w:lang w:eastAsia="ru-RU"/>
+              </w:rPr>
+              <w:t>Наличие средств связи; Опыт работы 6 лет</w:t>
+            </w:r>
+          </w:p>
+        </w:tc>
+        <w:tc>
+          <w:tcPr>
+            <w:tcW w:w="594" w:type="dxa"/>
+          </w:tcPr>
+          <w:p>
+            <w:pPr>
+              <w:spacing w:before="100" w:beforeAutospacing="1" w:after="100" w:afterAutospacing="1"/>
+              <w:rPr>
+                <w:sz w:val="18"/>
+                <w:szCs w:val="18"/>
+                <w:lang w:eastAsia="ru-RU"/>
+              </w:rPr>
+            </w:pPr>
+            <w:r>
+              <w:rPr>
+                <w:b/>
+                <w:sz w:val="18"/>
+                <w:szCs w:val="18"/>
+                <w:lang w:val="en-US" w:eastAsia="ru-RU"/>
+              </w:rPr>
+              <w:t>e-mail</w:t>
+            </w:r>
+          </w:p>
+        </w:tc>
+        <w:tc>
+          <w:tcPr>
+            <w:tcW w:w="1404" w:type="dxa"/>
+          </w:tcPr>
+          <w:p>
+            <w:pPr>
+              <w:spacing w:before="100" w:beforeAutospacing="1" w:after="100" w:afterAutospacing="1"/>
+              <w:rPr>
+                <w:sz w:val="18"/>
+                <w:szCs w:val="18"/>
+                <w:lang w:eastAsia="ru-RU"/>
+              </w:rPr>
+            </w:pPr>
+            <w:r>
+              <w:rPr>
+                <w:b/>
+                <w:sz w:val="18"/>
+                <w:szCs w:val="18"/>
+                <w:lang w:eastAsia="ru-RU"/>
+              </w:rPr>
+              <w:t>Моб. телефон</w:t>
+            </w:r>
+          </w:p>
+        </w:tc>
+        <w:tc>
+          <w:tcPr>
+            <w:tcW w:w="1001" w:type="dxa"/>
+          </w:tcPr>
+          <w:p>
+            <w:pPr>
+              <w:spacing w:before="100" w:beforeAutospacing="1" w:after="100" w:afterAutospacing="1"/>
+              <w:rPr>
+                <w:sz w:val="18"/>
+                <w:szCs w:val="18"/>
+                <w:lang w:eastAsia="ru-RU"/>
+              </w:rPr>
+            </w:pPr>
+            <w:r>
+              <w:rPr>
+                <w:sz w:val="18"/>
+                <w:szCs w:val="18"/>
+                <w:lang w:val="en-US" w:eastAsia="ru-RU"/>
+              </w:rPr>
+              <w:t>Telegram</w:t>
+            </w:r>
+          </w:p>
+        </w:tc>
+        <w:tc>
+          <w:tcPr>
+            <w:tcW w:w="1479" w:type="dxa"/>
+          </w:tcPr>
+          <w:p>
+            <w:pPr>
+              <w:spacing w:before="100" w:beforeAutospacing="1" w:after="100" w:afterAutospacing="1"/>
+              <w:rPr>
+                <w:sz w:val="18"/>
+                <w:szCs w:val="18"/>
+                <w:lang w:eastAsia="ru-RU"/>
+              </w:rPr>
+            </w:pPr>
+            <w:r>
+              <w:rPr>
+                <w:sz w:val="18"/>
+                <w:szCs w:val="18"/>
+                <w:lang w:eastAsia="ru-RU"/>
+              </w:rPr>
+              <w:t>круглосуточно</w:t>
+            </w:r>
+          </w:p>
+        </w:tc>
+      </w:tr>
+      <w:tr>
+        <w:tc>
+          <w:tcPr>
+            <w:tcW w:w="417" w:type="dxa"/>
+          </w:tcPr>
+          <w:p>
+            <w:pPr>
+              <w:spacing w:before="100" w:beforeAutospacing="1" w:after="100" w:afterAutospacing="1"/>
+              <w:rPr>
+                <w:sz w:val="18"/>
+                <w:szCs w:val="18"/>
+                <w:lang w:eastAsia="ru-RU"/>
+              </w:rPr>
+            </w:pPr>
+          </w:p>
+        </w:tc>
+        <w:tc>
+          <w:tcPr>
+            <w:tcW w:w="1686" w:type="dxa"/>
+          </w:tcPr>
+          <w:p>
+            <w:pPr>
+              <w:spacing w:before="100" w:beforeAutospacing="1" w:after="100" w:afterAutospacing="1"/>
+              <w:rPr>
+                <w:sz w:val="18"/>
+                <w:szCs w:val="18"/>
+                <w:lang w:eastAsia="ru-RU"/>
+              </w:rPr>
+            </w:pPr>
+          </w:p>
+        </w:tc>
+        <w:tc>
+          <w:tcPr>
+            <w:tcW w:w="1599" w:type="dxa"/>
+          </w:tcPr>
+          <w:p>
+            <w:pPr>
+              <w:spacing w:before="100" w:beforeAutospacing="1" w:after="100" w:afterAutospacing="1"/>
+              <w:rPr>
+                <w:sz w:val="18"/>
+                <w:szCs w:val="18"/>
+                <w:lang w:eastAsia="ru-RU"/>
+              </w:rPr>
+            </w:pPr>
+          </w:p>
+        </w:tc>
+        <w:tc>
+          <w:tcPr>
+            <w:tcW w:w="1845" w:type="dxa"/>
+          </w:tcPr>
+          <w:p>
+            <w:pPr>
+              <w:spacing w:before="100" w:beforeAutospacing="1" w:after="100" w:afterAutospacing="1"/>
+              <w:rPr>
+                <w:sz w:val="18"/>
+                <w:szCs w:val="18"/>
+                <w:lang w:eastAsia="ru-RU"/>
+              </w:rPr>
+            </w:pPr>
+          </w:p>
+        </w:tc>
+        <w:tc>
+          <w:tcPr>
+            <w:tcW w:w="594" w:type="dxa"/>
+          </w:tcPr>
+          <w:p>
+            <w:pPr>
+              <w:spacing w:before="100" w:beforeAutospacing="1" w:after="100" w:afterAutospacing="1"/>
+              <w:rPr>
+                <w:sz w:val="18"/>
+                <w:szCs w:val="18"/>
+                <w:lang w:eastAsia="ru-RU"/>
+              </w:rPr>
+            </w:pPr>
+          </w:p>
+        </w:tc>
+        <w:tc>
+          <w:tcPr>
+            <w:tcW w:w="1404" w:type="dxa"/>
+          </w:tcPr>
+          <w:p>
+            <w:pPr>
+              <w:spacing w:before="100" w:beforeAutospacing="1" w:after="100" w:afterAutospacing="1"/>
+              <w:rPr>
+                <w:sz w:val="18"/>
+                <w:szCs w:val="18"/>
+                <w:lang w:eastAsia="ru-RU"/>
+              </w:rPr>
+            </w:pPr>
+          </w:p>
+        </w:tc>
+        <w:tc>
+          <w:tcPr>
+            <w:tcW w:w="1001" w:type="dxa"/>
+          </w:tcPr>
+          <w:p>
+            <w:pPr>
+              <w:spacing w:before="100" w:beforeAutospacing="1" w:after="100" w:afterAutospacing="1"/>
+              <w:rPr>
+                <w:sz w:val="18"/>
+                <w:szCs w:val="18"/>
+                <w:lang w:eastAsia="ru-RU"/>
+              </w:rPr>
+            </w:pPr>
+          </w:p>
+        </w:tc>
+        <w:tc>
+          <w:tcPr>
+            <w:tcW w:w="1479" w:type="dxa"/>
+          </w:tcPr>
+          <w:p>
+            <w:pPr>
+              <w:spacing w:before="100" w:beforeAutospacing="1" w:after="100" w:afterAutospacing="1"/>
+              <w:rPr>
+                <w:sz w:val="18"/>
+                <w:szCs w:val="18"/>
+                <w:lang w:eastAsia="ru-RU"/>
+              </w:rPr>
+            </w:pPr>
+          </w:p>
+        </w:tc>
+      </w:tr>
+    </w:tbl>
+    <w:p>
+      <w:pPr>
+        <w:pStyle w:val="ListParagraph"/>
+        <w:spacing w:line="360" w:lineRule="auto"/>
+        <w:ind w:left="0"/>
+        <w:jc w:val="both"/>
+        <w:rPr>
+          <w:sz w:val="26"/>
+          <w:szCs w:val="26"/>
+        </w:rPr>
+      </w:pPr>
+    </w:p>
+    <w:p>
+      <w:pPr>
+        <w:pStyle w:val="ListParagraph"/>
         <w:numPr>
           <w:ilvl w:val="1"/>
           <w:numId w:val="2"/>
@@ -957,7 +4794,23 @@
           <w:sz w:val="26"/>
           <w:szCs w:val="26"/>
         </w:rPr>
-        <w:t>Критерии успешности проекта/(если уместно – критерии приемки продукта проекта)</w:t>
+        <w:t>Критерии успешности проекта</w:t>
+      </w:r>
+      <w:proofErr w:type="gramStart"/>
+      <w:r>
+        <w:rPr>
+          <w:sz w:val="26"/>
+          <w:szCs w:val="26"/>
+        </w:rPr>
+        <w:t>/(</w:t>
+      </w:r>
+      <w:proofErr w:type="gramEnd"/>
+      <w:r>
+        <w:rPr>
+          <w:sz w:val="26"/>
+          <w:szCs w:val="26"/>
+        </w:rPr>
+        <w:t>если уместно – критерии приемки продукта проекта)</w:t>
       </w:r>
     </w:p>
     <w:p>
@@ -992,7 +4845,7 @@
     </w:p>
     <w:p>
       <w:pPr>
-        <w:pStyle w:val="a3"/>
+        <w:pStyle w:val="ListParagraph"/>
         <w:numPr>
           <w:ilvl w:val="1"/>
           <w:numId w:val="2"/>
@@ -1017,7 +4870,7 @@
     </w:p>
     <w:p>
       <w:pPr>
-        <w:pStyle w:val="a3"/>
+        <w:pStyle w:val="ListParagraph"/>
         <w:spacing w:line="360" w:lineRule="auto"/>
         <w:ind w:left="0"/>
         <w:jc w:val="both"/>
@@ -1038,7 +4891,7 @@
     </w:p>
     <w:p>
       <w:pPr>
-        <w:pStyle w:val="a3"/>
+        <w:pStyle w:val="ListParagraph"/>
         <w:spacing w:line="360" w:lineRule="auto"/>
         <w:ind w:left="0"/>
         <w:jc w:val="both"/>
@@ -1051,7 +4904,7 @@
     </w:p>
     <w:p>
       <w:pPr>
-        <w:pStyle w:val="a3"/>
+        <w:pStyle w:val="ListParagraph"/>
         <w:numPr>
           <w:ilvl w:val="1"/>
           <w:numId w:val="2"/>
@@ -1075,7 +4928,7 @@
     </w:p>
     <w:p>
       <w:pPr>
-        <w:pStyle w:val="a3"/>
+        <w:pStyle w:val="ListParagraph"/>
         <w:spacing w:line="360" w:lineRule="auto"/>
         <w:ind w:left="0"/>
         <w:jc w:val="both"/>
@@ -1115,30 +4968,12 @@
           <w:sz w:val="26"/>
           <w:szCs w:val="26"/>
         </w:rPr>
-        <w:t xml:space="preserve">или иерархический список, или скриншот </w:t>
-      </w:r>
-      <w:proofErr w:type="gramStart"/>
-      <w:r>
-        <w:rPr>
-          <w:i/>
-          <w:sz w:val="26"/>
-          <w:szCs w:val="26"/>
-        </w:rPr>
-        <w:t>из</w:t>
-      </w:r>
-      <w:proofErr w:type="gramEnd"/>
-      <w:r>
-        <w:rPr>
-          <w:i/>
-          <w:sz w:val="26"/>
-          <w:szCs w:val="26"/>
-        </w:rPr>
-        <w:t xml:space="preserve"> ПО).</w:t>
-      </w:r>
-    </w:p>
-    <w:p>
-      <w:pPr>
-        <w:pStyle w:val="a3"/>
+        <w:t>или иерархический список, или скриншот из ПО).</w:t>
+      </w:r>
+    </w:p>
+    <w:p>
+      <w:pPr>
+        <w:pStyle w:val="ListParagraph"/>
         <w:spacing w:line="360" w:lineRule="auto"/>
         <w:ind w:left="0"/>
         <w:jc w:val="both"/>
@@ -1159,7 +4994,7 @@
     </w:p>
     <w:p>
       <w:pPr>
-        <w:pStyle w:val="a3"/>
+        <w:pStyle w:val="ListParagraph"/>
         <w:spacing w:line="360" w:lineRule="auto"/>
         <w:ind w:left="0"/>
         <w:jc w:val="both"/>
@@ -1180,7 +5015,7 @@
     </w:p>
     <w:p>
       <w:pPr>
-        <w:pStyle w:val="a3"/>
+        <w:pStyle w:val="ListParagraph"/>
         <w:spacing w:line="360" w:lineRule="auto"/>
         <w:ind w:left="0"/>
         <w:jc w:val="both"/>
@@ -1201,7 +5036,7 @@
     </w:p>
     <w:p>
       <w:pPr>
-        <w:pStyle w:val="a3"/>
+        <w:pStyle w:val="ListParagraph"/>
         <w:spacing w:line="360" w:lineRule="auto"/>
         <w:ind w:left="0"/>
         <w:jc w:val="both"/>
@@ -1222,7 +5057,7 @@
     </w:p>
     <w:p>
       <w:pPr>
-        <w:pStyle w:val="a3"/>
+        <w:pStyle w:val="ListParagraph"/>
         <w:spacing w:line="360" w:lineRule="auto"/>
         <w:ind w:left="0"/>
         <w:jc w:val="both"/>
@@ -1243,7 +5078,7 @@
     </w:p>
     <w:p>
       <w:pPr>
-        <w:pStyle w:val="a3"/>
+        <w:pStyle w:val="ListParagraph"/>
         <w:spacing w:line="360" w:lineRule="auto"/>
         <w:ind w:left="0"/>
         <w:jc w:val="both"/>
@@ -1294,7 +5129,7 @@
     </w:p>
     <w:p>
       <w:pPr>
-        <w:pStyle w:val="a3"/>
+        <w:pStyle w:val="ListParagraph"/>
         <w:numPr>
           <w:ilvl w:val="1"/>
           <w:numId w:val="7"/>
@@ -1356,7 +5191,7 @@
     </w:p>
     <w:p>
       <w:pPr>
-        <w:pStyle w:val="a3"/>
+        <w:pStyle w:val="ListParagraph"/>
         <w:numPr>
           <w:ilvl w:val="1"/>
           <w:numId w:val="2"/>
@@ -2628,7 +6463,7 @@
     </w:tbl>
     <w:p>
       <w:pPr>
-        <w:pStyle w:val="a3"/>
+        <w:pStyle w:val="ListParagraph"/>
         <w:ind w:left="0"/>
         <w:jc w:val="both"/>
         <w:rPr>
@@ -2641,7 +6476,7 @@
     </w:p>
     <w:p>
       <w:pPr>
-        <w:pStyle w:val="a3"/>
+        <w:pStyle w:val="ListParagraph"/>
         <w:ind w:left="0"/>
         <w:jc w:val="both"/>
         <w:rPr>
@@ -2651,7 +6486,6 @@
           <w:szCs w:val="26"/>
         </w:rPr>
       </w:pPr>
-      <w:proofErr w:type="gramStart"/>
       <w:r>
         <w:rPr>
           <w:b/>
@@ -2661,7 +6495,6 @@
         </w:rPr>
         <w:t>И-</w:t>
       </w:r>
-      <w:proofErr w:type="gramEnd"/>
       <w:r>
         <w:rPr>
           <w:b/>
@@ -2683,7 +6516,7 @@
     </w:p>
     <w:p>
       <w:pPr>
-        <w:pStyle w:val="a3"/>
+        <w:pStyle w:val="ListParagraph"/>
         <w:ind w:left="0"/>
         <w:jc w:val="both"/>
         <w:rPr>
@@ -2693,7 +6526,6 @@
           <w:szCs w:val="26"/>
         </w:rPr>
       </w:pPr>
-      <w:proofErr w:type="gramStart"/>
       <w:r>
         <w:rPr>
           <w:b/>
@@ -2703,7 +6535,6 @@
         </w:rPr>
         <w:t>О-</w:t>
       </w:r>
-      <w:proofErr w:type="gramEnd"/>
       <w:r>
         <w:rPr>
           <w:b/>
@@ -2725,7 +6556,7 @@
     </w:p>
     <w:p>
       <w:pPr>
-        <w:pStyle w:val="a3"/>
+        <w:pStyle w:val="ListParagraph"/>
         <w:ind w:left="0"/>
         <w:jc w:val="both"/>
         <w:rPr>
@@ -2733,7 +6564,6 @@
           <w:szCs w:val="26"/>
         </w:rPr>
       </w:pPr>
-      <w:proofErr w:type="gramStart"/>
       <w:r>
         <w:rPr>
           <w:sz w:val="26"/>
@@ -2742,7 +6572,6 @@
         <w:lastRenderedPageBreak/>
         <w:t>У-</w:t>
       </w:r>
-      <w:proofErr w:type="gramEnd"/>
       <w:r>
         <w:rPr>
           <w:sz w:val="26"/>
@@ -2760,7 +6589,7 @@
     </w:p>
     <w:p>
       <w:pPr>
-        <w:pStyle w:val="a3"/>
+        <w:pStyle w:val="ListParagraph"/>
         <w:ind w:left="0"/>
         <w:jc w:val="both"/>
         <w:rPr>
@@ -2768,7 +6597,6 @@
           <w:szCs w:val="26"/>
         </w:rPr>
       </w:pPr>
-      <w:proofErr w:type="gramStart"/>
       <w:r>
         <w:rPr>
           <w:sz w:val="26"/>
@@ -2776,7 +6604,6 @@
         </w:rPr>
         <w:t>С-</w:t>
       </w:r>
-      <w:proofErr w:type="gramEnd"/>
       <w:r>
         <w:rPr>
           <w:sz w:val="26"/>
@@ -2794,7 +6621,7 @@
     </w:p>
     <w:p>
       <w:pPr>
-        <w:pStyle w:val="a3"/>
+        <w:pStyle w:val="ListParagraph"/>
         <w:ind w:left="0"/>
         <w:jc w:val="both"/>
         <w:rPr>
@@ -2802,7 +6629,6 @@
           <w:szCs w:val="26"/>
         </w:rPr>
       </w:pPr>
-      <w:proofErr w:type="gramStart"/>
       <w:r>
         <w:rPr>
           <w:sz w:val="26"/>
@@ -2817,7 +6643,6 @@
         </w:rPr>
         <w:t>консультирует</w:t>
       </w:r>
-      <w:proofErr w:type="gramEnd"/>
       <w:r>
         <w:rPr>
           <w:sz w:val="26"/>
@@ -2828,7 +6653,7 @@
     </w:p>
     <w:p>
       <w:pPr>
-        <w:pStyle w:val="a3"/>
+        <w:pStyle w:val="ListParagraph"/>
         <w:ind w:left="0"/>
         <w:jc w:val="both"/>
         <w:rPr>
@@ -2853,7 +6678,7 @@
     </w:p>
     <w:p>
       <w:pPr>
-        <w:pStyle w:val="a3"/>
+        <w:pStyle w:val="ListParagraph"/>
         <w:ind w:left="0"/>
         <w:jc w:val="both"/>
         <w:rPr>
@@ -2871,7 +6696,7 @@
     </w:p>
     <w:p>
       <w:pPr>
-        <w:pStyle w:val="a3"/>
+        <w:pStyle w:val="ListParagraph"/>
         <w:numPr>
           <w:ilvl w:val="1"/>
           <w:numId w:val="2"/>
@@ -2894,7 +6719,7 @@
     </w:p>
     <w:p>
       <w:pPr>
-        <w:pStyle w:val="a3"/>
+        <w:pStyle w:val="ListParagraph"/>
         <w:numPr>
           <w:ilvl w:val="1"/>
           <w:numId w:val="2"/>
@@ -2918,7 +6743,7 @@
     </w:p>
     <w:p>
       <w:pPr>
-        <w:pStyle w:val="a3"/>
+        <w:pStyle w:val="ListParagraph"/>
         <w:ind w:left="1068"/>
         <w:jc w:val="both"/>
         <w:rPr>
@@ -3305,7 +7130,7 @@
     </w:p>
     <w:p>
       <w:pPr>
-        <w:pStyle w:val="a3"/>
+        <w:pStyle w:val="ListParagraph"/>
         <w:numPr>
           <w:ilvl w:val="1"/>
           <w:numId w:val="2"/>
@@ -3329,7 +7154,7 @@
     </w:p>
     <w:tbl>
       <w:tblPr>
-        <w:tblStyle w:val="a5"/>
+        <w:tblStyle w:val="TableGrid"/>
         <w:tblW w:w="0" w:type="auto"/>
         <w:tblLook w:val="04A0" w:firstRow="1" w:lastRow="0" w:firstColumn="1" w:lastColumn="0" w:noHBand="0" w:noVBand="1"/>
       </w:tblPr>
@@ -5636,7 +9461,7 @@
     </w:p>
     <w:p>
       <w:pPr>
-        <w:pStyle w:val="a3"/>
+        <w:pStyle w:val="ListParagraph"/>
         <w:spacing w:line="360" w:lineRule="auto"/>
         <w:ind w:left="0"/>
         <w:jc w:val="both"/>
@@ -5677,7 +9502,7 @@
     </w:p>
     <w:p>
       <w:pPr>
-        <w:pStyle w:val="a3"/>
+        <w:pStyle w:val="ListParagraph"/>
         <w:numPr>
           <w:ilvl w:val="1"/>
           <w:numId w:val="2"/>
@@ -5701,7 +9526,7 @@
     </w:p>
     <w:p>
       <w:pPr>
-        <w:pStyle w:val="a3"/>
+        <w:pStyle w:val="ListParagraph"/>
         <w:spacing w:line="360" w:lineRule="auto"/>
         <w:ind w:left="0"/>
         <w:jc w:val="both"/>
@@ -5736,7 +9561,7 @@
     </w:p>
     <w:p>
       <w:pPr>
-        <w:pStyle w:val="a3"/>
+        <w:pStyle w:val="ListParagraph"/>
         <w:spacing w:line="360" w:lineRule="auto"/>
         <w:ind w:left="0"/>
         <w:jc w:val="both"/>
@@ -5768,7 +9593,7 @@
     </w:p>
     <w:p>
       <w:pPr>
-        <w:pStyle w:val="a3"/>
+        <w:pStyle w:val="ListParagraph"/>
         <w:spacing w:line="360" w:lineRule="auto"/>
         <w:ind w:left="0"/>
         <w:jc w:val="both"/>
@@ -5809,7 +9634,7 @@
     </w:p>
     <w:p>
       <w:pPr>
-        <w:pStyle w:val="a3"/>
+        <w:pStyle w:val="ListParagraph"/>
         <w:spacing w:line="360" w:lineRule="auto"/>
         <w:ind w:left="0"/>
         <w:jc w:val="both"/>
@@ -5861,7 +9686,6 @@
           <w:szCs w:val="26"/>
         </w:rPr>
       </w:pPr>
-      <w:proofErr w:type="gramStart"/>
       <w:r>
         <w:rPr>
           <w:i/>
@@ -5927,7 +9751,6 @@
         </w:rPr>
         <w:t>криншот из ПО календарно-сетевого графика после оптимизации с комментариями о примененных подходах.</w:t>
       </w:r>
-      <w:proofErr w:type="gramEnd"/>
     </w:p>
     <w:p>
       <w:pPr>
@@ -5942,7 +9765,7 @@
     </w:p>
     <w:p>
       <w:pPr>
-        <w:pStyle w:val="a3"/>
+        <w:pStyle w:val="ListParagraph"/>
         <w:numPr>
           <w:ilvl w:val="1"/>
           <w:numId w:val="7"/>
@@ -6086,7 +9909,7 @@
     </w:p>
     <w:p>
       <w:pPr>
-        <w:pStyle w:val="a3"/>
+        <w:pStyle w:val="ListParagraph"/>
         <w:spacing w:line="360" w:lineRule="auto"/>
         <w:ind w:left="0"/>
         <w:jc w:val="both"/>
@@ -6151,7 +9974,7 @@
     </w:p>
     <w:tbl>
       <w:tblPr>
-        <w:tblStyle w:val="a5"/>
+        <w:tblStyle w:val="TableGrid"/>
         <w:tblW w:w="0" w:type="auto"/>
         <w:tblLook w:val="04A0" w:firstRow="1" w:lastRow="0" w:firstColumn="1" w:lastColumn="0" w:noHBand="0" w:noVBand="1"/>
       </w:tblPr>
@@ -6733,7 +10556,7 @@
     </w:p>
     <w:p>
       <w:pPr>
-        <w:pStyle w:val="a3"/>
+        <w:pStyle w:val="ListParagraph"/>
         <w:spacing w:line="360" w:lineRule="auto"/>
         <w:ind w:left="0"/>
         <w:jc w:val="both"/>
@@ -6765,7 +10588,7 @@
     </w:p>
     <w:p>
       <w:pPr>
-        <w:pStyle w:val="a3"/>
+        <w:pStyle w:val="ListParagraph"/>
         <w:spacing w:line="360" w:lineRule="auto"/>
         <w:ind w:left="0"/>
         <w:jc w:val="both"/>
@@ -6778,7 +10601,7 @@
     </w:p>
     <w:p>
       <w:pPr>
-        <w:pStyle w:val="a3"/>
+        <w:pStyle w:val="ListParagraph"/>
         <w:numPr>
           <w:ilvl w:val="0"/>
           <w:numId w:val="4"/>
@@ -6856,23 +10679,7 @@
           <w:sz w:val="26"/>
           <w:szCs w:val="26"/>
         </w:rPr>
-        <w:t xml:space="preserve"> со скриншотами </w:t>
-      </w:r>
-      <w:proofErr w:type="gramStart"/>
-      <w:r>
-        <w:rPr>
-          <w:sz w:val="26"/>
-          <w:szCs w:val="26"/>
-        </w:rPr>
-        <w:t>из</w:t>
-      </w:r>
-      <w:proofErr w:type="gramEnd"/>
-      <w:r>
-        <w:rPr>
-          <w:sz w:val="26"/>
-          <w:szCs w:val="26"/>
-        </w:rPr>
-        <w:t xml:space="preserve"> ПО</w:t>
+        <w:t xml:space="preserve"> со скриншотами из ПО</w:t>
       </w:r>
       <w:r>
         <w:rPr>
@@ -6917,7 +10724,7 @@
     </w:p>
     <w:p>
       <w:pPr>
-        <w:pStyle w:val="a3"/>
+        <w:pStyle w:val="ListParagraph"/>
         <w:numPr>
           <w:ilvl w:val="0"/>
           <w:numId w:val="4"/>
@@ -6941,7 +10748,7 @@
     </w:p>
     <w:p>
       <w:pPr>
-        <w:pStyle w:val="a3"/>
+        <w:pStyle w:val="ListParagraph"/>
         <w:numPr>
           <w:ilvl w:val="0"/>
           <w:numId w:val="4"/>
@@ -7025,25 +10832,7 @@
           <w:sz w:val="26"/>
           <w:szCs w:val="26"/>
         </w:rPr>
-        <w:t xml:space="preserve">К отчету прилагается файл проекта </w:t>
-      </w:r>
-      <w:proofErr w:type="gramStart"/>
-      <w:r>
-        <w:rPr>
-          <w:i/>
-          <w:sz w:val="26"/>
-          <w:szCs w:val="26"/>
-        </w:rPr>
-        <w:t>в</w:t>
-      </w:r>
-      <w:proofErr w:type="gramEnd"/>
-      <w:r>
-        <w:rPr>
-          <w:i/>
-          <w:sz w:val="26"/>
-          <w:szCs w:val="26"/>
-        </w:rPr>
-        <w:t xml:space="preserve"> ПО.</w:t>
+        <w:t>К отчету прилагается файл проекта в ПО.</w:t>
       </w:r>
     </w:p>
     <w:sectPr>
@@ -7057,8 +10846,8 @@
 </file>
 
 <file path=word/numbering.xml><?xml version="1.0" encoding="utf-8"?>
-<w:numbering xmlns:wpc="http://schemas.microsoft.com/office/word/2010/wordprocessingCanvas" xmlns:mc="http://schemas.openxmlformats.org/markup-compatibility/2006" xmlns:o="urn:schemas-microsoft-com:office:office" xmlns:r="http://schemas.openxmlformats.org/officeDocument/2006/relationships" xmlns:m="http://schemas.openxmlformats.org/officeDocument/2006/math" xmlns:v="urn:schemas-microsoft-com:vml" xmlns:wp14="http://schemas.microsoft.com/office/word/2010/wordprocessingDrawing" xmlns:wp="http://schemas.openxmlformats.org/drawingml/2006/wordprocessingDrawing" xmlns:w10="urn:schemas-microsoft-com:office:word" xmlns:w="http://schemas.openxmlformats.org/wordprocessingml/2006/main" xmlns:w14="http://schemas.microsoft.com/office/word/2010/wordml" xmlns:wpg="http://schemas.microsoft.com/office/word/2010/wordprocessingGroup" xmlns:wpi="http://schemas.microsoft.com/office/word/2010/wordprocessingInk" xmlns:wne="http://schemas.microsoft.com/office/word/2006/wordml" xmlns:wps="http://schemas.microsoft.com/office/word/2010/wordprocessingShape" mc:Ignorable="w14 wp14">
-  <w:abstractNum w:abstractNumId="0">
+<w:numbering xmlns:wpc="http://schemas.microsoft.com/office/word/2010/wordprocessingCanvas" xmlns:cx="http://schemas.microsoft.com/office/drawing/2014/chartex" xmlns:cx1="http://schemas.microsoft.com/office/drawing/2015/9/8/chartex" xmlns:cx2="http://schemas.microsoft.com/office/drawing/2015/10/21/chartex" xmlns:cx3="http://schemas.microsoft.com/office/drawing/2016/5/9/chartex" xmlns:cx4="http://schemas.microsoft.com/office/drawing/2016/5/10/chartex" xmlns:cx5="http://schemas.microsoft.com/office/drawing/2016/5/11/chartex" xmlns:cx6="http://schemas.microsoft.com/office/drawing/2016/5/12/chartex" xmlns:cx7="http://schemas.microsoft.com/office/drawing/2016/5/13/chartex" xmlns:cx8="http://schemas.microsoft.com/office/drawing/2016/5/14/chartex" xmlns:mc="http://schemas.openxmlformats.org/markup-compatibility/2006" xmlns:aink="http://schemas.microsoft.com/office/drawing/2016/ink" xmlns:am3d="http://schemas.microsoft.com/office/drawing/2017/model3d" xmlns:o="urn:schemas-microsoft-com:office:office" xmlns:oel="http://schemas.microsoft.com/office/2019/extlst" xmlns:r="http://schemas.openxmlformats.org/officeDocument/2006/relationships" xmlns:m="http://schemas.openxmlformats.org/officeDocument/2006/math" xmlns:v="urn:schemas-microsoft-com:vml" xmlns:wp14="http://schemas.microsoft.com/office/word/2010/wordprocessingDrawing" xmlns:wp="http://schemas.openxmlformats.org/drawingml/2006/wordprocessingDrawing" xmlns:w10="urn:schemas-microsoft-com:office:word" xmlns:w="http://schemas.openxmlformats.org/wordprocessingml/2006/main" xmlns:w14="http://schemas.microsoft.com/office/word/2010/wordml" xmlns:w15="http://schemas.microsoft.com/office/word/2012/wordml" xmlns:w16cex="http://schemas.microsoft.com/office/word/2018/wordml/cex" xmlns:w16cid="http://schemas.microsoft.com/office/word/2016/wordml/cid" xmlns:w16="http://schemas.microsoft.com/office/word/2018/wordml" xmlns:w16du="http://schemas.microsoft.com/office/word/2023/wordml/word16du" xmlns:w16sdtdh="http://schemas.microsoft.com/office/word/2020/wordml/sdtdatahash" xmlns:w16sdtfl="http://schemas.microsoft.com/office/word/2024/wordml/sdtformatlock" xmlns:w16se="http://schemas.microsoft.com/office/word/2015/wordml/symex" xmlns:wpg="http://schemas.microsoft.com/office/word/2010/wordprocessingGroup" xmlns:wpi="http://schemas.microsoft.com/office/word/2010/wordprocessingInk" xmlns:wne="http://schemas.microsoft.com/office/word/2006/wordml" xmlns:wps="http://schemas.microsoft.com/office/word/2010/wordprocessingShape" mc:Ignorable="w14 w15 w16se w16cid w16 w16cex w16sdtdh w16sdtfl w16du wp14">
+  <w:abstractNum w:abstractNumId="0" w15:restartNumberingAfterBreak="0">
     <w:nsid w:val="04DA53F1"/>
     <w:multiLevelType w:val="hybridMultilevel"/>
     <w:tmpl w:val="B88EC0D4"/>
@@ -7147,7 +10936,7 @@
       </w:pPr>
     </w:lvl>
   </w:abstractNum>
-  <w:abstractNum w:abstractNumId="1">
+  <w:abstractNum w:abstractNumId="1" w15:restartNumberingAfterBreak="0">
     <w:nsid w:val="0DF776E7"/>
     <w:multiLevelType w:val="hybridMultilevel"/>
     <w:tmpl w:val="9EFE07A8"/>
@@ -7239,7 +11028,7 @@
       </w:pPr>
     </w:lvl>
   </w:abstractNum>
-  <w:abstractNum w:abstractNumId="2">
+  <w:abstractNum w:abstractNumId="2" w15:restartNumberingAfterBreak="0">
     <w:nsid w:val="13A844C0"/>
     <w:multiLevelType w:val="hybridMultilevel"/>
     <w:tmpl w:val="99664DD6"/>
@@ -7325,7 +11114,7 @@
       </w:pPr>
     </w:lvl>
   </w:abstractNum>
-  <w:abstractNum w:abstractNumId="3">
+  <w:abstractNum w:abstractNumId="3" w15:restartNumberingAfterBreak="0">
     <w:nsid w:val="2E1D5A38"/>
     <w:multiLevelType w:val="hybridMultilevel"/>
     <w:tmpl w:val="A7EEF7B4"/>
@@ -7414,10 +11203,123 @@
       </w:pPr>
     </w:lvl>
   </w:abstractNum>
-  <w:abstractNum w:abstractNumId="4">
+  <w:abstractNum w:abstractNumId="4" w15:restartNumberingAfterBreak="0">
+    <w:nsid w:val="31AE0DA3"/>
+    <w:multiLevelType w:val="hybridMultilevel"/>
+    <w:tmpl w:val="CBB80EEC"/>
+    <w:lvl w:ilvl="0" w:tplc="04190001">
+      <w:start w:val="1"/>
+      <w:numFmt w:val="bullet"/>
+      <w:lvlText w:val=""/>
+      <w:lvlJc w:val="left"/>
+      <w:pPr>
+        <w:ind w:left="1428" w:hanging="360"/>
+      </w:pPr>
+      <w:rPr>
+        <w:rFonts w:ascii="Symbol" w:hAnsi="Symbol" w:hint="default"/>
+      </w:rPr>
+    </w:lvl>
+    <w:lvl w:ilvl="1" w:tplc="04190003" w:tentative="1">
+      <w:start w:val="1"/>
+      <w:numFmt w:val="bullet"/>
+      <w:lvlText w:val="o"/>
+      <w:lvlJc w:val="left"/>
+      <w:pPr>
+        <w:ind w:left="2148" w:hanging="360"/>
+      </w:pPr>
+      <w:rPr>
+        <w:rFonts w:ascii="Courier New" w:hAnsi="Courier New" w:cs="Courier New" w:hint="default"/>
+      </w:rPr>
+    </w:lvl>
+    <w:lvl w:ilvl="2" w:tplc="04190005" w:tentative="1">
+      <w:start w:val="1"/>
+      <w:numFmt w:val="bullet"/>
+      <w:lvlText w:val=""/>
+      <w:lvlJc w:val="left"/>
+      <w:pPr>
+        <w:ind w:left="2868" w:hanging="360"/>
+      </w:pPr>
+      <w:rPr>
+        <w:rFonts w:ascii="Wingdings" w:hAnsi="Wingdings" w:hint="default"/>
+      </w:rPr>
+    </w:lvl>
+    <w:lvl w:ilvl="3" w:tplc="04190001" w:tentative="1">
+      <w:start w:val="1"/>
+      <w:numFmt w:val="bullet"/>
+      <w:lvlText w:val=""/>
+      <w:lvlJc w:val="left"/>
+      <w:pPr>
+        <w:ind w:left="3588" w:hanging="360"/>
+      </w:pPr>
+      <w:rPr>
+        <w:rFonts w:ascii="Symbol" w:hAnsi="Symbol" w:hint="default"/>
+      </w:rPr>
+    </w:lvl>
+    <w:lvl w:ilvl="4" w:tplc="04190003" w:tentative="1">
+      <w:start w:val="1"/>
+      <w:numFmt w:val="bullet"/>
+      <w:lvlText w:val="o"/>
+      <w:lvlJc w:val="left"/>
+      <w:pPr>
+        <w:ind w:left="4308" w:hanging="360"/>
+      </w:pPr>
+      <w:rPr>
+        <w:rFonts w:ascii="Courier New" w:hAnsi="Courier New" w:cs="Courier New" w:hint="default"/>
+      </w:rPr>
+    </w:lvl>
+    <w:lvl w:ilvl="5" w:tplc="04190005" w:tentative="1">
+      <w:start w:val="1"/>
+      <w:numFmt w:val="bullet"/>
+      <w:lvlText w:val=""/>
+      <w:lvlJc w:val="left"/>
+      <w:pPr>
+        <w:ind w:left="5028" w:hanging="360"/>
+      </w:pPr>
+      <w:rPr>
+        <w:rFonts w:ascii="Wingdings" w:hAnsi="Wingdings" w:hint="default"/>
+      </w:rPr>
+    </w:lvl>
+    <w:lvl w:ilvl="6" w:tplc="04190001" w:tentative="1">
+      <w:start w:val="1"/>
+      <w:numFmt w:val="bullet"/>
+      <w:lvlText w:val=""/>
+      <w:lvlJc w:val="left"/>
+      <w:pPr>
+        <w:ind w:left="5748" w:hanging="360"/>
+      </w:pPr>
+      <w:rPr>
+        <w:rFonts w:ascii="Symbol" w:hAnsi="Symbol" w:hint="default"/>
+      </w:rPr>
+    </w:lvl>
+    <w:lvl w:ilvl="7" w:tplc="04190003" w:tentative="1">
+      <w:start w:val="1"/>
+      <w:numFmt w:val="bullet"/>
+      <w:lvlText w:val="o"/>
+      <w:lvlJc w:val="left"/>
+      <w:pPr>
+        <w:ind w:left="6468" w:hanging="360"/>
+      </w:pPr>
+      <w:rPr>
+        <w:rFonts w:ascii="Courier New" w:hAnsi="Courier New" w:cs="Courier New" w:hint="default"/>
+      </w:rPr>
+    </w:lvl>
+    <w:lvl w:ilvl="8" w:tplc="04190005" w:tentative="1">
+      <w:start w:val="1"/>
+      <w:numFmt w:val="bullet"/>
+      <w:lvlText w:val=""/>
+      <w:lvlJc w:val="left"/>
+      <w:pPr>
+        <w:ind w:left="7188" w:hanging="360"/>
+      </w:pPr>
+      <w:rPr>
+        <w:rFonts w:ascii="Wingdings" w:hAnsi="Wingdings" w:hint="default"/>
+      </w:rPr>
+    </w:lvl>
+  </w:abstractNum>
+  <w:abstractNum w:abstractNumId="5" w15:restartNumberingAfterBreak="0">
     <w:nsid w:val="38DA5190"/>
     <w:multiLevelType w:val="hybridMultilevel"/>
-    <w:tmpl w:val="2A6609BC"/>
+    <w:tmpl w:val="BB9E3F66"/>
     <w:lvl w:ilvl="0" w:tplc="733E8212">
       <w:start w:val="1"/>
       <w:numFmt w:val="decimal"/>
@@ -7506,7 +11408,7 @@
       </w:pPr>
     </w:lvl>
   </w:abstractNum>
-  <w:abstractNum w:abstractNumId="5">
+  <w:abstractNum w:abstractNumId="6" w15:restartNumberingAfterBreak="0">
     <w:nsid w:val="47F012FC"/>
     <w:multiLevelType w:val="hybridMultilevel"/>
     <w:tmpl w:val="3CA26DFC"/>
@@ -7595,7 +11497,7 @@
       </w:pPr>
     </w:lvl>
   </w:abstractNum>
-  <w:abstractNum w:abstractNumId="6">
+  <w:abstractNum w:abstractNumId="7" w15:restartNumberingAfterBreak="0">
     <w:nsid w:val="5F0470EC"/>
     <w:multiLevelType w:val="hybridMultilevel"/>
     <w:tmpl w:val="9C92159C"/>
@@ -7684,19 +11586,108 @@
       </w:pPr>
     </w:lvl>
   </w:abstractNum>
-  <w:num w:numId="1">
+  <w:abstractNum w:abstractNumId="8" w15:restartNumberingAfterBreak="0">
+    <w:nsid w:val="75435A75"/>
+    <w:multiLevelType w:val="hybridMultilevel"/>
+    <w:tmpl w:val="D5769716"/>
+    <w:lvl w:ilvl="0" w:tplc="0419000F">
+      <w:start w:val="1"/>
+      <w:numFmt w:val="decimal"/>
+      <w:lvlText w:val="%1."/>
+      <w:lvlJc w:val="left"/>
+      <w:pPr>
+        <w:ind w:left="720" w:hanging="360"/>
+      </w:pPr>
+      <w:rPr>
+        <w:rFonts w:hint="default"/>
+      </w:rPr>
+    </w:lvl>
+    <w:lvl w:ilvl="1" w:tplc="04190019" w:tentative="1">
+      <w:start w:val="1"/>
+      <w:numFmt w:val="lowerLetter"/>
+      <w:lvlText w:val="%2."/>
+      <w:lvlJc w:val="left"/>
+      <w:pPr>
+        <w:ind w:left="1440" w:hanging="360"/>
+      </w:pPr>
+    </w:lvl>
+    <w:lvl w:ilvl="2" w:tplc="0419001B" w:tentative="1">
+      <w:start w:val="1"/>
+      <w:numFmt w:val="lowerRoman"/>
+      <w:lvlText w:val="%3."/>
+      <w:lvlJc w:val="right"/>
+      <w:pPr>
+        <w:ind w:left="2160" w:hanging="180"/>
+      </w:pPr>
+    </w:lvl>
+    <w:lvl w:ilvl="3" w:tplc="0419000F" w:tentative="1">
+      <w:start w:val="1"/>
+      <w:numFmt w:val="decimal"/>
+      <w:lvlText w:val="%4."/>
+      <w:lvlJc w:val="left"/>
+      <w:pPr>
+        <w:ind w:left="2880" w:hanging="360"/>
+      </w:pPr>
+    </w:lvl>
+    <w:lvl w:ilvl="4" w:tplc="04190019" w:tentative="1">
+      <w:start w:val="1"/>
+      <w:numFmt w:val="lowerLetter"/>
+      <w:lvlText w:val="%5."/>
+      <w:lvlJc w:val="left"/>
+      <w:pPr>
+        <w:ind w:left="3600" w:hanging="360"/>
+      </w:pPr>
+    </w:lvl>
+    <w:lvl w:ilvl="5" w:tplc="0419001B" w:tentative="1">
+      <w:start w:val="1"/>
+      <w:numFmt w:val="lowerRoman"/>
+      <w:lvlText w:val="%6."/>
+      <w:lvlJc w:val="right"/>
+      <w:pPr>
+        <w:ind w:left="4320" w:hanging="180"/>
+      </w:pPr>
+    </w:lvl>
+    <w:lvl w:ilvl="6" w:tplc="0419000F" w:tentative="1">
+      <w:start w:val="1"/>
+      <w:numFmt w:val="decimal"/>
+      <w:lvlText w:val="%7."/>
+      <w:lvlJc w:val="left"/>
+      <w:pPr>
+        <w:ind w:left="5040" w:hanging="360"/>
+      </w:pPr>
+    </w:lvl>
+    <w:lvl w:ilvl="7" w:tplc="04190019" w:tentative="1">
+      <w:start w:val="1"/>
+      <w:numFmt w:val="lowerLetter"/>
+      <w:lvlText w:val="%8."/>
+      <w:lvlJc w:val="left"/>
+      <w:pPr>
+        <w:ind w:left="5760" w:hanging="360"/>
+      </w:pPr>
+    </w:lvl>
+    <w:lvl w:ilvl="8" w:tplc="0419001B" w:tentative="1">
+      <w:start w:val="1"/>
+      <w:numFmt w:val="lowerRoman"/>
+      <w:lvlText w:val="%9."/>
+      <w:lvlJc w:val="right"/>
+      <w:pPr>
+        <w:ind w:left="6480" w:hanging="180"/>
+      </w:pPr>
+    </w:lvl>
+  </w:abstractNum>
+  <w:num w:numId="1" w16cid:durableId="1741324191">
     <w:abstractNumId w:val="0"/>
   </w:num>
-  <w:num w:numId="2">
-    <w:abstractNumId w:val="4"/>
+  <w:num w:numId="2" w16cid:durableId="1636834634">
+    <w:abstractNumId w:val="5"/>
   </w:num>
-  <w:num w:numId="3">
+  <w:num w:numId="3" w16cid:durableId="345865646">
     <w:abstractNumId w:val="3"/>
   </w:num>
-  <w:num w:numId="4">
-    <w:abstractNumId w:val="5"/>
+  <w:num w:numId="4" w16cid:durableId="194512918">
+    <w:abstractNumId w:val="6"/>
   </w:num>
-  <w:num w:numId="5">
+  <w:num w:numId="5" w16cid:durableId="1235819190">
     <w:abstractNumId w:val="2"/>
     <w:lvlOverride w:ilvl="0">
       <w:startOverride w:val="1"/>
@@ -7726,17 +11717,23 @@
       <w:startOverride w:val="1"/>
     </w:lvlOverride>
   </w:num>
-  <w:num w:numId="6">
-    <w:abstractNumId w:val="6"/>
+  <w:num w:numId="6" w16cid:durableId="875506638">
+    <w:abstractNumId w:val="7"/>
   </w:num>
-  <w:num w:numId="7">
+  <w:num w:numId="7" w16cid:durableId="443161605">
     <w:abstractNumId w:val="1"/>
+  </w:num>
+  <w:num w:numId="8" w16cid:durableId="1206865031">
+    <w:abstractNumId w:val="8"/>
+  </w:num>
+  <w:num w:numId="9" w16cid:durableId="36052924">
+    <w:abstractNumId w:val="4"/>
   </w:num>
 </w:numbering>
 </file>
 
 <file path=word/styles.xml><?xml version="1.0" encoding="utf-8"?>
-<w:styles xmlns:mc="http://schemas.openxmlformats.org/markup-compatibility/2006" xmlns:r="http://schemas.openxmlformats.org/officeDocument/2006/relationships" xmlns:w="http://schemas.openxmlformats.org/wordprocessingml/2006/main" xmlns:w14="http://schemas.microsoft.com/office/word/2010/wordml" mc:Ignorable="w14">
+<w:styles xmlns:mc="http://schemas.openxmlformats.org/markup-compatibility/2006" xmlns:r="http://schemas.openxmlformats.org/officeDocument/2006/relationships" xmlns:w="http://schemas.openxmlformats.org/wordprocessingml/2006/main" xmlns:w14="http://schemas.microsoft.com/office/word/2010/wordml" xmlns:w15="http://schemas.microsoft.com/office/word/2012/wordml" xmlns:w16cex="http://schemas.microsoft.com/office/word/2018/wordml/cex" xmlns:w16cid="http://schemas.microsoft.com/office/word/2016/wordml/cid" xmlns:w16="http://schemas.microsoft.com/office/word/2018/wordml" xmlns:w16du="http://schemas.microsoft.com/office/word/2023/wordml/word16du" xmlns:w16sdtdh="http://schemas.microsoft.com/office/word/2020/wordml/sdtdatahash" xmlns:w16sdtfl="http://schemas.microsoft.com/office/word/2024/wordml/sdtformatlock" xmlns:w16se="http://schemas.microsoft.com/office/word/2015/wordml/symex" mc:Ignorable="w14 w15 w16se w16cid w16 w16cex w16sdtdh w16sdtfl w16du">
   <w:docDefaults>
     <w:rPrDefault>
       <w:rPr>
@@ -7752,146 +11749,385 @@
       </w:pPr>
     </w:pPrDefault>
   </w:docDefaults>
-  <w:latentStyles w:defLockedState="0" w:defUIPriority="99" w:defSemiHidden="1" w:defUnhideWhenUsed="1" w:defQFormat="0" w:count="267">
-    <w:lsdException w:name="Normal" w:semiHidden="0" w:uiPriority="0" w:unhideWhenUsed="0" w:qFormat="1"/>
-    <w:lsdException w:name="heading 1" w:semiHidden="0" w:uiPriority="9" w:unhideWhenUsed="0" w:qFormat="1"/>
-    <w:lsdException w:name="heading 2" w:uiPriority="9" w:qFormat="1"/>
-    <w:lsdException w:name="heading 3" w:uiPriority="9" w:qFormat="1"/>
-    <w:lsdException w:name="heading 4" w:uiPriority="9" w:qFormat="1"/>
-    <w:lsdException w:name="heading 5" w:uiPriority="9" w:qFormat="1"/>
-    <w:lsdException w:name="heading 6" w:uiPriority="9" w:qFormat="1"/>
-    <w:lsdException w:name="heading 7" w:uiPriority="9" w:qFormat="1"/>
-    <w:lsdException w:name="heading 8" w:uiPriority="9" w:qFormat="1"/>
-    <w:lsdException w:name="heading 9" w:uiPriority="9" w:qFormat="1"/>
-    <w:lsdException w:name="toc 1" w:uiPriority="39"/>
-    <w:lsdException w:name="toc 2" w:uiPriority="39"/>
-    <w:lsdException w:name="toc 3" w:uiPriority="39"/>
-    <w:lsdException w:name="toc 4" w:uiPriority="39"/>
-    <w:lsdException w:name="toc 5" w:uiPriority="39"/>
-    <w:lsdException w:name="toc 6" w:uiPriority="39"/>
-    <w:lsdException w:name="toc 7" w:uiPriority="39"/>
-    <w:lsdException w:name="toc 8" w:uiPriority="39"/>
-    <w:lsdException w:name="toc 9" w:uiPriority="39"/>
-    <w:lsdException w:name="caption" w:uiPriority="35" w:qFormat="1"/>
-    <w:lsdException w:name="Title" w:semiHidden="0" w:uiPriority="10" w:unhideWhenUsed="0" w:qFormat="1"/>
-    <w:lsdException w:name="Default Paragraph Font" w:uiPriority="1"/>
-    <w:lsdException w:name="Subtitle" w:semiHidden="0" w:uiPriority="11" w:unhideWhenUsed="0" w:qFormat="1"/>
-    <w:lsdException w:name="Strong" w:semiHidden="0" w:uiPriority="22" w:unhideWhenUsed="0" w:qFormat="1"/>
-    <w:lsdException w:name="Emphasis" w:semiHidden="0" w:uiPriority="20" w:unhideWhenUsed="0" w:qFormat="1"/>
-    <w:lsdException w:name="Table Grid" w:semiHidden="0" w:uiPriority="59" w:unhideWhenUsed="0"/>
-    <w:lsdException w:name="Placeholder Text" w:unhideWhenUsed="0"/>
-    <w:lsdException w:name="No Spacing" w:semiHidden="0" w:uiPriority="1" w:unhideWhenUsed="0" w:qFormat="1"/>
-    <w:lsdException w:name="Light Shading" w:semiHidden="0" w:uiPriority="60" w:unhideWhenUsed="0"/>
-    <w:lsdException w:name="Light List" w:semiHidden="0" w:uiPriority="61" w:unhideWhenUsed="0"/>
-    <w:lsdException w:name="Light Grid" w:semiHidden="0" w:uiPriority="62" w:unhideWhenUsed="0"/>
-    <w:lsdException w:name="Medium Shading 1" w:semiHidden="0" w:uiPriority="63" w:unhideWhenUsed="0"/>
-    <w:lsdException w:name="Medium Shading 2" w:semiHidden="0" w:uiPriority="64" w:unhideWhenUsed="0"/>
-    <w:lsdException w:name="Medium List 1" w:semiHidden="0" w:uiPriority="65" w:unhideWhenUsed="0"/>
-    <w:lsdException w:name="Medium List 2" w:semiHidden="0" w:uiPriority="66" w:unhideWhenUsed="0"/>
-    <w:lsdException w:name="Medium Grid 1" w:semiHidden="0" w:uiPriority="67" w:unhideWhenUsed="0"/>
-    <w:lsdException w:name="Medium Grid 2" w:semiHidden="0" w:uiPriority="68" w:unhideWhenUsed="0"/>
-    <w:lsdException w:name="Medium Grid 3" w:semiHidden="0" w:uiPriority="69" w:unhideWhenUsed="0"/>
-    <w:lsdException w:name="Dark List" w:semiHidden="0" w:uiPriority="70" w:unhideWhenUsed="0"/>
-    <w:lsdException w:name="Colorful Shading" w:semiHidden="0" w:uiPriority="71" w:unhideWhenUsed="0"/>
-    <w:lsdException w:name="Colorful List" w:semiHidden="0" w:uiPriority="72" w:unhideWhenUsed="0"/>
-    <w:lsdException w:name="Colorful Grid" w:semiHidden="0" w:uiPriority="73" w:unhideWhenUsed="0"/>
-    <w:lsdException w:name="Light Shading Accent 1" w:semiHidden="0" w:uiPriority="60" w:unhideWhenUsed="0"/>
-    <w:lsdException w:name="Light List Accent 1" w:semiHidden="0" w:uiPriority="61" w:unhideWhenUsed="0"/>
-    <w:lsdException w:name="Light Grid Accent 1" w:semiHidden="0" w:uiPriority="62" w:unhideWhenUsed="0"/>
-    <w:lsdException w:name="Medium Shading 1 Accent 1" w:semiHidden="0" w:uiPriority="63" w:unhideWhenUsed="0"/>
-    <w:lsdException w:name="Medium Shading 2 Accent 1" w:semiHidden="0" w:uiPriority="64" w:unhideWhenUsed="0"/>
-    <w:lsdException w:name="Medium List 1 Accent 1" w:semiHidden="0" w:uiPriority="65" w:unhideWhenUsed="0"/>
-    <w:lsdException w:name="Revision" w:unhideWhenUsed="0"/>
-    <w:lsdException w:name="List Paragraph" w:semiHidden="0" w:uiPriority="34" w:unhideWhenUsed="0" w:qFormat="1"/>
-    <w:lsdException w:name="Quote" w:semiHidden="0" w:uiPriority="29" w:unhideWhenUsed="0" w:qFormat="1"/>
-    <w:lsdException w:name="Intense Quote" w:semiHidden="0" w:uiPriority="30" w:unhideWhenUsed="0" w:qFormat="1"/>
-    <w:lsdException w:name="Medium List 2 Accent 1" w:semiHidden="0" w:uiPriority="66" w:unhideWhenUsed="0"/>
-    <w:lsdException w:name="Medium Grid 1 Accent 1" w:semiHidden="0" w:uiPriority="67" w:unhideWhenUsed="0"/>
-    <w:lsdException w:name="Medium Grid 2 Accent 1" w:semiHidden="0" w:uiPriority="68" w:unhideWhenUsed="0"/>
-    <w:lsdException w:name="Medium Grid 3 Accent 1" w:semiHidden="0" w:uiPriority="69" w:unhideWhenUsed="0"/>
-    <w:lsdException w:name="Dark List Accent 1" w:semiHidden="0" w:uiPriority="70" w:unhideWhenUsed="0"/>
-    <w:lsdException w:name="Colorful Shading Accent 1" w:semiHidden="0" w:uiPriority="71" w:unhideWhenUsed="0"/>
-    <w:lsdException w:name="Colorful List Accent 1" w:semiHidden="0" w:uiPriority="72" w:unhideWhenUsed="0"/>
-    <w:lsdException w:name="Colorful Grid Accent 1" w:semiHidden="0" w:uiPriority="73" w:unhideWhenUsed="0"/>
-    <w:lsdException w:name="Light Shading Accent 2" w:semiHidden="0" w:uiPriority="60" w:unhideWhenUsed="0"/>
-    <w:lsdException w:name="Light List Accent 2" w:semiHidden="0" w:uiPriority="61" w:unhideWhenUsed="0"/>
-    <w:lsdException w:name="Light Grid Accent 2" w:semiHidden="0" w:uiPriority="62" w:unhideWhenUsed="0"/>
-    <w:lsdException w:name="Medium Shading 1 Accent 2" w:semiHidden="0" w:uiPriority="63" w:unhideWhenUsed="0"/>
-    <w:lsdException w:name="Medium Shading 2 Accent 2" w:semiHidden="0" w:uiPriority="64" w:unhideWhenUsed="0"/>
-    <w:lsdException w:name="Medium List 1 Accent 2" w:semiHidden="0" w:uiPriority="65" w:unhideWhenUsed="0"/>
-    <w:lsdException w:name="Medium List 2 Accent 2" w:semiHidden="0" w:uiPriority="66" w:unhideWhenUsed="0"/>
-    <w:lsdException w:name="Medium Grid 1 Accent 2" w:semiHidden="0" w:uiPriority="67" w:unhideWhenUsed="0"/>
-    <w:lsdException w:name="Medium Grid 2 Accent 2" w:semiHidden="0" w:uiPriority="68" w:unhideWhenUsed="0"/>
-    <w:lsdException w:name="Medium Grid 3 Accent 2" w:semiHidden="0" w:uiPriority="69" w:unhideWhenUsed="0"/>
-    <w:lsdException w:name="Dark List Accent 2" w:semiHidden="0" w:uiPriority="70" w:unhideWhenUsed="0"/>
-    <w:lsdException w:name="Colorful Shading Accent 2" w:semiHidden="0" w:uiPriority="71" w:unhideWhenUsed="0"/>
-    <w:lsdException w:name="Colorful List Accent 2" w:semiHidden="0" w:uiPriority="72" w:unhideWhenUsed="0"/>
-    <w:lsdException w:name="Colorful Grid Accent 2" w:semiHidden="0" w:uiPriority="73" w:unhideWhenUsed="0"/>
-    <w:lsdException w:name="Light Shading Accent 3" w:semiHidden="0" w:uiPriority="60" w:unhideWhenUsed="0"/>
-    <w:lsdException w:name="Light List Accent 3" w:semiHidden="0" w:uiPriority="61" w:unhideWhenUsed="0"/>
-    <w:lsdException w:name="Light Grid Accent 3" w:semiHidden="0" w:uiPriority="62" w:unhideWhenUsed="0"/>
-    <w:lsdException w:name="Medium Shading 1 Accent 3" w:semiHidden="0" w:uiPriority="63" w:unhideWhenUsed="0"/>
-    <w:lsdException w:name="Medium Shading 2 Accent 3" w:semiHidden="0" w:uiPriority="64" w:unhideWhenUsed="0"/>
-    <w:lsdException w:name="Medium List 1 Accent 3" w:semiHidden="0" w:uiPriority="65" w:unhideWhenUsed="0"/>
-    <w:lsdException w:name="Medium List 2 Accent 3" w:semiHidden="0" w:uiPriority="66" w:unhideWhenUsed="0"/>
-    <w:lsdException w:name="Medium Grid 1 Accent 3" w:semiHidden="0" w:uiPriority="67" w:unhideWhenUsed="0"/>
-    <w:lsdException w:name="Medium Grid 2 Accent 3" w:semiHidden="0" w:uiPriority="68" w:unhideWhenUsed="0"/>
-    <w:lsdException w:name="Medium Grid 3 Accent 3" w:semiHidden="0" w:uiPriority="69" w:unhideWhenUsed="0"/>
-    <w:lsdException w:name="Dark List Accent 3" w:semiHidden="0" w:uiPriority="70" w:unhideWhenUsed="0"/>
-    <w:lsdException w:name="Colorful Shading Accent 3" w:semiHidden="0" w:uiPriority="71" w:unhideWhenUsed="0"/>
-    <w:lsdException w:name="Colorful List Accent 3" w:semiHidden="0" w:uiPriority="72" w:unhideWhenUsed="0"/>
-    <w:lsdException w:name="Colorful Grid Accent 3" w:semiHidden="0" w:uiPriority="73" w:unhideWhenUsed="0"/>
-    <w:lsdException w:name="Light Shading Accent 4" w:semiHidden="0" w:uiPriority="60" w:unhideWhenUsed="0"/>
-    <w:lsdException w:name="Light List Accent 4" w:semiHidden="0" w:uiPriority="61" w:unhideWhenUsed="0"/>
-    <w:lsdException w:name="Light Grid Accent 4" w:semiHidden="0" w:uiPriority="62" w:unhideWhenUsed="0"/>
-    <w:lsdException w:name="Medium Shading 1 Accent 4" w:semiHidden="0" w:uiPriority="63" w:unhideWhenUsed="0"/>
-    <w:lsdException w:name="Medium Shading 2 Accent 4" w:semiHidden="0" w:uiPriority="64" w:unhideWhenUsed="0"/>
-    <w:lsdException w:name="Medium List 1 Accent 4" w:semiHidden="0" w:uiPriority="65" w:unhideWhenUsed="0"/>
-    <w:lsdException w:name="Medium List 2 Accent 4" w:semiHidden="0" w:uiPriority="66" w:unhideWhenUsed="0"/>
-    <w:lsdException w:name="Medium Grid 1 Accent 4" w:semiHidden="0" w:uiPriority="67" w:unhideWhenUsed="0"/>
-    <w:lsdException w:name="Medium Grid 2 Accent 4" w:semiHidden="0" w:uiPriority="68" w:unhideWhenUsed="0"/>
-    <w:lsdException w:name="Medium Grid 3 Accent 4" w:semiHidden="0" w:uiPriority="69" w:unhideWhenUsed="0"/>
-    <w:lsdException w:name="Dark List Accent 4" w:semiHidden="0" w:uiPriority="70" w:unhideWhenUsed="0"/>
-    <w:lsdException w:name="Colorful Shading Accent 4" w:semiHidden="0" w:uiPriority="71" w:unhideWhenUsed="0"/>
-    <w:lsdException w:name="Colorful List Accent 4" w:semiHidden="0" w:uiPriority="72" w:unhideWhenUsed="0"/>
-    <w:lsdException w:name="Colorful Grid Accent 4" w:semiHidden="0" w:uiPriority="73" w:unhideWhenUsed="0"/>
-    <w:lsdException w:name="Light Shading Accent 5" w:semiHidden="0" w:uiPriority="60" w:unhideWhenUsed="0"/>
-    <w:lsdException w:name="Light List Accent 5" w:semiHidden="0" w:uiPriority="61" w:unhideWhenUsed="0"/>
-    <w:lsdException w:name="Light Grid Accent 5" w:semiHidden="0" w:uiPriority="62" w:unhideWhenUsed="0"/>
-    <w:lsdException w:name="Medium Shading 1 Accent 5" w:semiHidden="0" w:uiPriority="63" w:unhideWhenUsed="0"/>
-    <w:lsdException w:name="Medium Shading 2 Accent 5" w:semiHidden="0" w:uiPriority="64" w:unhideWhenUsed="0"/>
-    <w:lsdException w:name="Medium List 1 Accent 5" w:semiHidden="0" w:uiPriority="65" w:unhideWhenUsed="0"/>
-    <w:lsdException w:name="Medium List 2 Accent 5" w:semiHidden="0" w:uiPriority="66" w:unhideWhenUsed="0"/>
-    <w:lsdException w:name="Medium Grid 1 Accent 5" w:semiHidden="0" w:uiPriority="67" w:unhideWhenUsed="0"/>
-    <w:lsdException w:name="Medium Grid 2 Accent 5" w:semiHidden="0" w:uiPriority="68" w:unhideWhenUsed="0"/>
-    <w:lsdException w:name="Medium Grid 3 Accent 5" w:semiHidden="0" w:uiPriority="69" w:unhideWhenUsed="0"/>
-    <w:lsdException w:name="Dark List Accent 5" w:semiHidden="0" w:uiPriority="70" w:unhideWhenUsed="0"/>
-    <w:lsdException w:name="Colorful Shading Accent 5" w:semiHidden="0" w:uiPriority="71" w:unhideWhenUsed="0"/>
-    <w:lsdException w:name="Colorful List Accent 5" w:semiHidden="0" w:uiPriority="72" w:unhideWhenUsed="0"/>
-    <w:lsdException w:name="Colorful Grid Accent 5" w:semiHidden="0" w:uiPriority="73" w:unhideWhenUsed="0"/>
-    <w:lsdException w:name="Light Shading Accent 6" w:semiHidden="0" w:uiPriority="60" w:unhideWhenUsed="0"/>
-    <w:lsdException w:name="Light List Accent 6" w:semiHidden="0" w:uiPriority="61" w:unhideWhenUsed="0"/>
-    <w:lsdException w:name="Light Grid Accent 6" w:semiHidden="0" w:uiPriority="62" w:unhideWhenUsed="0"/>
-    <w:lsdException w:name="Medium Shading 1 Accent 6" w:semiHidden="0" w:uiPriority="63" w:unhideWhenUsed="0"/>
-    <w:lsdException w:name="Medium Shading 2 Accent 6" w:semiHidden="0" w:uiPriority="64" w:unhideWhenUsed="0"/>
-    <w:lsdException w:name="Medium List 1 Accent 6" w:semiHidden="0" w:uiPriority="65" w:unhideWhenUsed="0"/>
-    <w:lsdException w:name="Medium List 2 Accent 6" w:semiHidden="0" w:uiPriority="66" w:unhideWhenUsed="0"/>
-    <w:lsdException w:name="Medium Grid 1 Accent 6" w:semiHidden="0" w:uiPriority="67" w:unhideWhenUsed="0"/>
-    <w:lsdException w:name="Medium Grid 2 Accent 6" w:semiHidden="0" w:uiPriority="68" w:unhideWhenUsed="0"/>
-    <w:lsdException w:name="Medium Grid 3 Accent 6" w:semiHidden="0" w:uiPriority="69" w:unhideWhenUsed="0"/>
-    <w:lsdException w:name="Dark List Accent 6" w:semiHidden="0" w:uiPriority="70" w:unhideWhenUsed="0"/>
-    <w:lsdException w:name="Colorful Shading Accent 6" w:semiHidden="0" w:uiPriority="71" w:unhideWhenUsed="0"/>
-    <w:lsdException w:name="Colorful List Accent 6" w:semiHidden="0" w:uiPriority="72" w:unhideWhenUsed="0"/>
-    <w:lsdException w:name="Colorful Grid Accent 6" w:semiHidden="0" w:uiPriority="73" w:unhideWhenUsed="0"/>
-    <w:lsdException w:name="Subtle Emphasis" w:semiHidden="0" w:uiPriority="19" w:unhideWhenUsed="0" w:qFormat="1"/>
-    <w:lsdException w:name="Intense Emphasis" w:semiHidden="0" w:uiPriority="21" w:unhideWhenUsed="0" w:qFormat="1"/>
-    <w:lsdException w:name="Subtle Reference" w:semiHidden="0" w:uiPriority="31" w:unhideWhenUsed="0" w:qFormat="1"/>
-    <w:lsdException w:name="Intense Reference" w:semiHidden="0" w:uiPriority="32" w:unhideWhenUsed="0" w:qFormat="1"/>
-    <w:lsdException w:name="Book Title" w:semiHidden="0" w:uiPriority="33" w:unhideWhenUsed="0" w:qFormat="1"/>
-    <w:lsdException w:name="Bibliography" w:uiPriority="37"/>
-    <w:lsdException w:name="TOC Heading" w:uiPriority="39" w:qFormat="1"/>
+  <w:latentStyles w:defLockedState="0" w:defUIPriority="99" w:defSemiHidden="0" w:defUnhideWhenUsed="0" w:defQFormat="0" w:count="376">
+    <w:lsdException w:name="Normal" w:uiPriority="0" w:qFormat="1"/>
+    <w:lsdException w:name="heading 1" w:uiPriority="9" w:qFormat="1"/>
+    <w:lsdException w:name="heading 2" w:semiHidden="1" w:uiPriority="9" w:unhideWhenUsed="1" w:qFormat="1"/>
+    <w:lsdException w:name="heading 3" w:semiHidden="1" w:uiPriority="9" w:unhideWhenUsed="1" w:qFormat="1"/>
+    <w:lsdException w:name="heading 4" w:semiHidden="1" w:uiPriority="9" w:unhideWhenUsed="1" w:qFormat="1"/>
+    <w:lsdException w:name="heading 5" w:semiHidden="1" w:uiPriority="9" w:unhideWhenUsed="1" w:qFormat="1"/>
+    <w:lsdException w:name="heading 6" w:semiHidden="1" w:uiPriority="9" w:unhideWhenUsed="1" w:qFormat="1"/>
+    <w:lsdException w:name="heading 7" w:semiHidden="1" w:uiPriority="9" w:unhideWhenUsed="1" w:qFormat="1"/>
+    <w:lsdException w:name="heading 8" w:semiHidden="1" w:uiPriority="9" w:unhideWhenUsed="1" w:qFormat="1"/>
+    <w:lsdException w:name="heading 9" w:semiHidden="1" w:uiPriority="9" w:unhideWhenUsed="1" w:qFormat="1"/>
+    <w:lsdException w:name="index 1" w:semiHidden="1" w:unhideWhenUsed="1"/>
+    <w:lsdException w:name="index 2" w:semiHidden="1" w:unhideWhenUsed="1"/>
+    <w:lsdException w:name="index 3" w:semiHidden="1" w:unhideWhenUsed="1"/>
+    <w:lsdException w:name="index 4" w:semiHidden="1" w:unhideWhenUsed="1"/>
+    <w:lsdException w:name="index 5" w:semiHidden="1" w:unhideWhenUsed="1"/>
+    <w:lsdException w:name="index 6" w:semiHidden="1" w:unhideWhenUsed="1"/>
+    <w:lsdException w:name="index 7" w:semiHidden="1" w:unhideWhenUsed="1"/>
+    <w:lsdException w:name="index 8" w:semiHidden="1" w:unhideWhenUsed="1"/>
+    <w:lsdException w:name="index 9" w:semiHidden="1" w:unhideWhenUsed="1"/>
+    <w:lsdException w:name="toc 1" w:semiHidden="1" w:uiPriority="39" w:unhideWhenUsed="1"/>
+    <w:lsdException w:name="toc 2" w:semiHidden="1" w:uiPriority="39" w:unhideWhenUsed="1"/>
+    <w:lsdException w:name="toc 3" w:semiHidden="1" w:uiPriority="39" w:unhideWhenUsed="1"/>
+    <w:lsdException w:name="toc 4" w:semiHidden="1" w:uiPriority="39" w:unhideWhenUsed="1"/>
+    <w:lsdException w:name="toc 5" w:semiHidden="1" w:uiPriority="39" w:unhideWhenUsed="1"/>
+    <w:lsdException w:name="toc 6" w:semiHidden="1" w:uiPriority="39" w:unhideWhenUsed="1"/>
+    <w:lsdException w:name="toc 7" w:semiHidden="1" w:uiPriority="39" w:unhideWhenUsed="1"/>
+    <w:lsdException w:name="toc 8" w:semiHidden="1" w:uiPriority="39" w:unhideWhenUsed="1"/>
+    <w:lsdException w:name="toc 9" w:semiHidden="1" w:uiPriority="39" w:unhideWhenUsed="1"/>
+    <w:lsdException w:name="Normal Indent" w:semiHidden="1" w:unhideWhenUsed="1"/>
+    <w:lsdException w:name="footnote text" w:semiHidden="1" w:unhideWhenUsed="1"/>
+    <w:lsdException w:name="annotation text" w:semiHidden="1" w:unhideWhenUsed="1"/>
+    <w:lsdException w:name="header" w:semiHidden="1" w:unhideWhenUsed="1"/>
+    <w:lsdException w:name="footer" w:semiHidden="1" w:unhideWhenUsed="1"/>
+    <w:lsdException w:name="index heading" w:semiHidden="1" w:unhideWhenUsed="1"/>
+    <w:lsdException w:name="caption" w:semiHidden="1" w:uiPriority="35" w:unhideWhenUsed="1" w:qFormat="1"/>
+    <w:lsdException w:name="table of figures" w:semiHidden="1" w:unhideWhenUsed="1"/>
+    <w:lsdException w:name="envelope address" w:semiHidden="1" w:unhideWhenUsed="1"/>
+    <w:lsdException w:name="envelope return" w:semiHidden="1" w:unhideWhenUsed="1"/>
+    <w:lsdException w:name="footnote reference" w:semiHidden="1" w:unhideWhenUsed="1"/>
+    <w:lsdException w:name="annotation reference" w:semiHidden="1" w:unhideWhenUsed="1"/>
+    <w:lsdException w:name="line number" w:semiHidden="1" w:unhideWhenUsed="1"/>
+    <w:lsdException w:name="page number" w:semiHidden="1" w:unhideWhenUsed="1"/>
+    <w:lsdException w:name="endnote reference" w:semiHidden="1" w:unhideWhenUsed="1"/>
+    <w:lsdException w:name="endnote text" w:semiHidden="1" w:unhideWhenUsed="1"/>
+    <w:lsdException w:name="table of authorities" w:semiHidden="1" w:unhideWhenUsed="1"/>
+    <w:lsdException w:name="macro" w:semiHidden="1" w:unhideWhenUsed="1"/>
+    <w:lsdException w:name="toa heading" w:semiHidden="1" w:unhideWhenUsed="1"/>
+    <w:lsdException w:name="List" w:semiHidden="1" w:unhideWhenUsed="1"/>
+    <w:lsdException w:name="List Bullet" w:semiHidden="1" w:unhideWhenUsed="1"/>
+    <w:lsdException w:name="List Number" w:semiHidden="1" w:unhideWhenUsed="1"/>
+    <w:lsdException w:name="List 2" w:semiHidden="1" w:unhideWhenUsed="1"/>
+    <w:lsdException w:name="List 3" w:semiHidden="1" w:unhideWhenUsed="1"/>
+    <w:lsdException w:name="List 4" w:semiHidden="1" w:unhideWhenUsed="1"/>
+    <w:lsdException w:name="List 5" w:semiHidden="1" w:unhideWhenUsed="1"/>
+    <w:lsdException w:name="List Bullet 2" w:semiHidden="1" w:unhideWhenUsed="1"/>
+    <w:lsdException w:name="List Bullet 3" w:semiHidden="1" w:unhideWhenUsed="1"/>
+    <w:lsdException w:name="List Bullet 4" w:semiHidden="1" w:unhideWhenUsed="1"/>
+    <w:lsdException w:name="List Bullet 5" w:semiHidden="1" w:unhideWhenUsed="1"/>
+    <w:lsdException w:name="List Number 2" w:semiHidden="1" w:unhideWhenUsed="1"/>
+    <w:lsdException w:name="List Number 3" w:semiHidden="1" w:unhideWhenUsed="1"/>
+    <w:lsdException w:name="List Number 4" w:semiHidden="1" w:unhideWhenUsed="1"/>
+    <w:lsdException w:name="List Number 5" w:semiHidden="1" w:unhideWhenUsed="1"/>
+    <w:lsdException w:name="Title" w:uiPriority="10" w:qFormat="1"/>
+    <w:lsdException w:name="Closing" w:semiHidden="1" w:unhideWhenUsed="1"/>
+    <w:lsdException w:name="Signature" w:semiHidden="1" w:unhideWhenUsed="1"/>
+    <w:lsdException w:name="Default Paragraph Font" w:semiHidden="1" w:uiPriority="1" w:unhideWhenUsed="1"/>
+    <w:lsdException w:name="Body Text" w:semiHidden="1" w:unhideWhenUsed="1"/>
+    <w:lsdException w:name="Body Text Indent" w:semiHidden="1" w:unhideWhenUsed="1"/>
+    <w:lsdException w:name="List Continue" w:semiHidden="1" w:unhideWhenUsed="1"/>
+    <w:lsdException w:name="List Continue 2" w:semiHidden="1" w:unhideWhenUsed="1"/>
+    <w:lsdException w:name="List Continue 3" w:semiHidden="1" w:unhideWhenUsed="1"/>
+    <w:lsdException w:name="List Continue 4" w:semiHidden="1" w:unhideWhenUsed="1"/>
+    <w:lsdException w:name="List Continue 5" w:semiHidden="1" w:unhideWhenUsed="1"/>
+    <w:lsdException w:name="Message Header" w:semiHidden="1" w:unhideWhenUsed="1"/>
+    <w:lsdException w:name="Subtitle" w:uiPriority="11" w:qFormat="1"/>
+    <w:lsdException w:name="Salutation" w:semiHidden="1" w:unhideWhenUsed="1"/>
+    <w:lsdException w:name="Date" w:semiHidden="1" w:unhideWhenUsed="1"/>
+    <w:lsdException w:name="Body Text First Indent" w:semiHidden="1" w:unhideWhenUsed="1"/>
+    <w:lsdException w:name="Body Text First Indent 2" w:semiHidden="1" w:unhideWhenUsed="1"/>
+    <w:lsdException w:name="Note Heading" w:semiHidden="1" w:unhideWhenUsed="1"/>
+    <w:lsdException w:name="Body Text 2" w:semiHidden="1" w:unhideWhenUsed="1"/>
+    <w:lsdException w:name="Body Text 3" w:semiHidden="1" w:unhideWhenUsed="1"/>
+    <w:lsdException w:name="Body Text Indent 2" w:semiHidden="1" w:unhideWhenUsed="1"/>
+    <w:lsdException w:name="Body Text Indent 3" w:semiHidden="1" w:unhideWhenUsed="1"/>
+    <w:lsdException w:name="Block Text" w:semiHidden="1" w:unhideWhenUsed="1"/>
+    <w:lsdException w:name="Hyperlink" w:semiHidden="1" w:unhideWhenUsed="1"/>
+    <w:lsdException w:name="FollowedHyperlink" w:semiHidden="1" w:unhideWhenUsed="1"/>
+    <w:lsdException w:name="Strong" w:uiPriority="22" w:qFormat="1"/>
+    <w:lsdException w:name="Emphasis" w:uiPriority="20" w:qFormat="1"/>
+    <w:lsdException w:name="Document Map" w:semiHidden="1" w:unhideWhenUsed="1"/>
+    <w:lsdException w:name="Plain Text" w:semiHidden="1" w:unhideWhenUsed="1"/>
+    <w:lsdException w:name="E-mail Signature" w:semiHidden="1" w:unhideWhenUsed="1"/>
+    <w:lsdException w:name="HTML Top of Form" w:semiHidden="1" w:unhideWhenUsed="1"/>
+    <w:lsdException w:name="HTML Bottom of Form" w:semiHidden="1" w:unhideWhenUsed="1"/>
+    <w:lsdException w:name="Normal (Web)" w:semiHidden="1" w:unhideWhenUsed="1"/>
+    <w:lsdException w:name="HTML Acronym" w:semiHidden="1" w:unhideWhenUsed="1"/>
+    <w:lsdException w:name="HTML Address" w:semiHidden="1" w:unhideWhenUsed="1"/>
+    <w:lsdException w:name="HTML Cite" w:semiHidden="1" w:unhideWhenUsed="1"/>
+    <w:lsdException w:name="HTML Code" w:semiHidden="1" w:unhideWhenUsed="1"/>
+    <w:lsdException w:name="HTML Definition" w:semiHidden="1" w:unhideWhenUsed="1"/>
+    <w:lsdException w:name="HTML Keyboard" w:semiHidden="1" w:unhideWhenUsed="1"/>
+    <w:lsdException w:name="HTML Preformatted" w:semiHidden="1" w:unhideWhenUsed="1"/>
+    <w:lsdException w:name="HTML Sample" w:semiHidden="1" w:unhideWhenUsed="1"/>
+    <w:lsdException w:name="HTML Typewriter" w:semiHidden="1" w:unhideWhenUsed="1"/>
+    <w:lsdException w:name="HTML Variable" w:semiHidden="1" w:unhideWhenUsed="1"/>
+    <w:lsdException w:name="Normal Table" w:semiHidden="1" w:unhideWhenUsed="1"/>
+    <w:lsdException w:name="annotation subject" w:semiHidden="1" w:unhideWhenUsed="1"/>
+    <w:lsdException w:name="No List" w:semiHidden="1" w:unhideWhenUsed="1"/>
+    <w:lsdException w:name="Outline List 1" w:semiHidden="1" w:unhideWhenUsed="1"/>
+    <w:lsdException w:name="Outline List 2" w:semiHidden="1" w:unhideWhenUsed="1"/>
+    <w:lsdException w:name="Outline List 3" w:semiHidden="1" w:unhideWhenUsed="1"/>
+    <w:lsdException w:name="Table Simple 1" w:semiHidden="1" w:unhideWhenUsed="1"/>
+    <w:lsdException w:name="Table Simple 2" w:semiHidden="1" w:unhideWhenUsed="1"/>
+    <w:lsdException w:name="Table Simple 3" w:semiHidden="1" w:unhideWhenUsed="1"/>
+    <w:lsdException w:name="Table Classic 1" w:semiHidden="1" w:unhideWhenUsed="1"/>
+    <w:lsdException w:name="Table Classic 2" w:semiHidden="1" w:unhideWhenUsed="1"/>
+    <w:lsdException w:name="Table Classic 3" w:semiHidden="1" w:unhideWhenUsed="1"/>
+    <w:lsdException w:name="Table Classic 4" w:semiHidden="1" w:unhideWhenUsed="1"/>
+    <w:lsdException w:name="Table Colorful 1" w:semiHidden="1" w:unhideWhenUsed="1"/>
+    <w:lsdException w:name="Table Colorful 2" w:semiHidden="1" w:unhideWhenUsed="1"/>
+    <w:lsdException w:name="Table Colorful 3" w:semiHidden="1" w:unhideWhenUsed="1"/>
+    <w:lsdException w:name="Table Columns 1" w:semiHidden="1" w:unhideWhenUsed="1"/>
+    <w:lsdException w:name="Table Columns 2" w:semiHidden="1" w:unhideWhenUsed="1"/>
+    <w:lsdException w:name="Table Columns 3" w:semiHidden="1" w:unhideWhenUsed="1"/>
+    <w:lsdException w:name="Table Columns 4" w:semiHidden="1" w:unhideWhenUsed="1"/>
+    <w:lsdException w:name="Table Columns 5" w:semiHidden="1" w:unhideWhenUsed="1"/>
+    <w:lsdException w:name="Table Grid 1" w:semiHidden="1" w:unhideWhenUsed="1"/>
+    <w:lsdException w:name="Table Grid 2" w:semiHidden="1" w:unhideWhenUsed="1"/>
+    <w:lsdException w:name="Table Grid 3" w:semiHidden="1" w:unhideWhenUsed="1"/>
+    <w:lsdException w:name="Table Grid 4" w:semiHidden="1" w:unhideWhenUsed="1"/>
+    <w:lsdException w:name="Table Grid 5" w:semiHidden="1" w:unhideWhenUsed="1"/>
+    <w:lsdException w:name="Table Grid 6" w:semiHidden="1" w:unhideWhenUsed="1"/>
+    <w:lsdException w:name="Table Grid 7" w:semiHidden="1" w:unhideWhenUsed="1"/>
+    <w:lsdException w:name="Table Grid 8" w:semiHidden="1" w:unhideWhenUsed="1"/>
+    <w:lsdException w:name="Table List 1" w:semiHidden="1" w:unhideWhenUsed="1"/>
+    <w:lsdException w:name="Table List 2" w:semiHidden="1" w:unhideWhenUsed="1"/>
+    <w:lsdException w:name="Table List 3" w:semiHidden="1" w:unhideWhenUsed="1"/>
+    <w:lsdException w:name="Table List 4" w:semiHidden="1" w:unhideWhenUsed="1"/>
+    <w:lsdException w:name="Table List 5" w:semiHidden="1" w:unhideWhenUsed="1"/>
+    <w:lsdException w:name="Table List 6" w:semiHidden="1" w:unhideWhenUsed="1"/>
+    <w:lsdException w:name="Table List 7" w:semiHidden="1" w:unhideWhenUsed="1"/>
+    <w:lsdException w:name="Table List 8" w:semiHidden="1" w:unhideWhenUsed="1"/>
+    <w:lsdException w:name="Table 3D effects 1" w:semiHidden="1" w:unhideWhenUsed="1"/>
+    <w:lsdException w:name="Table 3D effects 2" w:semiHidden="1" w:unhideWhenUsed="1"/>
+    <w:lsdException w:name="Table 3D effects 3" w:semiHidden="1" w:unhideWhenUsed="1"/>
+    <w:lsdException w:name="Table Contemporary" w:semiHidden="1" w:unhideWhenUsed="1"/>
+    <w:lsdException w:name="Table Elegant" w:semiHidden="1" w:unhideWhenUsed="1"/>
+    <w:lsdException w:name="Table Professional" w:semiHidden="1" w:unhideWhenUsed="1"/>
+    <w:lsdException w:name="Table Subtle 1" w:semiHidden="1" w:unhideWhenUsed="1"/>
+    <w:lsdException w:name="Table Subtle 2" w:semiHidden="1" w:unhideWhenUsed="1"/>
+    <w:lsdException w:name="Table Web 1" w:semiHidden="1" w:unhideWhenUsed="1"/>
+    <w:lsdException w:name="Table Web 2" w:semiHidden="1" w:unhideWhenUsed="1"/>
+    <w:lsdException w:name="Table Web 3" w:semiHidden="1" w:unhideWhenUsed="1"/>
+    <w:lsdException w:name="Balloon Text" w:semiHidden="1" w:unhideWhenUsed="1"/>
+    <w:lsdException w:name="Table Grid" w:uiPriority="59"/>
+    <w:lsdException w:name="Table Theme" w:semiHidden="1" w:unhideWhenUsed="1"/>
+    <w:lsdException w:name="Placeholder Text" w:semiHidden="1"/>
+    <w:lsdException w:name="No Spacing" w:uiPriority="1" w:qFormat="1"/>
+    <w:lsdException w:name="Light Shading" w:uiPriority="60"/>
+    <w:lsdException w:name="Light List" w:uiPriority="61"/>
+    <w:lsdException w:name="Light Grid" w:uiPriority="62"/>
+    <w:lsdException w:name="Medium Shading 1" w:uiPriority="63"/>
+    <w:lsdException w:name="Medium Shading 2" w:uiPriority="64"/>
+    <w:lsdException w:name="Medium List 1" w:uiPriority="65"/>
+    <w:lsdException w:name="Medium List 2" w:uiPriority="66"/>
+    <w:lsdException w:name="Medium Grid 1" w:uiPriority="67"/>
+    <w:lsdException w:name="Medium Grid 2" w:uiPriority="68"/>
+    <w:lsdException w:name="Medium Grid 3" w:uiPriority="69"/>
+    <w:lsdException w:name="Dark List" w:uiPriority="70"/>
+    <w:lsdException w:name="Colorful Shading" w:uiPriority="71"/>
+    <w:lsdException w:name="Colorful List" w:uiPriority="72"/>
+    <w:lsdException w:name="Colorful Grid" w:uiPriority="73"/>
+    <w:lsdException w:name="Light Shading Accent 1" w:uiPriority="60"/>
+    <w:lsdException w:name="Light List Accent 1" w:uiPriority="61"/>
+    <w:lsdException w:name="Light Grid Accent 1" w:uiPriority="62"/>
+    <w:lsdException w:name="Medium Shading 1 Accent 1" w:uiPriority="63"/>
+    <w:lsdException w:name="Medium Shading 2 Accent 1" w:uiPriority="64"/>
+    <w:lsdException w:name="Medium List 1 Accent 1" w:uiPriority="65"/>
+    <w:lsdException w:name="Revision" w:semiHidden="1"/>
+    <w:lsdException w:name="List Paragraph" w:uiPriority="0" w:qFormat="1"/>
+    <w:lsdException w:name="Quote" w:uiPriority="29" w:qFormat="1"/>
+    <w:lsdException w:name="Intense Quote" w:uiPriority="30" w:qFormat="1"/>
+    <w:lsdException w:name="Medium List 2 Accent 1" w:uiPriority="66"/>
+    <w:lsdException w:name="Medium Grid 1 Accent 1" w:uiPriority="67"/>
+    <w:lsdException w:name="Medium Grid 2 Accent 1" w:uiPriority="68"/>
+    <w:lsdException w:name="Medium Grid 3 Accent 1" w:uiPriority="69"/>
+    <w:lsdException w:name="Dark List Accent 1" w:uiPriority="70"/>
+    <w:lsdException w:name="Colorful Shading Accent 1" w:uiPriority="71"/>
+    <w:lsdException w:name="Colorful List Accent 1" w:uiPriority="72"/>
+    <w:lsdException w:name="Colorful Grid Accent 1" w:uiPriority="73"/>
+    <w:lsdException w:name="Light Shading Accent 2" w:uiPriority="60"/>
+    <w:lsdException w:name="Light List Accent 2" w:uiPriority="61"/>
+    <w:lsdException w:name="Light Grid Accent 2" w:uiPriority="62"/>
+    <w:lsdException w:name="Medium Shading 1 Accent 2" w:uiPriority="63"/>
+    <w:lsdException w:name="Medium Shading 2 Accent 2" w:uiPriority="64"/>
+    <w:lsdException w:name="Medium List 1 Accent 2" w:uiPriority="65"/>
+    <w:lsdException w:name="Medium List 2 Accent 2" w:uiPriority="66"/>
+    <w:lsdException w:name="Medium Grid 1 Accent 2" w:uiPriority="67"/>
+    <w:lsdException w:name="Medium Grid 2 Accent 2" w:uiPriority="68"/>
+    <w:lsdException w:name="Medium Grid 3 Accent 2" w:uiPriority="69"/>
+    <w:lsdException w:name="Dark List Accent 2" w:uiPriority="70"/>
+    <w:lsdException w:name="Colorful Shading Accent 2" w:uiPriority="71"/>
+    <w:lsdException w:name="Colorful List Accent 2" w:uiPriority="72"/>
+    <w:lsdException w:name="Colorful Grid Accent 2" w:uiPriority="73"/>
+    <w:lsdException w:name="Light Shading Accent 3" w:uiPriority="60"/>
+    <w:lsdException w:name="Light List Accent 3" w:uiPriority="61"/>
+    <w:lsdException w:name="Light Grid Accent 3" w:uiPriority="62"/>
+    <w:lsdException w:name="Medium Shading 1 Accent 3" w:uiPriority="63"/>
+    <w:lsdException w:name="Medium Shading 2 Accent 3" w:uiPriority="64"/>
+    <w:lsdException w:name="Medium List 1 Accent 3" w:uiPriority="65"/>
+    <w:lsdException w:name="Medium List 2 Accent 3" w:uiPriority="66"/>
+    <w:lsdException w:name="Medium Grid 1 Accent 3" w:uiPriority="67"/>
+    <w:lsdException w:name="Medium Grid 2 Accent 3" w:uiPriority="68"/>
+    <w:lsdException w:name="Medium Grid 3 Accent 3" w:uiPriority="69"/>
+    <w:lsdException w:name="Dark List Accent 3" w:uiPriority="70"/>
+    <w:lsdException w:name="Colorful Shading Accent 3" w:uiPriority="71"/>
+    <w:lsdException w:name="Colorful List Accent 3" w:uiPriority="72"/>
+    <w:lsdException w:name="Colorful Grid Accent 3" w:uiPriority="73"/>
+    <w:lsdException w:name="Light Shading Accent 4" w:uiPriority="60"/>
+    <w:lsdException w:name="Light List Accent 4" w:uiPriority="61"/>
+    <w:lsdException w:name="Light Grid Accent 4" w:uiPriority="62"/>
+    <w:lsdException w:name="Medium Shading 1 Accent 4" w:uiPriority="63"/>
+    <w:lsdException w:name="Medium Shading 2 Accent 4" w:uiPriority="64"/>
+    <w:lsdException w:name="Medium List 1 Accent 4" w:uiPriority="65"/>
+    <w:lsdException w:name="Medium List 2 Accent 4" w:uiPriority="66"/>
+    <w:lsdException w:name="Medium Grid 1 Accent 4" w:uiPriority="67"/>
+    <w:lsdException w:name="Medium Grid 2 Accent 4" w:uiPriority="68"/>
+    <w:lsdException w:name="Medium Grid 3 Accent 4" w:uiPriority="69"/>
+    <w:lsdException w:name="Dark List Accent 4" w:uiPriority="70"/>
+    <w:lsdException w:name="Colorful Shading Accent 4" w:uiPriority="71"/>
+    <w:lsdException w:name="Colorful List Accent 4" w:uiPriority="72"/>
+    <w:lsdException w:name="Colorful Grid Accent 4" w:uiPriority="73"/>
+    <w:lsdException w:name="Light Shading Accent 5" w:uiPriority="60"/>
+    <w:lsdException w:name="Light List Accent 5" w:uiPriority="61"/>
+    <w:lsdException w:name="Light Grid Accent 5" w:uiPriority="62"/>
+    <w:lsdException w:name="Medium Shading 1 Accent 5" w:uiPriority="63"/>
+    <w:lsdException w:name="Medium Shading 2 Accent 5" w:uiPriority="64"/>
+    <w:lsdException w:name="Medium List 1 Accent 5" w:uiPriority="65"/>
+    <w:lsdException w:name="Medium List 2 Accent 5" w:uiPriority="66"/>
+    <w:lsdException w:name="Medium Grid 1 Accent 5" w:uiPriority="67"/>
+    <w:lsdException w:name="Medium Grid 2 Accent 5" w:uiPriority="68"/>
+    <w:lsdException w:name="Medium Grid 3 Accent 5" w:uiPriority="69"/>
+    <w:lsdException w:name="Dark List Accent 5" w:uiPriority="70"/>
+    <w:lsdException w:name="Colorful Shading Accent 5" w:uiPriority="71"/>
+    <w:lsdException w:name="Colorful List Accent 5" w:uiPriority="72"/>
+    <w:lsdException w:name="Colorful Grid Accent 5" w:uiPriority="73"/>
+    <w:lsdException w:name="Light Shading Accent 6" w:uiPriority="60"/>
+    <w:lsdException w:name="Light List Accent 6" w:uiPriority="61"/>
+    <w:lsdException w:name="Light Grid Accent 6" w:uiPriority="62"/>
+    <w:lsdException w:name="Medium Shading 1 Accent 6" w:uiPriority="63"/>
+    <w:lsdException w:name="Medium Shading 2 Accent 6" w:uiPriority="64"/>
+    <w:lsdException w:name="Medium List 1 Accent 6" w:uiPriority="65"/>
+    <w:lsdException w:name="Medium List 2 Accent 6" w:uiPriority="66"/>
+    <w:lsdException w:name="Medium Grid 1 Accent 6" w:uiPriority="67"/>
+    <w:lsdException w:name="Medium Grid 2 Accent 6" w:uiPriority="68"/>
+    <w:lsdException w:name="Medium Grid 3 Accent 6" w:uiPriority="69"/>
+    <w:lsdException w:name="Dark List Accent 6" w:uiPriority="70"/>
+    <w:lsdException w:name="Colorful Shading Accent 6" w:uiPriority="71"/>
+    <w:lsdException w:name="Colorful List Accent 6" w:uiPriority="72"/>
+    <w:lsdException w:name="Colorful Grid Accent 6" w:uiPriority="73"/>
+    <w:lsdException w:name="Subtle Emphasis" w:uiPriority="19" w:qFormat="1"/>
+    <w:lsdException w:name="Intense Emphasis" w:uiPriority="21" w:qFormat="1"/>
+    <w:lsdException w:name="Subtle Reference" w:uiPriority="31" w:qFormat="1"/>
+    <w:lsdException w:name="Intense Reference" w:uiPriority="32" w:qFormat="1"/>
+    <w:lsdException w:name="Book Title" w:uiPriority="33" w:qFormat="1"/>
+    <w:lsdException w:name="Bibliography" w:semiHidden="1" w:uiPriority="37" w:unhideWhenUsed="1"/>
+    <w:lsdException w:name="TOC Heading" w:semiHidden="1" w:uiPriority="39" w:unhideWhenUsed="1" w:qFormat="1"/>
+    <w:lsdException w:name="Plain Table 1" w:uiPriority="41"/>
+    <w:lsdException w:name="Plain Table 2" w:uiPriority="42"/>
+    <w:lsdException w:name="Plain Table 3" w:uiPriority="43"/>
+    <w:lsdException w:name="Plain Table 4" w:uiPriority="44"/>
+    <w:lsdException w:name="Plain Table 5" w:uiPriority="45"/>
+    <w:lsdException w:name="Grid Table Light" w:uiPriority="40"/>
+    <w:lsdException w:name="Grid Table 1 Light" w:uiPriority="46"/>
+    <w:lsdException w:name="Grid Table 2" w:uiPriority="47"/>
+    <w:lsdException w:name="Grid Table 3" w:uiPriority="48"/>
+    <w:lsdException w:name="Grid Table 4" w:uiPriority="49"/>
+    <w:lsdException w:name="Grid Table 5 Dark" w:uiPriority="50"/>
+    <w:lsdException w:name="Grid Table 6 Colorful" w:uiPriority="51"/>
+    <w:lsdException w:name="Grid Table 7 Colorful" w:uiPriority="52"/>
+    <w:lsdException w:name="Grid Table 1 Light Accent 1" w:uiPriority="46"/>
+    <w:lsdException w:name="Grid Table 2 Accent 1" w:uiPriority="47"/>
+    <w:lsdException w:name="Grid Table 3 Accent 1" w:uiPriority="48"/>
+    <w:lsdException w:name="Grid Table 4 Accent 1" w:uiPriority="49"/>
+    <w:lsdException w:name="Grid Table 5 Dark Accent 1" w:uiPriority="50"/>
+    <w:lsdException w:name="Grid Table 6 Colorful Accent 1" w:uiPriority="51"/>
+    <w:lsdException w:name="Grid Table 7 Colorful Accent 1" w:uiPriority="52"/>
+    <w:lsdException w:name="Grid Table 1 Light Accent 2" w:uiPriority="46"/>
+    <w:lsdException w:name="Grid Table 2 Accent 2" w:uiPriority="47"/>
+    <w:lsdException w:name="Grid Table 3 Accent 2" w:uiPriority="48"/>
+    <w:lsdException w:name="Grid Table 4 Accent 2" w:uiPriority="49"/>
+    <w:lsdException w:name="Grid Table 5 Dark Accent 2" w:uiPriority="50"/>
+    <w:lsdException w:name="Grid Table 6 Colorful Accent 2" w:uiPriority="51"/>
+    <w:lsdException w:name="Grid Table 7 Colorful Accent 2" w:uiPriority="52"/>
+    <w:lsdException w:name="Grid Table 1 Light Accent 3" w:uiPriority="46"/>
+    <w:lsdException w:name="Grid Table 2 Accent 3" w:uiPriority="47"/>
+    <w:lsdException w:name="Grid Table 3 Accent 3" w:uiPriority="48"/>
+    <w:lsdException w:name="Grid Table 4 Accent 3" w:uiPriority="49"/>
+    <w:lsdException w:name="Grid Table 5 Dark Accent 3" w:uiPriority="50"/>
+    <w:lsdException w:name="Grid Table 6 Colorful Accent 3" w:uiPriority="51"/>
+    <w:lsdException w:name="Grid Table 7 Colorful Accent 3" w:uiPriority="52"/>
+    <w:lsdException w:name="Grid Table 1 Light Accent 4" w:uiPriority="46"/>
+    <w:lsdException w:name="Grid Table 2 Accent 4" w:uiPriority="47"/>
+    <w:lsdException w:name="Grid Table 3 Accent 4" w:uiPriority="48"/>
+    <w:lsdException w:name="Grid Table 4 Accent 4" w:uiPriority="49"/>
+    <w:lsdException w:name="Grid Table 5 Dark Accent 4" w:uiPriority="50"/>
+    <w:lsdException w:name="Grid Table 6 Colorful Accent 4" w:uiPriority="51"/>
+    <w:lsdException w:name="Grid Table 7 Colorful Accent 4" w:uiPriority="52"/>
+    <w:lsdException w:name="Grid Table 1 Light Accent 5" w:uiPriority="46"/>
+    <w:lsdException w:name="Grid Table 2 Accent 5" w:uiPriority="47"/>
+    <w:lsdException w:name="Grid Table 3 Accent 5" w:uiPriority="48"/>
+    <w:lsdException w:name="Grid Table 4 Accent 5" w:uiPriority="49"/>
+    <w:lsdException w:name="Grid Table 5 Dark Accent 5" w:uiPriority="50"/>
+    <w:lsdException w:name="Grid Table 6 Colorful Accent 5" w:uiPriority="51"/>
+    <w:lsdException w:name="Grid Table 7 Colorful Accent 5" w:uiPriority="52"/>
+    <w:lsdException w:name="Grid Table 1 Light Accent 6" w:uiPriority="46"/>
+    <w:lsdException w:name="Grid Table 2 Accent 6" w:uiPriority="47"/>
+    <w:lsdException w:name="Grid Table 3 Accent 6" w:uiPriority="48"/>
+    <w:lsdException w:name="Grid Table 4 Accent 6" w:uiPriority="49"/>
+    <w:lsdException w:name="Grid Table 5 Dark Accent 6" w:uiPriority="50"/>
+    <w:lsdException w:name="Grid Table 6 Colorful Accent 6" w:uiPriority="51"/>
+    <w:lsdException w:name="Grid Table 7 Colorful Accent 6" w:uiPriority="52"/>
+    <w:lsdException w:name="List Table 1 Light" w:uiPriority="46"/>
+    <w:lsdException w:name="List Table 2" w:uiPriority="47"/>
+    <w:lsdException w:name="List Table 3" w:uiPriority="48"/>
+    <w:lsdException w:name="List Table 4" w:uiPriority="49"/>
+    <w:lsdException w:name="List Table 5 Dark" w:uiPriority="50"/>
+    <w:lsdException w:name="List Table 6 Colorful" w:uiPriority="51"/>
+    <w:lsdException w:name="List Table 7 Colorful" w:uiPriority="52"/>
+    <w:lsdException w:name="List Table 1 Light Accent 1" w:uiPriority="46"/>
+    <w:lsdException w:name="List Table 2 Accent 1" w:uiPriority="47"/>
+    <w:lsdException w:name="List Table 3 Accent 1" w:uiPriority="48"/>
+    <w:lsdException w:name="List Table 4 Accent 1" w:uiPriority="49"/>
+    <w:lsdException w:name="List Table 5 Dark Accent 1" w:uiPriority="50"/>
+    <w:lsdException w:name="List Table 6 Colorful Accent 1" w:uiPriority="51"/>
+    <w:lsdException w:name="List Table 7 Colorful Accent 1" w:uiPriority="52"/>
+    <w:lsdException w:name="List Table 1 Light Accent 2" w:uiPriority="46"/>
+    <w:lsdException w:name="List Table 2 Accent 2" w:uiPriority="47"/>
+    <w:lsdException w:name="List Table 3 Accent 2" w:uiPriority="48"/>
+    <w:lsdException w:name="List Table 4 Accent 2" w:uiPriority="49"/>
+    <w:lsdException w:name="List Table 5 Dark Accent 2" w:uiPriority="50"/>
+    <w:lsdException w:name="List Table 6 Colorful Accent 2" w:uiPriority="51"/>
+    <w:lsdException w:name="List Table 7 Colorful Accent 2" w:uiPriority="52"/>
+    <w:lsdException w:name="List Table 1 Light Accent 3" w:uiPriority="46"/>
+    <w:lsdException w:name="List Table 2 Accent 3" w:uiPriority="47"/>
+    <w:lsdException w:name="List Table 3 Accent 3" w:uiPriority="48"/>
+    <w:lsdException w:name="List Table 4 Accent 3" w:uiPriority="49"/>
+    <w:lsdException w:name="List Table 5 Dark Accent 3" w:uiPriority="50"/>
+    <w:lsdException w:name="List Table 6 Colorful Accent 3" w:uiPriority="51"/>
+    <w:lsdException w:name="List Table 7 Colorful Accent 3" w:uiPriority="52"/>
+    <w:lsdException w:name="List Table 1 Light Accent 4" w:uiPriority="46"/>
+    <w:lsdException w:name="List Table 2 Accent 4" w:uiPriority="47"/>
+    <w:lsdException w:name="List Table 3 Accent 4" w:uiPriority="48"/>
+    <w:lsdException w:name="List Table 4 Accent 4" w:uiPriority="49"/>
+    <w:lsdException w:name="List Table 5 Dark Accent 4" w:uiPriority="50"/>
+    <w:lsdException w:name="List Table 6 Colorful Accent 4" w:uiPriority="51"/>
+    <w:lsdException w:name="List Table 7 Colorful Accent 4" w:uiPriority="52"/>
+    <w:lsdException w:name="List Table 1 Light Accent 5" w:uiPriority="46"/>
+    <w:lsdException w:name="List Table 2 Accent 5" w:uiPriority="47"/>
+    <w:lsdException w:name="List Table 3 Accent 5" w:uiPriority="48"/>
+    <w:lsdException w:name="List Table 4 Accent 5" w:uiPriority="49"/>
+    <w:lsdException w:name="List Table 5 Dark Accent 5" w:uiPriority="50"/>
+    <w:lsdException w:name="List Table 6 Colorful Accent 5" w:uiPriority="51"/>
+    <w:lsdException w:name="List Table 7 Colorful Accent 5" w:uiPriority="52"/>
+    <w:lsdException w:name="List Table 1 Light Accent 6" w:uiPriority="46"/>
+    <w:lsdException w:name="List Table 2 Accent 6" w:uiPriority="47"/>
+    <w:lsdException w:name="List Table 3 Accent 6" w:uiPriority="48"/>
+    <w:lsdException w:name="List Table 4 Accent 6" w:uiPriority="49"/>
+    <w:lsdException w:name="List Table 5 Dark Accent 6" w:uiPriority="50"/>
+    <w:lsdException w:name="List Table 6 Colorful Accent 6" w:uiPriority="51"/>
+    <w:lsdException w:name="List Table 7 Colorful Accent 6" w:uiPriority="52"/>
+    <w:lsdException w:name="Mention" w:semiHidden="1" w:unhideWhenUsed="1"/>
+    <w:lsdException w:name="Smart Hyperlink" w:semiHidden="1" w:unhideWhenUsed="1"/>
+    <w:lsdException w:name="Hashtag" w:semiHidden="1" w:unhideWhenUsed="1"/>
+    <w:lsdException w:name="Unresolved Mention" w:semiHidden="1" w:unhideWhenUsed="1"/>
+    <w:lsdException w:name="Smart Link" w:semiHidden="1" w:unhideWhenUsed="1"/>
   </w:latentStyles>
-  <w:style w:type="paragraph" w:default="1" w:styleId="a">
+  <w:style w:type="paragraph" w:default="1" w:styleId="Normal">
     <w:name w:val="Normal"/>
     <w:qFormat/>
     <w:rsid w:val="000054EA"/>
@@ -7904,13 +12140,12 @@
       <w:szCs w:val="20"/>
     </w:rPr>
   </w:style>
-  <w:style w:type="character" w:default="1" w:styleId="a0">
+  <w:style w:type="character" w:default="1" w:styleId="DefaultParagraphFont">
     <w:name w:val="Default Paragraph Font"/>
     <w:uiPriority w:val="1"/>
-    <w:semiHidden/>
     <w:unhideWhenUsed/>
   </w:style>
-  <w:style w:type="table" w:default="1" w:styleId="a1">
+  <w:style w:type="table" w:default="1" w:styleId="TableNormal">
     <w:name w:val="Normal Table"/>
     <w:uiPriority w:val="99"/>
     <w:semiHidden/>
@@ -7925,16 +12160,15 @@
       </w:tblCellMar>
     </w:tblPr>
   </w:style>
-  <w:style w:type="numbering" w:default="1" w:styleId="a2">
+  <w:style w:type="numbering" w:default="1" w:styleId="NoList">
     <w:name w:val="No List"/>
     <w:uiPriority w:val="99"/>
     <w:semiHidden/>
     <w:unhideWhenUsed/>
   </w:style>
-  <w:style w:type="paragraph" w:styleId="a3">
+  <w:style w:type="paragraph" w:styleId="ListParagraph">
     <w:name w:val="List Paragraph"/>
-    <w:basedOn w:val="a"/>
-    <w:uiPriority w:val="34"/>
+    <w:basedOn w:val="Normal"/>
     <w:qFormat/>
     <w:rsid w:val="000054EA"/>
     <w:pPr>
@@ -7958,9 +12192,9 @@
       <w:lang w:val="en-US"/>
     </w:rPr>
   </w:style>
-  <w:style w:type="paragraph" w:customStyle="1" w:styleId="a4">
+  <w:style w:type="paragraph" w:customStyle="1" w:styleId="a">
     <w:name w:val="По центру"/>
-    <w:basedOn w:val="a"/>
+    <w:basedOn w:val="Normal"/>
     <w:rsid w:val="00AB68E9"/>
     <w:pPr>
       <w:spacing w:line="360" w:lineRule="auto"/>
@@ -7973,7 +12207,7 @@
   </w:style>
   <w:style w:type="paragraph" w:customStyle="1" w:styleId="DefaultParagraphFontParaCharChar">
     <w:name w:val="Default Paragraph Font Para Char Char Знак Знак Знак Знак"/>
-    <w:basedOn w:val="a"/>
+    <w:basedOn w:val="Normal"/>
     <w:rsid w:val="00DC63A5"/>
     <w:pPr>
       <w:spacing w:after="160" w:line="240" w:lineRule="exact"/>
@@ -7982,9 +12216,9 @@
       <w:rFonts w:ascii="Verdana" w:hAnsi="Verdana"/>
     </w:rPr>
   </w:style>
-  <w:style w:type="table" w:styleId="a5">
+  <w:style w:type="table" w:styleId="TableGrid">
     <w:name w:val="Table Grid"/>
-    <w:basedOn w:val="a1"/>
+    <w:basedOn w:val="TableNormal"/>
     <w:uiPriority w:val="59"/>
     <w:rsid w:val="00675130"/>
     <w:pPr>
@@ -8003,7 +12237,7 @@
   </w:style>
   <w:style w:type="paragraph" w:customStyle="1" w:styleId="2">
     <w:name w:val="Таблица 2"/>
-    <w:basedOn w:val="a"/>
+    <w:basedOn w:val="Normal"/>
     <w:rsid w:val="00CF306E"/>
     <w:rPr>
       <w:rFonts w:ascii="Arial" w:hAnsi="Arial"/>
@@ -8011,10 +12245,10 @@
       <w:lang w:eastAsia="ru-RU"/>
     </w:rPr>
   </w:style>
-  <w:style w:type="paragraph" w:styleId="a6">
+  <w:style w:type="paragraph" w:styleId="BalloonText">
     <w:name w:val="Balloon Text"/>
-    <w:basedOn w:val="a"/>
-    <w:link w:val="a7"/>
+    <w:basedOn w:val="Normal"/>
+    <w:link w:val="BalloonTextChar"/>
     <w:uiPriority w:val="99"/>
     <w:semiHidden/>
     <w:unhideWhenUsed/>
@@ -8025,10 +12259,10 @@
       <w:szCs w:val="16"/>
     </w:rPr>
   </w:style>
-  <w:style w:type="character" w:customStyle="1" w:styleId="a7">
-    <w:name w:val="Текст выноски Знак"/>
-    <w:basedOn w:val="a0"/>
-    <w:link w:val="a6"/>
+  <w:style w:type="character" w:customStyle="1" w:styleId="BalloonTextChar">
+    <w:name w:val="Balloon Text Char"/>
+    <w:basedOn w:val="DefaultParagraphFont"/>
+    <w:link w:val="BalloonText"/>
     <w:uiPriority w:val="99"/>
     <w:semiHidden/>
     <w:rsid w:val="0047017E"/>
@@ -8038,10 +12272,10 @@
       <w:szCs w:val="16"/>
     </w:rPr>
   </w:style>
-  <w:style w:type="paragraph" w:styleId="a8">
+  <w:style w:type="paragraph" w:styleId="DocumentMap">
     <w:name w:val="Document Map"/>
-    <w:basedOn w:val="a"/>
-    <w:link w:val="a9"/>
+    <w:basedOn w:val="Normal"/>
+    <w:link w:val="DocumentMapChar"/>
     <w:uiPriority w:val="99"/>
     <w:semiHidden/>
     <w:unhideWhenUsed/>
@@ -8052,10 +12286,10 @@
       <w:szCs w:val="16"/>
     </w:rPr>
   </w:style>
-  <w:style w:type="character" w:customStyle="1" w:styleId="a9">
-    <w:name w:val="Схема документа Знак"/>
-    <w:basedOn w:val="a0"/>
-    <w:link w:val="a8"/>
+  <w:style w:type="character" w:customStyle="1" w:styleId="DocumentMapChar">
+    <w:name w:val="Document Map Char"/>
+    <w:basedOn w:val="DefaultParagraphFont"/>
+    <w:link w:val="DocumentMap"/>
     <w:uiPriority w:val="99"/>
     <w:semiHidden/>
     <w:rsid w:val="00BB5366"/>
@@ -8064,196 +12298,6 @@
       <w:sz w:val="16"/>
       <w:szCs w:val="16"/>
     </w:rPr>
-  </w:style>
-</w:styles>
-</file>
-
-<file path=word/stylesWithEffects.xml><?xml version="1.0" encoding="utf-8"?>
-<w:styles xmlns:wpc="http://schemas.microsoft.com/office/word/2010/wordprocessingCanvas" xmlns:mc="http://schemas.openxmlformats.org/markup-compatibility/2006" xmlns:o="urn:schemas-microsoft-com:office:office" xmlns:r="http://schemas.openxmlformats.org/officeDocument/2006/relationships" xmlns:m="http://schemas.openxmlformats.org/officeDocument/2006/math" xmlns:v="urn:schemas-microsoft-com:vml" xmlns:wp14="http://schemas.microsoft.com/office/word/2010/wordprocessingDrawing" xmlns:wp="http://schemas.openxmlformats.org/drawingml/2006/wordprocessingDrawing" xmlns:w10="urn:schemas-microsoft-com:office:word" xmlns:w="http://schemas.openxmlformats.org/wordprocessingml/2006/main" xmlns:w14="http://schemas.microsoft.com/office/word/2010/wordml" xmlns:wpg="http://schemas.microsoft.com/office/word/2010/wordprocessingGroup" xmlns:wpi="http://schemas.microsoft.com/office/word/2010/wordprocessingInk" xmlns:wne="http://schemas.microsoft.com/office/word/2006/wordml" xmlns:wps="http://schemas.microsoft.com/office/word/2010/wordprocessingShape" mc:Ignorable="w14 wp14">
-  <w:docDefaults>
-    <w:rPrDefault>
-      <w:rPr>
-        <w:rFonts w:asciiTheme="minorHAnsi" w:eastAsiaTheme="minorEastAsia" w:hAnsiTheme="minorHAnsi" w:cstheme="minorBidi"/>
-        <w:sz w:val="22"/>
-        <w:szCs w:val="22"/>
-        <w:lang w:val="ru-RU" w:eastAsia="ru-RU" w:bidi="ar-SA"/>
-      </w:rPr>
-    </w:rPrDefault>
-    <w:pPrDefault>
-      <w:pPr>
-        <w:spacing w:after="200" w:line="276" w:lineRule="auto"/>
-      </w:pPr>
-    </w:pPrDefault>
-  </w:docDefaults>
-  <w:latentStyles w:defLockedState="0" w:defUIPriority="99" w:defSemiHidden="1" w:defUnhideWhenUsed="1" w:defQFormat="0" w:count="267">
-    <w:lsdException w:name="Normal" w:semiHidden="0" w:uiPriority="0" w:unhideWhenUsed="0" w:qFormat="1"/>
-    <w:lsdException w:name="heading 1" w:semiHidden="0" w:uiPriority="9" w:unhideWhenUsed="0" w:qFormat="1"/>
-    <w:lsdException w:name="heading 2" w:uiPriority="9" w:qFormat="1"/>
-    <w:lsdException w:name="heading 3" w:uiPriority="9" w:qFormat="1"/>
-    <w:lsdException w:name="heading 4" w:uiPriority="9" w:qFormat="1"/>
-    <w:lsdException w:name="heading 5" w:uiPriority="9" w:qFormat="1"/>
-    <w:lsdException w:name="heading 6" w:uiPriority="9" w:qFormat="1"/>
-    <w:lsdException w:name="heading 7" w:uiPriority="9" w:qFormat="1"/>
-    <w:lsdException w:name="heading 8" w:uiPriority="9" w:qFormat="1"/>
-    <w:lsdException w:name="heading 9" w:uiPriority="9" w:qFormat="1"/>
-    <w:lsdException w:name="toc 1" w:uiPriority="39"/>
-    <w:lsdException w:name="toc 2" w:uiPriority="39"/>
-    <w:lsdException w:name="toc 3" w:uiPriority="39"/>
-    <w:lsdException w:name="toc 4" w:uiPriority="39"/>
-    <w:lsdException w:name="toc 5" w:uiPriority="39"/>
-    <w:lsdException w:name="toc 6" w:uiPriority="39"/>
-    <w:lsdException w:name="toc 7" w:uiPriority="39"/>
-    <w:lsdException w:name="toc 8" w:uiPriority="39"/>
-    <w:lsdException w:name="toc 9" w:uiPriority="39"/>
-    <w:lsdException w:name="caption" w:uiPriority="35" w:qFormat="1"/>
-    <w:lsdException w:name="Title" w:semiHidden="0" w:uiPriority="10" w:unhideWhenUsed="0" w:qFormat="1"/>
-    <w:lsdException w:name="Default Paragraph Font" w:uiPriority="1"/>
-    <w:lsdException w:name="Subtitle" w:semiHidden="0" w:uiPriority="11" w:unhideWhenUsed="0" w:qFormat="1"/>
-    <w:lsdException w:name="Strong" w:semiHidden="0" w:uiPriority="22" w:unhideWhenUsed="0" w:qFormat="1"/>
-    <w:lsdException w:name="Emphasis" w:semiHidden="0" w:uiPriority="20" w:unhideWhenUsed="0" w:qFormat="1"/>
-    <w:lsdException w:name="Table Grid" w:semiHidden="0" w:uiPriority="59" w:unhideWhenUsed="0"/>
-    <w:lsdException w:name="Placeholder Text" w:unhideWhenUsed="0"/>
-    <w:lsdException w:name="No Spacing" w:semiHidden="0" w:uiPriority="1" w:unhideWhenUsed="0" w:qFormat="1"/>
-    <w:lsdException w:name="Light Shading" w:semiHidden="0" w:uiPriority="60" w:unhideWhenUsed="0"/>
-    <w:lsdException w:name="Light List" w:semiHidden="0" w:uiPriority="61" w:unhideWhenUsed="0"/>
-    <w:lsdException w:name="Light Grid" w:semiHidden="0" w:uiPriority="62" w:unhideWhenUsed="0"/>
-    <w:lsdException w:name="Medium Shading 1" w:semiHidden="0" w:uiPriority="63" w:unhideWhenUsed="0"/>
-    <w:lsdException w:name="Medium Shading 2" w:semiHidden="0" w:uiPriority="64" w:unhideWhenUsed="0"/>
-    <w:lsdException w:name="Medium List 1" w:semiHidden="0" w:uiPriority="65" w:unhideWhenUsed="0"/>
-    <w:lsdException w:name="Medium List 2" w:semiHidden="0" w:uiPriority="66" w:unhideWhenUsed="0"/>
-    <w:lsdException w:name="Medium Grid 1" w:semiHidden="0" w:uiPriority="67" w:unhideWhenUsed="0"/>
-    <w:lsdException w:name="Medium Grid 2" w:semiHidden="0" w:uiPriority="68" w:unhideWhenUsed="0"/>
-    <w:lsdException w:name="Medium Grid 3" w:semiHidden="0" w:uiPriority="69" w:unhideWhenUsed="0"/>
-    <w:lsdException w:name="Dark List" w:semiHidden="0" w:uiPriority="70" w:unhideWhenUsed="0"/>
-    <w:lsdException w:name="Colorful Shading" w:semiHidden="0" w:uiPriority="71" w:unhideWhenUsed="0"/>
-    <w:lsdException w:name="Colorful List" w:semiHidden="0" w:uiPriority="72" w:unhideWhenUsed="0"/>
-    <w:lsdException w:name="Colorful Grid" w:semiHidden="0" w:uiPriority="73" w:unhideWhenUsed="0"/>
-    <w:lsdException w:name="Light Shading Accent 1" w:semiHidden="0" w:uiPriority="60" w:unhideWhenUsed="0"/>
-    <w:lsdException w:name="Light List Accent 1" w:semiHidden="0" w:uiPriority="61" w:unhideWhenUsed="0"/>
-    <w:lsdException w:name="Light Grid Accent 1" w:semiHidden="0" w:uiPriority="62" w:unhideWhenUsed="0"/>
-    <w:lsdException w:name="Medium Shading 1 Accent 1" w:semiHidden="0" w:uiPriority="63" w:unhideWhenUsed="0"/>
-    <w:lsdException w:name="Medium Shading 2 Accent 1" w:semiHidden="0" w:uiPriority="64" w:unhideWhenUsed="0"/>
-    <w:lsdException w:name="Medium List 1 Accent 1" w:semiHidden="0" w:uiPriority="65" w:unhideWhenUsed="0"/>
-    <w:lsdException w:name="Revision" w:unhideWhenUsed="0"/>
-    <w:lsdException w:name="List Paragraph" w:semiHidden="0" w:uiPriority="34" w:unhideWhenUsed="0" w:qFormat="1"/>
-    <w:lsdException w:name="Quote" w:semiHidden="0" w:uiPriority="29" w:unhideWhenUsed="0" w:qFormat="1"/>
-    <w:lsdException w:name="Intense Quote" w:semiHidden="0" w:uiPriority="30" w:unhideWhenUsed="0" w:qFormat="1"/>
-    <w:lsdException w:name="Medium List 2 Accent 1" w:semiHidden="0" w:uiPriority="66" w:unhideWhenUsed="0"/>
-    <w:lsdException w:name="Medium Grid 1 Accent 1" w:semiHidden="0" w:uiPriority="67" w:unhideWhenUsed="0"/>
-    <w:lsdException w:name="Medium Grid 2 Accent 1" w:semiHidden="0" w:uiPriority="68" w:unhideWhenUsed="0"/>
-    <w:lsdException w:name="Medium Grid 3 Accent 1" w:semiHidden="0" w:uiPriority="69" w:unhideWhenUsed="0"/>
-    <w:lsdException w:name="Dark List Accent 1" w:semiHidden="0" w:uiPriority="70" w:unhideWhenUsed="0"/>
-    <w:lsdException w:name="Colorful Shading Accent 1" w:semiHidden="0" w:uiPriority="71" w:unhideWhenUsed="0"/>
-    <w:lsdException w:name="Colorful List Accent 1" w:semiHidden="0" w:uiPriority="72" w:unhideWhenUsed="0"/>
-    <w:lsdException w:name="Colorful Grid Accent 1" w:semiHidden="0" w:uiPriority="73" w:unhideWhenUsed="0"/>
-    <w:lsdException w:name="Light Shading Accent 2" w:semiHidden="0" w:uiPriority="60" w:unhideWhenUsed="0"/>
-    <w:lsdException w:name="Light List Accent 2" w:semiHidden="0" w:uiPriority="61" w:unhideWhenUsed="0"/>
-    <w:lsdException w:name="Light Grid Accent 2" w:semiHidden="0" w:uiPriority="62" w:unhideWhenUsed="0"/>
-    <w:lsdException w:name="Medium Shading 1 Accent 2" w:semiHidden="0" w:uiPriority="63" w:unhideWhenUsed="0"/>
-    <w:lsdException w:name="Medium Shading 2 Accent 2" w:semiHidden="0" w:uiPriority="64" w:unhideWhenUsed="0"/>
-    <w:lsdException w:name="Medium List 1 Accent 2" w:semiHidden="0" w:uiPriority="65" w:unhideWhenUsed="0"/>
-    <w:lsdException w:name="Medium List 2 Accent 2" w:semiHidden="0" w:uiPriority="66" w:unhideWhenUsed="0"/>
-    <w:lsdException w:name="Medium Grid 1 Accent 2" w:semiHidden="0" w:uiPriority="67" w:unhideWhenUsed="0"/>
-    <w:lsdException w:name="Medium Grid 2 Accent 2" w:semiHidden="0" w:uiPriority="68" w:unhideWhenUsed="0"/>
-    <w:lsdException w:name="Medium Grid 3 Accent 2" w:semiHidden="0" w:uiPriority="69" w:unhideWhenUsed="0"/>
-    <w:lsdException w:name="Dark List Accent 2" w:semiHidden="0" w:uiPriority="70" w:unhideWhenUsed="0"/>
-    <w:lsdException w:name="Colorful Shading Accent 2" w:semiHidden="0" w:uiPriority="71" w:unhideWhenUsed="0"/>
-    <w:lsdException w:name="Colorful List Accent 2" w:semiHidden="0" w:uiPriority="72" w:unhideWhenUsed="0"/>
-    <w:lsdException w:name="Colorful Grid Accent 2" w:semiHidden="0" w:uiPriority="73" w:unhideWhenUsed="0"/>
-    <w:lsdException w:name="Light Shading Accent 3" w:semiHidden="0" w:uiPriority="60" w:unhideWhenUsed="0"/>
-    <w:lsdException w:name="Light List Accent 3" w:semiHidden="0" w:uiPriority="61" w:unhideWhenUsed="0"/>
-    <w:lsdException w:name="Light Grid Accent 3" w:semiHidden="0" w:uiPriority="62" w:unhideWhenUsed="0"/>
-    <w:lsdException w:name="Medium Shading 1 Accent 3" w:semiHidden="0" w:uiPriority="63" w:unhideWhenUsed="0"/>
-    <w:lsdException w:name="Medium Shading 2 Accent 3" w:semiHidden="0" w:uiPriority="64" w:unhideWhenUsed="0"/>
-    <w:lsdException w:name="Medium List 1 Accent 3" w:semiHidden="0" w:uiPriority="65" w:unhideWhenUsed="0"/>
-    <w:lsdException w:name="Medium List 2 Accent 3" w:semiHidden="0" w:uiPriority="66" w:unhideWhenUsed="0"/>
-    <w:lsdException w:name="Medium Grid 1 Accent 3" w:semiHidden="0" w:uiPriority="67" w:unhideWhenUsed="0"/>
-    <w:lsdException w:name="Medium Grid 2 Accent 3" w:semiHidden="0" w:uiPriority="68" w:unhideWhenUsed="0"/>
-    <w:lsdException w:name="Medium Grid 3 Accent 3" w:semiHidden="0" w:uiPriority="69" w:unhideWhenUsed="0"/>
-    <w:lsdException w:name="Dark List Accent 3" w:semiHidden="0" w:uiPriority="70" w:unhideWhenUsed="0"/>
-    <w:lsdException w:name="Colorful Shading Accent 3" w:semiHidden="0" w:uiPriority="71" w:unhideWhenUsed="0"/>
-    <w:lsdException w:name="Colorful List Accent 3" w:semiHidden="0" w:uiPriority="72" w:unhideWhenUsed="0"/>
-    <w:lsdException w:name="Colorful Grid Accent 3" w:semiHidden="0" w:uiPriority="73" w:unhideWhenUsed="0"/>
-    <w:lsdException w:name="Light Shading Accent 4" w:semiHidden="0" w:uiPriority="60" w:unhideWhenUsed="0"/>
-    <w:lsdException w:name="Light List Accent 4" w:semiHidden="0" w:uiPriority="61" w:unhideWhenUsed="0"/>
-    <w:lsdException w:name="Light Grid Accent 4" w:semiHidden="0" w:uiPriority="62" w:unhideWhenUsed="0"/>
-    <w:lsdException w:name="Medium Shading 1 Accent 4" w:semiHidden="0" w:uiPriority="63" w:unhideWhenUsed="0"/>
-    <w:lsdException w:name="Medium Shading 2 Accent 4" w:semiHidden="0" w:uiPriority="64" w:unhideWhenUsed="0"/>
-    <w:lsdException w:name="Medium List 1 Accent 4" w:semiHidden="0" w:uiPriority="65" w:unhideWhenUsed="0"/>
-    <w:lsdException w:name="Medium List 2 Accent 4" w:semiHidden="0" w:uiPriority="66" w:unhideWhenUsed="0"/>
-    <w:lsdException w:name="Medium Grid 1 Accent 4" w:semiHidden="0" w:uiPriority="67" w:unhideWhenUsed="0"/>
-    <w:lsdException w:name="Medium Grid 2 Accent 4" w:semiHidden="0" w:uiPriority="68" w:unhideWhenUsed="0"/>
-    <w:lsdException w:name="Medium Grid 3 Accent 4" w:semiHidden="0" w:uiPriority="69" w:unhideWhenUsed="0"/>
-    <w:lsdException w:name="Dark List Accent 4" w:semiHidden="0" w:uiPriority="70" w:unhideWhenUsed="0"/>
-    <w:lsdException w:name="Colorful Shading Accent 4" w:semiHidden="0" w:uiPriority="71" w:unhideWhenUsed="0"/>
-    <w:lsdException w:name="Colorful List Accent 4" w:semiHidden="0" w:uiPriority="72" w:unhideWhenUsed="0"/>
-    <w:lsdException w:name="Colorful Grid Accent 4" w:semiHidden="0" w:uiPriority="73" w:unhideWhenUsed="0"/>
-    <w:lsdException w:name="Light Shading Accent 5" w:semiHidden="0" w:uiPriority="60" w:unhideWhenUsed="0"/>
-    <w:lsdException w:name="Light List Accent 5" w:semiHidden="0" w:uiPriority="61" w:unhideWhenUsed="0"/>
-    <w:lsdException w:name="Light Grid Accent 5" w:semiHidden="0" w:uiPriority="62" w:unhideWhenUsed="0"/>
-    <w:lsdException w:name="Medium Shading 1 Accent 5" w:semiHidden="0" w:uiPriority="63" w:unhideWhenUsed="0"/>
-    <w:lsdException w:name="Medium Shading 2 Accent 5" w:semiHidden="0" w:uiPriority="64" w:unhideWhenUsed="0"/>
-    <w:lsdException w:name="Medium List 1 Accent 5" w:semiHidden="0" w:uiPriority="65" w:unhideWhenUsed="0"/>
-    <w:lsdException w:name="Medium List 2 Accent 5" w:semiHidden="0" w:uiPriority="66" w:unhideWhenUsed="0"/>
-    <w:lsdException w:name="Medium Grid 1 Accent 5" w:semiHidden="0" w:uiPriority="67" w:unhideWhenUsed="0"/>
-    <w:lsdException w:name="Medium Grid 2 Accent 5" w:semiHidden="0" w:uiPriority="68" w:unhideWhenUsed="0"/>
-    <w:lsdException w:name="Medium Grid 3 Accent 5" w:semiHidden="0" w:uiPriority="69" w:unhideWhenUsed="0"/>
-    <w:lsdException w:name="Dark List Accent 5" w:semiHidden="0" w:uiPriority="70" w:unhideWhenUsed="0"/>
-    <w:lsdException w:name="Colorful Shading Accent 5" w:semiHidden="0" w:uiPriority="71" w:unhideWhenUsed="0"/>
-    <w:lsdException w:name="Colorful List Accent 5" w:semiHidden="0" w:uiPriority="72" w:unhideWhenUsed="0"/>
-    <w:lsdException w:name="Colorful Grid Accent 5" w:semiHidden="0" w:uiPriority="73" w:unhideWhenUsed="0"/>
-    <w:lsdException w:name="Light Shading Accent 6" w:semiHidden="0" w:uiPriority="60" w:unhideWhenUsed="0"/>
-    <w:lsdException w:name="Light List Accent 6" w:semiHidden="0" w:uiPriority="61" w:unhideWhenUsed="0"/>
-    <w:lsdException w:name="Light Grid Accent 6" w:semiHidden="0" w:uiPriority="62" w:unhideWhenUsed="0"/>
-    <w:lsdException w:name="Medium Shading 1 Accent 6" w:semiHidden="0" w:uiPriority="63" w:unhideWhenUsed="0"/>
-    <w:lsdException w:name="Medium Shading 2 Accent 6" w:semiHidden="0" w:uiPriority="64" w:unhideWhenUsed="0"/>
-    <w:lsdException w:name="Medium List 1 Accent 6" w:semiHidden="0" w:uiPriority="65" w:unhideWhenUsed="0"/>
-    <w:lsdException w:name="Medium List 2 Accent 6" w:semiHidden="0" w:uiPriority="66" w:unhideWhenUsed="0"/>
-    <w:lsdException w:name="Medium Grid 1 Accent 6" w:semiHidden="0" w:uiPriority="67" w:unhideWhenUsed="0"/>
-    <w:lsdException w:name="Medium Grid 2 Accent 6" w:semiHidden="0" w:uiPriority="68" w:unhideWhenUsed="0"/>
-    <w:lsdException w:name="Medium Grid 3 Accent 6" w:semiHidden="0" w:uiPriority="69" w:unhideWhenUsed="0"/>
-    <w:lsdException w:name="Dark List Accent 6" w:semiHidden="0" w:uiPriority="70" w:unhideWhenUsed="0"/>
-    <w:lsdException w:name="Colorful Shading Accent 6" w:semiHidden="0" w:uiPriority="71" w:unhideWhenUsed="0"/>
-    <w:lsdException w:name="Colorful List Accent 6" w:semiHidden="0" w:uiPriority="72" w:unhideWhenUsed="0"/>
-    <w:lsdException w:name="Colorful Grid Accent 6" w:semiHidden="0" w:uiPriority="73" w:unhideWhenUsed="0"/>
-    <w:lsdException w:name="Subtle Emphasis" w:semiHidden="0" w:uiPriority="19" w:unhideWhenUsed="0" w:qFormat="1"/>
-    <w:lsdException w:name="Intense Emphasis" w:semiHidden="0" w:uiPriority="21" w:unhideWhenUsed="0" w:qFormat="1"/>
-    <w:lsdException w:name="Subtle Reference" w:semiHidden="0" w:uiPriority="31" w:unhideWhenUsed="0" w:qFormat="1"/>
-    <w:lsdException w:name="Intense Reference" w:semiHidden="0" w:uiPriority="32" w:unhideWhenUsed="0" w:qFormat="1"/>
-    <w:lsdException w:name="Book Title" w:semiHidden="0" w:uiPriority="33" w:unhideWhenUsed="0" w:qFormat="1"/>
-    <w:lsdException w:name="Bibliography" w:uiPriority="37"/>
-    <w:lsdException w:name="TOC Heading" w:uiPriority="39" w:qFormat="1"/>
-  </w:latentStyles>
-  <w:style w:type="paragraph" w:default="1" w:styleId="a">
-    <w:name w:val="Normal"/>
-    <w:qFormat/>
-  </w:style>
-  <w:style w:type="character" w:default="1" w:styleId="a0">
-    <w:name w:val="Default Paragraph Font"/>
-    <w:uiPriority w:val="1"/>
-    <w:semiHidden/>
-    <w:unhideWhenUsed/>
-  </w:style>
-  <w:style w:type="table" w:default="1" w:styleId="a1">
-    <w:name w:val="Normal Table"/>
-    <w:uiPriority w:val="99"/>
-    <w:semiHidden/>
-    <w:unhideWhenUsed/>
-    <w:tblPr>
-      <w:tblInd w:w="0" w:type="dxa"/>
-      <w:tblCellMar>
-        <w:top w:w="0" w:type="dxa"/>
-        <w:left w:w="108" w:type="dxa"/>
-        <w:bottom w:w="0" w:type="dxa"/>
-        <w:right w:w="108" w:type="dxa"/>
-      </w:tblCellMar>
-    </w:tblPr>
-  </w:style>
-  <w:style w:type="numbering" w:default="1" w:styleId="a2">
-    <w:name w:val="No List"/>
-    <w:uiPriority w:val="99"/>
-    <w:semiHidden/>
-    <w:unhideWhenUsed/>
   </w:style>
 </w:styles>
 </file>

--- a/new/ПМ_Шаблон_Практические_занятия_ПримаЯГ_2026.docx
+++ b/new/ПМ_Шаблон_Практические_занятия_ПримаЯГ_2026.docx
@@ -296,57 +296,7 @@
           <w:szCs w:val="26"/>
           <w:lang w:eastAsia="ru-RU"/>
         </w:rPr>
-        <w:t>К</w:t>
-      </w:r>
-      <w:r>
-        <w:rPr>
-          <w:b/>
-          <w:bCs/>
-          <w:sz w:val="26"/>
-          <w:szCs w:val="26"/>
-          <w:lang w:eastAsia="ru-RU"/>
-        </w:rPr>
-        <w:t>оммутационн</w:t>
-      </w:r>
-      <w:r>
-        <w:rPr>
-          <w:b/>
-          <w:bCs/>
-          <w:sz w:val="26"/>
-          <w:szCs w:val="26"/>
-          <w:lang w:eastAsia="ru-RU"/>
-        </w:rPr>
-        <w:t>ая</w:t>
-      </w:r>
-      <w:r>
-        <w:rPr>
-          <w:b/>
-          <w:bCs/>
-          <w:sz w:val="26"/>
-          <w:szCs w:val="26"/>
-          <w:lang w:eastAsia="ru-RU"/>
-        </w:rPr>
-        <w:t xml:space="preserve"> схем</w:t>
-      </w:r>
-      <w:r>
-        <w:rPr>
-          <w:b/>
-          <w:bCs/>
-          <w:sz w:val="26"/>
-          <w:szCs w:val="26"/>
-          <w:lang w:eastAsia="ru-RU"/>
-        </w:rPr>
-        <w:t>а</w:t>
-      </w:r>
-      <w:r>
-        <w:rPr>
-          <w:b/>
-          <w:bCs/>
-          <w:sz w:val="26"/>
-          <w:szCs w:val="26"/>
-          <w:lang w:eastAsia="ru-RU"/>
-        </w:rPr>
-        <w:t xml:space="preserve"> управления</w:t>
+        <w:t>Коммутационная схема управления</w:t>
       </w:r>
     </w:p>
     <w:p>
@@ -389,13 +339,23 @@
           <w:lang w:eastAsia="ru-RU"/>
         </w:rPr>
       </w:pPr>
+      <w:proofErr w:type="spellStart"/>
       <w:r>
         <w:rPr>
           <w:sz w:val="26"/>
           <w:szCs w:val="26"/>
           <w:lang w:eastAsia="ru-RU"/>
         </w:rPr>
-        <w:t>Балабаев Александр Андреевич</w:t>
+        <w:t>Балабаев</w:t>
+      </w:r>
+      <w:proofErr w:type="spellEnd"/>
+      <w:r>
+        <w:rPr>
+          <w:sz w:val="26"/>
+          <w:szCs w:val="26"/>
+          <w:lang w:eastAsia="ru-RU"/>
+        </w:rPr>
+        <w:t xml:space="preserve"> Александр Андреевич</w:t>
       </w:r>
     </w:p>
     <w:p>
@@ -670,7 +630,6 @@
         <w:jc w:val="both"/>
         <w:rPr>
           <w:i/>
-          <w:lang w:val="en-US"/>
         </w:rPr>
       </w:pPr>
       <w:r>
@@ -701,6 +660,46 @@
         </w:rPr>
         <w:t>Повышающиеся требования к защите промышленного оборудования от сверхтоков (более 1,5 А)</w:t>
       </w:r>
+      <w:r>
+        <w:rPr>
+          <w:sz w:val="26"/>
+          <w:szCs w:val="26"/>
+        </w:rPr>
+        <w:t xml:space="preserve"> и перегрева (</w:t>
+      </w:r>
+      <w:r>
+        <w:rPr>
+          <w:sz w:val="26"/>
+          <w:szCs w:val="26"/>
+        </w:rPr>
+        <w:t>свыше 85</w:t>
+      </w:r>
+      <w:proofErr w:type="spellStart"/>
+      <w:r>
+        <w:rPr>
+          <w:sz w:val="26"/>
+          <w:szCs w:val="26"/>
+          <w:vertAlign w:val="superscript"/>
+          <w:lang w:val="en-US"/>
+        </w:rPr>
+        <w:t>o</w:t>
+      </w:r>
+      <w:r>
+        <w:rPr>
+          <w:sz w:val="26"/>
+          <w:szCs w:val="26"/>
+          <w:lang w:val="en-US"/>
+        </w:rPr>
+        <w:t>C</w:t>
+      </w:r>
+      <w:proofErr w:type="spellEnd"/>
+      <w:r>
+        <w:rPr>
+          <w:sz w:val="26"/>
+          <w:szCs w:val="26"/>
+        </w:rPr>
+        <w:t>)</w:t>
+      </w:r>
     </w:p>
     <w:p>
       <w:pPr>
@@ -810,6 +809,42 @@
           <w:szCs w:val="26"/>
         </w:rPr>
         <w:t>Отсутствие систем, соответствующих вышеперечисленным требованиям</w:t>
+      </w:r>
+    </w:p>
+    <w:p>
+      <w:pPr>
+        <w:pStyle w:val="ListParagraph"/>
+        <w:numPr>
+          <w:ilvl w:val="0"/>
+          <w:numId w:val="8"/>
+        </w:numPr>
+        <w:spacing w:after="200" w:line="276" w:lineRule="auto"/>
+        <w:contextualSpacing/>
+        <w:rPr>
+          <w:sz w:val="26"/>
+          <w:szCs w:val="26"/>
+        </w:rPr>
+      </w:pPr>
+      <w:r>
+        <w:rPr>
+          <w:sz w:val="26"/>
+          <w:szCs w:val="26"/>
+        </w:rPr>
+        <w:t>Интерес заказчика проекта. Необходимость разработки устройства</w:t>
+      </w:r>
+      <w:r>
+        <w:rPr>
+          <w:sz w:val="26"/>
+          <w:szCs w:val="26"/>
+        </w:rPr>
+        <w:t>, удовлетворяющее поставленным требованиям,</w:t>
+      </w:r>
+      <w:r>
+        <w:rPr>
+          <w:sz w:val="26"/>
+          <w:szCs w:val="26"/>
+        </w:rPr>
+        <w:t xml:space="preserve"> под конкретное оборудование заказчика.</w:t>
       </w:r>
     </w:p>
     <w:p>
@@ -866,7 +901,47 @@
           <w:sz w:val="26"/>
           <w:szCs w:val="26"/>
         </w:rPr>
-        <w:t>Цель проекта – разработка коммутационной схемы управления питанием и защиты промышленного оборудования, создание ее прототипа и успешное прохождение заводских испытаний до 20.12.202</w:t>
+        <w:t>Цель проекта – разработка коммутационной схемы управления питанием и защиты промышленного оборудования</w:t>
+      </w:r>
+      <w:r>
+        <w:rPr>
+          <w:sz w:val="26"/>
+          <w:szCs w:val="26"/>
+        </w:rPr>
+        <w:t xml:space="preserve"> при возникновении перегрузки по току свыше 1,5 А или температуры свыше 85</w:t>
+      </w:r>
+      <w:proofErr w:type="spellStart"/>
+      <w:r>
+        <w:rPr>
+          <w:sz w:val="26"/>
+          <w:szCs w:val="26"/>
+          <w:vertAlign w:val="superscript"/>
+          <w:lang w:val="en-US"/>
+        </w:rPr>
+        <w:t>o</w:t>
+      </w:r>
+      <w:r>
+        <w:rPr>
+          <w:sz w:val="26"/>
+          <w:szCs w:val="26"/>
+          <w:lang w:val="en-US"/>
+        </w:rPr>
+        <w:t>C</w:t>
+      </w:r>
+      <w:proofErr w:type="spellEnd"/>
+      <w:r>
+        <w:rPr>
+          <w:sz w:val="26"/>
+          <w:szCs w:val="26"/>
+        </w:rPr>
+        <w:t>,</w:t>
+      </w:r>
+      <w:r>
+        <w:rPr>
+          <w:sz w:val="26"/>
+          <w:szCs w:val="26"/>
+        </w:rPr>
+        <w:t xml:space="preserve"> создание ее прототипа и успешное прохождение заводских испытаний до 20.12.202</w:t>
       </w:r>
       <w:r>
         <w:rPr>
@@ -881,6 +956,50 @@
           <w:szCs w:val="26"/>
         </w:rPr>
         <w:t>.</w:t>
+      </w:r>
+      <w:r>
+        <w:rPr>
+          <w:sz w:val="26"/>
+          <w:szCs w:val="26"/>
+        </w:rPr>
+        <w:t xml:space="preserve"> </w:t>
+      </w:r>
+      <w:r>
+        <w:rPr>
+          <w:sz w:val="22"/>
+          <w:szCs w:val="22"/>
+        </w:rPr>
+        <w:t>(</w:t>
+      </w:r>
+      <w:r>
+        <w:rPr>
+          <w:sz w:val="22"/>
+          <w:szCs w:val="22"/>
+        </w:rPr>
+        <w:t>Автоматический/электронный предохранитель (</w:t>
+      </w:r>
+      <w:proofErr w:type="spellStart"/>
+      <w:r>
+        <w:rPr>
+          <w:sz w:val="22"/>
+          <w:szCs w:val="22"/>
+        </w:rPr>
+        <w:t>eFuse</w:t>
+      </w:r>
+      <w:proofErr w:type="spellEnd"/>
+      <w:r>
+        <w:rPr>
+          <w:sz w:val="22"/>
+          <w:szCs w:val="22"/>
+        </w:rPr>
+        <w:t>) — отключает нагрузку при превышении заданного тока, можно выставить порог 1.5 А.</w:t>
+      </w:r>
+      <w:r>
+        <w:rPr>
+          <w:sz w:val="22"/>
+          <w:szCs w:val="22"/>
+        </w:rPr>
+        <w:t>)</w:t>
       </w:r>
     </w:p>
     <w:p>
@@ -1114,6 +1233,7 @@
           <w:sz w:val="26"/>
           <w:szCs w:val="26"/>
         </w:rPr>
+        <w:lastRenderedPageBreak/>
         <w:t>Технические условия (ТУ)</w:t>
       </w:r>
     </w:p>
@@ -1234,24 +1354,7 @@
           <w:sz w:val="26"/>
           <w:szCs w:val="26"/>
         </w:rPr>
-        <w:lastRenderedPageBreak/>
-        <w:t xml:space="preserve">Техническое </w:t>
-      </w:r>
-      <w:r>
-        <w:rPr>
-          <w:i/>
-          <w:sz w:val="26"/>
-          <w:szCs w:val="26"/>
-        </w:rPr>
-        <w:t>задание (ТЗ) на</w:t>
-      </w:r>
-      <w:r>
-        <w:rPr>
-          <w:i/>
-          <w:sz w:val="26"/>
-          <w:szCs w:val="26"/>
-        </w:rPr>
-        <w:t xml:space="preserve"> ПО</w:t>
+        <w:t>Техническое задание (ТЗ) на ПО</w:t>
       </w:r>
     </w:p>
     <w:p>
@@ -1359,23 +1462,7 @@
           <w:sz w:val="26"/>
           <w:szCs w:val="26"/>
         </w:rPr>
-        <w:t xml:space="preserve"> </w:t>
-      </w:r>
-      <w:r>
-        <w:rPr>
-          <w:i/>
-          <w:sz w:val="26"/>
-          <w:szCs w:val="26"/>
-        </w:rPr>
-        <w:t>Также в конечный продукт входит</w:t>
-      </w:r>
-      <w:r>
-        <w:rPr>
-          <w:i/>
-          <w:sz w:val="26"/>
-          <w:szCs w:val="26"/>
-        </w:rPr>
-        <w:t xml:space="preserve"> комплект документации на испытания:</w:t>
+        <w:t xml:space="preserve"> Также в конечный продукт входит комплект документации на испытания:</w:t>
       </w:r>
     </w:p>
     <w:p>
@@ -1457,6 +1544,152 @@
         </w:rPr>
         <w:t>тчет о прохождении макетом заводских испытаний</w:t>
       </w:r>
+    </w:p>
+    <w:p>
+      <w:pPr>
+        <w:spacing w:line="360" w:lineRule="auto"/>
+        <w:ind w:left="708"/>
+        <w:jc w:val="both"/>
+        <w:rPr>
+          <w:i/>
+          <w:sz w:val="26"/>
+          <w:szCs w:val="26"/>
+        </w:rPr>
+      </w:pPr>
+      <w:r>
+        <w:rPr>
+          <w:i/>
+          <w:sz w:val="26"/>
+          <w:szCs w:val="26"/>
+        </w:rPr>
+        <w:t xml:space="preserve">Основными пунктами ТЗ, определяющие облик </w:t>
+      </w:r>
+      <w:proofErr w:type="gramStart"/>
+      <w:r>
+        <w:rPr>
+          <w:i/>
+          <w:sz w:val="26"/>
+          <w:szCs w:val="26"/>
+        </w:rPr>
+        <w:t>устройства</w:t>
+      </w:r>
+      <w:proofErr w:type="gramEnd"/>
+      <w:r>
+        <w:rPr>
+          <w:i/>
+          <w:sz w:val="26"/>
+          <w:szCs w:val="26"/>
+        </w:rPr>
+        <w:t xml:space="preserve"> являются:</w:t>
+      </w:r>
+    </w:p>
+    <w:p>
+      <w:pPr>
+        <w:spacing w:line="360" w:lineRule="auto"/>
+        <w:ind w:left="708"/>
+        <w:jc w:val="both"/>
+        <w:rPr>
+          <w:i/>
+          <w:sz w:val="26"/>
+          <w:szCs w:val="26"/>
+        </w:rPr>
+      </w:pPr>
+      <w:r>
+        <w:rPr>
+          <w:i/>
+          <w:sz w:val="26"/>
+          <w:szCs w:val="26"/>
+        </w:rPr>
+        <w:t>- Напряжение питания: 5В</w:t>
+      </w:r>
+    </w:p>
+    <w:p>
+      <w:pPr>
+        <w:spacing w:line="360" w:lineRule="auto"/>
+        <w:ind w:left="708"/>
+        <w:jc w:val="both"/>
+        <w:rPr>
+          <w:i/>
+          <w:sz w:val="26"/>
+          <w:szCs w:val="26"/>
+        </w:rPr>
+      </w:pPr>
+      <w:r>
+        <w:rPr>
+          <w:i/>
+          <w:sz w:val="26"/>
+          <w:szCs w:val="26"/>
+        </w:rPr>
+        <w:t>- Максимальный пропускаемый ток: 1,5 А</w:t>
+      </w:r>
+    </w:p>
+    <w:p>
+      <w:pPr>
+        <w:spacing w:line="360" w:lineRule="auto"/>
+        <w:ind w:left="708"/>
+        <w:jc w:val="both"/>
+        <w:rPr>
+          <w:sz w:val="26"/>
+          <w:szCs w:val="26"/>
+        </w:rPr>
+      </w:pPr>
+      <w:r>
+        <w:rPr>
+          <w:i/>
+          <w:sz w:val="26"/>
+          <w:szCs w:val="26"/>
+        </w:rPr>
+        <w:t xml:space="preserve">- Максимальная рабочая температура: 85 </w:t>
+      </w:r>
+      <w:proofErr w:type="spellStart"/>
+      <w:r>
+        <w:rPr>
+          <w:sz w:val="26"/>
+          <w:szCs w:val="26"/>
+          <w:vertAlign w:val="superscript"/>
+          <w:lang w:val="en-US"/>
+        </w:rPr>
+        <w:t>o</w:t>
+      </w:r>
+      <w:r>
+        <w:rPr>
+          <w:sz w:val="26"/>
+          <w:szCs w:val="26"/>
+          <w:lang w:val="en-US"/>
+        </w:rPr>
+        <w:t>C</w:t>
+      </w:r>
+      <w:proofErr w:type="spellEnd"/>
+    </w:p>
+    <w:p>
+      <w:pPr>
+        <w:spacing w:line="360" w:lineRule="auto"/>
+        <w:ind w:left="708"/>
+        <w:jc w:val="both"/>
+        <w:rPr>
+          <w:sz w:val="26"/>
+          <w:szCs w:val="26"/>
+        </w:rPr>
+      </w:pPr>
+      <w:r>
+        <w:rPr>
+          <w:i/>
+          <w:sz w:val="26"/>
+          <w:szCs w:val="26"/>
+        </w:rPr>
+        <w:t xml:space="preserve">- Управление устройством: посредством протокола </w:t>
+      </w:r>
+      <w:proofErr w:type="spellStart"/>
+      <w:r>
+        <w:rPr>
+          <w:i/>
+          <w:sz w:val="26"/>
+          <w:szCs w:val="26"/>
+          <w:lang w:val="en-US"/>
+        </w:rPr>
+        <w:t>modbus</w:t>
+      </w:r>
+      <w:proofErr w:type="spellEnd"/>
     </w:p>
     <w:p>
       <w:pPr>
@@ -1499,11 +1732,13 @@
     <w:p>
       <w:pPr>
         <w:spacing w:line="360" w:lineRule="auto"/>
+        <w:ind w:firstLine="708"/>
         <w:jc w:val="both"/>
         <w:rPr>
           <w:i/>
           <w:sz w:val="26"/>
           <w:szCs w:val="26"/>
+          <w:lang w:val="en-US"/>
         </w:rPr>
       </w:pPr>
       <w:r>
@@ -1569,6 +1804,58 @@
           <w:szCs w:val="26"/>
         </w:rPr>
         <w:t xml:space="preserve"> создание прототипа, проведения заводских испытаний (на прототипе)</w:t>
+      </w:r>
+      <w:r>
+        <w:rPr>
+          <w:i/>
+          <w:sz w:val="26"/>
+          <w:szCs w:val="26"/>
+        </w:rPr>
+        <w:t>.</w:t>
+      </w:r>
+    </w:p>
+    <w:p>
+      <w:pPr>
+        <w:spacing w:line="360" w:lineRule="auto"/>
+        <w:ind w:firstLine="708"/>
+        <w:jc w:val="both"/>
+        <w:rPr>
+          <w:i/>
+          <w:sz w:val="26"/>
+          <w:szCs w:val="26"/>
+        </w:rPr>
+      </w:pPr>
+      <w:r>
+        <w:rPr>
+          <w:i/>
+          <w:sz w:val="26"/>
+          <w:szCs w:val="26"/>
+        </w:rPr>
+        <w:t xml:space="preserve">В проект не входит получение литеры О1, </w:t>
+      </w:r>
+      <w:r>
+        <w:rPr>
+          <w:i/>
+          <w:sz w:val="26"/>
+          <w:szCs w:val="26"/>
+        </w:rPr>
+        <w:t>подготовка изделия к серийному производству</w:t>
+      </w:r>
+      <w:r>
+        <w:rPr>
+          <w:i/>
+          <w:sz w:val="26"/>
+          <w:szCs w:val="26"/>
+        </w:rPr>
+        <w:t xml:space="preserve">, </w:t>
+      </w:r>
+      <w:r>
+        <w:rPr>
+          <w:i/>
+          <w:sz w:val="26"/>
+          <w:szCs w:val="26"/>
+        </w:rPr>
+        <w:t>запуск серийного производства</w:t>
       </w:r>
       <w:r>
         <w:rPr>
@@ -1708,7 +1995,7 @@
           <w:sz w:val="26"/>
           <w:szCs w:val="26"/>
         </w:rPr>
-        <w:t>2</w:t>
+        <w:t>4</w:t>
       </w:r>
       <w:r>
         <w:rPr>
@@ -1735,7 +2022,24 @@
           <w:sz w:val="26"/>
           <w:szCs w:val="26"/>
         </w:rPr>
-        <w:t>Макет должен полностью удовлетворять требования технического задания</w:t>
+        <w:lastRenderedPageBreak/>
+        <w:t>В случае возникновения форс мажоров возможно плановое смещение сроков на 3 месяца, а превышение бюджета на 100000</w:t>
+      </w:r>
+      <w:r>
+        <w:rPr>
+          <w:i/>
+          <w:sz w:val="26"/>
+          <w:szCs w:val="26"/>
+        </w:rPr>
+        <w:t xml:space="preserve"> </w:t>
+      </w:r>
+      <w:r>
+        <w:rPr>
+          <w:i/>
+          <w:sz w:val="26"/>
+          <w:szCs w:val="26"/>
+        </w:rPr>
+        <w:t>рублей</w:t>
       </w:r>
     </w:p>
     <w:p>
@@ -1748,13 +2052,97 @@
           <w:szCs w:val="26"/>
         </w:rPr>
       </w:pPr>
-      <w:r>
-        <w:rPr>
-          <w:i/>
-          <w:sz w:val="26"/>
-          <w:szCs w:val="26"/>
-        </w:rPr>
-        <w:t>Оборудование будет работать в условиях от 50 °C до -50 °C.</w:t>
+    </w:p>
+    <w:p>
+      <w:pPr>
+        <w:spacing w:line="360" w:lineRule="auto"/>
+        <w:jc w:val="both"/>
+        <w:rPr>
+          <w:i/>
+          <w:sz w:val="26"/>
+          <w:szCs w:val="26"/>
+        </w:rPr>
+      </w:pPr>
+      <w:r>
+        <w:rPr>
+          <w:i/>
+          <w:sz w:val="26"/>
+          <w:szCs w:val="26"/>
+        </w:rPr>
+        <w:t>Макет должен полностью удовлетворять требования технического задания</w:t>
+      </w:r>
+    </w:p>
+    <w:p>
+      <w:pPr>
+        <w:spacing w:line="360" w:lineRule="auto"/>
+        <w:jc w:val="both"/>
+        <w:rPr>
+          <w:i/>
+          <w:sz w:val="26"/>
+          <w:szCs w:val="26"/>
+        </w:rPr>
+      </w:pPr>
+      <w:r>
+        <w:rPr>
+          <w:i/>
+          <w:sz w:val="26"/>
+          <w:szCs w:val="26"/>
+        </w:rPr>
+        <w:t xml:space="preserve">Оборудование будет работать в условиях от </w:t>
+      </w:r>
+      <w:r>
+        <w:rPr>
+          <w:i/>
+          <w:sz w:val="26"/>
+          <w:szCs w:val="26"/>
+        </w:rPr>
+        <w:t>85</w:t>
+      </w:r>
+      <w:r>
+        <w:rPr>
+          <w:i/>
+          <w:sz w:val="26"/>
+          <w:szCs w:val="26"/>
+        </w:rPr>
+        <w:t xml:space="preserve"> °C до -50 °C.</w:t>
+      </w:r>
+    </w:p>
+    <w:p>
+      <w:pPr>
+        <w:spacing w:line="360" w:lineRule="auto"/>
+        <w:jc w:val="both"/>
+        <w:rPr>
+          <w:i/>
+          <w:sz w:val="26"/>
+          <w:szCs w:val="26"/>
+        </w:rPr>
+      </w:pPr>
+      <w:r>
+        <w:rPr>
+          <w:i/>
+          <w:sz w:val="26"/>
+          <w:szCs w:val="26"/>
+        </w:rPr>
+        <w:t>Процент содержания в устройстве отечественной КБ не менее 15%</w:t>
+      </w:r>
+    </w:p>
+    <w:p>
+      <w:pPr>
+        <w:spacing w:line="360" w:lineRule="auto"/>
+        <w:jc w:val="both"/>
+        <w:rPr>
+          <w:i/>
+          <w:sz w:val="26"/>
+          <w:szCs w:val="26"/>
+        </w:rPr>
+      </w:pPr>
+      <w:r>
+        <w:rPr>
+          <w:i/>
+          <w:sz w:val="26"/>
+          <w:szCs w:val="26"/>
+        </w:rPr>
+        <w:t>Для проведения испытаний достаточно произвести 1 функциональный макет</w:t>
       </w:r>
     </w:p>
     <w:p>
@@ -1819,8 +2207,18 @@
           <w:sz w:val="26"/>
           <w:szCs w:val="26"/>
         </w:rPr>
-        <w:t>АО НИИ Субмикрон</w:t>
-      </w:r>
+        <w:t xml:space="preserve">АО НИИ </w:t>
+      </w:r>
+      <w:proofErr w:type="spellStart"/>
+      <w:r>
+        <w:rPr>
+          <w:i/>
+          <w:sz w:val="26"/>
+          <w:szCs w:val="26"/>
+        </w:rPr>
+        <w:t>Субмикрон</w:t>
+      </w:r>
+      <w:proofErr w:type="spellEnd"/>
     </w:p>
     <w:p>
       <w:pPr>
@@ -1838,7 +2236,25 @@
           <w:sz w:val="26"/>
           <w:szCs w:val="26"/>
         </w:rPr>
-        <w:t>Исполнитель проекта – ООО «Нес Кам»</w:t>
+        <w:t xml:space="preserve">Исполнитель проекта – ООО «Нес </w:t>
+      </w:r>
+      <w:proofErr w:type="spellStart"/>
+      <w:r>
+        <w:rPr>
+          <w:i/>
+          <w:sz w:val="26"/>
+          <w:szCs w:val="26"/>
+        </w:rPr>
+        <w:t>Кам</w:t>
+      </w:r>
+      <w:proofErr w:type="spellEnd"/>
+      <w:r>
+        <w:rPr>
+          <w:i/>
+          <w:sz w:val="26"/>
+          <w:szCs w:val="26"/>
+        </w:rPr>
+        <w:t>»</w:t>
       </w:r>
     </w:p>
     <w:p>
@@ -1897,8 +2313,18 @@
           <w:sz w:val="26"/>
           <w:szCs w:val="26"/>
         </w:rPr>
-        <w:t>, МинПромТорг</w:t>
-      </w:r>
+        <w:t xml:space="preserve">, </w:t>
+      </w:r>
+      <w:proofErr w:type="spellStart"/>
+      <w:r>
+        <w:rPr>
+          <w:i/>
+          <w:sz w:val="26"/>
+          <w:szCs w:val="26"/>
+        </w:rPr>
+        <w:t>МинПромТорг</w:t>
+      </w:r>
+      <w:proofErr w:type="spellEnd"/>
     </w:p>
     <w:p>
       <w:pPr>
@@ -1924,8 +2350,18 @@
           <w:sz w:val="26"/>
           <w:szCs w:val="26"/>
         </w:rPr>
-        <w:t>АО НИИ Субмикрон</w:t>
-      </w:r>
+        <w:t xml:space="preserve">АО НИИ </w:t>
+      </w:r>
+      <w:proofErr w:type="spellStart"/>
+      <w:r>
+        <w:rPr>
+          <w:i/>
+          <w:sz w:val="26"/>
+          <w:szCs w:val="26"/>
+        </w:rPr>
+        <w:t>Субмикрон</w:t>
+      </w:r>
+      <w:proofErr w:type="spellEnd"/>
     </w:p>
     <w:p>
       <w:pPr>
@@ -1959,7 +2395,25 @@
           <w:sz w:val="26"/>
           <w:szCs w:val="26"/>
         </w:rPr>
-        <w:t>«Резонит» (производство платы)</w:t>
+        <w:t>«</w:t>
+      </w:r>
+      <w:proofErr w:type="spellStart"/>
+      <w:r>
+        <w:rPr>
+          <w:i/>
+          <w:sz w:val="26"/>
+          <w:szCs w:val="26"/>
+        </w:rPr>
+        <w:t>Резонит</w:t>
+      </w:r>
+      <w:proofErr w:type="spellEnd"/>
+      <w:r>
+        <w:rPr>
+          <w:i/>
+          <w:sz w:val="26"/>
+          <w:szCs w:val="26"/>
+        </w:rPr>
+        <w:t>» (производство платы)</w:t>
       </w:r>
     </w:p>
     <w:p>
@@ -1978,15 +2432,7 @@
           <w:sz w:val="26"/>
           <w:szCs w:val="26"/>
         </w:rPr>
-        <w:t>П</w:t>
-      </w:r>
-      <w:r>
-        <w:rPr>
-          <w:i/>
-          <w:sz w:val="26"/>
-          <w:szCs w:val="26"/>
-        </w:rPr>
-        <w:t>оставщики</w:t>
+        <w:t>Поставщики</w:t>
       </w:r>
       <w:r>
         <w:rPr>
@@ -2029,7 +2475,6 @@
           <w:sz w:val="26"/>
           <w:szCs w:val="26"/>
         </w:rPr>
-        <w:lastRenderedPageBreak/>
         <w:t xml:space="preserve">Пользователь – </w:t>
       </w:r>
       <w:r>
@@ -2038,15 +2483,7 @@
           <w:sz w:val="26"/>
           <w:szCs w:val="26"/>
         </w:rPr>
-        <w:t>Сотрудники промышленных предприятий, работающих с КСУ</w:t>
-      </w:r>
-      <w:r>
-        <w:rPr>
-          <w:i/>
-          <w:sz w:val="26"/>
-          <w:szCs w:val="26"/>
-        </w:rPr>
-        <w:t xml:space="preserve"> </w:t>
+        <w:t xml:space="preserve">Сотрудники промышленных предприятий, работающих с КСУ </w:t>
       </w:r>
     </w:p>
     <w:p>
@@ -2748,6 +3185,7 @@
                 <w:lang w:eastAsia="ru-RU"/>
               </w:rPr>
             </w:pPr>
+            <w:proofErr w:type="spellStart"/>
             <w:r>
               <w:rPr>
                 <w:sz w:val="18"/>
@@ -2756,6 +3194,7 @@
               </w:rPr>
               <w:t>Митрофанов.С.П</w:t>
             </w:r>
+            <w:proofErr w:type="spellEnd"/>
             <w:r>
               <w:rPr>
                 <w:sz w:val="18"/>
@@ -3016,7 +3455,25 @@
                 <w:szCs w:val="18"/>
                 <w:lang w:val="en-US" w:eastAsia="ru-RU"/>
               </w:rPr>
-              <w:t xml:space="preserve"> Dassult Solid Works, Altium Designer, </w:t>
+              <w:t xml:space="preserve"> </w:t>
+            </w:r>
+            <w:proofErr w:type="spellStart"/>
+            <w:r>
+              <w:rPr>
+                <w:sz w:val="18"/>
+                <w:szCs w:val="18"/>
+                <w:lang w:val="en-US" w:eastAsia="ru-RU"/>
+              </w:rPr>
+              <w:t>Dassult</w:t>
+            </w:r>
+            <w:proofErr w:type="spellEnd"/>
+            <w:r>
+              <w:rPr>
+                <w:sz w:val="18"/>
+                <w:szCs w:val="18"/>
+                <w:lang w:val="en-US" w:eastAsia="ru-RU"/>
+              </w:rPr>
+              <w:t xml:space="preserve"> Solid Works, Altium Designer, </w:t>
             </w:r>
             <w:r>
               <w:rPr>
@@ -3192,13 +3649,23 @@
                 <w:lang w:eastAsia="ru-RU"/>
               </w:rPr>
             </w:pPr>
-            <w:r>
-              <w:rPr>
-                <w:sz w:val="18"/>
-                <w:szCs w:val="18"/>
-                <w:lang w:eastAsia="ru-RU"/>
-              </w:rPr>
-              <w:t>Балабаев А.А.</w:t>
+            <w:proofErr w:type="spellStart"/>
+            <w:r>
+              <w:rPr>
+                <w:sz w:val="18"/>
+                <w:szCs w:val="18"/>
+                <w:lang w:eastAsia="ru-RU"/>
+              </w:rPr>
+              <w:t>Балабаев</w:t>
+            </w:r>
+            <w:proofErr w:type="spellEnd"/>
+            <w:r>
+              <w:rPr>
+                <w:sz w:val="18"/>
+                <w:szCs w:val="18"/>
+                <w:lang w:eastAsia="ru-RU"/>
+              </w:rPr>
+              <w:t xml:space="preserve"> А.А.</w:t>
             </w:r>
             <w:r>
               <w:rPr>
@@ -3420,6 +3887,7 @@
                 <w:lang w:eastAsia="ru-RU"/>
               </w:rPr>
             </w:pPr>
+            <w:proofErr w:type="spellStart"/>
             <w:r>
               <w:rPr>
                 <w:sz w:val="18"/>
@@ -3428,6 +3896,7 @@
               </w:rPr>
               <w:t>Митрофанов.Д.Д</w:t>
             </w:r>
+            <w:proofErr w:type="spellEnd"/>
           </w:p>
         </w:tc>
         <w:tc>
@@ -3472,7 +3941,16 @@
                 <w:szCs w:val="18"/>
                 <w:lang w:eastAsia="ru-RU"/>
               </w:rPr>
-              <w:t xml:space="preserve">Среднее профессиональное образование, владение </w:t>
+              <w:t xml:space="preserve">Среднее профессиональное </w:t>
+            </w:r>
+            <w:r>
+              <w:rPr>
+                <w:sz w:val="18"/>
+                <w:szCs w:val="18"/>
+                <w:lang w:eastAsia="ru-RU"/>
+              </w:rPr>
+              <w:lastRenderedPageBreak/>
+              <w:t xml:space="preserve">образование, владение </w:t>
             </w:r>
             <w:r>
               <w:rPr>
@@ -3512,6 +3990,7 @@
                 <w:szCs w:val="18"/>
                 <w:lang w:val="en-US" w:eastAsia="ru-RU"/>
               </w:rPr>
+              <w:lastRenderedPageBreak/>
               <w:t>e-mail</w:t>
             </w:r>
           </w:p>
@@ -3624,13 +4103,23 @@
                 <w:lang w:eastAsia="ru-RU"/>
               </w:rPr>
             </w:pPr>
-            <w:r>
-              <w:rPr>
-                <w:sz w:val="18"/>
-                <w:szCs w:val="18"/>
-                <w:lang w:eastAsia="ru-RU"/>
-              </w:rPr>
-              <w:t>Гуркало К.О</w:t>
+            <w:proofErr w:type="spellStart"/>
+            <w:r>
+              <w:rPr>
+                <w:sz w:val="18"/>
+                <w:szCs w:val="18"/>
+                <w:lang w:eastAsia="ru-RU"/>
+              </w:rPr>
+              <w:t>Гуркало</w:t>
+            </w:r>
+            <w:proofErr w:type="spellEnd"/>
+            <w:r>
+              <w:rPr>
+                <w:sz w:val="18"/>
+                <w:szCs w:val="18"/>
+                <w:lang w:eastAsia="ru-RU"/>
+              </w:rPr>
+              <w:t xml:space="preserve"> К.О</w:t>
             </w:r>
           </w:p>
         </w:tc>
@@ -3820,13 +4309,23 @@
                 <w:lang w:eastAsia="ru-RU"/>
               </w:rPr>
             </w:pPr>
-            <w:r>
-              <w:rPr>
-                <w:sz w:val="18"/>
-                <w:szCs w:val="18"/>
-                <w:lang w:eastAsia="ru-RU"/>
-              </w:rPr>
-              <w:t>Калеев Д.В.</w:t>
+            <w:proofErr w:type="spellStart"/>
+            <w:r>
+              <w:rPr>
+                <w:sz w:val="18"/>
+                <w:szCs w:val="18"/>
+                <w:lang w:eastAsia="ru-RU"/>
+              </w:rPr>
+              <w:t>Калеев</w:t>
+            </w:r>
+            <w:proofErr w:type="spellEnd"/>
+            <w:r>
+              <w:rPr>
+                <w:sz w:val="18"/>
+                <w:szCs w:val="18"/>
+                <w:lang w:eastAsia="ru-RU"/>
+              </w:rPr>
+              <w:t xml:space="preserve"> Д.В.</w:t>
             </w:r>
           </w:p>
         </w:tc>
@@ -4819,19 +5318,369 @@
         <w:jc w:val="both"/>
         <w:rPr>
           <w:i/>
-          <w:sz w:val="26"/>
-          <w:szCs w:val="26"/>
-        </w:rPr>
-      </w:pPr>
-      <w:r>
-        <w:rPr>
-          <w:i/>
-          <w:sz w:val="26"/>
-          <w:szCs w:val="26"/>
+        </w:rPr>
+      </w:pPr>
+      <w:r>
+        <w:rPr>
+          <w:i/>
         </w:rPr>
         <w:t>Качественные и количественные показатели, дающие возможность судить о степени успешности выполнения проекта, касающиеся сроков, бюджета, содержания, качества, соответствия ожиданиям участников проекта.</w:t>
       </w:r>
     </w:p>
+    <w:tbl>
+      <w:tblPr>
+        <w:tblStyle w:val="TableGrid"/>
+        <w:tblW w:w="10060" w:type="dxa"/>
+        <w:tblLook w:val="04A0" w:firstRow="1" w:lastRow="0" w:firstColumn="1" w:lastColumn="0" w:noHBand="0" w:noVBand="1"/>
+      </w:tblPr>
+      <w:tblGrid>
+        <w:gridCol w:w="4361"/>
+        <w:gridCol w:w="5699"/>
+      </w:tblGrid>
+      <w:tr>
+        <w:tc>
+          <w:tcPr>
+            <w:tcW w:w="4361" w:type="dxa"/>
+          </w:tcPr>
+          <w:p>
+            <w:pPr>
+              <w:spacing w:before="100" w:beforeAutospacing="1" w:after="100" w:afterAutospacing="1"/>
+              <w:rPr>
+                <w:b/>
+                <w:bCs/>
+                <w:lang w:eastAsia="ru-RU"/>
+              </w:rPr>
+            </w:pPr>
+            <w:r>
+              <w:rPr>
+                <w:b/>
+                <w:bCs/>
+                <w:lang w:eastAsia="ru-RU"/>
+              </w:rPr>
+              <w:t>Цели проекта</w:t>
+            </w:r>
+          </w:p>
+        </w:tc>
+        <w:tc>
+          <w:tcPr>
+            <w:tcW w:w="5699" w:type="dxa"/>
+          </w:tcPr>
+          <w:p>
+            <w:pPr>
+              <w:spacing w:before="100" w:beforeAutospacing="1" w:after="100" w:afterAutospacing="1"/>
+              <w:rPr>
+                <w:b/>
+                <w:bCs/>
+                <w:lang w:eastAsia="ru-RU"/>
+              </w:rPr>
+            </w:pPr>
+            <w:r>
+              <w:rPr>
+                <w:b/>
+                <w:bCs/>
+                <w:lang w:eastAsia="ru-RU"/>
+              </w:rPr>
+              <w:t>Критерии успешности</w:t>
+            </w:r>
+          </w:p>
+        </w:tc>
+      </w:tr>
+      <w:tr>
+        <w:tc>
+          <w:tcPr>
+            <w:tcW w:w="4361" w:type="dxa"/>
+          </w:tcPr>
+          <w:p>
+            <w:pPr>
+              <w:rPr>
+                <w:lang w:eastAsia="ru-RU"/>
+              </w:rPr>
+            </w:pPr>
+            <w:r>
+              <w:rPr>
+                <w:lang w:eastAsia="ru-RU"/>
+              </w:rPr>
+              <w:t>Цели по содержанию</w:t>
+            </w:r>
+          </w:p>
+          <w:p>
+            <w:pPr>
+              <w:rPr>
+                <w:lang w:eastAsia="ru-RU"/>
+              </w:rPr>
+            </w:pPr>
+            <w:r>
+              <w:rPr>
+                <w:lang w:eastAsia="ru-RU"/>
+              </w:rPr>
+              <w:t>1</w:t>
+            </w:r>
+            <w:r>
+              <w:rPr>
+                <w:color w:val="FF0000"/>
+                <w:lang w:eastAsia="ru-RU"/>
+              </w:rPr>
+              <w:t>.</w:t>
+            </w:r>
+            <w:r>
+              <w:rPr>
+                <w:color w:val="000000" w:themeColor="text1"/>
+                <w:lang w:eastAsia="ru-RU"/>
+              </w:rPr>
+              <w:t xml:space="preserve">Подготовлена Конструкторская документация </w:t>
+            </w:r>
+          </w:p>
+          <w:p>
+            <w:pPr>
+              <w:rPr>
+                <w:lang w:eastAsia="ru-RU"/>
+              </w:rPr>
+            </w:pPr>
+            <w:r>
+              <w:rPr>
+                <w:lang w:eastAsia="ru-RU"/>
+              </w:rPr>
+              <w:t>2.</w:t>
+            </w:r>
+            <w:r>
+              <w:rPr>
+                <w:lang w:eastAsia="ru-RU"/>
+              </w:rPr>
+              <w:t>Изготовлен рабочий макет</w:t>
+            </w:r>
+          </w:p>
+          <w:p>
+            <w:pPr>
+              <w:rPr>
+                <w:lang w:eastAsia="ru-RU"/>
+              </w:rPr>
+            </w:pPr>
+            <w:r>
+              <w:rPr>
+                <w:lang w:eastAsia="ru-RU"/>
+              </w:rPr>
+              <w:t xml:space="preserve">3. </w:t>
+            </w:r>
+            <w:r>
+              <w:rPr>
+                <w:lang w:eastAsia="ru-RU"/>
+              </w:rPr>
+              <w:t>Проведены испытания</w:t>
+            </w:r>
+          </w:p>
+        </w:tc>
+        <w:tc>
+          <w:tcPr>
+            <w:tcW w:w="5699" w:type="dxa"/>
+          </w:tcPr>
+          <w:p>
+            <w:pPr>
+              <w:rPr>
+                <w:lang w:eastAsia="ru-RU"/>
+              </w:rPr>
+            </w:pPr>
+            <w:r>
+              <w:rPr>
+                <w:lang w:eastAsia="ru-RU"/>
+              </w:rPr>
+              <w:t>1. Наличие полн</w:t>
+            </w:r>
+            <w:r>
+              <w:rPr>
+                <w:lang w:eastAsia="ru-RU"/>
+              </w:rPr>
+              <w:t>ого комплекта</w:t>
+            </w:r>
+            <w:r>
+              <w:rPr>
+                <w:lang w:eastAsia="ru-RU"/>
+              </w:rPr>
+              <w:t xml:space="preserve"> конструкторской документации</w:t>
+            </w:r>
+          </w:p>
+          <w:p>
+            <w:pPr>
+              <w:rPr>
+                <w:lang w:eastAsia="ru-RU"/>
+              </w:rPr>
+            </w:pPr>
+            <w:r>
+              <w:rPr>
+                <w:lang w:eastAsia="ru-RU"/>
+              </w:rPr>
+              <w:t>2. Создан рабочий макет устройства</w:t>
+            </w:r>
+          </w:p>
+          <w:p>
+            <w:pPr>
+              <w:rPr>
+                <w:lang w:eastAsia="ru-RU"/>
+              </w:rPr>
+            </w:pPr>
+            <w:r>
+              <w:rPr>
+                <w:lang w:eastAsia="ru-RU"/>
+              </w:rPr>
+              <w:t>3.Испытания пройдены, характеристики соответствуют данным в ТЗ.</w:t>
+            </w:r>
+          </w:p>
+        </w:tc>
+      </w:tr>
+      <w:tr>
+        <w:tc>
+          <w:tcPr>
+            <w:tcW w:w="4361" w:type="dxa"/>
+          </w:tcPr>
+          <w:p>
+            <w:pPr>
+              <w:rPr>
+                <w:lang w:eastAsia="ru-RU"/>
+              </w:rPr>
+            </w:pPr>
+            <w:r>
+              <w:rPr>
+                <w:lang w:eastAsia="ru-RU"/>
+              </w:rPr>
+              <w:t>Цели по срокам:</w:t>
+            </w:r>
+          </w:p>
+        </w:tc>
+        <w:tc>
+          <w:tcPr>
+            <w:tcW w:w="5699" w:type="dxa"/>
+          </w:tcPr>
+          <w:p>
+            <w:pPr>
+              <w:rPr>
+                <w:lang w:eastAsia="ru-RU"/>
+              </w:rPr>
+            </w:pPr>
+            <w:r>
+              <w:rPr>
+                <w:lang w:eastAsia="ru-RU"/>
+              </w:rPr>
+              <w:t>Проект выполнен в срок не позднее форсмажорной даты 20.03.2027</w:t>
+            </w:r>
+          </w:p>
+        </w:tc>
+      </w:tr>
+      <w:tr>
+        <w:tc>
+          <w:tcPr>
+            <w:tcW w:w="4361" w:type="dxa"/>
+          </w:tcPr>
+          <w:p>
+            <w:pPr>
+              <w:rPr>
+                <w:lang w:eastAsia="ru-RU"/>
+              </w:rPr>
+            </w:pPr>
+            <w:r>
+              <w:rPr>
+                <w:lang w:eastAsia="ru-RU"/>
+              </w:rPr>
+              <w:t>Цели по стоимости:</w:t>
+            </w:r>
+          </w:p>
+          <w:p>
+            <w:pPr>
+              <w:rPr>
+                <w:lang w:eastAsia="ru-RU"/>
+              </w:rPr>
+            </w:pPr>
+          </w:p>
+        </w:tc>
+        <w:tc>
+          <w:tcPr>
+            <w:tcW w:w="5699" w:type="dxa"/>
+          </w:tcPr>
+          <w:p>
+            <w:pPr>
+              <w:rPr>
+                <w:lang w:eastAsia="ru-RU"/>
+              </w:rPr>
+            </w:pPr>
+            <w:r>
+              <w:rPr>
+                <w:lang w:eastAsia="ru-RU"/>
+              </w:rPr>
+              <w:t xml:space="preserve">Не превышен бюджет </w:t>
+            </w:r>
+            <w:proofErr w:type="gramStart"/>
+            <w:r>
+              <w:rPr>
+                <w:lang w:eastAsia="ru-RU"/>
+              </w:rPr>
+              <w:t>проекта</w:t>
+            </w:r>
+            <w:proofErr w:type="gramEnd"/>
+            <w:r>
+              <w:rPr>
+                <w:lang w:eastAsia="ru-RU"/>
+              </w:rPr>
+              <w:t xml:space="preserve"> свыше изначально установленного в 400000 рублей</w:t>
+            </w:r>
+          </w:p>
+        </w:tc>
+      </w:tr>
+      <w:tr>
+        <w:tc>
+          <w:tcPr>
+            <w:tcW w:w="4361" w:type="dxa"/>
+          </w:tcPr>
+          <w:p>
+            <w:pPr>
+              <w:rPr>
+                <w:lang w:eastAsia="ru-RU"/>
+              </w:rPr>
+            </w:pPr>
+            <w:r>
+              <w:rPr>
+                <w:lang w:eastAsia="ru-RU"/>
+              </w:rPr>
+              <w:t>Цели по качеству:</w:t>
+            </w:r>
+          </w:p>
+          <w:p>
+            <w:pPr>
+              <w:rPr>
+                <w:lang w:eastAsia="ru-RU"/>
+              </w:rPr>
+            </w:pPr>
+          </w:p>
+        </w:tc>
+        <w:tc>
+          <w:tcPr>
+            <w:tcW w:w="5699" w:type="dxa"/>
+          </w:tcPr>
+          <w:p>
+            <w:pPr>
+              <w:rPr>
+                <w:lang w:eastAsia="ru-RU"/>
+              </w:rPr>
+            </w:pPr>
+            <w:r>
+              <w:rPr>
+                <w:lang w:eastAsia="ru-RU"/>
+              </w:rPr>
+              <w:t xml:space="preserve">Соответствие характеристик макета </w:t>
+            </w:r>
+            <w:r>
+              <w:rPr>
+                <w:lang w:eastAsia="ru-RU"/>
+              </w:rPr>
+              <w:t xml:space="preserve">всем требованиям </w:t>
+            </w:r>
+            <w:r>
+              <w:rPr>
+                <w:lang w:eastAsia="ru-RU"/>
+              </w:rPr>
+              <w:t>ТЗ</w:t>
+            </w:r>
+          </w:p>
+        </w:tc>
+      </w:tr>
+    </w:tbl>
     <w:p>
       <w:pPr>
         <w:spacing w:line="360" w:lineRule="auto"/>
@@ -4864,7 +5713,6 @@
           <w:sz w:val="26"/>
           <w:szCs w:val="26"/>
         </w:rPr>
-        <w:lastRenderedPageBreak/>
         <w:t xml:space="preserve">Альтернативные варианты реализации проекта. </w:t>
       </w:r>
     </w:p>
@@ -4876,24 +5724,19 @@
         <w:jc w:val="both"/>
         <w:rPr>
           <w:i/>
-          <w:sz w:val="26"/>
-          <w:szCs w:val="26"/>
-        </w:rPr>
-      </w:pPr>
-      <w:r>
-        <w:rPr>
-          <w:i/>
-          <w:sz w:val="26"/>
-          <w:szCs w:val="26"/>
+        </w:rPr>
+      </w:pPr>
+      <w:r>
+        <w:rPr>
+          <w:i/>
         </w:rPr>
         <w:t>Если есть.</w:t>
       </w:r>
     </w:p>
     <w:p>
       <w:pPr>
-        <w:pStyle w:val="ListParagraph"/>
         <w:spacing w:line="360" w:lineRule="auto"/>
-        <w:ind w:left="0"/>
+        <w:ind w:firstLine="708"/>
         <w:jc w:val="both"/>
         <w:rPr>
           <w:i/>
@@ -4901,6 +5744,178 @@
           <w:szCs w:val="26"/>
         </w:rPr>
       </w:pPr>
+      <w:r>
+        <w:rPr>
+          <w:i/>
+          <w:sz w:val="26"/>
+          <w:szCs w:val="26"/>
+        </w:rPr>
+        <w:t xml:space="preserve">- </w:t>
+      </w:r>
+      <w:r>
+        <w:rPr>
+          <w:i/>
+          <w:sz w:val="26"/>
+          <w:szCs w:val="26"/>
+        </w:rPr>
+        <w:t>Плавкий предохранитель — простой и надёжный вариант; подобрать на ток немного выше рабочего.</w:t>
+      </w:r>
+    </w:p>
+    <w:p>
+      <w:pPr>
+        <w:spacing w:line="360" w:lineRule="auto"/>
+        <w:ind w:firstLine="708"/>
+        <w:jc w:val="both"/>
+        <w:rPr>
+          <w:i/>
+          <w:sz w:val="26"/>
+          <w:szCs w:val="26"/>
+        </w:rPr>
+      </w:pPr>
+      <w:r>
+        <w:rPr>
+          <w:i/>
+          <w:sz w:val="26"/>
+          <w:szCs w:val="26"/>
+        </w:rPr>
+        <w:t xml:space="preserve">- </w:t>
+      </w:r>
+      <w:r>
+        <w:rPr>
+          <w:i/>
+          <w:sz w:val="26"/>
+          <w:szCs w:val="26"/>
+        </w:rPr>
+        <w:t>Ограничитель тока на MOSFET — MOSFET + датчик тока + компаратор/ОУ; позволяет быстро ограничивать ток.</w:t>
+      </w:r>
+    </w:p>
+    <w:p>
+      <w:pPr>
+        <w:spacing w:line="360" w:lineRule="auto"/>
+        <w:ind w:firstLine="708"/>
+        <w:jc w:val="both"/>
+        <w:rPr>
+          <w:i/>
+          <w:sz w:val="26"/>
+          <w:szCs w:val="26"/>
+        </w:rPr>
+      </w:pPr>
+      <w:r>
+        <w:rPr>
+          <w:i/>
+          <w:sz w:val="26"/>
+          <w:szCs w:val="26"/>
+        </w:rPr>
+        <w:t xml:space="preserve">- </w:t>
+      </w:r>
+      <w:r>
+        <w:rPr>
+          <w:i/>
+          <w:sz w:val="26"/>
+          <w:szCs w:val="26"/>
+        </w:rPr>
+        <w:t xml:space="preserve">Шунт + компаратор — измерять ток по падению напряжения на малом сопротивлении и при </w:t>
+      </w:r>
+      <w:proofErr w:type="gramStart"/>
+      <w:r>
+        <w:rPr>
+          <w:i/>
+          <w:sz w:val="26"/>
+          <w:szCs w:val="26"/>
+        </w:rPr>
+        <w:t>I &gt;</w:t>
+      </w:r>
+      <w:proofErr w:type="gramEnd"/>
+      <w:r>
+        <w:rPr>
+          <w:i/>
+          <w:sz w:val="26"/>
+          <w:szCs w:val="26"/>
+        </w:rPr>
+        <w:t xml:space="preserve"> 1.5 A отключать ключ.</w:t>
+      </w:r>
+    </w:p>
+    <w:p>
+      <w:pPr>
+        <w:spacing w:line="360" w:lineRule="auto"/>
+        <w:ind w:firstLine="708"/>
+        <w:jc w:val="both"/>
+        <w:rPr>
+          <w:i/>
+          <w:sz w:val="26"/>
+          <w:szCs w:val="26"/>
+        </w:rPr>
+      </w:pPr>
+      <w:r>
+        <w:rPr>
+          <w:i/>
+          <w:sz w:val="26"/>
+          <w:szCs w:val="26"/>
+        </w:rPr>
+        <w:t xml:space="preserve">- </w:t>
+      </w:r>
+      <w:r>
+        <w:rPr>
+          <w:i/>
+          <w:sz w:val="26"/>
+          <w:szCs w:val="26"/>
+        </w:rPr>
+        <w:t xml:space="preserve">Контроллер защиты питания — готовая микросхема </w:t>
+      </w:r>
+      <w:proofErr w:type="spellStart"/>
+      <w:r>
+        <w:rPr>
+          <w:i/>
+          <w:sz w:val="26"/>
+          <w:szCs w:val="26"/>
+        </w:rPr>
+        <w:t>over-current</w:t>
+      </w:r>
+      <w:proofErr w:type="spellEnd"/>
+      <w:r>
+        <w:rPr>
+          <w:i/>
+          <w:sz w:val="26"/>
+          <w:szCs w:val="26"/>
+        </w:rPr>
+        <w:t>/</w:t>
+      </w:r>
+      <w:proofErr w:type="spellStart"/>
+      <w:r>
+        <w:rPr>
+          <w:i/>
+          <w:sz w:val="26"/>
+          <w:szCs w:val="26"/>
+        </w:rPr>
+        <w:t>short-circuit</w:t>
+      </w:r>
+      <w:proofErr w:type="spellEnd"/>
+      <w:r>
+        <w:rPr>
+          <w:i/>
+          <w:sz w:val="26"/>
+          <w:szCs w:val="26"/>
+        </w:rPr>
+        <w:t xml:space="preserve"> </w:t>
+      </w:r>
+      <w:proofErr w:type="spellStart"/>
+      <w:r>
+        <w:rPr>
+          <w:i/>
+          <w:sz w:val="26"/>
+          <w:szCs w:val="26"/>
+        </w:rPr>
+        <w:t>protection</w:t>
+      </w:r>
+      <w:proofErr w:type="spellEnd"/>
+      <w:r>
+        <w:rPr>
+          <w:i/>
+          <w:sz w:val="26"/>
+          <w:szCs w:val="26"/>
+        </w:rPr>
+        <w:t>, обычно самый удобный вариант для серийного устройства.</w:t>
+      </w:r>
     </w:p>
     <w:p>
       <w:pPr>
@@ -4923,6 +5938,7 @@
           <w:sz w:val="26"/>
           <w:szCs w:val="26"/>
         </w:rPr>
+        <w:lastRenderedPageBreak/>
         <w:t xml:space="preserve">Проектирование жизненного цикла проекта. </w:t>
       </w:r>
     </w:p>
@@ -4973,132 +5989,6 @@
     </w:p>
     <w:p>
       <w:pPr>
-        <w:pStyle w:val="ListParagraph"/>
-        <w:spacing w:line="360" w:lineRule="auto"/>
-        <w:ind w:left="0"/>
-        <w:jc w:val="both"/>
-        <w:rPr>
-          <w:i/>
-          <w:sz w:val="26"/>
-          <w:szCs w:val="26"/>
-        </w:rPr>
-      </w:pPr>
-      <w:r>
-        <w:rPr>
-          <w:i/>
-          <w:sz w:val="26"/>
-          <w:szCs w:val="26"/>
-        </w:rPr>
-        <w:t>1</w:t>
-      </w:r>
-    </w:p>
-    <w:p>
-      <w:pPr>
-        <w:pStyle w:val="ListParagraph"/>
-        <w:spacing w:line="360" w:lineRule="auto"/>
-        <w:ind w:left="0"/>
-        <w:jc w:val="both"/>
-        <w:rPr>
-          <w:i/>
-          <w:sz w:val="26"/>
-          <w:szCs w:val="26"/>
-        </w:rPr>
-      </w:pPr>
-      <w:r>
-        <w:rPr>
-          <w:i/>
-          <w:sz w:val="26"/>
-          <w:szCs w:val="26"/>
-        </w:rPr>
-        <w:t>1.1</w:t>
-      </w:r>
-    </w:p>
-    <w:p>
-      <w:pPr>
-        <w:pStyle w:val="ListParagraph"/>
-        <w:spacing w:line="360" w:lineRule="auto"/>
-        <w:ind w:left="0"/>
-        <w:jc w:val="both"/>
-        <w:rPr>
-          <w:i/>
-          <w:sz w:val="26"/>
-          <w:szCs w:val="26"/>
-        </w:rPr>
-      </w:pPr>
-      <w:r>
-        <w:rPr>
-          <w:i/>
-          <w:sz w:val="26"/>
-          <w:szCs w:val="26"/>
-        </w:rPr>
-        <w:t>1.2</w:t>
-      </w:r>
-    </w:p>
-    <w:p>
-      <w:pPr>
-        <w:pStyle w:val="ListParagraph"/>
-        <w:spacing w:line="360" w:lineRule="auto"/>
-        <w:ind w:left="0"/>
-        <w:jc w:val="both"/>
-        <w:rPr>
-          <w:i/>
-          <w:sz w:val="26"/>
-          <w:szCs w:val="26"/>
-        </w:rPr>
-      </w:pPr>
-      <w:r>
-        <w:rPr>
-          <w:i/>
-          <w:sz w:val="26"/>
-          <w:szCs w:val="26"/>
-        </w:rPr>
-        <w:t>1.2.1</w:t>
-      </w:r>
-    </w:p>
-    <w:p>
-      <w:pPr>
-        <w:pStyle w:val="ListParagraph"/>
-        <w:spacing w:line="360" w:lineRule="auto"/>
-        <w:ind w:left="0"/>
-        <w:jc w:val="both"/>
-        <w:rPr>
-          <w:i/>
-          <w:sz w:val="26"/>
-          <w:szCs w:val="26"/>
-        </w:rPr>
-      </w:pPr>
-      <w:r>
-        <w:rPr>
-          <w:i/>
-          <w:sz w:val="26"/>
-          <w:szCs w:val="26"/>
-        </w:rPr>
-        <w:t>1.2.2</w:t>
-      </w:r>
-    </w:p>
-    <w:p>
-      <w:pPr>
-        <w:pStyle w:val="ListParagraph"/>
-        <w:spacing w:line="360" w:lineRule="auto"/>
-        <w:ind w:left="0"/>
-        <w:jc w:val="both"/>
-        <w:rPr>
-          <w:i/>
-          <w:sz w:val="26"/>
-          <w:szCs w:val="26"/>
-        </w:rPr>
-      </w:pPr>
-      <w:r>
-        <w:rPr>
-          <w:i/>
-          <w:sz w:val="26"/>
-          <w:szCs w:val="26"/>
-        </w:rPr>
-        <w:t>1.3</w:t>
-      </w:r>
-    </w:p>
-    <w:p>
-      <w:pPr>
         <w:spacing w:line="360" w:lineRule="auto"/>
         <w:jc w:val="both"/>
         <w:rPr>
@@ -5107,6 +5997,47 @@
           <w:szCs w:val="26"/>
         </w:rPr>
       </w:pPr>
+      <w:r>
+        <w:rPr>
+          <w:noProof/>
+          <w:lang w:eastAsia="ru-RU"/>
+        </w:rPr>
+        <w:drawing>
+          <wp:inline distT="0" distB="0" distL="0" distR="0" wp14:anchorId="492062AE" wp14:editId="6516F358">
+            <wp:extent cx="6176823" cy="2955306"/>
+            <wp:effectExtent l="0" t="0" r="0" b="0"/>
+            <wp:docPr id="1" name="Рисунок 1"/>
+            <wp:cNvGraphicFramePr>
+              <a:graphicFrameLocks xmlns:a="http://schemas.openxmlformats.org/drawingml/2006/main" noChangeAspect="1"/>
+            </wp:cNvGraphicFramePr>
+            <a:graphic xmlns:a="http://schemas.openxmlformats.org/drawingml/2006/main">
+              <a:graphicData uri="http://schemas.openxmlformats.org/drawingml/2006/picture">
+                <pic:pic xmlns:pic="http://schemas.openxmlformats.org/drawingml/2006/picture">
+                  <pic:nvPicPr>
+                    <pic:cNvPr id="1" name=""/>
+                    <pic:cNvPicPr/>
+                  </pic:nvPicPr>
+                  <pic:blipFill>
+                    <a:blip r:embed="rId5"/>
+                    <a:stretch>
+                      <a:fillRect/>
+                    </a:stretch>
+                  </pic:blipFill>
+                  <pic:spPr>
+                    <a:xfrm>
+                      <a:off x="0" y="0"/>
+                      <a:ext cx="6209586" cy="2970981"/>
+                    </a:xfrm>
+                    <a:prstGeom prst="rect">
+                      <a:avLst/>
+                    </a:prstGeom>
+                  </pic:spPr>
+                </pic:pic>
+              </a:graphicData>
+            </a:graphic>
+          </wp:inline>
+        </w:drawing>
+      </w:r>
       <w:r>
         <w:rPr>
           <w:i/>
@@ -5148,12 +6079,3182 @@
           <w:sz w:val="26"/>
           <w:szCs w:val="26"/>
         </w:rPr>
-        <w:t>Перечень ресурсов проекта с указанием ставок исполнителей, стоимости единиц материалов, оборудования, стоимости сдельной работы, арендной платы и т.д.</w:t>
-      </w:r>
+        <w:t xml:space="preserve">Перечень ресурсов проекта с указанием ставок исполнителей, стоимости единиц материалов, оборудования, стоимости сдельной работы, арендной платы и </w:t>
+      </w:r>
+      <w:proofErr w:type="gramStart"/>
+      <w:r>
+        <w:rPr>
+          <w:sz w:val="26"/>
+          <w:szCs w:val="26"/>
+        </w:rPr>
+        <w:t>т.д.</w:t>
+      </w:r>
+      <w:proofErr w:type="gramEnd"/>
     </w:p>
+    <w:tbl>
+      <w:tblPr>
+        <w:tblStyle w:val="TableGridLight"/>
+        <w:tblW w:w="0" w:type="auto"/>
+        <w:tblLook w:val="04A0" w:firstRow="1" w:lastRow="0" w:firstColumn="1" w:lastColumn="0" w:noHBand="0" w:noVBand="1"/>
+      </w:tblPr>
+      <w:tblGrid>
+        <w:gridCol w:w="4314"/>
+        <w:gridCol w:w="1219"/>
+        <w:gridCol w:w="946"/>
+        <w:gridCol w:w="1528"/>
+        <w:gridCol w:w="1564"/>
+      </w:tblGrid>
+      <w:tr>
+        <w:tc>
+          <w:tcPr>
+            <w:tcW w:w="4555" w:type="dxa"/>
+            <w:hideMark/>
+          </w:tcPr>
+          <w:p>
+            <w:pPr>
+              <w:spacing w:line="360" w:lineRule="auto"/>
+              <w:rPr>
+                <w:b/>
+                <w:bCs/>
+                <w:i/>
+                <w:sz w:val="24"/>
+                <w:szCs w:val="24"/>
+              </w:rPr>
+            </w:pPr>
+            <w:r>
+              <w:rPr>
+                <w:b/>
+                <w:bCs/>
+                <w:i/>
+                <w:sz w:val="24"/>
+                <w:szCs w:val="24"/>
+              </w:rPr>
+              <w:t>Ресурс</w:t>
+            </w:r>
+          </w:p>
+        </w:tc>
+        <w:tc>
+          <w:tcPr>
+            <w:tcW w:w="940" w:type="dxa"/>
+            <w:hideMark/>
+          </w:tcPr>
+          <w:p>
+            <w:pPr>
+              <w:spacing w:line="360" w:lineRule="auto"/>
+              <w:rPr>
+                <w:b/>
+                <w:bCs/>
+                <w:i/>
+                <w:sz w:val="24"/>
+                <w:szCs w:val="24"/>
+              </w:rPr>
+            </w:pPr>
+            <w:r>
+              <w:rPr>
+                <w:b/>
+                <w:bCs/>
+                <w:i/>
+                <w:sz w:val="24"/>
+                <w:szCs w:val="24"/>
+              </w:rPr>
+              <w:t>Ед. изм.</w:t>
+            </w:r>
+          </w:p>
+        </w:tc>
+        <w:tc>
+          <w:tcPr>
+            <w:tcW w:w="981" w:type="dxa"/>
+            <w:hideMark/>
+          </w:tcPr>
+          <w:p>
+            <w:pPr>
+              <w:spacing w:line="360" w:lineRule="auto"/>
+              <w:rPr>
+                <w:b/>
+                <w:bCs/>
+                <w:i/>
+                <w:sz w:val="24"/>
+                <w:szCs w:val="24"/>
+              </w:rPr>
+            </w:pPr>
+            <w:r>
+              <w:rPr>
+                <w:b/>
+                <w:bCs/>
+                <w:i/>
+                <w:sz w:val="24"/>
+                <w:szCs w:val="24"/>
+              </w:rPr>
+              <w:t>Кол-во</w:t>
+            </w:r>
+          </w:p>
+        </w:tc>
+        <w:tc>
+          <w:tcPr>
+            <w:tcW w:w="1531" w:type="dxa"/>
+            <w:hideMark/>
+          </w:tcPr>
+          <w:p>
+            <w:pPr>
+              <w:spacing w:line="360" w:lineRule="auto"/>
+              <w:rPr>
+                <w:b/>
+                <w:bCs/>
+                <w:i/>
+                <w:sz w:val="24"/>
+                <w:szCs w:val="24"/>
+              </w:rPr>
+            </w:pPr>
+            <w:r>
+              <w:rPr>
+                <w:b/>
+                <w:bCs/>
+                <w:i/>
+                <w:sz w:val="24"/>
+                <w:szCs w:val="24"/>
+              </w:rPr>
+              <w:t>Стоимость единицы, ₽</w:t>
+            </w:r>
+          </w:p>
+        </w:tc>
+        <w:tc>
+          <w:tcPr>
+            <w:tcW w:w="1564" w:type="dxa"/>
+            <w:hideMark/>
+          </w:tcPr>
+          <w:p>
+            <w:pPr>
+              <w:spacing w:line="360" w:lineRule="auto"/>
+              <w:rPr>
+                <w:b/>
+                <w:bCs/>
+                <w:i/>
+                <w:sz w:val="24"/>
+                <w:szCs w:val="24"/>
+              </w:rPr>
+            </w:pPr>
+            <w:r>
+              <w:rPr>
+                <w:b/>
+                <w:bCs/>
+                <w:i/>
+                <w:sz w:val="24"/>
+                <w:szCs w:val="24"/>
+              </w:rPr>
+              <w:t>Стоимость, ₽</w:t>
+            </w:r>
+          </w:p>
+        </w:tc>
+      </w:tr>
+      <w:tr>
+        <w:tc>
+          <w:tcPr>
+            <w:tcW w:w="4555" w:type="dxa"/>
+            <w:hideMark/>
+          </w:tcPr>
+          <w:p>
+            <w:pPr>
+              <w:spacing w:line="360" w:lineRule="auto"/>
+              <w:rPr>
+                <w:i/>
+                <w:sz w:val="24"/>
+                <w:szCs w:val="24"/>
+              </w:rPr>
+            </w:pPr>
+            <w:r>
+              <w:rPr>
+                <w:b/>
+                <w:bCs/>
+                <w:i/>
+                <w:sz w:val="24"/>
+                <w:szCs w:val="24"/>
+              </w:rPr>
+              <w:t>Исполнитель — инженер-разработчик электроники</w:t>
+            </w:r>
+          </w:p>
+        </w:tc>
+        <w:tc>
+          <w:tcPr>
+            <w:tcW w:w="940" w:type="dxa"/>
+            <w:hideMark/>
+          </w:tcPr>
+          <w:p>
+            <w:pPr>
+              <w:spacing w:line="360" w:lineRule="auto"/>
+              <w:rPr>
+                <w:i/>
+                <w:sz w:val="24"/>
+                <w:szCs w:val="24"/>
+              </w:rPr>
+            </w:pPr>
+            <w:r>
+              <w:rPr>
+                <w:i/>
+                <w:sz w:val="24"/>
+                <w:szCs w:val="24"/>
+              </w:rPr>
+              <w:t>чел.-ч</w:t>
+            </w:r>
+          </w:p>
+        </w:tc>
+        <w:tc>
+          <w:tcPr>
+            <w:tcW w:w="981" w:type="dxa"/>
+            <w:hideMark/>
+          </w:tcPr>
+          <w:p>
+            <w:pPr>
+              <w:spacing w:line="360" w:lineRule="auto"/>
+              <w:rPr>
+                <w:i/>
+                <w:sz w:val="24"/>
+                <w:szCs w:val="24"/>
+              </w:rPr>
+            </w:pPr>
+            <w:r>
+              <w:rPr>
+                <w:i/>
+                <w:sz w:val="24"/>
+                <w:szCs w:val="24"/>
+              </w:rPr>
+              <w:t>80</w:t>
+            </w:r>
+          </w:p>
+        </w:tc>
+        <w:tc>
+          <w:tcPr>
+            <w:tcW w:w="1531" w:type="dxa"/>
+            <w:hideMark/>
+          </w:tcPr>
+          <w:p>
+            <w:pPr>
+              <w:spacing w:line="360" w:lineRule="auto"/>
+              <w:rPr>
+                <w:i/>
+                <w:sz w:val="24"/>
+                <w:szCs w:val="24"/>
+              </w:rPr>
+            </w:pPr>
+            <w:r>
+              <w:rPr>
+                <w:i/>
+                <w:sz w:val="24"/>
+                <w:szCs w:val="24"/>
+              </w:rPr>
+              <w:t>1 000</w:t>
+            </w:r>
+          </w:p>
+        </w:tc>
+        <w:tc>
+          <w:tcPr>
+            <w:tcW w:w="1564" w:type="dxa"/>
+            <w:hideMark/>
+          </w:tcPr>
+          <w:p>
+            <w:pPr>
+              <w:spacing w:line="360" w:lineRule="auto"/>
+              <w:rPr>
+                <w:i/>
+                <w:sz w:val="24"/>
+                <w:szCs w:val="24"/>
+              </w:rPr>
+            </w:pPr>
+            <w:r>
+              <w:rPr>
+                <w:i/>
+                <w:sz w:val="24"/>
+                <w:szCs w:val="24"/>
+              </w:rPr>
+              <w:t>80 000</w:t>
+            </w:r>
+          </w:p>
+        </w:tc>
+      </w:tr>
+      <w:tr>
+        <w:tc>
+          <w:tcPr>
+            <w:tcW w:w="4555" w:type="dxa"/>
+            <w:hideMark/>
+          </w:tcPr>
+          <w:p>
+            <w:pPr>
+              <w:spacing w:line="360" w:lineRule="auto"/>
+              <w:rPr>
+                <w:i/>
+                <w:sz w:val="24"/>
+                <w:szCs w:val="24"/>
+              </w:rPr>
+            </w:pPr>
+            <w:r>
+              <w:rPr>
+                <w:b/>
+                <w:bCs/>
+                <w:i/>
+                <w:sz w:val="24"/>
+                <w:szCs w:val="24"/>
+              </w:rPr>
+              <w:t>Инженер-программист (МК/FPGA)</w:t>
+            </w:r>
+          </w:p>
+        </w:tc>
+        <w:tc>
+          <w:tcPr>
+            <w:tcW w:w="940" w:type="dxa"/>
+            <w:hideMark/>
+          </w:tcPr>
+          <w:p>
+            <w:pPr>
+              <w:spacing w:line="360" w:lineRule="auto"/>
+              <w:rPr>
+                <w:i/>
+                <w:sz w:val="24"/>
+                <w:szCs w:val="24"/>
+              </w:rPr>
+            </w:pPr>
+            <w:r>
+              <w:rPr>
+                <w:i/>
+                <w:sz w:val="24"/>
+                <w:szCs w:val="24"/>
+              </w:rPr>
+              <w:t>чел.-ч</w:t>
+            </w:r>
+          </w:p>
+        </w:tc>
+        <w:tc>
+          <w:tcPr>
+            <w:tcW w:w="981" w:type="dxa"/>
+            <w:hideMark/>
+          </w:tcPr>
+          <w:p>
+            <w:pPr>
+              <w:spacing w:line="360" w:lineRule="auto"/>
+              <w:rPr>
+                <w:i/>
+                <w:sz w:val="24"/>
+                <w:szCs w:val="24"/>
+              </w:rPr>
+            </w:pPr>
+            <w:r>
+              <w:rPr>
+                <w:i/>
+                <w:sz w:val="24"/>
+                <w:szCs w:val="24"/>
+              </w:rPr>
+              <w:t>20</w:t>
+            </w:r>
+          </w:p>
+        </w:tc>
+        <w:tc>
+          <w:tcPr>
+            <w:tcW w:w="1531" w:type="dxa"/>
+            <w:hideMark/>
+          </w:tcPr>
+          <w:p>
+            <w:pPr>
+              <w:spacing w:line="360" w:lineRule="auto"/>
+              <w:rPr>
+                <w:i/>
+                <w:sz w:val="24"/>
+                <w:szCs w:val="24"/>
+              </w:rPr>
+            </w:pPr>
+            <w:r>
+              <w:rPr>
+                <w:i/>
+                <w:sz w:val="24"/>
+                <w:szCs w:val="24"/>
+              </w:rPr>
+              <w:t>900</w:t>
+            </w:r>
+          </w:p>
+        </w:tc>
+        <w:tc>
+          <w:tcPr>
+            <w:tcW w:w="1564" w:type="dxa"/>
+            <w:hideMark/>
+          </w:tcPr>
+          <w:p>
+            <w:pPr>
+              <w:spacing w:line="360" w:lineRule="auto"/>
+              <w:rPr>
+                <w:i/>
+                <w:sz w:val="24"/>
+                <w:szCs w:val="24"/>
+              </w:rPr>
+            </w:pPr>
+            <w:r>
+              <w:rPr>
+                <w:i/>
+                <w:sz w:val="24"/>
+                <w:szCs w:val="24"/>
+              </w:rPr>
+              <w:t>18 000</w:t>
+            </w:r>
+          </w:p>
+        </w:tc>
+      </w:tr>
+      <w:tr>
+        <w:tc>
+          <w:tcPr>
+            <w:tcW w:w="4555" w:type="dxa"/>
+            <w:hideMark/>
+          </w:tcPr>
+          <w:p>
+            <w:pPr>
+              <w:spacing w:line="360" w:lineRule="auto"/>
+              <w:rPr>
+                <w:i/>
+                <w:sz w:val="24"/>
+                <w:szCs w:val="24"/>
+              </w:rPr>
+            </w:pPr>
+            <w:r>
+              <w:rPr>
+                <w:b/>
+                <w:bCs/>
+                <w:i/>
+                <w:sz w:val="24"/>
+                <w:szCs w:val="24"/>
+              </w:rPr>
+              <w:t>Монтажник/инженер по прототипированию</w:t>
+            </w:r>
+          </w:p>
+        </w:tc>
+        <w:tc>
+          <w:tcPr>
+            <w:tcW w:w="940" w:type="dxa"/>
+            <w:hideMark/>
+          </w:tcPr>
+          <w:p>
+            <w:pPr>
+              <w:spacing w:line="360" w:lineRule="auto"/>
+              <w:rPr>
+                <w:i/>
+                <w:sz w:val="24"/>
+                <w:szCs w:val="24"/>
+              </w:rPr>
+            </w:pPr>
+            <w:r>
+              <w:rPr>
+                <w:i/>
+                <w:sz w:val="24"/>
+                <w:szCs w:val="24"/>
+              </w:rPr>
+              <w:t>чел.-ч</w:t>
+            </w:r>
+          </w:p>
+        </w:tc>
+        <w:tc>
+          <w:tcPr>
+            <w:tcW w:w="981" w:type="dxa"/>
+            <w:hideMark/>
+          </w:tcPr>
+          <w:p>
+            <w:pPr>
+              <w:spacing w:line="360" w:lineRule="auto"/>
+              <w:rPr>
+                <w:i/>
+                <w:sz w:val="24"/>
+                <w:szCs w:val="24"/>
+              </w:rPr>
+            </w:pPr>
+            <w:r>
+              <w:rPr>
+                <w:i/>
+                <w:sz w:val="24"/>
+                <w:szCs w:val="24"/>
+              </w:rPr>
+              <w:t>12</w:t>
+            </w:r>
+          </w:p>
+        </w:tc>
+        <w:tc>
+          <w:tcPr>
+            <w:tcW w:w="1531" w:type="dxa"/>
+            <w:hideMark/>
+          </w:tcPr>
+          <w:p>
+            <w:pPr>
+              <w:spacing w:line="360" w:lineRule="auto"/>
+              <w:rPr>
+                <w:i/>
+                <w:sz w:val="24"/>
+                <w:szCs w:val="24"/>
+              </w:rPr>
+            </w:pPr>
+            <w:r>
+              <w:rPr>
+                <w:i/>
+                <w:sz w:val="24"/>
+                <w:szCs w:val="24"/>
+              </w:rPr>
+              <w:t>700</w:t>
+            </w:r>
+          </w:p>
+        </w:tc>
+        <w:tc>
+          <w:tcPr>
+            <w:tcW w:w="1564" w:type="dxa"/>
+            <w:hideMark/>
+          </w:tcPr>
+          <w:p>
+            <w:pPr>
+              <w:spacing w:line="360" w:lineRule="auto"/>
+              <w:rPr>
+                <w:i/>
+                <w:sz w:val="24"/>
+                <w:szCs w:val="24"/>
+              </w:rPr>
+            </w:pPr>
+            <w:r>
+              <w:rPr>
+                <w:i/>
+                <w:sz w:val="24"/>
+                <w:szCs w:val="24"/>
+              </w:rPr>
+              <w:t>8 400</w:t>
+            </w:r>
+          </w:p>
+        </w:tc>
+      </w:tr>
+      <w:tr>
+        <w:tc>
+          <w:tcPr>
+            <w:tcW w:w="4555" w:type="dxa"/>
+            <w:hideMark/>
+          </w:tcPr>
+          <w:p>
+            <w:pPr>
+              <w:spacing w:line="360" w:lineRule="auto"/>
+              <w:rPr>
+                <w:i/>
+                <w:sz w:val="24"/>
+                <w:szCs w:val="24"/>
+              </w:rPr>
+            </w:pPr>
+            <w:r>
+              <w:rPr>
+                <w:b/>
+                <w:bCs/>
+                <w:i/>
+                <w:sz w:val="24"/>
+                <w:szCs w:val="24"/>
+              </w:rPr>
+              <w:t>Разработка топологии печатной платы (PCB)</w:t>
+            </w:r>
+          </w:p>
+        </w:tc>
+        <w:tc>
+          <w:tcPr>
+            <w:tcW w:w="940" w:type="dxa"/>
+            <w:hideMark/>
+          </w:tcPr>
+          <w:p>
+            <w:pPr>
+              <w:spacing w:line="360" w:lineRule="auto"/>
+              <w:rPr>
+                <w:i/>
+                <w:sz w:val="24"/>
+                <w:szCs w:val="24"/>
+              </w:rPr>
+            </w:pPr>
+            <w:r>
+              <w:rPr>
+                <w:i/>
+                <w:sz w:val="24"/>
+                <w:szCs w:val="24"/>
+              </w:rPr>
+              <w:t>час</w:t>
+            </w:r>
+          </w:p>
+        </w:tc>
+        <w:tc>
+          <w:tcPr>
+            <w:tcW w:w="981" w:type="dxa"/>
+            <w:hideMark/>
+          </w:tcPr>
+          <w:p>
+            <w:pPr>
+              <w:spacing w:line="360" w:lineRule="auto"/>
+              <w:rPr>
+                <w:i/>
+                <w:sz w:val="24"/>
+                <w:szCs w:val="24"/>
+              </w:rPr>
+            </w:pPr>
+            <w:r>
+              <w:rPr>
+                <w:i/>
+                <w:sz w:val="24"/>
+                <w:szCs w:val="24"/>
+              </w:rPr>
+              <w:t>40</w:t>
+            </w:r>
+          </w:p>
+        </w:tc>
+        <w:tc>
+          <w:tcPr>
+            <w:tcW w:w="1531" w:type="dxa"/>
+            <w:hideMark/>
+          </w:tcPr>
+          <w:p>
+            <w:pPr>
+              <w:spacing w:line="360" w:lineRule="auto"/>
+              <w:rPr>
+                <w:i/>
+                <w:sz w:val="24"/>
+                <w:szCs w:val="24"/>
+              </w:rPr>
+            </w:pPr>
+            <w:r>
+              <w:rPr>
+                <w:i/>
+                <w:sz w:val="24"/>
+                <w:szCs w:val="24"/>
+              </w:rPr>
+              <w:t>1 000</w:t>
+            </w:r>
+          </w:p>
+        </w:tc>
+        <w:tc>
+          <w:tcPr>
+            <w:tcW w:w="1564" w:type="dxa"/>
+            <w:hideMark/>
+          </w:tcPr>
+          <w:p>
+            <w:pPr>
+              <w:spacing w:line="360" w:lineRule="auto"/>
+              <w:rPr>
+                <w:i/>
+                <w:sz w:val="24"/>
+                <w:szCs w:val="24"/>
+              </w:rPr>
+            </w:pPr>
+            <w:r>
+              <w:rPr>
+                <w:i/>
+                <w:sz w:val="24"/>
+                <w:szCs w:val="24"/>
+              </w:rPr>
+              <w:t>40 000</w:t>
+            </w:r>
+          </w:p>
+        </w:tc>
+      </w:tr>
+      <w:tr>
+        <w:tc>
+          <w:tcPr>
+            <w:tcW w:w="4555" w:type="dxa"/>
+            <w:hideMark/>
+          </w:tcPr>
+          <w:p>
+            <w:pPr>
+              <w:spacing w:line="360" w:lineRule="auto"/>
+              <w:rPr>
+                <w:i/>
+                <w:sz w:val="24"/>
+                <w:szCs w:val="24"/>
+              </w:rPr>
+            </w:pPr>
+            <w:r>
+              <w:rPr>
+                <w:b/>
+                <w:bCs/>
+                <w:i/>
+                <w:sz w:val="24"/>
+                <w:szCs w:val="24"/>
+              </w:rPr>
+              <w:t xml:space="preserve">Написание </w:t>
+            </w:r>
+            <w:proofErr w:type="spellStart"/>
+            <w:r>
+              <w:rPr>
+                <w:b/>
+                <w:bCs/>
+                <w:i/>
+                <w:sz w:val="24"/>
+                <w:szCs w:val="24"/>
+              </w:rPr>
+              <w:t>firmware</w:t>
+            </w:r>
+            <w:proofErr w:type="spellEnd"/>
+            <w:r>
+              <w:rPr>
+                <w:b/>
+                <w:bCs/>
+                <w:i/>
+                <w:sz w:val="24"/>
+                <w:szCs w:val="24"/>
+              </w:rPr>
+              <w:t xml:space="preserve"> для управления защитой</w:t>
+            </w:r>
+          </w:p>
+        </w:tc>
+        <w:tc>
+          <w:tcPr>
+            <w:tcW w:w="940" w:type="dxa"/>
+            <w:hideMark/>
+          </w:tcPr>
+          <w:p>
+            <w:pPr>
+              <w:spacing w:line="360" w:lineRule="auto"/>
+              <w:rPr>
+                <w:i/>
+                <w:sz w:val="24"/>
+                <w:szCs w:val="24"/>
+              </w:rPr>
+            </w:pPr>
+            <w:r>
+              <w:rPr>
+                <w:i/>
+                <w:sz w:val="24"/>
+                <w:szCs w:val="24"/>
+              </w:rPr>
+              <w:t>час</w:t>
+            </w:r>
+          </w:p>
+        </w:tc>
+        <w:tc>
+          <w:tcPr>
+            <w:tcW w:w="981" w:type="dxa"/>
+            <w:hideMark/>
+          </w:tcPr>
+          <w:p>
+            <w:pPr>
+              <w:spacing w:line="360" w:lineRule="auto"/>
+              <w:rPr>
+                <w:i/>
+                <w:sz w:val="24"/>
+                <w:szCs w:val="24"/>
+              </w:rPr>
+            </w:pPr>
+            <w:r>
+              <w:rPr>
+                <w:i/>
+                <w:sz w:val="24"/>
+                <w:szCs w:val="24"/>
+              </w:rPr>
+              <w:t>30</w:t>
+            </w:r>
+          </w:p>
+        </w:tc>
+        <w:tc>
+          <w:tcPr>
+            <w:tcW w:w="1531" w:type="dxa"/>
+            <w:hideMark/>
+          </w:tcPr>
+          <w:p>
+            <w:pPr>
+              <w:spacing w:line="360" w:lineRule="auto"/>
+              <w:rPr>
+                <w:i/>
+                <w:sz w:val="24"/>
+                <w:szCs w:val="24"/>
+              </w:rPr>
+            </w:pPr>
+            <w:r>
+              <w:rPr>
+                <w:i/>
+                <w:sz w:val="24"/>
+                <w:szCs w:val="24"/>
+              </w:rPr>
+              <w:t>1 200</w:t>
+            </w:r>
+          </w:p>
+        </w:tc>
+        <w:tc>
+          <w:tcPr>
+            <w:tcW w:w="1564" w:type="dxa"/>
+            <w:hideMark/>
+          </w:tcPr>
+          <w:p>
+            <w:pPr>
+              <w:spacing w:line="360" w:lineRule="auto"/>
+              <w:rPr>
+                <w:i/>
+                <w:sz w:val="24"/>
+                <w:szCs w:val="24"/>
+              </w:rPr>
+            </w:pPr>
+            <w:r>
+              <w:rPr>
+                <w:i/>
+                <w:sz w:val="24"/>
+                <w:szCs w:val="24"/>
+              </w:rPr>
+              <w:t>36 000</w:t>
+            </w:r>
+          </w:p>
+        </w:tc>
+      </w:tr>
+      <w:tr>
+        <w:tc>
+          <w:tcPr>
+            <w:tcW w:w="4555" w:type="dxa"/>
+            <w:hideMark/>
+          </w:tcPr>
+          <w:p>
+            <w:pPr>
+              <w:spacing w:line="360" w:lineRule="auto"/>
+              <w:rPr>
+                <w:i/>
+                <w:sz w:val="24"/>
+                <w:szCs w:val="24"/>
+              </w:rPr>
+            </w:pPr>
+            <w:r>
+              <w:rPr>
+                <w:b/>
+                <w:bCs/>
+                <w:i/>
+                <w:sz w:val="24"/>
+                <w:szCs w:val="24"/>
+              </w:rPr>
+              <w:t xml:space="preserve">Разработка конструкторской и </w:t>
+            </w:r>
+            <w:r>
+              <w:rPr>
+                <w:b/>
+                <w:bCs/>
+                <w:i/>
+                <w:sz w:val="24"/>
+                <w:szCs w:val="24"/>
+              </w:rPr>
+              <w:lastRenderedPageBreak/>
+              <w:t>эксплуатационной документации</w:t>
+            </w:r>
+          </w:p>
+        </w:tc>
+        <w:tc>
+          <w:tcPr>
+            <w:tcW w:w="940" w:type="dxa"/>
+            <w:hideMark/>
+          </w:tcPr>
+          <w:p>
+            <w:pPr>
+              <w:spacing w:line="360" w:lineRule="auto"/>
+              <w:rPr>
+                <w:i/>
+                <w:sz w:val="24"/>
+                <w:szCs w:val="24"/>
+              </w:rPr>
+            </w:pPr>
+            <w:r>
+              <w:rPr>
+                <w:i/>
+                <w:sz w:val="24"/>
+                <w:szCs w:val="24"/>
+              </w:rPr>
+              <w:lastRenderedPageBreak/>
+              <w:t>час</w:t>
+            </w:r>
+          </w:p>
+        </w:tc>
+        <w:tc>
+          <w:tcPr>
+            <w:tcW w:w="981" w:type="dxa"/>
+            <w:hideMark/>
+          </w:tcPr>
+          <w:p>
+            <w:pPr>
+              <w:spacing w:line="360" w:lineRule="auto"/>
+              <w:rPr>
+                <w:i/>
+                <w:sz w:val="24"/>
+                <w:szCs w:val="24"/>
+              </w:rPr>
+            </w:pPr>
+            <w:r>
+              <w:rPr>
+                <w:i/>
+                <w:sz w:val="24"/>
+                <w:szCs w:val="24"/>
+              </w:rPr>
+              <w:t>20</w:t>
+            </w:r>
+          </w:p>
+        </w:tc>
+        <w:tc>
+          <w:tcPr>
+            <w:tcW w:w="1531" w:type="dxa"/>
+            <w:hideMark/>
+          </w:tcPr>
+          <w:p>
+            <w:pPr>
+              <w:spacing w:line="360" w:lineRule="auto"/>
+              <w:rPr>
+                <w:i/>
+                <w:sz w:val="24"/>
+                <w:szCs w:val="24"/>
+              </w:rPr>
+            </w:pPr>
+            <w:r>
+              <w:rPr>
+                <w:i/>
+                <w:sz w:val="24"/>
+                <w:szCs w:val="24"/>
+              </w:rPr>
+              <w:t>800</w:t>
+            </w:r>
+          </w:p>
+        </w:tc>
+        <w:tc>
+          <w:tcPr>
+            <w:tcW w:w="1564" w:type="dxa"/>
+            <w:hideMark/>
+          </w:tcPr>
+          <w:p>
+            <w:pPr>
+              <w:spacing w:line="360" w:lineRule="auto"/>
+              <w:rPr>
+                <w:i/>
+                <w:sz w:val="24"/>
+                <w:szCs w:val="24"/>
+              </w:rPr>
+            </w:pPr>
+            <w:r>
+              <w:rPr>
+                <w:i/>
+                <w:sz w:val="24"/>
+                <w:szCs w:val="24"/>
+              </w:rPr>
+              <w:t>16 000</w:t>
+            </w:r>
+          </w:p>
+        </w:tc>
+      </w:tr>
+      <w:tr>
+        <w:tc>
+          <w:tcPr>
+            <w:tcW w:w="4555" w:type="dxa"/>
+            <w:hideMark/>
+          </w:tcPr>
+          <w:p>
+            <w:pPr>
+              <w:spacing w:line="360" w:lineRule="auto"/>
+              <w:rPr>
+                <w:i/>
+                <w:sz w:val="24"/>
+                <w:szCs w:val="24"/>
+              </w:rPr>
+            </w:pPr>
+            <w:r>
+              <w:rPr>
+                <w:i/>
+                <w:sz w:val="24"/>
+                <w:szCs w:val="24"/>
+              </w:rPr>
+              <w:t>Контроллер защиты/</w:t>
+            </w:r>
+            <w:proofErr w:type="spellStart"/>
+            <w:r>
+              <w:rPr>
+                <w:i/>
+                <w:sz w:val="24"/>
+                <w:szCs w:val="24"/>
+              </w:rPr>
+              <w:t>eFuse</w:t>
+            </w:r>
+            <w:proofErr w:type="spellEnd"/>
+            <w:r>
+              <w:rPr>
+                <w:i/>
+                <w:sz w:val="24"/>
+                <w:szCs w:val="24"/>
+              </w:rPr>
+              <w:t xml:space="preserve"> IC</w:t>
+            </w:r>
+          </w:p>
+        </w:tc>
+        <w:tc>
+          <w:tcPr>
+            <w:tcW w:w="940" w:type="dxa"/>
+            <w:hideMark/>
+          </w:tcPr>
+          <w:p>
+            <w:pPr>
+              <w:spacing w:line="360" w:lineRule="auto"/>
+              <w:rPr>
+                <w:i/>
+                <w:sz w:val="24"/>
+                <w:szCs w:val="24"/>
+              </w:rPr>
+            </w:pPr>
+            <w:r>
+              <w:rPr>
+                <w:i/>
+                <w:sz w:val="24"/>
+                <w:szCs w:val="24"/>
+              </w:rPr>
+              <w:t>шт.</w:t>
+            </w:r>
+          </w:p>
+        </w:tc>
+        <w:tc>
+          <w:tcPr>
+            <w:tcW w:w="981" w:type="dxa"/>
+            <w:hideMark/>
+          </w:tcPr>
+          <w:p>
+            <w:pPr>
+              <w:spacing w:line="360" w:lineRule="auto"/>
+              <w:rPr>
+                <w:i/>
+                <w:sz w:val="24"/>
+                <w:szCs w:val="24"/>
+              </w:rPr>
+            </w:pPr>
+            <w:r>
+              <w:rPr>
+                <w:i/>
+                <w:sz w:val="24"/>
+                <w:szCs w:val="24"/>
+              </w:rPr>
+              <w:t>5</w:t>
+            </w:r>
+          </w:p>
+        </w:tc>
+        <w:tc>
+          <w:tcPr>
+            <w:tcW w:w="1531" w:type="dxa"/>
+            <w:hideMark/>
+          </w:tcPr>
+          <w:p>
+            <w:pPr>
+              <w:spacing w:line="360" w:lineRule="auto"/>
+              <w:rPr>
+                <w:i/>
+                <w:sz w:val="24"/>
+                <w:szCs w:val="24"/>
+              </w:rPr>
+            </w:pPr>
+            <w:r>
+              <w:rPr>
+                <w:i/>
+                <w:sz w:val="24"/>
+                <w:szCs w:val="24"/>
+              </w:rPr>
+              <w:t>500</w:t>
+            </w:r>
+          </w:p>
+        </w:tc>
+        <w:tc>
+          <w:tcPr>
+            <w:tcW w:w="1564" w:type="dxa"/>
+            <w:hideMark/>
+          </w:tcPr>
+          <w:p>
+            <w:pPr>
+              <w:spacing w:line="360" w:lineRule="auto"/>
+              <w:rPr>
+                <w:i/>
+                <w:sz w:val="24"/>
+                <w:szCs w:val="24"/>
+              </w:rPr>
+            </w:pPr>
+            <w:r>
+              <w:rPr>
+                <w:i/>
+                <w:sz w:val="24"/>
+                <w:szCs w:val="24"/>
+              </w:rPr>
+              <w:t>2 500</w:t>
+            </w:r>
+          </w:p>
+        </w:tc>
+      </w:tr>
+      <w:tr>
+        <w:tc>
+          <w:tcPr>
+            <w:tcW w:w="4555" w:type="dxa"/>
+            <w:hideMark/>
+          </w:tcPr>
+          <w:p>
+            <w:pPr>
+              <w:spacing w:line="360" w:lineRule="auto"/>
+              <w:rPr>
+                <w:i/>
+                <w:sz w:val="24"/>
+                <w:szCs w:val="24"/>
+              </w:rPr>
+            </w:pPr>
+            <w:r>
+              <w:rPr>
+                <w:i/>
+                <w:sz w:val="24"/>
+                <w:szCs w:val="24"/>
+              </w:rPr>
+              <w:t>MOSFET силовой</w:t>
+            </w:r>
+          </w:p>
+        </w:tc>
+        <w:tc>
+          <w:tcPr>
+            <w:tcW w:w="940" w:type="dxa"/>
+            <w:hideMark/>
+          </w:tcPr>
+          <w:p>
+            <w:pPr>
+              <w:spacing w:line="360" w:lineRule="auto"/>
+              <w:rPr>
+                <w:i/>
+                <w:sz w:val="24"/>
+                <w:szCs w:val="24"/>
+              </w:rPr>
+            </w:pPr>
+            <w:r>
+              <w:rPr>
+                <w:i/>
+                <w:sz w:val="24"/>
+                <w:szCs w:val="24"/>
+              </w:rPr>
+              <w:t>шт.</w:t>
+            </w:r>
+          </w:p>
+        </w:tc>
+        <w:tc>
+          <w:tcPr>
+            <w:tcW w:w="981" w:type="dxa"/>
+            <w:hideMark/>
+          </w:tcPr>
+          <w:p>
+            <w:pPr>
+              <w:spacing w:line="360" w:lineRule="auto"/>
+              <w:rPr>
+                <w:i/>
+                <w:sz w:val="24"/>
+                <w:szCs w:val="24"/>
+              </w:rPr>
+            </w:pPr>
+            <w:r>
+              <w:rPr>
+                <w:i/>
+                <w:sz w:val="24"/>
+                <w:szCs w:val="24"/>
+              </w:rPr>
+              <w:t>10</w:t>
+            </w:r>
+          </w:p>
+        </w:tc>
+        <w:tc>
+          <w:tcPr>
+            <w:tcW w:w="1531" w:type="dxa"/>
+            <w:hideMark/>
+          </w:tcPr>
+          <w:p>
+            <w:pPr>
+              <w:spacing w:line="360" w:lineRule="auto"/>
+              <w:rPr>
+                <w:i/>
+                <w:sz w:val="24"/>
+                <w:szCs w:val="24"/>
+              </w:rPr>
+            </w:pPr>
+            <w:r>
+              <w:rPr>
+                <w:i/>
+                <w:sz w:val="24"/>
+                <w:szCs w:val="24"/>
+              </w:rPr>
+              <w:t>250</w:t>
+            </w:r>
+          </w:p>
+        </w:tc>
+        <w:tc>
+          <w:tcPr>
+            <w:tcW w:w="1564" w:type="dxa"/>
+            <w:hideMark/>
+          </w:tcPr>
+          <w:p>
+            <w:pPr>
+              <w:spacing w:line="360" w:lineRule="auto"/>
+              <w:rPr>
+                <w:i/>
+                <w:sz w:val="24"/>
+                <w:szCs w:val="24"/>
+              </w:rPr>
+            </w:pPr>
+            <w:r>
+              <w:rPr>
+                <w:i/>
+                <w:sz w:val="24"/>
+                <w:szCs w:val="24"/>
+              </w:rPr>
+              <w:t>2 500</w:t>
+            </w:r>
+          </w:p>
+        </w:tc>
+      </w:tr>
+      <w:tr>
+        <w:tc>
+          <w:tcPr>
+            <w:tcW w:w="4555" w:type="dxa"/>
+            <w:hideMark/>
+          </w:tcPr>
+          <w:p>
+            <w:pPr>
+              <w:spacing w:line="360" w:lineRule="auto"/>
+              <w:rPr>
+                <w:i/>
+                <w:sz w:val="24"/>
+                <w:szCs w:val="24"/>
+              </w:rPr>
+            </w:pPr>
+            <w:r>
+              <w:rPr>
+                <w:i/>
+                <w:sz w:val="24"/>
+                <w:szCs w:val="24"/>
+              </w:rPr>
+              <w:t>Резистор-шунт 0,05 Ω</w:t>
+            </w:r>
+          </w:p>
+        </w:tc>
+        <w:tc>
+          <w:tcPr>
+            <w:tcW w:w="940" w:type="dxa"/>
+            <w:hideMark/>
+          </w:tcPr>
+          <w:p>
+            <w:pPr>
+              <w:spacing w:line="360" w:lineRule="auto"/>
+              <w:rPr>
+                <w:i/>
+                <w:sz w:val="24"/>
+                <w:szCs w:val="24"/>
+              </w:rPr>
+            </w:pPr>
+            <w:r>
+              <w:rPr>
+                <w:i/>
+                <w:sz w:val="24"/>
+                <w:szCs w:val="24"/>
+              </w:rPr>
+              <w:t>шт.</w:t>
+            </w:r>
+          </w:p>
+        </w:tc>
+        <w:tc>
+          <w:tcPr>
+            <w:tcW w:w="981" w:type="dxa"/>
+            <w:hideMark/>
+          </w:tcPr>
+          <w:p>
+            <w:pPr>
+              <w:spacing w:line="360" w:lineRule="auto"/>
+              <w:rPr>
+                <w:i/>
+                <w:sz w:val="24"/>
+                <w:szCs w:val="24"/>
+              </w:rPr>
+            </w:pPr>
+            <w:r>
+              <w:rPr>
+                <w:i/>
+                <w:sz w:val="24"/>
+                <w:szCs w:val="24"/>
+              </w:rPr>
+              <w:t>10</w:t>
+            </w:r>
+          </w:p>
+        </w:tc>
+        <w:tc>
+          <w:tcPr>
+            <w:tcW w:w="1531" w:type="dxa"/>
+            <w:hideMark/>
+          </w:tcPr>
+          <w:p>
+            <w:pPr>
+              <w:spacing w:line="360" w:lineRule="auto"/>
+              <w:rPr>
+                <w:i/>
+                <w:sz w:val="24"/>
+                <w:szCs w:val="24"/>
+              </w:rPr>
+            </w:pPr>
+            <w:r>
+              <w:rPr>
+                <w:i/>
+                <w:sz w:val="24"/>
+                <w:szCs w:val="24"/>
+              </w:rPr>
+              <w:t>100</w:t>
+            </w:r>
+          </w:p>
+        </w:tc>
+        <w:tc>
+          <w:tcPr>
+            <w:tcW w:w="1564" w:type="dxa"/>
+            <w:hideMark/>
+          </w:tcPr>
+          <w:p>
+            <w:pPr>
+              <w:spacing w:line="360" w:lineRule="auto"/>
+              <w:rPr>
+                <w:i/>
+                <w:sz w:val="24"/>
+                <w:szCs w:val="24"/>
+              </w:rPr>
+            </w:pPr>
+            <w:r>
+              <w:rPr>
+                <w:i/>
+                <w:sz w:val="24"/>
+                <w:szCs w:val="24"/>
+              </w:rPr>
+              <w:t>1 000</w:t>
+            </w:r>
+          </w:p>
+        </w:tc>
+      </w:tr>
+      <w:tr>
+        <w:tc>
+          <w:tcPr>
+            <w:tcW w:w="4555" w:type="dxa"/>
+            <w:hideMark/>
+          </w:tcPr>
+          <w:p>
+            <w:pPr>
+              <w:spacing w:line="360" w:lineRule="auto"/>
+              <w:rPr>
+                <w:i/>
+                <w:sz w:val="24"/>
+                <w:szCs w:val="24"/>
+              </w:rPr>
+            </w:pPr>
+            <w:r>
+              <w:rPr>
+                <w:i/>
+                <w:sz w:val="24"/>
+                <w:szCs w:val="24"/>
+              </w:rPr>
+              <w:t>Резисторы, конденсаторы, диоды</w:t>
+            </w:r>
+          </w:p>
+        </w:tc>
+        <w:tc>
+          <w:tcPr>
+            <w:tcW w:w="940" w:type="dxa"/>
+            <w:hideMark/>
+          </w:tcPr>
+          <w:p>
+            <w:pPr>
+              <w:spacing w:line="360" w:lineRule="auto"/>
+              <w:rPr>
+                <w:i/>
+                <w:sz w:val="24"/>
+                <w:szCs w:val="24"/>
+              </w:rPr>
+            </w:pPr>
+            <w:r>
+              <w:rPr>
+                <w:i/>
+                <w:sz w:val="24"/>
+                <w:szCs w:val="24"/>
+              </w:rPr>
+              <w:t>комплект</w:t>
+            </w:r>
+          </w:p>
+        </w:tc>
+        <w:tc>
+          <w:tcPr>
+            <w:tcW w:w="981" w:type="dxa"/>
+            <w:hideMark/>
+          </w:tcPr>
+          <w:p>
+            <w:pPr>
+              <w:spacing w:line="360" w:lineRule="auto"/>
+              <w:rPr>
+                <w:i/>
+                <w:sz w:val="24"/>
+                <w:szCs w:val="24"/>
+              </w:rPr>
+            </w:pPr>
+            <w:r>
+              <w:rPr>
+                <w:i/>
+                <w:sz w:val="24"/>
+                <w:szCs w:val="24"/>
+              </w:rPr>
+              <w:t>5</w:t>
+            </w:r>
+          </w:p>
+        </w:tc>
+        <w:tc>
+          <w:tcPr>
+            <w:tcW w:w="1531" w:type="dxa"/>
+            <w:hideMark/>
+          </w:tcPr>
+          <w:p>
+            <w:pPr>
+              <w:spacing w:line="360" w:lineRule="auto"/>
+              <w:rPr>
+                <w:i/>
+                <w:sz w:val="24"/>
+                <w:szCs w:val="24"/>
+              </w:rPr>
+            </w:pPr>
+            <w:r>
+              <w:rPr>
+                <w:i/>
+                <w:sz w:val="24"/>
+                <w:szCs w:val="24"/>
+              </w:rPr>
+              <w:t>500</w:t>
+            </w:r>
+          </w:p>
+        </w:tc>
+        <w:tc>
+          <w:tcPr>
+            <w:tcW w:w="1564" w:type="dxa"/>
+            <w:hideMark/>
+          </w:tcPr>
+          <w:p>
+            <w:pPr>
+              <w:spacing w:line="360" w:lineRule="auto"/>
+              <w:rPr>
+                <w:i/>
+                <w:sz w:val="24"/>
+                <w:szCs w:val="24"/>
+              </w:rPr>
+            </w:pPr>
+            <w:r>
+              <w:rPr>
+                <w:i/>
+                <w:sz w:val="24"/>
+                <w:szCs w:val="24"/>
+              </w:rPr>
+              <w:t>2 500</w:t>
+            </w:r>
+          </w:p>
+        </w:tc>
+      </w:tr>
+      <w:tr>
+        <w:tc>
+          <w:tcPr>
+            <w:tcW w:w="4555" w:type="dxa"/>
+            <w:hideMark/>
+          </w:tcPr>
+          <w:p>
+            <w:pPr>
+              <w:spacing w:line="360" w:lineRule="auto"/>
+              <w:rPr>
+                <w:i/>
+                <w:sz w:val="24"/>
+                <w:szCs w:val="24"/>
+              </w:rPr>
+            </w:pPr>
+            <w:r>
+              <w:rPr>
+                <w:i/>
+                <w:sz w:val="24"/>
+                <w:szCs w:val="24"/>
+              </w:rPr>
+              <w:t>Разъёмы и клеммы</w:t>
+            </w:r>
+          </w:p>
+        </w:tc>
+        <w:tc>
+          <w:tcPr>
+            <w:tcW w:w="940" w:type="dxa"/>
+            <w:hideMark/>
+          </w:tcPr>
+          <w:p>
+            <w:pPr>
+              <w:spacing w:line="360" w:lineRule="auto"/>
+              <w:rPr>
+                <w:i/>
+                <w:sz w:val="24"/>
+                <w:szCs w:val="24"/>
+              </w:rPr>
+            </w:pPr>
+            <w:r>
+              <w:rPr>
+                <w:i/>
+                <w:sz w:val="24"/>
+                <w:szCs w:val="24"/>
+              </w:rPr>
+              <w:t>комплект</w:t>
+            </w:r>
+          </w:p>
+        </w:tc>
+        <w:tc>
+          <w:tcPr>
+            <w:tcW w:w="981" w:type="dxa"/>
+            <w:hideMark/>
+          </w:tcPr>
+          <w:p>
+            <w:pPr>
+              <w:spacing w:line="360" w:lineRule="auto"/>
+              <w:rPr>
+                <w:i/>
+                <w:sz w:val="24"/>
+                <w:szCs w:val="24"/>
+              </w:rPr>
+            </w:pPr>
+            <w:r>
+              <w:rPr>
+                <w:i/>
+                <w:sz w:val="24"/>
+                <w:szCs w:val="24"/>
+              </w:rPr>
+              <w:t>5</w:t>
+            </w:r>
+          </w:p>
+        </w:tc>
+        <w:tc>
+          <w:tcPr>
+            <w:tcW w:w="1531" w:type="dxa"/>
+            <w:hideMark/>
+          </w:tcPr>
+          <w:p>
+            <w:pPr>
+              <w:spacing w:line="360" w:lineRule="auto"/>
+              <w:rPr>
+                <w:i/>
+                <w:sz w:val="24"/>
+                <w:szCs w:val="24"/>
+              </w:rPr>
+            </w:pPr>
+            <w:r>
+              <w:rPr>
+                <w:i/>
+                <w:sz w:val="24"/>
+                <w:szCs w:val="24"/>
+              </w:rPr>
+              <w:t>400</w:t>
+            </w:r>
+          </w:p>
+        </w:tc>
+        <w:tc>
+          <w:tcPr>
+            <w:tcW w:w="1564" w:type="dxa"/>
+            <w:hideMark/>
+          </w:tcPr>
+          <w:p>
+            <w:pPr>
+              <w:spacing w:line="360" w:lineRule="auto"/>
+              <w:rPr>
+                <w:i/>
+                <w:sz w:val="24"/>
+                <w:szCs w:val="24"/>
+              </w:rPr>
+            </w:pPr>
+            <w:r>
+              <w:rPr>
+                <w:i/>
+                <w:sz w:val="24"/>
+                <w:szCs w:val="24"/>
+              </w:rPr>
+              <w:t>2 000</w:t>
+            </w:r>
+          </w:p>
+        </w:tc>
+      </w:tr>
+      <w:tr>
+        <w:tc>
+          <w:tcPr>
+            <w:tcW w:w="4555" w:type="dxa"/>
+            <w:hideMark/>
+          </w:tcPr>
+          <w:p>
+            <w:pPr>
+              <w:spacing w:line="360" w:lineRule="auto"/>
+              <w:rPr>
+                <w:i/>
+                <w:sz w:val="24"/>
+                <w:szCs w:val="24"/>
+              </w:rPr>
+            </w:pPr>
+            <w:r>
+              <w:rPr>
+                <w:i/>
+                <w:sz w:val="24"/>
+                <w:szCs w:val="24"/>
+              </w:rPr>
+              <w:t>Печатная плата</w:t>
+            </w:r>
+          </w:p>
+        </w:tc>
+        <w:tc>
+          <w:tcPr>
+            <w:tcW w:w="940" w:type="dxa"/>
+            <w:hideMark/>
+          </w:tcPr>
+          <w:p>
+            <w:pPr>
+              <w:spacing w:line="360" w:lineRule="auto"/>
+              <w:rPr>
+                <w:i/>
+                <w:sz w:val="24"/>
+                <w:szCs w:val="24"/>
+              </w:rPr>
+            </w:pPr>
+            <w:r>
+              <w:rPr>
+                <w:i/>
+                <w:sz w:val="24"/>
+                <w:szCs w:val="24"/>
+              </w:rPr>
+              <w:t>шт.</w:t>
+            </w:r>
+          </w:p>
+        </w:tc>
+        <w:tc>
+          <w:tcPr>
+            <w:tcW w:w="981" w:type="dxa"/>
+            <w:hideMark/>
+          </w:tcPr>
+          <w:p>
+            <w:pPr>
+              <w:spacing w:line="360" w:lineRule="auto"/>
+              <w:rPr>
+                <w:i/>
+                <w:sz w:val="24"/>
+                <w:szCs w:val="24"/>
+              </w:rPr>
+            </w:pPr>
+            <w:r>
+              <w:rPr>
+                <w:i/>
+                <w:sz w:val="24"/>
+                <w:szCs w:val="24"/>
+              </w:rPr>
+              <w:t>5</w:t>
+            </w:r>
+          </w:p>
+        </w:tc>
+        <w:tc>
+          <w:tcPr>
+            <w:tcW w:w="1531" w:type="dxa"/>
+            <w:hideMark/>
+          </w:tcPr>
+          <w:p>
+            <w:pPr>
+              <w:spacing w:line="360" w:lineRule="auto"/>
+              <w:rPr>
+                <w:i/>
+                <w:sz w:val="24"/>
+                <w:szCs w:val="24"/>
+              </w:rPr>
+            </w:pPr>
+            <w:r>
+              <w:rPr>
+                <w:i/>
+                <w:sz w:val="24"/>
+                <w:szCs w:val="24"/>
+              </w:rPr>
+              <w:t>1 500</w:t>
+            </w:r>
+          </w:p>
+        </w:tc>
+        <w:tc>
+          <w:tcPr>
+            <w:tcW w:w="1564" w:type="dxa"/>
+            <w:hideMark/>
+          </w:tcPr>
+          <w:p>
+            <w:pPr>
+              <w:spacing w:line="360" w:lineRule="auto"/>
+              <w:rPr>
+                <w:i/>
+                <w:sz w:val="24"/>
+                <w:szCs w:val="24"/>
+              </w:rPr>
+            </w:pPr>
+            <w:r>
+              <w:rPr>
+                <w:i/>
+                <w:sz w:val="24"/>
+                <w:szCs w:val="24"/>
+              </w:rPr>
+              <w:t>7 500</w:t>
+            </w:r>
+          </w:p>
+        </w:tc>
+      </w:tr>
+      <w:tr>
+        <w:tc>
+          <w:tcPr>
+            <w:tcW w:w="4555" w:type="dxa"/>
+            <w:hideMark/>
+          </w:tcPr>
+          <w:p>
+            <w:pPr>
+              <w:spacing w:line="360" w:lineRule="auto"/>
+              <w:rPr>
+                <w:i/>
+                <w:sz w:val="24"/>
+                <w:szCs w:val="24"/>
+              </w:rPr>
+            </w:pPr>
+            <w:r>
+              <w:rPr>
+                <w:i/>
+                <w:sz w:val="24"/>
+                <w:szCs w:val="24"/>
+              </w:rPr>
+              <w:t>Корпус</w:t>
+            </w:r>
+          </w:p>
+        </w:tc>
+        <w:tc>
+          <w:tcPr>
+            <w:tcW w:w="940" w:type="dxa"/>
+            <w:hideMark/>
+          </w:tcPr>
+          <w:p>
+            <w:pPr>
+              <w:spacing w:line="360" w:lineRule="auto"/>
+              <w:rPr>
+                <w:i/>
+                <w:sz w:val="24"/>
+                <w:szCs w:val="24"/>
+              </w:rPr>
+            </w:pPr>
+            <w:r>
+              <w:rPr>
+                <w:i/>
+                <w:sz w:val="24"/>
+                <w:szCs w:val="24"/>
+              </w:rPr>
+              <w:t>шт.</w:t>
+            </w:r>
+          </w:p>
+        </w:tc>
+        <w:tc>
+          <w:tcPr>
+            <w:tcW w:w="981" w:type="dxa"/>
+            <w:hideMark/>
+          </w:tcPr>
+          <w:p>
+            <w:pPr>
+              <w:spacing w:line="360" w:lineRule="auto"/>
+              <w:rPr>
+                <w:i/>
+                <w:sz w:val="24"/>
+                <w:szCs w:val="24"/>
+              </w:rPr>
+            </w:pPr>
+            <w:r>
+              <w:rPr>
+                <w:i/>
+                <w:sz w:val="24"/>
+                <w:szCs w:val="24"/>
+              </w:rPr>
+              <w:t>2</w:t>
+            </w:r>
+          </w:p>
+        </w:tc>
+        <w:tc>
+          <w:tcPr>
+            <w:tcW w:w="1531" w:type="dxa"/>
+            <w:hideMark/>
+          </w:tcPr>
+          <w:p>
+            <w:pPr>
+              <w:spacing w:line="360" w:lineRule="auto"/>
+              <w:rPr>
+                <w:i/>
+                <w:sz w:val="24"/>
+                <w:szCs w:val="24"/>
+              </w:rPr>
+            </w:pPr>
+            <w:r>
+              <w:rPr>
+                <w:i/>
+                <w:sz w:val="24"/>
+                <w:szCs w:val="24"/>
+              </w:rPr>
+              <w:t>2 000</w:t>
+            </w:r>
+          </w:p>
+        </w:tc>
+        <w:tc>
+          <w:tcPr>
+            <w:tcW w:w="1564" w:type="dxa"/>
+            <w:hideMark/>
+          </w:tcPr>
+          <w:p>
+            <w:pPr>
+              <w:spacing w:line="360" w:lineRule="auto"/>
+              <w:rPr>
+                <w:i/>
+                <w:sz w:val="24"/>
+                <w:szCs w:val="24"/>
+              </w:rPr>
+            </w:pPr>
+            <w:r>
+              <w:rPr>
+                <w:i/>
+                <w:sz w:val="24"/>
+                <w:szCs w:val="24"/>
+              </w:rPr>
+              <w:t>4 000</w:t>
+            </w:r>
+          </w:p>
+        </w:tc>
+      </w:tr>
+      <w:tr>
+        <w:tc>
+          <w:tcPr>
+            <w:tcW w:w="4555" w:type="dxa"/>
+            <w:hideMark/>
+          </w:tcPr>
+          <w:p>
+            <w:pPr>
+              <w:spacing w:line="360" w:lineRule="auto"/>
+              <w:rPr>
+                <w:i/>
+                <w:sz w:val="24"/>
+                <w:szCs w:val="24"/>
+              </w:rPr>
+            </w:pPr>
+            <w:r>
+              <w:rPr>
+                <w:i/>
+                <w:sz w:val="24"/>
+                <w:szCs w:val="24"/>
+              </w:rPr>
+              <w:t>Лабораторный блок питания</w:t>
+            </w:r>
+          </w:p>
+        </w:tc>
+        <w:tc>
+          <w:tcPr>
+            <w:tcW w:w="940" w:type="dxa"/>
+            <w:hideMark/>
+          </w:tcPr>
+          <w:p>
+            <w:pPr>
+              <w:spacing w:line="360" w:lineRule="auto"/>
+              <w:rPr>
+                <w:i/>
+                <w:sz w:val="24"/>
+                <w:szCs w:val="24"/>
+              </w:rPr>
+            </w:pPr>
+            <w:r>
+              <w:rPr>
+                <w:i/>
+                <w:sz w:val="24"/>
+                <w:szCs w:val="24"/>
+              </w:rPr>
+              <w:t>час</w:t>
+            </w:r>
+          </w:p>
+        </w:tc>
+        <w:tc>
+          <w:tcPr>
+            <w:tcW w:w="981" w:type="dxa"/>
+            <w:hideMark/>
+          </w:tcPr>
+          <w:p>
+            <w:pPr>
+              <w:spacing w:line="360" w:lineRule="auto"/>
+              <w:rPr>
+                <w:i/>
+                <w:sz w:val="24"/>
+                <w:szCs w:val="24"/>
+              </w:rPr>
+            </w:pPr>
+            <w:r>
+              <w:rPr>
+                <w:i/>
+                <w:sz w:val="24"/>
+                <w:szCs w:val="24"/>
+              </w:rPr>
+              <w:t>20</w:t>
+            </w:r>
+          </w:p>
+        </w:tc>
+        <w:tc>
+          <w:tcPr>
+            <w:tcW w:w="1531" w:type="dxa"/>
+            <w:hideMark/>
+          </w:tcPr>
+          <w:p>
+            <w:pPr>
+              <w:spacing w:line="360" w:lineRule="auto"/>
+              <w:rPr>
+                <w:i/>
+                <w:sz w:val="24"/>
+                <w:szCs w:val="24"/>
+              </w:rPr>
+            </w:pPr>
+            <w:r>
+              <w:rPr>
+                <w:i/>
+                <w:sz w:val="24"/>
+                <w:szCs w:val="24"/>
+              </w:rPr>
+              <w:t>300</w:t>
+            </w:r>
+          </w:p>
+        </w:tc>
+        <w:tc>
+          <w:tcPr>
+            <w:tcW w:w="1564" w:type="dxa"/>
+            <w:hideMark/>
+          </w:tcPr>
+          <w:p>
+            <w:pPr>
+              <w:spacing w:line="360" w:lineRule="auto"/>
+              <w:rPr>
+                <w:i/>
+                <w:sz w:val="24"/>
+                <w:szCs w:val="24"/>
+              </w:rPr>
+            </w:pPr>
+            <w:r>
+              <w:rPr>
+                <w:i/>
+                <w:sz w:val="24"/>
+                <w:szCs w:val="24"/>
+              </w:rPr>
+              <w:t>6 000</w:t>
+            </w:r>
+          </w:p>
+        </w:tc>
+      </w:tr>
+      <w:tr>
+        <w:tc>
+          <w:tcPr>
+            <w:tcW w:w="4555" w:type="dxa"/>
+            <w:hideMark/>
+          </w:tcPr>
+          <w:p>
+            <w:pPr>
+              <w:spacing w:line="360" w:lineRule="auto"/>
+              <w:rPr>
+                <w:i/>
+                <w:sz w:val="24"/>
+                <w:szCs w:val="24"/>
+              </w:rPr>
+            </w:pPr>
+            <w:r>
+              <w:rPr>
+                <w:i/>
+                <w:sz w:val="24"/>
+                <w:szCs w:val="24"/>
+              </w:rPr>
+              <w:t>Осциллограф</w:t>
+            </w:r>
+          </w:p>
+        </w:tc>
+        <w:tc>
+          <w:tcPr>
+            <w:tcW w:w="940" w:type="dxa"/>
+            <w:hideMark/>
+          </w:tcPr>
+          <w:p>
+            <w:pPr>
+              <w:spacing w:line="360" w:lineRule="auto"/>
+              <w:rPr>
+                <w:i/>
+                <w:sz w:val="24"/>
+                <w:szCs w:val="24"/>
+              </w:rPr>
+            </w:pPr>
+            <w:r>
+              <w:rPr>
+                <w:i/>
+                <w:sz w:val="24"/>
+                <w:szCs w:val="24"/>
+              </w:rPr>
+              <w:t>час</w:t>
+            </w:r>
+          </w:p>
+        </w:tc>
+        <w:tc>
+          <w:tcPr>
+            <w:tcW w:w="981" w:type="dxa"/>
+            <w:hideMark/>
+          </w:tcPr>
+          <w:p>
+            <w:pPr>
+              <w:spacing w:line="360" w:lineRule="auto"/>
+              <w:rPr>
+                <w:i/>
+                <w:sz w:val="24"/>
+                <w:szCs w:val="24"/>
+              </w:rPr>
+            </w:pPr>
+            <w:r>
+              <w:rPr>
+                <w:i/>
+                <w:sz w:val="24"/>
+                <w:szCs w:val="24"/>
+              </w:rPr>
+              <w:t>20</w:t>
+            </w:r>
+          </w:p>
+        </w:tc>
+        <w:tc>
+          <w:tcPr>
+            <w:tcW w:w="1531" w:type="dxa"/>
+            <w:hideMark/>
+          </w:tcPr>
+          <w:p>
+            <w:pPr>
+              <w:spacing w:line="360" w:lineRule="auto"/>
+              <w:rPr>
+                <w:i/>
+                <w:sz w:val="24"/>
+                <w:szCs w:val="24"/>
+              </w:rPr>
+            </w:pPr>
+            <w:r>
+              <w:rPr>
+                <w:i/>
+                <w:sz w:val="24"/>
+                <w:szCs w:val="24"/>
+              </w:rPr>
+              <w:t>500</w:t>
+            </w:r>
+          </w:p>
+        </w:tc>
+        <w:tc>
+          <w:tcPr>
+            <w:tcW w:w="1564" w:type="dxa"/>
+            <w:hideMark/>
+          </w:tcPr>
+          <w:p>
+            <w:pPr>
+              <w:spacing w:line="360" w:lineRule="auto"/>
+              <w:rPr>
+                <w:i/>
+                <w:sz w:val="24"/>
+                <w:szCs w:val="24"/>
+              </w:rPr>
+            </w:pPr>
+            <w:r>
+              <w:rPr>
+                <w:i/>
+                <w:sz w:val="24"/>
+                <w:szCs w:val="24"/>
+              </w:rPr>
+              <w:t>10 000</w:t>
+            </w:r>
+          </w:p>
+        </w:tc>
+      </w:tr>
+      <w:tr>
+        <w:tc>
+          <w:tcPr>
+            <w:tcW w:w="4555" w:type="dxa"/>
+            <w:hideMark/>
+          </w:tcPr>
+          <w:p>
+            <w:pPr>
+              <w:spacing w:line="360" w:lineRule="auto"/>
+              <w:rPr>
+                <w:i/>
+                <w:sz w:val="24"/>
+                <w:szCs w:val="24"/>
+              </w:rPr>
+            </w:pPr>
+            <w:r>
+              <w:rPr>
+                <w:i/>
+                <w:sz w:val="24"/>
+                <w:szCs w:val="24"/>
+              </w:rPr>
+              <w:t>Мультиметр</w:t>
+            </w:r>
+          </w:p>
+        </w:tc>
+        <w:tc>
+          <w:tcPr>
+            <w:tcW w:w="940" w:type="dxa"/>
+            <w:hideMark/>
+          </w:tcPr>
+          <w:p>
+            <w:pPr>
+              <w:spacing w:line="360" w:lineRule="auto"/>
+              <w:rPr>
+                <w:i/>
+                <w:sz w:val="24"/>
+                <w:szCs w:val="24"/>
+              </w:rPr>
+            </w:pPr>
+            <w:r>
+              <w:rPr>
+                <w:i/>
+                <w:sz w:val="24"/>
+                <w:szCs w:val="24"/>
+              </w:rPr>
+              <w:t>час</w:t>
+            </w:r>
+          </w:p>
+        </w:tc>
+        <w:tc>
+          <w:tcPr>
+            <w:tcW w:w="981" w:type="dxa"/>
+            <w:hideMark/>
+          </w:tcPr>
+          <w:p>
+            <w:pPr>
+              <w:spacing w:line="360" w:lineRule="auto"/>
+              <w:rPr>
+                <w:i/>
+                <w:sz w:val="24"/>
+                <w:szCs w:val="24"/>
+              </w:rPr>
+            </w:pPr>
+            <w:r>
+              <w:rPr>
+                <w:i/>
+                <w:sz w:val="24"/>
+                <w:szCs w:val="24"/>
+              </w:rPr>
+              <w:t>20</w:t>
+            </w:r>
+          </w:p>
+        </w:tc>
+        <w:tc>
+          <w:tcPr>
+            <w:tcW w:w="1531" w:type="dxa"/>
+            <w:hideMark/>
+          </w:tcPr>
+          <w:p>
+            <w:pPr>
+              <w:spacing w:line="360" w:lineRule="auto"/>
+              <w:rPr>
+                <w:i/>
+                <w:sz w:val="24"/>
+                <w:szCs w:val="24"/>
+              </w:rPr>
+            </w:pPr>
+            <w:r>
+              <w:rPr>
+                <w:i/>
+                <w:sz w:val="24"/>
+                <w:szCs w:val="24"/>
+              </w:rPr>
+              <w:t>150</w:t>
+            </w:r>
+          </w:p>
+        </w:tc>
+        <w:tc>
+          <w:tcPr>
+            <w:tcW w:w="1564" w:type="dxa"/>
+            <w:hideMark/>
+          </w:tcPr>
+          <w:p>
+            <w:pPr>
+              <w:spacing w:line="360" w:lineRule="auto"/>
+              <w:rPr>
+                <w:i/>
+                <w:sz w:val="24"/>
+                <w:szCs w:val="24"/>
+              </w:rPr>
+            </w:pPr>
+            <w:r>
+              <w:rPr>
+                <w:i/>
+                <w:sz w:val="24"/>
+                <w:szCs w:val="24"/>
+              </w:rPr>
+              <w:t>3 000</w:t>
+            </w:r>
+          </w:p>
+        </w:tc>
+      </w:tr>
+      <w:tr>
+        <w:tc>
+          <w:tcPr>
+            <w:tcW w:w="4555" w:type="dxa"/>
+            <w:hideMark/>
+          </w:tcPr>
+          <w:p>
+            <w:pPr>
+              <w:spacing w:line="360" w:lineRule="auto"/>
+              <w:rPr>
+                <w:i/>
+                <w:sz w:val="24"/>
+                <w:szCs w:val="24"/>
+              </w:rPr>
+            </w:pPr>
+            <w:r>
+              <w:rPr>
+                <w:i/>
+                <w:sz w:val="24"/>
+                <w:szCs w:val="24"/>
+              </w:rPr>
+              <w:t>Электронная нагрузка</w:t>
+            </w:r>
+          </w:p>
+        </w:tc>
+        <w:tc>
+          <w:tcPr>
+            <w:tcW w:w="940" w:type="dxa"/>
+            <w:hideMark/>
+          </w:tcPr>
+          <w:p>
+            <w:pPr>
+              <w:spacing w:line="360" w:lineRule="auto"/>
+              <w:rPr>
+                <w:i/>
+                <w:sz w:val="24"/>
+                <w:szCs w:val="24"/>
+              </w:rPr>
+            </w:pPr>
+            <w:r>
+              <w:rPr>
+                <w:i/>
+                <w:sz w:val="24"/>
+                <w:szCs w:val="24"/>
+              </w:rPr>
+              <w:t>час</w:t>
+            </w:r>
+          </w:p>
+        </w:tc>
+        <w:tc>
+          <w:tcPr>
+            <w:tcW w:w="981" w:type="dxa"/>
+            <w:hideMark/>
+          </w:tcPr>
+          <w:p>
+            <w:pPr>
+              <w:spacing w:line="360" w:lineRule="auto"/>
+              <w:rPr>
+                <w:i/>
+                <w:sz w:val="24"/>
+                <w:szCs w:val="24"/>
+              </w:rPr>
+            </w:pPr>
+            <w:r>
+              <w:rPr>
+                <w:i/>
+                <w:sz w:val="24"/>
+                <w:szCs w:val="24"/>
+              </w:rPr>
+              <w:t>10</w:t>
+            </w:r>
+          </w:p>
+        </w:tc>
+        <w:tc>
+          <w:tcPr>
+            <w:tcW w:w="1531" w:type="dxa"/>
+            <w:hideMark/>
+          </w:tcPr>
+          <w:p>
+            <w:pPr>
+              <w:spacing w:line="360" w:lineRule="auto"/>
+              <w:rPr>
+                <w:i/>
+                <w:sz w:val="24"/>
+                <w:szCs w:val="24"/>
+              </w:rPr>
+            </w:pPr>
+            <w:r>
+              <w:rPr>
+                <w:i/>
+                <w:sz w:val="24"/>
+                <w:szCs w:val="24"/>
+              </w:rPr>
+              <w:t>400</w:t>
+            </w:r>
+          </w:p>
+        </w:tc>
+        <w:tc>
+          <w:tcPr>
+            <w:tcW w:w="1564" w:type="dxa"/>
+            <w:hideMark/>
+          </w:tcPr>
+          <w:p>
+            <w:pPr>
+              <w:spacing w:line="360" w:lineRule="auto"/>
+              <w:rPr>
+                <w:i/>
+                <w:sz w:val="24"/>
+                <w:szCs w:val="24"/>
+              </w:rPr>
+            </w:pPr>
+            <w:r>
+              <w:rPr>
+                <w:i/>
+                <w:sz w:val="24"/>
+                <w:szCs w:val="24"/>
+              </w:rPr>
+              <w:t>4 000</w:t>
+            </w:r>
+          </w:p>
+        </w:tc>
+      </w:tr>
+      <w:tr>
+        <w:tc>
+          <w:tcPr>
+            <w:tcW w:w="4555" w:type="dxa"/>
+            <w:hideMark/>
+          </w:tcPr>
+          <w:p>
+            <w:pPr>
+              <w:spacing w:line="360" w:lineRule="auto"/>
+              <w:rPr>
+                <w:i/>
+                <w:sz w:val="24"/>
+                <w:szCs w:val="24"/>
+              </w:rPr>
+            </w:pPr>
+            <w:r>
+              <w:rPr>
+                <w:i/>
+                <w:sz w:val="24"/>
+                <w:szCs w:val="24"/>
+              </w:rPr>
+              <w:t>Паяльное оборудование</w:t>
+            </w:r>
+          </w:p>
+        </w:tc>
+        <w:tc>
+          <w:tcPr>
+            <w:tcW w:w="940" w:type="dxa"/>
+            <w:hideMark/>
+          </w:tcPr>
+          <w:p>
+            <w:pPr>
+              <w:spacing w:line="360" w:lineRule="auto"/>
+              <w:rPr>
+                <w:i/>
+                <w:sz w:val="24"/>
+                <w:szCs w:val="24"/>
+              </w:rPr>
+            </w:pPr>
+            <w:r>
+              <w:rPr>
+                <w:i/>
+                <w:sz w:val="24"/>
+                <w:szCs w:val="24"/>
+              </w:rPr>
+              <w:t>час</w:t>
+            </w:r>
+          </w:p>
+        </w:tc>
+        <w:tc>
+          <w:tcPr>
+            <w:tcW w:w="981" w:type="dxa"/>
+            <w:hideMark/>
+          </w:tcPr>
+          <w:p>
+            <w:pPr>
+              <w:spacing w:line="360" w:lineRule="auto"/>
+              <w:rPr>
+                <w:i/>
+                <w:sz w:val="24"/>
+                <w:szCs w:val="24"/>
+              </w:rPr>
+            </w:pPr>
+            <w:r>
+              <w:rPr>
+                <w:i/>
+                <w:sz w:val="24"/>
+                <w:szCs w:val="24"/>
+              </w:rPr>
+              <w:t>15</w:t>
+            </w:r>
+          </w:p>
+        </w:tc>
+        <w:tc>
+          <w:tcPr>
+            <w:tcW w:w="1531" w:type="dxa"/>
+            <w:hideMark/>
+          </w:tcPr>
+          <w:p>
+            <w:pPr>
+              <w:spacing w:line="360" w:lineRule="auto"/>
+              <w:rPr>
+                <w:i/>
+                <w:sz w:val="24"/>
+                <w:szCs w:val="24"/>
+              </w:rPr>
+            </w:pPr>
+            <w:r>
+              <w:rPr>
+                <w:i/>
+                <w:sz w:val="24"/>
+                <w:szCs w:val="24"/>
+              </w:rPr>
+              <w:t>150</w:t>
+            </w:r>
+          </w:p>
+        </w:tc>
+        <w:tc>
+          <w:tcPr>
+            <w:tcW w:w="1564" w:type="dxa"/>
+            <w:hideMark/>
+          </w:tcPr>
+          <w:p>
+            <w:pPr>
+              <w:spacing w:line="360" w:lineRule="auto"/>
+              <w:rPr>
+                <w:i/>
+                <w:sz w:val="24"/>
+                <w:szCs w:val="24"/>
+              </w:rPr>
+            </w:pPr>
+            <w:r>
+              <w:rPr>
+                <w:i/>
+                <w:sz w:val="24"/>
+                <w:szCs w:val="24"/>
+              </w:rPr>
+              <w:t>2 250</w:t>
+            </w:r>
+          </w:p>
+        </w:tc>
+      </w:tr>
+      <w:tr>
+        <w:tc>
+          <w:tcPr>
+            <w:tcW w:w="4555" w:type="dxa"/>
+            <w:hideMark/>
+          </w:tcPr>
+          <w:p>
+            <w:pPr>
+              <w:spacing w:line="360" w:lineRule="auto"/>
+              <w:rPr>
+                <w:i/>
+                <w:sz w:val="24"/>
+                <w:szCs w:val="24"/>
+              </w:rPr>
+            </w:pPr>
+            <w:r>
+              <w:rPr>
+                <w:i/>
+                <w:sz w:val="24"/>
+                <w:szCs w:val="24"/>
+              </w:rPr>
+              <w:t>Аренда лаборатории</w:t>
+            </w:r>
+          </w:p>
+        </w:tc>
+        <w:tc>
+          <w:tcPr>
+            <w:tcW w:w="940" w:type="dxa"/>
+            <w:hideMark/>
+          </w:tcPr>
+          <w:p>
+            <w:pPr>
+              <w:spacing w:line="360" w:lineRule="auto"/>
+              <w:rPr>
+                <w:i/>
+                <w:sz w:val="24"/>
+                <w:szCs w:val="24"/>
+              </w:rPr>
+            </w:pPr>
+            <w:r>
+              <w:rPr>
+                <w:i/>
+                <w:sz w:val="24"/>
+                <w:szCs w:val="24"/>
+              </w:rPr>
+              <w:t>час</w:t>
+            </w:r>
+          </w:p>
+        </w:tc>
+        <w:tc>
+          <w:tcPr>
+            <w:tcW w:w="981" w:type="dxa"/>
+            <w:hideMark/>
+          </w:tcPr>
+          <w:p>
+            <w:pPr>
+              <w:spacing w:line="360" w:lineRule="auto"/>
+              <w:rPr>
+                <w:i/>
+                <w:sz w:val="24"/>
+                <w:szCs w:val="24"/>
+              </w:rPr>
+            </w:pPr>
+            <w:r>
+              <w:rPr>
+                <w:i/>
+                <w:sz w:val="24"/>
+                <w:szCs w:val="24"/>
+              </w:rPr>
+              <w:t>30</w:t>
+            </w:r>
+          </w:p>
+        </w:tc>
+        <w:tc>
+          <w:tcPr>
+            <w:tcW w:w="1531" w:type="dxa"/>
+            <w:hideMark/>
+          </w:tcPr>
+          <w:p>
+            <w:pPr>
+              <w:spacing w:line="360" w:lineRule="auto"/>
+              <w:rPr>
+                <w:i/>
+                <w:sz w:val="24"/>
+                <w:szCs w:val="24"/>
+              </w:rPr>
+            </w:pPr>
+            <w:r>
+              <w:rPr>
+                <w:i/>
+                <w:sz w:val="24"/>
+                <w:szCs w:val="24"/>
+              </w:rPr>
+              <w:t>500</w:t>
+            </w:r>
+          </w:p>
+        </w:tc>
+        <w:tc>
+          <w:tcPr>
+            <w:tcW w:w="1564" w:type="dxa"/>
+            <w:hideMark/>
+          </w:tcPr>
+          <w:p>
+            <w:pPr>
+              <w:spacing w:line="360" w:lineRule="auto"/>
+              <w:rPr>
+                <w:i/>
+                <w:sz w:val="24"/>
+                <w:szCs w:val="24"/>
+              </w:rPr>
+            </w:pPr>
+            <w:r>
+              <w:rPr>
+                <w:i/>
+                <w:sz w:val="24"/>
+                <w:szCs w:val="24"/>
+              </w:rPr>
+              <w:t>15 000</w:t>
+            </w:r>
+          </w:p>
+        </w:tc>
+      </w:tr>
+      <w:tr>
+        <w:tc>
+          <w:tcPr>
+            <w:tcW w:w="4555" w:type="dxa"/>
+            <w:hideMark/>
+          </w:tcPr>
+          <w:p>
+            <w:pPr>
+              <w:spacing w:line="360" w:lineRule="auto"/>
+              <w:rPr>
+                <w:i/>
+                <w:sz w:val="24"/>
+                <w:szCs w:val="24"/>
+              </w:rPr>
+            </w:pPr>
+            <w:r>
+              <w:rPr>
+                <w:b/>
+                <w:bCs/>
+                <w:i/>
+                <w:sz w:val="24"/>
+                <w:szCs w:val="24"/>
+              </w:rPr>
+              <w:t xml:space="preserve">Испытания при </w:t>
+            </w:r>
+            <w:proofErr w:type="gramStart"/>
+            <w:r>
+              <w:rPr>
+                <w:b/>
+                <w:bCs/>
+                <w:i/>
+                <w:sz w:val="24"/>
+                <w:szCs w:val="24"/>
+              </w:rPr>
+              <w:t>I &gt;</w:t>
+            </w:r>
+            <w:proofErr w:type="gramEnd"/>
+            <w:r>
+              <w:rPr>
+                <w:b/>
+                <w:bCs/>
+                <w:i/>
+                <w:sz w:val="24"/>
+                <w:szCs w:val="24"/>
+              </w:rPr>
+              <w:t xml:space="preserve"> 1,5 А и коротком замыкании</w:t>
+            </w:r>
+          </w:p>
+        </w:tc>
+        <w:tc>
+          <w:tcPr>
+            <w:tcW w:w="940" w:type="dxa"/>
+            <w:hideMark/>
+          </w:tcPr>
+          <w:p>
+            <w:pPr>
+              <w:spacing w:line="360" w:lineRule="auto"/>
+              <w:rPr>
+                <w:i/>
+                <w:sz w:val="24"/>
+                <w:szCs w:val="24"/>
+              </w:rPr>
+            </w:pPr>
+            <w:r>
+              <w:rPr>
+                <w:i/>
+                <w:sz w:val="24"/>
+                <w:szCs w:val="24"/>
+              </w:rPr>
+              <w:t>час</w:t>
+            </w:r>
+          </w:p>
+        </w:tc>
+        <w:tc>
+          <w:tcPr>
+            <w:tcW w:w="981" w:type="dxa"/>
+            <w:hideMark/>
+          </w:tcPr>
+          <w:p>
+            <w:pPr>
+              <w:spacing w:line="360" w:lineRule="auto"/>
+              <w:rPr>
+                <w:i/>
+                <w:sz w:val="24"/>
+                <w:szCs w:val="24"/>
+              </w:rPr>
+            </w:pPr>
+            <w:r>
+              <w:rPr>
+                <w:i/>
+                <w:sz w:val="24"/>
+                <w:szCs w:val="24"/>
+              </w:rPr>
+              <w:t>10</w:t>
+            </w:r>
+          </w:p>
+        </w:tc>
+        <w:tc>
+          <w:tcPr>
+            <w:tcW w:w="1531" w:type="dxa"/>
+            <w:hideMark/>
+          </w:tcPr>
+          <w:p>
+            <w:pPr>
+              <w:spacing w:line="360" w:lineRule="auto"/>
+              <w:rPr>
+                <w:i/>
+                <w:sz w:val="24"/>
+                <w:szCs w:val="24"/>
+              </w:rPr>
+            </w:pPr>
+            <w:r>
+              <w:rPr>
+                <w:i/>
+                <w:sz w:val="24"/>
+                <w:szCs w:val="24"/>
+              </w:rPr>
+              <w:t>800</w:t>
+            </w:r>
+          </w:p>
+        </w:tc>
+        <w:tc>
+          <w:tcPr>
+            <w:tcW w:w="1564" w:type="dxa"/>
+            <w:hideMark/>
+          </w:tcPr>
+          <w:p>
+            <w:pPr>
+              <w:spacing w:line="360" w:lineRule="auto"/>
+              <w:rPr>
+                <w:i/>
+                <w:sz w:val="24"/>
+                <w:szCs w:val="24"/>
+              </w:rPr>
+            </w:pPr>
+            <w:r>
+              <w:rPr>
+                <w:i/>
+                <w:sz w:val="24"/>
+                <w:szCs w:val="24"/>
+              </w:rPr>
+              <w:t>8 000</w:t>
+            </w:r>
+          </w:p>
+        </w:tc>
+      </w:tr>
+      <w:tr>
+        <w:tc>
+          <w:tcPr>
+            <w:tcW w:w="4555" w:type="dxa"/>
+            <w:hideMark/>
+          </w:tcPr>
+          <w:p>
+            <w:pPr>
+              <w:spacing w:line="360" w:lineRule="auto"/>
+              <w:rPr>
+                <w:i/>
+                <w:sz w:val="24"/>
+                <w:szCs w:val="24"/>
+              </w:rPr>
+            </w:pPr>
+            <w:r>
+              <w:rPr>
+                <w:b/>
+                <w:bCs/>
+                <w:i/>
+                <w:sz w:val="24"/>
+                <w:szCs w:val="24"/>
+              </w:rPr>
+              <w:t>Измерение времени отключения</w:t>
+            </w:r>
+          </w:p>
+        </w:tc>
+        <w:tc>
+          <w:tcPr>
+            <w:tcW w:w="940" w:type="dxa"/>
+            <w:hideMark/>
+          </w:tcPr>
+          <w:p>
+            <w:pPr>
+              <w:spacing w:line="360" w:lineRule="auto"/>
+              <w:rPr>
+                <w:i/>
+                <w:sz w:val="24"/>
+                <w:szCs w:val="24"/>
+              </w:rPr>
+            </w:pPr>
+            <w:r>
+              <w:rPr>
+                <w:i/>
+                <w:sz w:val="24"/>
+                <w:szCs w:val="24"/>
+              </w:rPr>
+              <w:t>час</w:t>
+            </w:r>
+          </w:p>
+        </w:tc>
+        <w:tc>
+          <w:tcPr>
+            <w:tcW w:w="981" w:type="dxa"/>
+            <w:hideMark/>
+          </w:tcPr>
+          <w:p>
+            <w:pPr>
+              <w:spacing w:line="360" w:lineRule="auto"/>
+              <w:rPr>
+                <w:i/>
+                <w:sz w:val="24"/>
+                <w:szCs w:val="24"/>
+              </w:rPr>
+            </w:pPr>
+            <w:r>
+              <w:rPr>
+                <w:i/>
+                <w:sz w:val="24"/>
+                <w:szCs w:val="24"/>
+              </w:rPr>
+              <w:t>5</w:t>
+            </w:r>
+          </w:p>
+        </w:tc>
+        <w:tc>
+          <w:tcPr>
+            <w:tcW w:w="1531" w:type="dxa"/>
+            <w:hideMark/>
+          </w:tcPr>
+          <w:p>
+            <w:pPr>
+              <w:spacing w:line="360" w:lineRule="auto"/>
+              <w:rPr>
+                <w:i/>
+                <w:sz w:val="24"/>
+                <w:szCs w:val="24"/>
+              </w:rPr>
+            </w:pPr>
+            <w:r>
+              <w:rPr>
+                <w:i/>
+                <w:sz w:val="24"/>
+                <w:szCs w:val="24"/>
+              </w:rPr>
+              <w:t>800</w:t>
+            </w:r>
+          </w:p>
+        </w:tc>
+        <w:tc>
+          <w:tcPr>
+            <w:tcW w:w="1564" w:type="dxa"/>
+            <w:hideMark/>
+          </w:tcPr>
+          <w:p>
+            <w:pPr>
+              <w:spacing w:line="360" w:lineRule="auto"/>
+              <w:rPr>
+                <w:i/>
+                <w:sz w:val="24"/>
+                <w:szCs w:val="24"/>
+              </w:rPr>
+            </w:pPr>
+            <w:r>
+              <w:rPr>
+                <w:i/>
+                <w:sz w:val="24"/>
+                <w:szCs w:val="24"/>
+              </w:rPr>
+              <w:t>4 000</w:t>
+            </w:r>
+          </w:p>
+        </w:tc>
+      </w:tr>
+      <w:tr>
+        <w:tc>
+          <w:tcPr>
+            <w:tcW w:w="4555" w:type="dxa"/>
+            <w:hideMark/>
+          </w:tcPr>
+          <w:p>
+            <w:pPr>
+              <w:spacing w:line="360" w:lineRule="auto"/>
+              <w:rPr>
+                <w:i/>
+                <w:sz w:val="24"/>
+                <w:szCs w:val="24"/>
+              </w:rPr>
+            </w:pPr>
+            <w:r>
+              <w:rPr>
+                <w:b/>
+                <w:bCs/>
+                <w:i/>
+                <w:sz w:val="24"/>
+                <w:szCs w:val="24"/>
+              </w:rPr>
+              <w:t>Испытание на перегрев MOSFET</w:t>
+            </w:r>
+          </w:p>
+        </w:tc>
+        <w:tc>
+          <w:tcPr>
+            <w:tcW w:w="940" w:type="dxa"/>
+            <w:hideMark/>
+          </w:tcPr>
+          <w:p>
+            <w:pPr>
+              <w:spacing w:line="360" w:lineRule="auto"/>
+              <w:rPr>
+                <w:i/>
+                <w:sz w:val="24"/>
+                <w:szCs w:val="24"/>
+              </w:rPr>
+            </w:pPr>
+            <w:r>
+              <w:rPr>
+                <w:i/>
+                <w:sz w:val="24"/>
+                <w:szCs w:val="24"/>
+              </w:rPr>
+              <w:t>час</w:t>
+            </w:r>
+          </w:p>
+        </w:tc>
+        <w:tc>
+          <w:tcPr>
+            <w:tcW w:w="981" w:type="dxa"/>
+            <w:hideMark/>
+          </w:tcPr>
+          <w:p>
+            <w:pPr>
+              <w:spacing w:line="360" w:lineRule="auto"/>
+              <w:rPr>
+                <w:i/>
+                <w:sz w:val="24"/>
+                <w:szCs w:val="24"/>
+              </w:rPr>
+            </w:pPr>
+            <w:r>
+              <w:rPr>
+                <w:i/>
+                <w:sz w:val="24"/>
+                <w:szCs w:val="24"/>
+              </w:rPr>
+              <w:t>8</w:t>
+            </w:r>
+          </w:p>
+        </w:tc>
+        <w:tc>
+          <w:tcPr>
+            <w:tcW w:w="1531" w:type="dxa"/>
+            <w:hideMark/>
+          </w:tcPr>
+          <w:p>
+            <w:pPr>
+              <w:spacing w:line="360" w:lineRule="auto"/>
+              <w:rPr>
+                <w:i/>
+                <w:sz w:val="24"/>
+                <w:szCs w:val="24"/>
+              </w:rPr>
+            </w:pPr>
+            <w:r>
+              <w:rPr>
+                <w:i/>
+                <w:sz w:val="24"/>
+                <w:szCs w:val="24"/>
+              </w:rPr>
+              <w:t>800</w:t>
+            </w:r>
+          </w:p>
+        </w:tc>
+        <w:tc>
+          <w:tcPr>
+            <w:tcW w:w="1564" w:type="dxa"/>
+            <w:hideMark/>
+          </w:tcPr>
+          <w:p>
+            <w:pPr>
+              <w:spacing w:line="360" w:lineRule="auto"/>
+              <w:rPr>
+                <w:i/>
+                <w:sz w:val="24"/>
+                <w:szCs w:val="24"/>
+              </w:rPr>
+            </w:pPr>
+            <w:r>
+              <w:rPr>
+                <w:i/>
+                <w:sz w:val="24"/>
+                <w:szCs w:val="24"/>
+              </w:rPr>
+              <w:t>6 400</w:t>
+            </w:r>
+          </w:p>
+        </w:tc>
+      </w:tr>
+      <w:tr>
+        <w:tc>
+          <w:tcPr>
+            <w:tcW w:w="4555" w:type="dxa"/>
+            <w:hideMark/>
+          </w:tcPr>
+          <w:p>
+            <w:pPr>
+              <w:spacing w:line="360" w:lineRule="auto"/>
+              <w:rPr>
+                <w:i/>
+                <w:sz w:val="24"/>
+                <w:szCs w:val="24"/>
+              </w:rPr>
+            </w:pPr>
+            <w:r>
+              <w:rPr>
+                <w:i/>
+                <w:sz w:val="24"/>
+                <w:szCs w:val="24"/>
+              </w:rPr>
+              <w:t>Изготовление/монтаж платы (сдельная работа)</w:t>
+            </w:r>
+          </w:p>
+        </w:tc>
+        <w:tc>
+          <w:tcPr>
+            <w:tcW w:w="940" w:type="dxa"/>
+            <w:hideMark/>
+          </w:tcPr>
+          <w:p>
+            <w:pPr>
+              <w:spacing w:line="360" w:lineRule="auto"/>
+              <w:rPr>
+                <w:i/>
+                <w:sz w:val="24"/>
+                <w:szCs w:val="24"/>
+              </w:rPr>
+            </w:pPr>
+            <w:r>
+              <w:rPr>
+                <w:i/>
+                <w:sz w:val="24"/>
+                <w:szCs w:val="24"/>
+              </w:rPr>
+              <w:t>плата</w:t>
+            </w:r>
+          </w:p>
+        </w:tc>
+        <w:tc>
+          <w:tcPr>
+            <w:tcW w:w="981" w:type="dxa"/>
+            <w:hideMark/>
+          </w:tcPr>
+          <w:p>
+            <w:pPr>
+              <w:spacing w:line="360" w:lineRule="auto"/>
+              <w:rPr>
+                <w:i/>
+                <w:sz w:val="24"/>
+                <w:szCs w:val="24"/>
+              </w:rPr>
+            </w:pPr>
+            <w:r>
+              <w:rPr>
+                <w:i/>
+                <w:sz w:val="24"/>
+                <w:szCs w:val="24"/>
+              </w:rPr>
+              <w:t>5</w:t>
+            </w:r>
+          </w:p>
+        </w:tc>
+        <w:tc>
+          <w:tcPr>
+            <w:tcW w:w="1531" w:type="dxa"/>
+            <w:hideMark/>
+          </w:tcPr>
+          <w:p>
+            <w:pPr>
+              <w:spacing w:line="360" w:lineRule="auto"/>
+              <w:rPr>
+                <w:i/>
+                <w:sz w:val="24"/>
+                <w:szCs w:val="24"/>
+              </w:rPr>
+            </w:pPr>
+            <w:r>
+              <w:rPr>
+                <w:i/>
+                <w:sz w:val="24"/>
+                <w:szCs w:val="24"/>
+              </w:rPr>
+              <w:t>1 000</w:t>
+            </w:r>
+          </w:p>
+        </w:tc>
+        <w:tc>
+          <w:tcPr>
+            <w:tcW w:w="1564" w:type="dxa"/>
+            <w:hideMark/>
+          </w:tcPr>
+          <w:p>
+            <w:pPr>
+              <w:spacing w:line="360" w:lineRule="auto"/>
+              <w:rPr>
+                <w:i/>
+                <w:sz w:val="24"/>
+                <w:szCs w:val="24"/>
+              </w:rPr>
+            </w:pPr>
+            <w:r>
+              <w:rPr>
+                <w:i/>
+                <w:sz w:val="24"/>
+                <w:szCs w:val="24"/>
+              </w:rPr>
+              <w:t>5 000</w:t>
+            </w:r>
+          </w:p>
+        </w:tc>
+      </w:tr>
+      <w:tr>
+        <w:tc>
+          <w:tcPr>
+            <w:tcW w:w="4555" w:type="dxa"/>
+            <w:hideMark/>
+          </w:tcPr>
+          <w:p>
+            <w:pPr>
+              <w:spacing w:line="360" w:lineRule="auto"/>
+              <w:rPr>
+                <w:i/>
+                <w:sz w:val="24"/>
+                <w:szCs w:val="24"/>
+              </w:rPr>
+            </w:pPr>
+            <w:r>
+              <w:rPr>
+                <w:b/>
+                <w:bCs/>
+                <w:i/>
+                <w:sz w:val="24"/>
+                <w:szCs w:val="24"/>
+              </w:rPr>
+              <w:t>Итого</w:t>
+            </w:r>
+          </w:p>
+        </w:tc>
+        <w:tc>
+          <w:tcPr>
+            <w:tcW w:w="940" w:type="dxa"/>
+            <w:hideMark/>
+          </w:tcPr>
+          <w:p>
+            <w:pPr>
+              <w:spacing w:line="360" w:lineRule="auto"/>
+              <w:rPr>
+                <w:i/>
+                <w:sz w:val="24"/>
+                <w:szCs w:val="24"/>
+                <w:lang w:val="en-US"/>
+              </w:rPr>
+            </w:pPr>
+          </w:p>
+        </w:tc>
+        <w:tc>
+          <w:tcPr>
+            <w:tcW w:w="981" w:type="dxa"/>
+            <w:hideMark/>
+          </w:tcPr>
+          <w:p>
+            <w:pPr>
+              <w:spacing w:line="360" w:lineRule="auto"/>
+              <w:rPr>
+                <w:i/>
+                <w:sz w:val="24"/>
+                <w:szCs w:val="24"/>
+                <w:lang w:val="en-US"/>
+              </w:rPr>
+            </w:pPr>
+          </w:p>
+        </w:tc>
+        <w:tc>
+          <w:tcPr>
+            <w:tcW w:w="1531" w:type="dxa"/>
+            <w:hideMark/>
+          </w:tcPr>
+          <w:p>
+            <w:pPr>
+              <w:spacing w:line="360" w:lineRule="auto"/>
+              <w:rPr>
+                <w:i/>
+                <w:sz w:val="24"/>
+                <w:szCs w:val="24"/>
+                <w:lang w:val="en-US"/>
+              </w:rPr>
+            </w:pPr>
+          </w:p>
+        </w:tc>
+        <w:tc>
+          <w:tcPr>
+            <w:tcW w:w="1564" w:type="dxa"/>
+            <w:hideMark/>
+          </w:tcPr>
+          <w:p>
+            <w:pPr>
+              <w:spacing w:line="360" w:lineRule="auto"/>
+              <w:rPr>
+                <w:i/>
+                <w:sz w:val="24"/>
+                <w:szCs w:val="24"/>
+              </w:rPr>
+            </w:pPr>
+            <w:r>
+              <w:rPr>
+                <w:b/>
+                <w:bCs/>
+                <w:i/>
+                <w:sz w:val="24"/>
+                <w:szCs w:val="24"/>
+              </w:rPr>
+              <w:t>284 050 ₽</w:t>
+            </w:r>
+          </w:p>
+        </w:tc>
+      </w:tr>
+    </w:tbl>
     <w:p>
       <w:pPr>
+        <w:pStyle w:val="ListParagraph"/>
         <w:spacing w:line="360" w:lineRule="auto"/>
+        <w:ind w:left="0"/>
         <w:jc w:val="both"/>
         <w:rPr>
           <w:i/>
@@ -5161,33 +9262,6 @@
           <w:szCs w:val="26"/>
         </w:rPr>
       </w:pPr>
-      <w:r>
-        <w:rPr>
-          <w:i/>
-          <w:sz w:val="26"/>
-          <w:szCs w:val="26"/>
-        </w:rPr>
-        <w:t>1.</w:t>
-      </w:r>
-    </w:p>
-    <w:p>
-      <w:pPr>
-        <w:spacing w:line="360" w:lineRule="auto"/>
-        <w:jc w:val="both"/>
-        <w:rPr>
-          <w:i/>
-          <w:sz w:val="26"/>
-          <w:szCs w:val="26"/>
-        </w:rPr>
-      </w:pPr>
-      <w:r>
-        <w:rPr>
-          <w:i/>
-          <w:sz w:val="26"/>
-          <w:szCs w:val="26"/>
-        </w:rPr>
-        <w:t>2.</w:t>
-      </w:r>
     </w:p>
     <w:p>
       <w:pPr>
@@ -5214,94 +9288,60 @@
     </w:p>
     <w:tbl>
       <w:tblPr>
-        <w:tblW w:w="9606" w:type="dxa"/>
-        <w:tblBorders>
-          <w:top w:val="single" w:sz="4" w:space="0" w:color="auto"/>
-          <w:left w:val="single" w:sz="4" w:space="0" w:color="auto"/>
-          <w:bottom w:val="single" w:sz="4" w:space="0" w:color="auto"/>
-          <w:right w:val="single" w:sz="4" w:space="0" w:color="auto"/>
-          <w:insideH w:val="single" w:sz="4" w:space="0" w:color="auto"/>
-          <w:insideV w:val="single" w:sz="4" w:space="0" w:color="auto"/>
-        </w:tblBorders>
-        <w:tblLayout w:type="fixed"/>
+        <w:tblStyle w:val="TableGrid"/>
+        <w:tblW w:w="0" w:type="auto"/>
         <w:tblLook w:val="04A0" w:firstRow="1" w:lastRow="0" w:firstColumn="1" w:lastColumn="0" w:noHBand="0" w:noVBand="1"/>
       </w:tblPr>
       <w:tblGrid>
-        <w:gridCol w:w="3794"/>
-        <w:gridCol w:w="1417"/>
-        <w:gridCol w:w="709"/>
-        <w:gridCol w:w="1276"/>
-        <w:gridCol w:w="567"/>
-        <w:gridCol w:w="567"/>
-        <w:gridCol w:w="567"/>
-        <w:gridCol w:w="709"/>
+        <w:gridCol w:w="2021"/>
+        <w:gridCol w:w="747"/>
+        <w:gridCol w:w="846"/>
+        <w:gridCol w:w="856"/>
+        <w:gridCol w:w="856"/>
+        <w:gridCol w:w="847"/>
+        <w:gridCol w:w="855"/>
+        <w:gridCol w:w="847"/>
+        <w:gridCol w:w="848"/>
+        <w:gridCol w:w="848"/>
       </w:tblGrid>
       <w:tr>
-        <w:trPr>
-          <w:cantSplit/>
-          <w:trHeight w:val="341"/>
-        </w:trPr>
-        <w:tc>
-          <w:tcPr>
-            <w:tcW w:w="3794" w:type="dxa"/>
-            <w:vMerge w:val="restart"/>
-          </w:tcPr>
-          <w:p>
-            <w:pPr>
-              <w:rPr>
-                <w:sz w:val="26"/>
-                <w:szCs w:val="26"/>
-                <w:lang w:eastAsia="ru-RU"/>
-              </w:rPr>
-            </w:pPr>
-            <w:r>
-              <w:rPr>
-                <w:sz w:val="26"/>
-                <w:szCs w:val="26"/>
-                <w:lang w:eastAsia="ru-RU"/>
-              </w:rPr>
-              <w:t>Этапы/работы проекта</w:t>
-            </w:r>
-          </w:p>
-          <w:p>
-            <w:pPr>
-              <w:rPr>
-                <w:sz w:val="26"/>
-                <w:szCs w:val="26"/>
-                <w:lang w:eastAsia="ru-RU"/>
-              </w:rPr>
-            </w:pPr>
-            <w:r>
-              <w:rPr>
-                <w:sz w:val="26"/>
-                <w:szCs w:val="26"/>
-                <w:lang w:eastAsia="ru-RU"/>
-              </w:rPr>
-              <w:t>(детально или по этапам/результатам)</w:t>
-            </w:r>
-          </w:p>
-        </w:tc>
-        <w:tc>
-          <w:tcPr>
-            <w:tcW w:w="5812" w:type="dxa"/>
-            <w:gridSpan w:val="7"/>
-          </w:tcPr>
-          <w:p>
-            <w:pPr>
-              <w:jc w:val="center"/>
-              <w:rPr>
-                <w:sz w:val="26"/>
-                <w:szCs w:val="26"/>
-                <w:lang w:eastAsia="ru-RU"/>
-              </w:rPr>
-            </w:pPr>
-            <w:r>
-              <w:rPr>
-                <w:sz w:val="26"/>
-                <w:szCs w:val="26"/>
-                <w:lang w:eastAsia="ru-RU"/>
-              </w:rPr>
-              <w:t>Роли</w:t>
+        <w:tc>
+          <w:tcPr>
+            <w:tcW w:w="9571" w:type="dxa"/>
+            <w:gridSpan w:val="10"/>
+          </w:tcPr>
+          <w:p>
+            <w:pPr>
+              <w:spacing w:before="100" w:beforeAutospacing="1" w:after="100" w:afterAutospacing="1"/>
+              <w:rPr>
+                <w:sz w:val="24"/>
+                <w:szCs w:val="24"/>
+                <w:lang w:eastAsia="ru-RU"/>
+              </w:rPr>
+            </w:pPr>
+            <w:r>
+              <w:rPr>
+                <w:sz w:val="24"/>
+                <w:szCs w:val="24"/>
+                <w:lang w:eastAsia="ru-RU"/>
+              </w:rPr>
+              <w:t>Наименование проекта:</w:t>
+            </w:r>
+            <w:r>
+              <w:rPr>
+                <w:sz w:val="24"/>
+                <w:szCs w:val="24"/>
+                <w:lang w:eastAsia="ru-RU"/>
+              </w:rPr>
+              <w:t xml:space="preserve"> </w:t>
+            </w:r>
+            <w:r>
+              <w:rPr>
+                <w:sz w:val="24"/>
+                <w:szCs w:val="24"/>
+                <w:lang w:eastAsia="ru-RU"/>
+              </w:rPr>
+              <w:t>Коммутационная схема управления</w:t>
             </w:r>
           </w:p>
         </w:tc>
@@ -5309,1154 +9349,2021 @@
       <w:tr>
         <w:trPr>
           <w:cantSplit/>
-          <w:trHeight w:val="1026"/>
+          <w:trHeight w:val="1832"/>
         </w:trPr>
         <w:tc>
           <w:tcPr>
-            <w:tcW w:w="3794" w:type="dxa"/>
-            <w:vMerge/>
-          </w:tcPr>
-          <w:p>
-            <w:pPr>
-              <w:rPr>
-                <w:sz w:val="26"/>
-                <w:szCs w:val="26"/>
-                <w:lang w:eastAsia="ru-RU"/>
-              </w:rPr>
-            </w:pPr>
-          </w:p>
-        </w:tc>
-        <w:tc>
-          <w:tcPr>
-            <w:tcW w:w="1417" w:type="dxa"/>
-          </w:tcPr>
-          <w:p>
-            <w:pPr>
-              <w:jc w:val="center"/>
-              <w:rPr>
-                <w:sz w:val="26"/>
-                <w:szCs w:val="26"/>
-                <w:lang w:eastAsia="ru-RU"/>
-              </w:rPr>
-            </w:pPr>
-            <w:r>
-              <w:rPr>
-                <w:sz w:val="26"/>
-                <w:szCs w:val="26"/>
-                <w:lang w:eastAsia="ru-RU"/>
-              </w:rPr>
-              <w:t>РП</w:t>
-            </w:r>
-          </w:p>
-        </w:tc>
-        <w:tc>
-          <w:tcPr>
-            <w:tcW w:w="709" w:type="dxa"/>
-          </w:tcPr>
-          <w:p>
-            <w:pPr>
-              <w:jc w:val="center"/>
-              <w:rPr>
-                <w:sz w:val="26"/>
-                <w:szCs w:val="26"/>
-                <w:lang w:eastAsia="ru-RU"/>
-              </w:rPr>
-            </w:pPr>
-            <w:r>
-              <w:rPr>
-                <w:sz w:val="26"/>
-                <w:szCs w:val="26"/>
-                <w:lang w:eastAsia="ru-RU"/>
-              </w:rPr>
-              <w:t>…</w:t>
-            </w:r>
-          </w:p>
-        </w:tc>
-        <w:tc>
-          <w:tcPr>
-            <w:tcW w:w="1276" w:type="dxa"/>
-          </w:tcPr>
-          <w:p>
-            <w:pPr>
-              <w:jc w:val="center"/>
-              <w:rPr>
-                <w:sz w:val="26"/>
-                <w:szCs w:val="26"/>
-                <w:lang w:eastAsia="ru-RU"/>
-              </w:rPr>
-            </w:pPr>
-            <w:r>
-              <w:rPr>
-                <w:sz w:val="26"/>
-                <w:szCs w:val="26"/>
-                <w:lang w:eastAsia="ru-RU"/>
-              </w:rPr>
-              <w:t>…</w:t>
-            </w:r>
-          </w:p>
-        </w:tc>
-        <w:tc>
-          <w:tcPr>
-            <w:tcW w:w="567" w:type="dxa"/>
-          </w:tcPr>
-          <w:p>
-            <w:pPr>
-              <w:jc w:val="center"/>
-              <w:rPr>
-                <w:sz w:val="26"/>
-                <w:szCs w:val="26"/>
-                <w:lang w:eastAsia="ru-RU"/>
-              </w:rPr>
-            </w:pPr>
-            <w:r>
-              <w:rPr>
-                <w:sz w:val="26"/>
-                <w:szCs w:val="26"/>
-                <w:lang w:eastAsia="ru-RU"/>
-              </w:rPr>
-              <w:t>…</w:t>
-            </w:r>
-          </w:p>
-        </w:tc>
-        <w:tc>
-          <w:tcPr>
-            <w:tcW w:w="567" w:type="dxa"/>
-          </w:tcPr>
-          <w:p>
-            <w:pPr>
-              <w:jc w:val="center"/>
-              <w:rPr>
-                <w:sz w:val="26"/>
-                <w:szCs w:val="26"/>
-                <w:lang w:eastAsia="ru-RU"/>
-              </w:rPr>
-            </w:pPr>
-            <w:r>
-              <w:rPr>
-                <w:sz w:val="26"/>
-                <w:szCs w:val="26"/>
-                <w:lang w:eastAsia="ru-RU"/>
-              </w:rPr>
-              <w:t>…</w:t>
-            </w:r>
-          </w:p>
-        </w:tc>
-        <w:tc>
-          <w:tcPr>
-            <w:tcW w:w="567" w:type="dxa"/>
-          </w:tcPr>
-          <w:p>
-            <w:pPr>
-              <w:jc w:val="center"/>
-              <w:rPr>
-                <w:sz w:val="26"/>
-                <w:szCs w:val="26"/>
-                <w:lang w:eastAsia="ru-RU"/>
-              </w:rPr>
-            </w:pPr>
-            <w:r>
-              <w:rPr>
-                <w:sz w:val="26"/>
-                <w:szCs w:val="26"/>
-                <w:lang w:eastAsia="ru-RU"/>
-              </w:rPr>
-              <w:t>…</w:t>
-            </w:r>
-          </w:p>
-        </w:tc>
-        <w:tc>
-          <w:tcPr>
-            <w:tcW w:w="709" w:type="dxa"/>
-          </w:tcPr>
-          <w:p>
-            <w:pPr>
-              <w:jc w:val="center"/>
-              <w:rPr>
-                <w:sz w:val="26"/>
-                <w:szCs w:val="26"/>
-                <w:lang w:eastAsia="ru-RU"/>
-              </w:rPr>
-            </w:pPr>
-            <w:r>
-              <w:rPr>
-                <w:sz w:val="26"/>
-                <w:szCs w:val="26"/>
-                <w:lang w:eastAsia="ru-RU"/>
-              </w:rPr>
-              <w:t>…</w:t>
+            <w:tcW w:w="2021" w:type="dxa"/>
+          </w:tcPr>
+          <w:p>
+            <w:pPr>
+              <w:spacing w:before="100" w:beforeAutospacing="1" w:after="100" w:afterAutospacing="1"/>
+              <w:rPr>
+                <w:sz w:val="24"/>
+                <w:szCs w:val="24"/>
+                <w:lang w:eastAsia="ru-RU"/>
+              </w:rPr>
+            </w:pPr>
+            <w:r>
+              <w:rPr>
+                <w:sz w:val="24"/>
+                <w:szCs w:val="24"/>
+                <w:lang w:eastAsia="ru-RU"/>
+              </w:rPr>
+              <w:t>Результаты проекта</w:t>
+            </w:r>
+          </w:p>
+        </w:tc>
+        <w:tc>
+          <w:tcPr>
+            <w:tcW w:w="747" w:type="dxa"/>
+            <w:textDirection w:val="btLr"/>
+          </w:tcPr>
+          <w:p>
+            <w:pPr>
+              <w:spacing w:before="100" w:beforeAutospacing="1" w:after="100" w:afterAutospacing="1"/>
+              <w:ind w:left="113" w:right="113"/>
+              <w:rPr>
+                <w:i/>
+                <w:iCs/>
+                <w:lang w:eastAsia="ru-RU"/>
+              </w:rPr>
+            </w:pPr>
+            <w:r>
+              <w:rPr>
+                <w:i/>
+                <w:iCs/>
+                <w:lang w:eastAsia="ru-RU"/>
+              </w:rPr>
+              <w:t>Заказчик проекта</w:t>
+            </w:r>
+          </w:p>
+        </w:tc>
+        <w:tc>
+          <w:tcPr>
+            <w:tcW w:w="846" w:type="dxa"/>
+            <w:textDirection w:val="btLr"/>
+          </w:tcPr>
+          <w:p>
+            <w:pPr>
+              <w:spacing w:before="100" w:beforeAutospacing="1" w:after="100" w:afterAutospacing="1"/>
+              <w:ind w:left="113" w:right="113"/>
+              <w:rPr>
+                <w:i/>
+                <w:iCs/>
+                <w:lang w:eastAsia="ru-RU"/>
+              </w:rPr>
+            </w:pPr>
+            <w:r>
+              <w:rPr>
+                <w:i/>
+                <w:iCs/>
+                <w:lang w:eastAsia="ru-RU"/>
+              </w:rPr>
+              <w:t>Куратор</w:t>
+            </w:r>
+            <w:r>
+              <w:rPr>
+                <w:i/>
+                <w:iCs/>
+                <w:lang w:eastAsia="ru-RU"/>
+              </w:rPr>
+              <w:t xml:space="preserve"> проекта</w:t>
+            </w:r>
+          </w:p>
+        </w:tc>
+        <w:tc>
+          <w:tcPr>
+            <w:tcW w:w="856" w:type="dxa"/>
+            <w:textDirection w:val="btLr"/>
+          </w:tcPr>
+          <w:p>
+            <w:pPr>
+              <w:spacing w:before="100" w:beforeAutospacing="1" w:after="100" w:afterAutospacing="1"/>
+              <w:ind w:left="113" w:right="113"/>
+              <w:rPr>
+                <w:i/>
+                <w:iCs/>
+                <w:lang w:eastAsia="ru-RU"/>
+              </w:rPr>
+            </w:pPr>
+            <w:r>
+              <w:rPr>
+                <w:i/>
+                <w:iCs/>
+                <w:lang w:eastAsia="ru-RU"/>
+              </w:rPr>
+              <w:t>Руководитель проекта</w:t>
+            </w:r>
+          </w:p>
+        </w:tc>
+        <w:tc>
+          <w:tcPr>
+            <w:tcW w:w="856" w:type="dxa"/>
+            <w:textDirection w:val="btLr"/>
+          </w:tcPr>
+          <w:p>
+            <w:pPr>
+              <w:spacing w:before="100" w:beforeAutospacing="1" w:after="100" w:afterAutospacing="1"/>
+              <w:ind w:left="113" w:right="113"/>
+              <w:rPr>
+                <w:i/>
+                <w:iCs/>
+                <w:lang w:eastAsia="ru-RU"/>
+              </w:rPr>
+            </w:pPr>
+            <w:r>
+              <w:rPr>
+                <w:i/>
+                <w:iCs/>
+                <w:lang w:eastAsia="ru-RU"/>
+              </w:rPr>
+              <w:t>Аналитик</w:t>
+            </w:r>
+          </w:p>
+        </w:tc>
+        <w:tc>
+          <w:tcPr>
+            <w:tcW w:w="847" w:type="dxa"/>
+            <w:textDirection w:val="btLr"/>
+          </w:tcPr>
+          <w:p>
+            <w:pPr>
+              <w:spacing w:before="100" w:beforeAutospacing="1" w:after="100" w:afterAutospacing="1"/>
+              <w:ind w:left="113" w:right="113"/>
+              <w:rPr>
+                <w:i/>
+                <w:iCs/>
+                <w:lang w:eastAsia="ru-RU"/>
+              </w:rPr>
+            </w:pPr>
+            <w:r>
+              <w:rPr>
+                <w:i/>
+                <w:iCs/>
+                <w:lang w:eastAsia="ru-RU"/>
+              </w:rPr>
+              <w:t>Дизайнер</w:t>
+            </w:r>
+          </w:p>
+        </w:tc>
+        <w:tc>
+          <w:tcPr>
+            <w:tcW w:w="855" w:type="dxa"/>
+            <w:textDirection w:val="btLr"/>
+          </w:tcPr>
+          <w:p>
+            <w:pPr>
+              <w:spacing w:before="100" w:beforeAutospacing="1" w:after="100" w:afterAutospacing="1"/>
+              <w:ind w:left="113" w:right="113"/>
+              <w:rPr>
+                <w:lang w:eastAsia="ru-RU"/>
+              </w:rPr>
+            </w:pPr>
+            <w:r>
+              <w:rPr>
+                <w:lang w:eastAsia="ru-RU"/>
+              </w:rPr>
+              <w:t>Конструктор</w:t>
+            </w:r>
+          </w:p>
+        </w:tc>
+        <w:tc>
+          <w:tcPr>
+            <w:tcW w:w="847" w:type="dxa"/>
+            <w:textDirection w:val="btLr"/>
+          </w:tcPr>
+          <w:p>
+            <w:pPr>
+              <w:spacing w:before="100" w:beforeAutospacing="1" w:after="100" w:afterAutospacing="1"/>
+              <w:ind w:left="113" w:right="113"/>
+              <w:rPr>
+                <w:lang w:eastAsia="ru-RU"/>
+              </w:rPr>
+            </w:pPr>
+            <w:r>
+              <w:rPr>
+                <w:lang w:eastAsia="ru-RU"/>
+              </w:rPr>
+              <w:t>Верификатор</w:t>
+            </w:r>
+          </w:p>
+        </w:tc>
+        <w:tc>
+          <w:tcPr>
+            <w:tcW w:w="848" w:type="dxa"/>
+            <w:textDirection w:val="btLr"/>
+          </w:tcPr>
+          <w:p>
+            <w:pPr>
+              <w:spacing w:before="100" w:beforeAutospacing="1" w:after="100" w:afterAutospacing="1"/>
+              <w:ind w:left="113" w:right="113"/>
+              <w:rPr>
+                <w:lang w:eastAsia="ru-RU"/>
+              </w:rPr>
+            </w:pPr>
+            <w:r>
+              <w:rPr>
+                <w:lang w:eastAsia="ru-RU"/>
+              </w:rPr>
+              <w:t>Бухгалтер</w:t>
+            </w:r>
+          </w:p>
+        </w:tc>
+        <w:tc>
+          <w:tcPr>
+            <w:tcW w:w="848" w:type="dxa"/>
+            <w:textDirection w:val="btLr"/>
+          </w:tcPr>
+          <w:p>
+            <w:pPr>
+              <w:spacing w:before="100" w:beforeAutospacing="1" w:after="100" w:afterAutospacing="1"/>
+              <w:ind w:left="113" w:right="113"/>
+              <w:rPr>
+                <w:lang w:eastAsia="ru-RU"/>
+              </w:rPr>
+            </w:pPr>
+            <w:r>
+              <w:rPr>
+                <w:lang w:eastAsia="ru-RU"/>
+              </w:rPr>
+              <w:t>Технический консультант</w:t>
             </w:r>
           </w:p>
         </w:tc>
       </w:tr>
       <w:tr>
-        <w:trPr>
-          <w:trHeight w:val="239"/>
-        </w:trPr>
-        <w:tc>
-          <w:tcPr>
-            <w:tcW w:w="3794" w:type="dxa"/>
-          </w:tcPr>
-          <w:p>
-            <w:pPr>
-              <w:rPr>
-                <w:sz w:val="26"/>
-                <w:szCs w:val="26"/>
-                <w:lang w:eastAsia="ru-RU"/>
-              </w:rPr>
-            </w:pPr>
-            <w:r>
-              <w:rPr>
-                <w:sz w:val="26"/>
-                <w:szCs w:val="26"/>
-                <w:lang w:eastAsia="ru-RU"/>
-              </w:rPr>
-              <w:t>1</w:t>
-            </w:r>
-          </w:p>
-        </w:tc>
-        <w:tc>
-          <w:tcPr>
-            <w:tcW w:w="1417" w:type="dxa"/>
-          </w:tcPr>
-          <w:p>
-            <w:pPr>
-              <w:jc w:val="center"/>
-              <w:rPr>
-                <w:sz w:val="26"/>
-                <w:szCs w:val="26"/>
-                <w:lang w:eastAsia="ru-RU"/>
-              </w:rPr>
-            </w:pPr>
-          </w:p>
-        </w:tc>
-        <w:tc>
-          <w:tcPr>
-            <w:tcW w:w="709" w:type="dxa"/>
-          </w:tcPr>
-          <w:p>
-            <w:pPr>
-              <w:jc w:val="center"/>
-              <w:rPr>
-                <w:sz w:val="26"/>
-                <w:szCs w:val="26"/>
-                <w:lang w:eastAsia="ru-RU"/>
-              </w:rPr>
-            </w:pPr>
-          </w:p>
-        </w:tc>
-        <w:tc>
-          <w:tcPr>
-            <w:tcW w:w="1276" w:type="dxa"/>
-          </w:tcPr>
-          <w:p>
-            <w:pPr>
-              <w:jc w:val="center"/>
-              <w:rPr>
-                <w:sz w:val="26"/>
-                <w:szCs w:val="26"/>
-                <w:lang w:eastAsia="ru-RU"/>
-              </w:rPr>
-            </w:pPr>
-          </w:p>
-        </w:tc>
-        <w:tc>
-          <w:tcPr>
-            <w:tcW w:w="567" w:type="dxa"/>
-          </w:tcPr>
-          <w:p>
-            <w:pPr>
-              <w:jc w:val="center"/>
-              <w:rPr>
-                <w:sz w:val="26"/>
-                <w:szCs w:val="26"/>
-                <w:lang w:eastAsia="ru-RU"/>
-              </w:rPr>
-            </w:pPr>
-          </w:p>
-        </w:tc>
-        <w:tc>
-          <w:tcPr>
-            <w:tcW w:w="567" w:type="dxa"/>
-          </w:tcPr>
-          <w:p>
-            <w:pPr>
-              <w:jc w:val="center"/>
-              <w:rPr>
-                <w:sz w:val="26"/>
-                <w:szCs w:val="26"/>
-                <w:lang w:eastAsia="ru-RU"/>
-              </w:rPr>
-            </w:pPr>
-          </w:p>
-        </w:tc>
-        <w:tc>
-          <w:tcPr>
-            <w:tcW w:w="567" w:type="dxa"/>
-          </w:tcPr>
-          <w:p>
-            <w:pPr>
-              <w:jc w:val="center"/>
-              <w:rPr>
-                <w:sz w:val="26"/>
-                <w:szCs w:val="26"/>
-                <w:lang w:eastAsia="ru-RU"/>
-              </w:rPr>
-            </w:pPr>
-          </w:p>
-        </w:tc>
-        <w:tc>
-          <w:tcPr>
-            <w:tcW w:w="709" w:type="dxa"/>
-          </w:tcPr>
-          <w:p>
-            <w:pPr>
-              <w:jc w:val="center"/>
-              <w:rPr>
-                <w:sz w:val="26"/>
-                <w:szCs w:val="26"/>
-                <w:lang w:eastAsia="ru-RU"/>
-              </w:rPr>
-            </w:pPr>
+        <w:tc>
+          <w:tcPr>
+            <w:tcW w:w="2021" w:type="dxa"/>
+          </w:tcPr>
+          <w:p>
+            <w:pPr>
+              <w:spacing w:before="100" w:beforeAutospacing="1" w:after="100" w:afterAutospacing="1"/>
+              <w:rPr>
+                <w:sz w:val="24"/>
+                <w:szCs w:val="24"/>
+                <w:lang w:eastAsia="ru-RU"/>
+              </w:rPr>
+            </w:pPr>
+            <w:r>
+              <w:rPr>
+                <w:sz w:val="24"/>
+                <w:szCs w:val="24"/>
+                <w:lang w:eastAsia="ru-RU"/>
+              </w:rPr>
+              <w:t>Проработаны организационные моменты проекта</w:t>
+            </w:r>
+          </w:p>
+        </w:tc>
+        <w:tc>
+          <w:tcPr>
+            <w:tcW w:w="747" w:type="dxa"/>
+          </w:tcPr>
+          <w:p>
+            <w:pPr>
+              <w:spacing w:before="100" w:beforeAutospacing="1" w:after="100" w:afterAutospacing="1"/>
+              <w:rPr>
+                <w:i/>
+                <w:iCs/>
+                <w:sz w:val="24"/>
+                <w:szCs w:val="24"/>
+                <w:lang w:eastAsia="ru-RU"/>
+              </w:rPr>
+            </w:pPr>
+            <w:r>
+              <w:rPr>
+                <w:i/>
+                <w:iCs/>
+                <w:sz w:val="24"/>
+                <w:szCs w:val="24"/>
+                <w:lang w:eastAsia="ru-RU"/>
+              </w:rPr>
+              <w:t>И</w:t>
+            </w:r>
+          </w:p>
+        </w:tc>
+        <w:tc>
+          <w:tcPr>
+            <w:tcW w:w="846" w:type="dxa"/>
+          </w:tcPr>
+          <w:p>
+            <w:pPr>
+              <w:spacing w:before="100" w:beforeAutospacing="1" w:after="100" w:afterAutospacing="1"/>
+              <w:rPr>
+                <w:i/>
+                <w:iCs/>
+                <w:sz w:val="24"/>
+                <w:szCs w:val="24"/>
+                <w:lang w:eastAsia="ru-RU"/>
+              </w:rPr>
+            </w:pPr>
+            <w:r>
+              <w:rPr>
+                <w:i/>
+                <w:iCs/>
+                <w:sz w:val="24"/>
+                <w:szCs w:val="24"/>
+                <w:lang w:eastAsia="ru-RU"/>
+              </w:rPr>
+              <w:t>Р</w:t>
+            </w:r>
+          </w:p>
+        </w:tc>
+        <w:tc>
+          <w:tcPr>
+            <w:tcW w:w="856" w:type="dxa"/>
+          </w:tcPr>
+          <w:p>
+            <w:pPr>
+              <w:spacing w:before="100" w:beforeAutospacing="1" w:after="100" w:afterAutospacing="1"/>
+              <w:rPr>
+                <w:i/>
+                <w:iCs/>
+                <w:sz w:val="24"/>
+                <w:szCs w:val="24"/>
+                <w:lang w:eastAsia="ru-RU"/>
+              </w:rPr>
+            </w:pPr>
+            <w:r>
+              <w:rPr>
+                <w:i/>
+                <w:iCs/>
+                <w:sz w:val="24"/>
+                <w:szCs w:val="24"/>
+                <w:lang w:eastAsia="ru-RU"/>
+              </w:rPr>
+              <w:t>ОР</w:t>
+            </w:r>
+          </w:p>
+        </w:tc>
+        <w:tc>
+          <w:tcPr>
+            <w:tcW w:w="856" w:type="dxa"/>
+          </w:tcPr>
+          <w:p>
+            <w:pPr>
+              <w:spacing w:before="100" w:beforeAutospacing="1" w:after="100" w:afterAutospacing="1"/>
+              <w:rPr>
+                <w:i/>
+                <w:iCs/>
+                <w:sz w:val="24"/>
+                <w:szCs w:val="24"/>
+                <w:lang w:eastAsia="ru-RU"/>
+              </w:rPr>
+            </w:pPr>
+            <w:r>
+              <w:rPr>
+                <w:i/>
+                <w:iCs/>
+                <w:sz w:val="24"/>
+                <w:szCs w:val="24"/>
+                <w:lang w:eastAsia="ru-RU"/>
+              </w:rPr>
+              <w:t>И</w:t>
+            </w:r>
+          </w:p>
+        </w:tc>
+        <w:tc>
+          <w:tcPr>
+            <w:tcW w:w="847" w:type="dxa"/>
+          </w:tcPr>
+          <w:p>
+            <w:pPr>
+              <w:spacing w:before="100" w:beforeAutospacing="1" w:after="100" w:afterAutospacing="1"/>
+              <w:rPr>
+                <w:i/>
+                <w:iCs/>
+                <w:sz w:val="24"/>
+                <w:szCs w:val="24"/>
+                <w:lang w:eastAsia="ru-RU"/>
+              </w:rPr>
+            </w:pPr>
+            <w:r>
+              <w:rPr>
+                <w:i/>
+                <w:iCs/>
+                <w:sz w:val="24"/>
+                <w:szCs w:val="24"/>
+                <w:lang w:eastAsia="ru-RU"/>
+              </w:rPr>
+              <w:t>И</w:t>
+            </w:r>
+          </w:p>
+        </w:tc>
+        <w:tc>
+          <w:tcPr>
+            <w:tcW w:w="855" w:type="dxa"/>
+          </w:tcPr>
+          <w:p>
+            <w:pPr>
+              <w:spacing w:before="100" w:beforeAutospacing="1" w:after="100" w:afterAutospacing="1"/>
+              <w:rPr>
+                <w:sz w:val="24"/>
+                <w:szCs w:val="24"/>
+                <w:lang w:eastAsia="ru-RU"/>
+              </w:rPr>
+            </w:pPr>
+            <w:r>
+              <w:rPr>
+                <w:sz w:val="24"/>
+                <w:szCs w:val="24"/>
+                <w:lang w:eastAsia="ru-RU"/>
+              </w:rPr>
+              <w:t>И</w:t>
+            </w:r>
+          </w:p>
+        </w:tc>
+        <w:tc>
+          <w:tcPr>
+            <w:tcW w:w="847" w:type="dxa"/>
+          </w:tcPr>
+          <w:p>
+            <w:pPr>
+              <w:spacing w:before="100" w:beforeAutospacing="1" w:after="100" w:afterAutospacing="1"/>
+              <w:rPr>
+                <w:sz w:val="24"/>
+                <w:szCs w:val="24"/>
+                <w:lang w:eastAsia="ru-RU"/>
+              </w:rPr>
+            </w:pPr>
+            <w:r>
+              <w:rPr>
+                <w:sz w:val="24"/>
+                <w:szCs w:val="24"/>
+                <w:lang w:eastAsia="ru-RU"/>
+              </w:rPr>
+              <w:t>И</w:t>
+            </w:r>
+          </w:p>
+        </w:tc>
+        <w:tc>
+          <w:tcPr>
+            <w:tcW w:w="848" w:type="dxa"/>
+          </w:tcPr>
+          <w:p>
+            <w:pPr>
+              <w:spacing w:before="100" w:beforeAutospacing="1" w:after="100" w:afterAutospacing="1"/>
+              <w:rPr>
+                <w:sz w:val="24"/>
+                <w:szCs w:val="24"/>
+                <w:lang w:eastAsia="ru-RU"/>
+              </w:rPr>
+            </w:pPr>
+            <w:r>
+              <w:rPr>
+                <w:sz w:val="24"/>
+                <w:szCs w:val="24"/>
+                <w:lang w:eastAsia="ru-RU"/>
+              </w:rPr>
+              <w:t>И</w:t>
+            </w:r>
+          </w:p>
+        </w:tc>
+        <w:tc>
+          <w:tcPr>
+            <w:tcW w:w="848" w:type="dxa"/>
+          </w:tcPr>
+          <w:p>
+            <w:pPr>
+              <w:spacing w:before="100" w:beforeAutospacing="1" w:after="100" w:afterAutospacing="1"/>
+              <w:rPr>
+                <w:sz w:val="24"/>
+                <w:szCs w:val="24"/>
+                <w:lang w:eastAsia="ru-RU"/>
+              </w:rPr>
+            </w:pPr>
+            <w:r>
+              <w:rPr>
+                <w:sz w:val="24"/>
+                <w:szCs w:val="24"/>
+                <w:lang w:eastAsia="ru-RU"/>
+              </w:rPr>
+              <w:t>И</w:t>
+            </w:r>
           </w:p>
         </w:tc>
       </w:tr>
       <w:tr>
-        <w:trPr>
-          <w:trHeight w:val="239"/>
-        </w:trPr>
-        <w:tc>
-          <w:tcPr>
-            <w:tcW w:w="3794" w:type="dxa"/>
-          </w:tcPr>
-          <w:p>
-            <w:pPr>
-              <w:rPr>
-                <w:sz w:val="26"/>
-                <w:szCs w:val="26"/>
-                <w:lang w:eastAsia="ru-RU"/>
-              </w:rPr>
-            </w:pPr>
-            <w:r>
-              <w:rPr>
-                <w:sz w:val="26"/>
-                <w:szCs w:val="26"/>
-                <w:lang w:eastAsia="ru-RU"/>
-              </w:rPr>
-              <w:t xml:space="preserve">1.1 </w:t>
-            </w:r>
-            <w:r>
-              <w:rPr>
-                <w:sz w:val="26"/>
-                <w:szCs w:val="26"/>
-                <w:lang w:eastAsia="ru-RU"/>
-              </w:rPr>
-              <w:t>…..</w:t>
-            </w:r>
-          </w:p>
-        </w:tc>
-        <w:tc>
-          <w:tcPr>
-            <w:tcW w:w="1417" w:type="dxa"/>
-          </w:tcPr>
-          <w:p>
-            <w:pPr>
-              <w:jc w:val="center"/>
-              <w:rPr>
-                <w:sz w:val="26"/>
-                <w:szCs w:val="26"/>
-                <w:lang w:eastAsia="ru-RU"/>
-              </w:rPr>
-            </w:pPr>
-            <w:r>
-              <w:rPr>
-                <w:sz w:val="26"/>
-                <w:szCs w:val="26"/>
-                <w:lang w:eastAsia="ru-RU"/>
-              </w:rPr>
-              <w:t>у</w:t>
-            </w:r>
-          </w:p>
-        </w:tc>
-        <w:tc>
-          <w:tcPr>
-            <w:tcW w:w="709" w:type="dxa"/>
-          </w:tcPr>
-          <w:p>
-            <w:pPr>
-              <w:jc w:val="center"/>
-              <w:rPr>
-                <w:sz w:val="26"/>
-                <w:szCs w:val="26"/>
-                <w:lang w:eastAsia="ru-RU"/>
-              </w:rPr>
-            </w:pPr>
-            <w:r>
-              <w:rPr>
-                <w:sz w:val="26"/>
-                <w:szCs w:val="26"/>
-                <w:lang w:eastAsia="ru-RU"/>
-              </w:rPr>
-              <w:t>и</w:t>
-            </w:r>
-          </w:p>
-        </w:tc>
-        <w:tc>
-          <w:tcPr>
-            <w:tcW w:w="1276" w:type="dxa"/>
-          </w:tcPr>
-          <w:p>
-            <w:pPr>
-              <w:jc w:val="center"/>
-              <w:rPr>
-                <w:sz w:val="26"/>
-                <w:szCs w:val="26"/>
-                <w:lang w:eastAsia="ru-RU"/>
-              </w:rPr>
-            </w:pPr>
-          </w:p>
-        </w:tc>
-        <w:tc>
-          <w:tcPr>
-            <w:tcW w:w="567" w:type="dxa"/>
-          </w:tcPr>
-          <w:p>
-            <w:pPr>
-              <w:jc w:val="center"/>
-              <w:rPr>
-                <w:sz w:val="26"/>
-                <w:szCs w:val="26"/>
-                <w:lang w:eastAsia="ru-RU"/>
-              </w:rPr>
-            </w:pPr>
-            <w:r>
-              <w:rPr>
-                <w:sz w:val="26"/>
-                <w:szCs w:val="26"/>
-                <w:lang w:eastAsia="ru-RU"/>
-              </w:rPr>
-              <w:t>о</w:t>
-            </w:r>
-          </w:p>
-        </w:tc>
-        <w:tc>
-          <w:tcPr>
-            <w:tcW w:w="567" w:type="dxa"/>
-          </w:tcPr>
-          <w:p>
-            <w:pPr>
-              <w:jc w:val="center"/>
-              <w:rPr>
-                <w:sz w:val="26"/>
-                <w:szCs w:val="26"/>
-                <w:lang w:eastAsia="ru-RU"/>
-              </w:rPr>
-            </w:pPr>
-            <w:r>
-              <w:rPr>
-                <w:sz w:val="26"/>
-                <w:szCs w:val="26"/>
-                <w:lang w:eastAsia="ru-RU"/>
-              </w:rPr>
-              <w:t>к</w:t>
-            </w:r>
-          </w:p>
-        </w:tc>
-        <w:tc>
-          <w:tcPr>
-            <w:tcW w:w="567" w:type="dxa"/>
-          </w:tcPr>
-          <w:p>
-            <w:pPr>
-              <w:jc w:val="center"/>
-              <w:rPr>
-                <w:sz w:val="26"/>
-                <w:szCs w:val="26"/>
-                <w:lang w:eastAsia="ru-RU"/>
-              </w:rPr>
-            </w:pPr>
-          </w:p>
-        </w:tc>
-        <w:tc>
-          <w:tcPr>
-            <w:tcW w:w="709" w:type="dxa"/>
-          </w:tcPr>
-          <w:p>
-            <w:pPr>
-              <w:jc w:val="center"/>
-              <w:rPr>
-                <w:sz w:val="26"/>
-                <w:szCs w:val="26"/>
-                <w:lang w:eastAsia="ru-RU"/>
-              </w:rPr>
-            </w:pPr>
-            <w:r>
-              <w:rPr>
-                <w:sz w:val="26"/>
-                <w:szCs w:val="26"/>
-                <w:lang w:eastAsia="ru-RU"/>
-              </w:rPr>
-              <w:t>инф</w:t>
+        <w:tc>
+          <w:tcPr>
+            <w:tcW w:w="2021" w:type="dxa"/>
+          </w:tcPr>
+          <w:p>
+            <w:pPr>
+              <w:spacing w:before="100" w:beforeAutospacing="1" w:after="100" w:afterAutospacing="1"/>
+              <w:rPr>
+                <w:sz w:val="24"/>
+                <w:szCs w:val="24"/>
+                <w:lang w:eastAsia="ru-RU"/>
+              </w:rPr>
+            </w:pPr>
+            <w:r>
+              <w:rPr>
+                <w:sz w:val="24"/>
+                <w:szCs w:val="24"/>
+                <w:lang w:eastAsia="ru-RU"/>
+              </w:rPr>
+              <w:t>Составлен план проекта</w:t>
+            </w:r>
+          </w:p>
+        </w:tc>
+        <w:tc>
+          <w:tcPr>
+            <w:tcW w:w="747" w:type="dxa"/>
+          </w:tcPr>
+          <w:p>
+            <w:pPr>
+              <w:spacing w:before="100" w:beforeAutospacing="1" w:after="100" w:afterAutospacing="1"/>
+              <w:rPr>
+                <w:i/>
+                <w:iCs/>
+                <w:sz w:val="24"/>
+                <w:szCs w:val="24"/>
+                <w:lang w:eastAsia="ru-RU"/>
+              </w:rPr>
+            </w:pPr>
+            <w:r>
+              <w:rPr>
+                <w:i/>
+                <w:iCs/>
+                <w:sz w:val="24"/>
+                <w:szCs w:val="24"/>
+                <w:lang w:eastAsia="ru-RU"/>
+              </w:rPr>
+              <w:t>У</w:t>
+            </w:r>
+          </w:p>
+        </w:tc>
+        <w:tc>
+          <w:tcPr>
+            <w:tcW w:w="846" w:type="dxa"/>
+          </w:tcPr>
+          <w:p>
+            <w:pPr>
+              <w:spacing w:before="100" w:beforeAutospacing="1" w:after="100" w:afterAutospacing="1"/>
+              <w:rPr>
+                <w:i/>
+                <w:iCs/>
+                <w:sz w:val="24"/>
+                <w:szCs w:val="24"/>
+                <w:lang w:eastAsia="ru-RU"/>
+              </w:rPr>
+            </w:pPr>
+            <w:r>
+              <w:rPr>
+                <w:i/>
+                <w:iCs/>
+                <w:sz w:val="24"/>
+                <w:szCs w:val="24"/>
+                <w:lang w:eastAsia="ru-RU"/>
+              </w:rPr>
+              <w:t>И</w:t>
+            </w:r>
+          </w:p>
+        </w:tc>
+        <w:tc>
+          <w:tcPr>
+            <w:tcW w:w="856" w:type="dxa"/>
+          </w:tcPr>
+          <w:p>
+            <w:pPr>
+              <w:spacing w:before="100" w:beforeAutospacing="1" w:after="100" w:afterAutospacing="1"/>
+              <w:rPr>
+                <w:i/>
+                <w:iCs/>
+                <w:sz w:val="24"/>
+                <w:szCs w:val="24"/>
+                <w:lang w:eastAsia="ru-RU"/>
+              </w:rPr>
+            </w:pPr>
+            <w:r>
+              <w:rPr>
+                <w:i/>
+                <w:iCs/>
+                <w:sz w:val="24"/>
+                <w:szCs w:val="24"/>
+                <w:lang w:eastAsia="ru-RU"/>
+              </w:rPr>
+              <w:t>О</w:t>
+            </w:r>
+          </w:p>
+        </w:tc>
+        <w:tc>
+          <w:tcPr>
+            <w:tcW w:w="856" w:type="dxa"/>
+          </w:tcPr>
+          <w:p>
+            <w:pPr>
+              <w:spacing w:before="100" w:beforeAutospacing="1" w:after="100" w:afterAutospacing="1"/>
+              <w:rPr>
+                <w:i/>
+                <w:iCs/>
+                <w:sz w:val="24"/>
+                <w:szCs w:val="24"/>
+                <w:lang w:eastAsia="ru-RU"/>
+              </w:rPr>
+            </w:pPr>
+            <w:r>
+              <w:rPr>
+                <w:i/>
+                <w:iCs/>
+                <w:sz w:val="24"/>
+                <w:szCs w:val="24"/>
+                <w:lang w:eastAsia="ru-RU"/>
+              </w:rPr>
+              <w:t>И</w:t>
+            </w:r>
+          </w:p>
+        </w:tc>
+        <w:tc>
+          <w:tcPr>
+            <w:tcW w:w="847" w:type="dxa"/>
+          </w:tcPr>
+          <w:p>
+            <w:pPr>
+              <w:spacing w:before="100" w:beforeAutospacing="1" w:after="100" w:afterAutospacing="1"/>
+              <w:rPr>
+                <w:i/>
+                <w:iCs/>
+                <w:sz w:val="24"/>
+                <w:szCs w:val="24"/>
+                <w:lang w:eastAsia="ru-RU"/>
+              </w:rPr>
+            </w:pPr>
+            <w:r>
+              <w:rPr>
+                <w:i/>
+                <w:iCs/>
+                <w:sz w:val="24"/>
+                <w:szCs w:val="24"/>
+                <w:lang w:eastAsia="ru-RU"/>
+              </w:rPr>
+              <w:t>И</w:t>
+            </w:r>
+          </w:p>
+        </w:tc>
+        <w:tc>
+          <w:tcPr>
+            <w:tcW w:w="855" w:type="dxa"/>
+          </w:tcPr>
+          <w:p>
+            <w:pPr>
+              <w:spacing w:before="100" w:beforeAutospacing="1" w:after="100" w:afterAutospacing="1"/>
+              <w:rPr>
+                <w:sz w:val="24"/>
+                <w:szCs w:val="24"/>
+                <w:lang w:eastAsia="ru-RU"/>
+              </w:rPr>
+            </w:pPr>
+            <w:r>
+              <w:rPr>
+                <w:sz w:val="24"/>
+                <w:szCs w:val="24"/>
+                <w:lang w:eastAsia="ru-RU"/>
+              </w:rPr>
+              <w:t>И</w:t>
+            </w:r>
+          </w:p>
+        </w:tc>
+        <w:tc>
+          <w:tcPr>
+            <w:tcW w:w="847" w:type="dxa"/>
+          </w:tcPr>
+          <w:p>
+            <w:pPr>
+              <w:spacing w:before="100" w:beforeAutospacing="1" w:after="100" w:afterAutospacing="1"/>
+              <w:rPr>
+                <w:sz w:val="24"/>
+                <w:szCs w:val="24"/>
+                <w:lang w:eastAsia="ru-RU"/>
+              </w:rPr>
+            </w:pPr>
+            <w:r>
+              <w:rPr>
+                <w:sz w:val="24"/>
+                <w:szCs w:val="24"/>
+                <w:lang w:eastAsia="ru-RU"/>
+              </w:rPr>
+              <w:t>И</w:t>
+            </w:r>
+          </w:p>
+        </w:tc>
+        <w:tc>
+          <w:tcPr>
+            <w:tcW w:w="848" w:type="dxa"/>
+          </w:tcPr>
+          <w:p>
+            <w:pPr>
+              <w:spacing w:before="100" w:beforeAutospacing="1" w:after="100" w:afterAutospacing="1"/>
+              <w:rPr>
+                <w:sz w:val="24"/>
+                <w:szCs w:val="24"/>
+                <w:lang w:eastAsia="ru-RU"/>
+              </w:rPr>
+            </w:pPr>
+            <w:r>
+              <w:rPr>
+                <w:sz w:val="24"/>
+                <w:szCs w:val="24"/>
+                <w:lang w:eastAsia="ru-RU"/>
+              </w:rPr>
+              <w:t>И</w:t>
+            </w:r>
+          </w:p>
+        </w:tc>
+        <w:tc>
+          <w:tcPr>
+            <w:tcW w:w="848" w:type="dxa"/>
+          </w:tcPr>
+          <w:p>
+            <w:pPr>
+              <w:spacing w:before="100" w:beforeAutospacing="1" w:after="100" w:afterAutospacing="1"/>
+              <w:rPr>
+                <w:sz w:val="24"/>
+                <w:szCs w:val="24"/>
+                <w:lang w:eastAsia="ru-RU"/>
+              </w:rPr>
+            </w:pPr>
+            <w:r>
+              <w:rPr>
+                <w:sz w:val="24"/>
+                <w:szCs w:val="24"/>
+                <w:lang w:eastAsia="ru-RU"/>
+              </w:rPr>
+              <w:t>И</w:t>
             </w:r>
           </w:p>
         </w:tc>
       </w:tr>
       <w:tr>
-        <w:trPr>
-          <w:trHeight w:val="239"/>
-        </w:trPr>
-        <w:tc>
-          <w:tcPr>
-            <w:tcW w:w="3794" w:type="dxa"/>
-          </w:tcPr>
-          <w:p>
-            <w:pPr>
-              <w:rPr>
-                <w:sz w:val="26"/>
-                <w:szCs w:val="26"/>
-                <w:lang w:eastAsia="ru-RU"/>
-              </w:rPr>
-            </w:pPr>
-            <w:r>
-              <w:rPr>
-                <w:sz w:val="26"/>
-                <w:szCs w:val="26"/>
-                <w:lang w:eastAsia="ru-RU"/>
-              </w:rPr>
-              <w:t>1.2</w:t>
-            </w:r>
-          </w:p>
-        </w:tc>
-        <w:tc>
-          <w:tcPr>
-            <w:tcW w:w="1417" w:type="dxa"/>
-          </w:tcPr>
-          <w:p>
-            <w:pPr>
-              <w:jc w:val="center"/>
-              <w:rPr>
-                <w:sz w:val="26"/>
-                <w:szCs w:val="26"/>
-                <w:lang w:eastAsia="ru-RU"/>
-              </w:rPr>
-            </w:pPr>
-          </w:p>
-        </w:tc>
-        <w:tc>
-          <w:tcPr>
-            <w:tcW w:w="709" w:type="dxa"/>
-          </w:tcPr>
-          <w:p>
-            <w:pPr>
-              <w:jc w:val="center"/>
-              <w:rPr>
-                <w:sz w:val="26"/>
-                <w:szCs w:val="26"/>
-                <w:lang w:eastAsia="ru-RU"/>
-              </w:rPr>
-            </w:pPr>
-          </w:p>
-        </w:tc>
-        <w:tc>
-          <w:tcPr>
-            <w:tcW w:w="1276" w:type="dxa"/>
-          </w:tcPr>
-          <w:p>
-            <w:pPr>
-              <w:jc w:val="center"/>
-              <w:rPr>
-                <w:sz w:val="26"/>
-                <w:szCs w:val="26"/>
-                <w:lang w:eastAsia="ru-RU"/>
-              </w:rPr>
-            </w:pPr>
-          </w:p>
-        </w:tc>
-        <w:tc>
-          <w:tcPr>
-            <w:tcW w:w="567" w:type="dxa"/>
-          </w:tcPr>
-          <w:p>
-            <w:pPr>
-              <w:jc w:val="center"/>
-              <w:rPr>
-                <w:sz w:val="26"/>
-                <w:szCs w:val="26"/>
-                <w:lang w:eastAsia="ru-RU"/>
-              </w:rPr>
-            </w:pPr>
-          </w:p>
-        </w:tc>
-        <w:tc>
-          <w:tcPr>
-            <w:tcW w:w="567" w:type="dxa"/>
-          </w:tcPr>
-          <w:p>
-            <w:pPr>
-              <w:jc w:val="center"/>
-              <w:rPr>
-                <w:sz w:val="26"/>
-                <w:szCs w:val="26"/>
-                <w:lang w:eastAsia="ru-RU"/>
-              </w:rPr>
-            </w:pPr>
-          </w:p>
-        </w:tc>
-        <w:tc>
-          <w:tcPr>
-            <w:tcW w:w="567" w:type="dxa"/>
-          </w:tcPr>
-          <w:p>
-            <w:pPr>
-              <w:jc w:val="center"/>
-              <w:rPr>
-                <w:sz w:val="26"/>
-                <w:szCs w:val="26"/>
-                <w:lang w:eastAsia="ru-RU"/>
-              </w:rPr>
-            </w:pPr>
-          </w:p>
-        </w:tc>
-        <w:tc>
-          <w:tcPr>
-            <w:tcW w:w="709" w:type="dxa"/>
-          </w:tcPr>
-          <w:p>
-            <w:pPr>
-              <w:jc w:val="center"/>
-              <w:rPr>
-                <w:sz w:val="26"/>
-                <w:szCs w:val="26"/>
-                <w:lang w:eastAsia="ru-RU"/>
-              </w:rPr>
-            </w:pPr>
+        <w:tc>
+          <w:tcPr>
+            <w:tcW w:w="2021" w:type="dxa"/>
+          </w:tcPr>
+          <w:p>
+            <w:pPr>
+              <w:spacing w:before="100" w:beforeAutospacing="1" w:after="100" w:afterAutospacing="1"/>
+              <w:rPr>
+                <w:sz w:val="24"/>
+                <w:szCs w:val="24"/>
+                <w:lang w:eastAsia="ru-RU"/>
+              </w:rPr>
+            </w:pPr>
+            <w:r>
+              <w:rPr>
+                <w:sz w:val="24"/>
+                <w:szCs w:val="24"/>
+                <w:lang w:eastAsia="ru-RU"/>
+              </w:rPr>
+              <w:t>Подготовлена КД</w:t>
+            </w:r>
+          </w:p>
+        </w:tc>
+        <w:tc>
+          <w:tcPr>
+            <w:tcW w:w="747" w:type="dxa"/>
+          </w:tcPr>
+          <w:p>
+            <w:pPr>
+              <w:spacing w:before="100" w:beforeAutospacing="1" w:after="100" w:afterAutospacing="1"/>
+              <w:rPr>
+                <w:i/>
+                <w:iCs/>
+                <w:sz w:val="24"/>
+                <w:szCs w:val="24"/>
+                <w:lang w:eastAsia="ru-RU"/>
+              </w:rPr>
+            </w:pPr>
+            <w:r>
+              <w:rPr>
+                <w:i/>
+                <w:iCs/>
+                <w:sz w:val="24"/>
+                <w:szCs w:val="24"/>
+                <w:lang w:eastAsia="ru-RU"/>
+              </w:rPr>
+              <w:t>И</w:t>
+            </w:r>
+          </w:p>
+        </w:tc>
+        <w:tc>
+          <w:tcPr>
+            <w:tcW w:w="846" w:type="dxa"/>
+          </w:tcPr>
+          <w:p>
+            <w:pPr>
+              <w:spacing w:before="100" w:beforeAutospacing="1" w:after="100" w:afterAutospacing="1"/>
+              <w:rPr>
+                <w:i/>
+                <w:iCs/>
+                <w:sz w:val="24"/>
+                <w:szCs w:val="24"/>
+                <w:lang w:eastAsia="ru-RU"/>
+              </w:rPr>
+            </w:pPr>
+            <w:r>
+              <w:rPr>
+                <w:i/>
+                <w:iCs/>
+                <w:sz w:val="24"/>
+                <w:szCs w:val="24"/>
+                <w:lang w:eastAsia="ru-RU"/>
+              </w:rPr>
+              <w:t>С</w:t>
+            </w:r>
+          </w:p>
+        </w:tc>
+        <w:tc>
+          <w:tcPr>
+            <w:tcW w:w="856" w:type="dxa"/>
+          </w:tcPr>
+          <w:p>
+            <w:pPr>
+              <w:spacing w:before="100" w:beforeAutospacing="1" w:after="100" w:afterAutospacing="1"/>
+              <w:rPr>
+                <w:i/>
+                <w:iCs/>
+                <w:sz w:val="24"/>
+                <w:szCs w:val="24"/>
+                <w:lang w:eastAsia="ru-RU"/>
+              </w:rPr>
+            </w:pPr>
+            <w:r>
+              <w:rPr>
+                <w:i/>
+                <w:iCs/>
+                <w:sz w:val="24"/>
+                <w:szCs w:val="24"/>
+                <w:lang w:eastAsia="ru-RU"/>
+              </w:rPr>
+              <w:t>И</w:t>
+            </w:r>
+          </w:p>
+        </w:tc>
+        <w:tc>
+          <w:tcPr>
+            <w:tcW w:w="856" w:type="dxa"/>
+          </w:tcPr>
+          <w:p>
+            <w:pPr>
+              <w:spacing w:before="100" w:beforeAutospacing="1" w:after="100" w:afterAutospacing="1"/>
+              <w:rPr>
+                <w:i/>
+                <w:iCs/>
+                <w:sz w:val="24"/>
+                <w:szCs w:val="24"/>
+                <w:lang w:eastAsia="ru-RU"/>
+              </w:rPr>
+            </w:pPr>
+            <w:r>
+              <w:rPr>
+                <w:i/>
+                <w:iCs/>
+                <w:sz w:val="24"/>
+                <w:szCs w:val="24"/>
+                <w:lang w:eastAsia="ru-RU"/>
+              </w:rPr>
+              <w:t>И</w:t>
+            </w:r>
+          </w:p>
+        </w:tc>
+        <w:tc>
+          <w:tcPr>
+            <w:tcW w:w="847" w:type="dxa"/>
+          </w:tcPr>
+          <w:p>
+            <w:pPr>
+              <w:spacing w:before="100" w:beforeAutospacing="1" w:after="100" w:afterAutospacing="1"/>
+              <w:rPr>
+                <w:i/>
+                <w:iCs/>
+                <w:sz w:val="24"/>
+                <w:szCs w:val="24"/>
+                <w:lang w:eastAsia="ru-RU"/>
+              </w:rPr>
+            </w:pPr>
+            <w:r>
+              <w:rPr>
+                <w:i/>
+                <w:iCs/>
+                <w:sz w:val="24"/>
+                <w:szCs w:val="24"/>
+                <w:lang w:eastAsia="ru-RU"/>
+              </w:rPr>
+              <w:t>Р</w:t>
+            </w:r>
+          </w:p>
+        </w:tc>
+        <w:tc>
+          <w:tcPr>
+            <w:tcW w:w="855" w:type="dxa"/>
+          </w:tcPr>
+          <w:p>
+            <w:pPr>
+              <w:spacing w:before="100" w:beforeAutospacing="1" w:after="100" w:afterAutospacing="1"/>
+              <w:rPr>
+                <w:sz w:val="24"/>
+                <w:szCs w:val="24"/>
+                <w:lang w:eastAsia="ru-RU"/>
+              </w:rPr>
+            </w:pPr>
+            <w:r>
+              <w:rPr>
+                <w:sz w:val="24"/>
+                <w:szCs w:val="24"/>
+                <w:lang w:eastAsia="ru-RU"/>
+              </w:rPr>
+              <w:t>ОР</w:t>
+            </w:r>
+          </w:p>
+        </w:tc>
+        <w:tc>
+          <w:tcPr>
+            <w:tcW w:w="847" w:type="dxa"/>
+          </w:tcPr>
+          <w:p>
+            <w:pPr>
+              <w:spacing w:before="100" w:beforeAutospacing="1" w:after="100" w:afterAutospacing="1"/>
+              <w:rPr>
+                <w:sz w:val="24"/>
+                <w:szCs w:val="24"/>
+                <w:lang w:eastAsia="ru-RU"/>
+              </w:rPr>
+            </w:pPr>
+            <w:r>
+              <w:rPr>
+                <w:sz w:val="24"/>
+                <w:szCs w:val="24"/>
+                <w:lang w:eastAsia="ru-RU"/>
+              </w:rPr>
+              <w:t>И</w:t>
+            </w:r>
+          </w:p>
+        </w:tc>
+        <w:tc>
+          <w:tcPr>
+            <w:tcW w:w="848" w:type="dxa"/>
+          </w:tcPr>
+          <w:p>
+            <w:pPr>
+              <w:spacing w:before="100" w:beforeAutospacing="1" w:after="100" w:afterAutospacing="1"/>
+              <w:rPr>
+                <w:sz w:val="24"/>
+                <w:szCs w:val="24"/>
+                <w:lang w:eastAsia="ru-RU"/>
+              </w:rPr>
+            </w:pPr>
+            <w:r>
+              <w:rPr>
+                <w:sz w:val="24"/>
+                <w:szCs w:val="24"/>
+                <w:lang w:eastAsia="ru-RU"/>
+              </w:rPr>
+              <w:t>И</w:t>
+            </w:r>
+          </w:p>
+        </w:tc>
+        <w:tc>
+          <w:tcPr>
+            <w:tcW w:w="848" w:type="dxa"/>
+          </w:tcPr>
+          <w:p>
+            <w:pPr>
+              <w:spacing w:before="100" w:beforeAutospacing="1" w:after="100" w:afterAutospacing="1"/>
+              <w:rPr>
+                <w:sz w:val="24"/>
+                <w:szCs w:val="24"/>
+                <w:lang w:eastAsia="ru-RU"/>
+              </w:rPr>
+            </w:pPr>
+            <w:r>
+              <w:rPr>
+                <w:sz w:val="24"/>
+                <w:szCs w:val="24"/>
+                <w:lang w:eastAsia="ru-RU"/>
+              </w:rPr>
+              <w:t>С</w:t>
+            </w:r>
           </w:p>
         </w:tc>
       </w:tr>
       <w:tr>
-        <w:trPr>
-          <w:trHeight w:val="239"/>
-        </w:trPr>
-        <w:tc>
-          <w:tcPr>
-            <w:tcW w:w="3794" w:type="dxa"/>
-          </w:tcPr>
-          <w:p>
-            <w:pPr>
-              <w:rPr>
-                <w:sz w:val="26"/>
-                <w:szCs w:val="26"/>
-                <w:lang w:eastAsia="ru-RU"/>
-              </w:rPr>
-            </w:pPr>
-            <w:r>
-              <w:rPr>
-                <w:sz w:val="26"/>
-                <w:szCs w:val="26"/>
-                <w:lang w:eastAsia="ru-RU"/>
-              </w:rPr>
-              <w:t>2</w:t>
-            </w:r>
-          </w:p>
-        </w:tc>
-        <w:tc>
-          <w:tcPr>
-            <w:tcW w:w="1417" w:type="dxa"/>
-          </w:tcPr>
-          <w:p>
-            <w:pPr>
-              <w:jc w:val="center"/>
-              <w:rPr>
-                <w:sz w:val="26"/>
-                <w:szCs w:val="26"/>
-                <w:lang w:eastAsia="ru-RU"/>
-              </w:rPr>
-            </w:pPr>
-          </w:p>
-        </w:tc>
-        <w:tc>
-          <w:tcPr>
-            <w:tcW w:w="709" w:type="dxa"/>
-          </w:tcPr>
-          <w:p>
-            <w:pPr>
-              <w:jc w:val="center"/>
-              <w:rPr>
-                <w:sz w:val="26"/>
-                <w:szCs w:val="26"/>
-                <w:lang w:eastAsia="ru-RU"/>
-              </w:rPr>
-            </w:pPr>
-          </w:p>
-        </w:tc>
-        <w:tc>
-          <w:tcPr>
-            <w:tcW w:w="1276" w:type="dxa"/>
-          </w:tcPr>
-          <w:p>
-            <w:pPr>
-              <w:jc w:val="center"/>
-              <w:rPr>
-                <w:sz w:val="26"/>
-                <w:szCs w:val="26"/>
-                <w:lang w:eastAsia="ru-RU"/>
-              </w:rPr>
-            </w:pPr>
-          </w:p>
-        </w:tc>
-        <w:tc>
-          <w:tcPr>
-            <w:tcW w:w="567" w:type="dxa"/>
-          </w:tcPr>
-          <w:p>
-            <w:pPr>
-              <w:jc w:val="center"/>
-              <w:rPr>
-                <w:sz w:val="26"/>
-                <w:szCs w:val="26"/>
-                <w:lang w:eastAsia="ru-RU"/>
-              </w:rPr>
-            </w:pPr>
-          </w:p>
-        </w:tc>
-        <w:tc>
-          <w:tcPr>
-            <w:tcW w:w="567" w:type="dxa"/>
-          </w:tcPr>
-          <w:p>
-            <w:pPr>
-              <w:jc w:val="center"/>
-              <w:rPr>
-                <w:sz w:val="26"/>
-                <w:szCs w:val="26"/>
-                <w:lang w:eastAsia="ru-RU"/>
-              </w:rPr>
-            </w:pPr>
-          </w:p>
-        </w:tc>
-        <w:tc>
-          <w:tcPr>
-            <w:tcW w:w="567" w:type="dxa"/>
-          </w:tcPr>
-          <w:p>
-            <w:pPr>
-              <w:jc w:val="center"/>
-              <w:rPr>
-                <w:sz w:val="26"/>
-                <w:szCs w:val="26"/>
-                <w:lang w:eastAsia="ru-RU"/>
-              </w:rPr>
-            </w:pPr>
-          </w:p>
-        </w:tc>
-        <w:tc>
-          <w:tcPr>
-            <w:tcW w:w="709" w:type="dxa"/>
-          </w:tcPr>
-          <w:p>
-            <w:pPr>
-              <w:jc w:val="center"/>
-              <w:rPr>
-                <w:sz w:val="26"/>
-                <w:szCs w:val="26"/>
-                <w:lang w:eastAsia="ru-RU"/>
-              </w:rPr>
-            </w:pPr>
+        <w:tc>
+          <w:tcPr>
+            <w:tcW w:w="2021" w:type="dxa"/>
+          </w:tcPr>
+          <w:p>
+            <w:pPr>
+              <w:spacing w:before="100" w:beforeAutospacing="1" w:after="100" w:afterAutospacing="1"/>
+              <w:rPr>
+                <w:sz w:val="24"/>
+                <w:szCs w:val="24"/>
+                <w:lang w:eastAsia="ru-RU"/>
+              </w:rPr>
+            </w:pPr>
+            <w:r>
+              <w:rPr>
+                <w:sz w:val="24"/>
+                <w:szCs w:val="24"/>
+                <w:lang w:eastAsia="ru-RU"/>
+              </w:rPr>
+              <w:t>КД проверена</w:t>
+            </w:r>
+          </w:p>
+        </w:tc>
+        <w:tc>
+          <w:tcPr>
+            <w:tcW w:w="747" w:type="dxa"/>
+          </w:tcPr>
+          <w:p>
+            <w:pPr>
+              <w:spacing w:before="100" w:beforeAutospacing="1" w:after="100" w:afterAutospacing="1"/>
+              <w:rPr>
+                <w:i/>
+                <w:iCs/>
+                <w:sz w:val="24"/>
+                <w:szCs w:val="24"/>
+                <w:lang w:eastAsia="ru-RU"/>
+              </w:rPr>
+            </w:pPr>
+            <w:r>
+              <w:rPr>
+                <w:i/>
+                <w:iCs/>
+                <w:sz w:val="24"/>
+                <w:szCs w:val="24"/>
+                <w:lang w:eastAsia="ru-RU"/>
+              </w:rPr>
+              <w:t>У</w:t>
+            </w:r>
+          </w:p>
+        </w:tc>
+        <w:tc>
+          <w:tcPr>
+            <w:tcW w:w="846" w:type="dxa"/>
+          </w:tcPr>
+          <w:p>
+            <w:pPr>
+              <w:spacing w:before="100" w:beforeAutospacing="1" w:after="100" w:afterAutospacing="1"/>
+              <w:rPr>
+                <w:i/>
+                <w:iCs/>
+                <w:sz w:val="24"/>
+                <w:szCs w:val="24"/>
+                <w:lang w:eastAsia="ru-RU"/>
+              </w:rPr>
+            </w:pPr>
+            <w:r>
+              <w:rPr>
+                <w:i/>
+                <w:iCs/>
+                <w:sz w:val="24"/>
+                <w:szCs w:val="24"/>
+                <w:lang w:eastAsia="ru-RU"/>
+              </w:rPr>
+              <w:t>И</w:t>
+            </w:r>
+          </w:p>
+        </w:tc>
+        <w:tc>
+          <w:tcPr>
+            <w:tcW w:w="856" w:type="dxa"/>
+          </w:tcPr>
+          <w:p>
+            <w:pPr>
+              <w:spacing w:before="100" w:beforeAutospacing="1" w:after="100" w:afterAutospacing="1"/>
+              <w:rPr>
+                <w:i/>
+                <w:iCs/>
+                <w:sz w:val="24"/>
+                <w:szCs w:val="24"/>
+                <w:lang w:eastAsia="ru-RU"/>
+              </w:rPr>
+            </w:pPr>
+            <w:r>
+              <w:rPr>
+                <w:i/>
+                <w:iCs/>
+                <w:sz w:val="24"/>
+                <w:szCs w:val="24"/>
+                <w:lang w:eastAsia="ru-RU"/>
+              </w:rPr>
+              <w:t>И</w:t>
+            </w:r>
+          </w:p>
+        </w:tc>
+        <w:tc>
+          <w:tcPr>
+            <w:tcW w:w="856" w:type="dxa"/>
+          </w:tcPr>
+          <w:p>
+            <w:pPr>
+              <w:spacing w:before="100" w:beforeAutospacing="1" w:after="100" w:afterAutospacing="1"/>
+              <w:rPr>
+                <w:i/>
+                <w:iCs/>
+                <w:sz w:val="24"/>
+                <w:szCs w:val="24"/>
+                <w:lang w:eastAsia="ru-RU"/>
+              </w:rPr>
+            </w:pPr>
+            <w:r>
+              <w:rPr>
+                <w:i/>
+                <w:iCs/>
+                <w:sz w:val="24"/>
+                <w:szCs w:val="24"/>
+                <w:lang w:eastAsia="ru-RU"/>
+              </w:rPr>
+              <w:t>И</w:t>
+            </w:r>
+          </w:p>
+        </w:tc>
+        <w:tc>
+          <w:tcPr>
+            <w:tcW w:w="847" w:type="dxa"/>
+          </w:tcPr>
+          <w:p>
+            <w:pPr>
+              <w:spacing w:before="100" w:beforeAutospacing="1" w:after="100" w:afterAutospacing="1"/>
+              <w:rPr>
+                <w:i/>
+                <w:iCs/>
+                <w:sz w:val="24"/>
+                <w:szCs w:val="24"/>
+                <w:lang w:eastAsia="ru-RU"/>
+              </w:rPr>
+            </w:pPr>
+            <w:r>
+              <w:rPr>
+                <w:i/>
+                <w:iCs/>
+                <w:sz w:val="24"/>
+                <w:szCs w:val="24"/>
+                <w:lang w:eastAsia="ru-RU"/>
+              </w:rPr>
+              <w:t>И</w:t>
+            </w:r>
+          </w:p>
+        </w:tc>
+        <w:tc>
+          <w:tcPr>
+            <w:tcW w:w="855" w:type="dxa"/>
+          </w:tcPr>
+          <w:p>
+            <w:pPr>
+              <w:spacing w:before="100" w:beforeAutospacing="1" w:after="100" w:afterAutospacing="1"/>
+              <w:rPr>
+                <w:sz w:val="24"/>
+                <w:szCs w:val="24"/>
+                <w:lang w:eastAsia="ru-RU"/>
+              </w:rPr>
+            </w:pPr>
+            <w:r>
+              <w:rPr>
+                <w:sz w:val="24"/>
+                <w:szCs w:val="24"/>
+                <w:lang w:eastAsia="ru-RU"/>
+              </w:rPr>
+              <w:t>Р</w:t>
+            </w:r>
+          </w:p>
+        </w:tc>
+        <w:tc>
+          <w:tcPr>
+            <w:tcW w:w="847" w:type="dxa"/>
+          </w:tcPr>
+          <w:p>
+            <w:pPr>
+              <w:spacing w:before="100" w:beforeAutospacing="1" w:after="100" w:afterAutospacing="1"/>
+              <w:rPr>
+                <w:sz w:val="24"/>
+                <w:szCs w:val="24"/>
+                <w:lang w:eastAsia="ru-RU"/>
+              </w:rPr>
+            </w:pPr>
+            <w:r>
+              <w:rPr>
+                <w:sz w:val="24"/>
+                <w:szCs w:val="24"/>
+                <w:lang w:eastAsia="ru-RU"/>
+              </w:rPr>
+              <w:t>О</w:t>
+            </w:r>
+          </w:p>
+        </w:tc>
+        <w:tc>
+          <w:tcPr>
+            <w:tcW w:w="848" w:type="dxa"/>
+          </w:tcPr>
+          <w:p>
+            <w:pPr>
+              <w:spacing w:before="100" w:beforeAutospacing="1" w:after="100" w:afterAutospacing="1"/>
+              <w:rPr>
+                <w:sz w:val="24"/>
+                <w:szCs w:val="24"/>
+                <w:lang w:eastAsia="ru-RU"/>
+              </w:rPr>
+            </w:pPr>
+            <w:r>
+              <w:rPr>
+                <w:sz w:val="24"/>
+                <w:szCs w:val="24"/>
+                <w:lang w:eastAsia="ru-RU"/>
+              </w:rPr>
+              <w:t>И</w:t>
+            </w:r>
+          </w:p>
+        </w:tc>
+        <w:tc>
+          <w:tcPr>
+            <w:tcW w:w="848" w:type="dxa"/>
+          </w:tcPr>
+          <w:p>
+            <w:pPr>
+              <w:spacing w:before="100" w:beforeAutospacing="1" w:after="100" w:afterAutospacing="1"/>
+              <w:rPr>
+                <w:sz w:val="24"/>
+                <w:szCs w:val="24"/>
+                <w:lang w:eastAsia="ru-RU"/>
+              </w:rPr>
+            </w:pPr>
+            <w:r>
+              <w:rPr>
+                <w:sz w:val="24"/>
+                <w:szCs w:val="24"/>
+                <w:lang w:eastAsia="ru-RU"/>
+              </w:rPr>
+              <w:t>У</w:t>
+            </w:r>
           </w:p>
         </w:tc>
       </w:tr>
       <w:tr>
-        <w:trPr>
-          <w:trHeight w:val="239"/>
-        </w:trPr>
-        <w:tc>
-          <w:tcPr>
-            <w:tcW w:w="3794" w:type="dxa"/>
-          </w:tcPr>
-          <w:p>
-            <w:pPr>
-              <w:rPr>
-                <w:sz w:val="26"/>
-                <w:szCs w:val="26"/>
-                <w:lang w:eastAsia="ru-RU"/>
-              </w:rPr>
-            </w:pPr>
-            <w:r>
-              <w:rPr>
-                <w:sz w:val="26"/>
-                <w:szCs w:val="26"/>
-                <w:lang w:eastAsia="ru-RU"/>
-              </w:rPr>
-              <w:t>2.1</w:t>
-            </w:r>
-          </w:p>
-        </w:tc>
-        <w:tc>
-          <w:tcPr>
-            <w:tcW w:w="1417" w:type="dxa"/>
-          </w:tcPr>
-          <w:p>
-            <w:pPr>
-              <w:jc w:val="center"/>
-              <w:rPr>
-                <w:sz w:val="26"/>
-                <w:szCs w:val="26"/>
-                <w:lang w:eastAsia="ru-RU"/>
-              </w:rPr>
-            </w:pPr>
-          </w:p>
-        </w:tc>
-        <w:tc>
-          <w:tcPr>
-            <w:tcW w:w="709" w:type="dxa"/>
-          </w:tcPr>
-          <w:p>
-            <w:pPr>
-              <w:jc w:val="center"/>
-              <w:rPr>
-                <w:sz w:val="26"/>
-                <w:szCs w:val="26"/>
-                <w:lang w:eastAsia="ru-RU"/>
-              </w:rPr>
-            </w:pPr>
-          </w:p>
-        </w:tc>
-        <w:tc>
-          <w:tcPr>
-            <w:tcW w:w="1276" w:type="dxa"/>
-          </w:tcPr>
-          <w:p>
-            <w:pPr>
-              <w:jc w:val="center"/>
-              <w:rPr>
-                <w:sz w:val="26"/>
-                <w:szCs w:val="26"/>
-                <w:lang w:eastAsia="ru-RU"/>
-              </w:rPr>
-            </w:pPr>
-          </w:p>
-        </w:tc>
-        <w:tc>
-          <w:tcPr>
-            <w:tcW w:w="567" w:type="dxa"/>
-          </w:tcPr>
-          <w:p>
-            <w:pPr>
-              <w:jc w:val="center"/>
-              <w:rPr>
-                <w:sz w:val="26"/>
-                <w:szCs w:val="26"/>
-                <w:lang w:eastAsia="ru-RU"/>
-              </w:rPr>
-            </w:pPr>
-          </w:p>
-        </w:tc>
-        <w:tc>
-          <w:tcPr>
-            <w:tcW w:w="567" w:type="dxa"/>
-          </w:tcPr>
-          <w:p>
-            <w:pPr>
-              <w:jc w:val="center"/>
-              <w:rPr>
-                <w:sz w:val="26"/>
-                <w:szCs w:val="26"/>
-                <w:lang w:eastAsia="ru-RU"/>
-              </w:rPr>
-            </w:pPr>
-          </w:p>
-        </w:tc>
-        <w:tc>
-          <w:tcPr>
-            <w:tcW w:w="567" w:type="dxa"/>
-          </w:tcPr>
-          <w:p>
-            <w:pPr>
-              <w:jc w:val="center"/>
-              <w:rPr>
-                <w:sz w:val="26"/>
-                <w:szCs w:val="26"/>
-                <w:lang w:eastAsia="ru-RU"/>
-              </w:rPr>
-            </w:pPr>
-          </w:p>
-        </w:tc>
-        <w:tc>
-          <w:tcPr>
-            <w:tcW w:w="709" w:type="dxa"/>
-          </w:tcPr>
-          <w:p>
-            <w:pPr>
-              <w:jc w:val="center"/>
-              <w:rPr>
-                <w:sz w:val="26"/>
-                <w:szCs w:val="26"/>
-                <w:lang w:eastAsia="ru-RU"/>
-              </w:rPr>
-            </w:pPr>
+        <w:tc>
+          <w:tcPr>
+            <w:tcW w:w="2021" w:type="dxa"/>
+          </w:tcPr>
+          <w:p>
+            <w:pPr>
+              <w:spacing w:before="100" w:beforeAutospacing="1" w:after="100" w:afterAutospacing="1"/>
+              <w:rPr>
+                <w:sz w:val="24"/>
+                <w:szCs w:val="24"/>
+                <w:lang w:eastAsia="ru-RU"/>
+              </w:rPr>
+            </w:pPr>
+            <w:r>
+              <w:rPr>
+                <w:sz w:val="24"/>
+                <w:szCs w:val="24"/>
+                <w:lang w:eastAsia="ru-RU"/>
+              </w:rPr>
+              <w:t xml:space="preserve">Собран макет </w:t>
+            </w:r>
+          </w:p>
+        </w:tc>
+        <w:tc>
+          <w:tcPr>
+            <w:tcW w:w="747" w:type="dxa"/>
+          </w:tcPr>
+          <w:p>
+            <w:pPr>
+              <w:spacing w:before="100" w:beforeAutospacing="1" w:after="100" w:afterAutospacing="1"/>
+              <w:rPr>
+                <w:i/>
+                <w:iCs/>
+                <w:sz w:val="24"/>
+                <w:szCs w:val="24"/>
+                <w:lang w:eastAsia="ru-RU"/>
+              </w:rPr>
+            </w:pPr>
+            <w:r>
+              <w:rPr>
+                <w:i/>
+                <w:iCs/>
+                <w:sz w:val="24"/>
+                <w:szCs w:val="24"/>
+                <w:lang w:eastAsia="ru-RU"/>
+              </w:rPr>
+              <w:t>И</w:t>
+            </w:r>
+          </w:p>
+        </w:tc>
+        <w:tc>
+          <w:tcPr>
+            <w:tcW w:w="846" w:type="dxa"/>
+          </w:tcPr>
+          <w:p>
+            <w:pPr>
+              <w:spacing w:before="100" w:beforeAutospacing="1" w:after="100" w:afterAutospacing="1"/>
+              <w:rPr>
+                <w:i/>
+                <w:iCs/>
+                <w:sz w:val="24"/>
+                <w:szCs w:val="24"/>
+                <w:lang w:eastAsia="ru-RU"/>
+              </w:rPr>
+            </w:pPr>
+            <w:r>
+              <w:rPr>
+                <w:i/>
+                <w:iCs/>
+                <w:sz w:val="24"/>
+                <w:szCs w:val="24"/>
+                <w:lang w:eastAsia="ru-RU"/>
+              </w:rPr>
+              <w:t>И</w:t>
+            </w:r>
+          </w:p>
+        </w:tc>
+        <w:tc>
+          <w:tcPr>
+            <w:tcW w:w="856" w:type="dxa"/>
+          </w:tcPr>
+          <w:p>
+            <w:pPr>
+              <w:spacing w:before="100" w:beforeAutospacing="1" w:after="100" w:afterAutospacing="1"/>
+              <w:rPr>
+                <w:i/>
+                <w:iCs/>
+                <w:sz w:val="24"/>
+                <w:szCs w:val="24"/>
+                <w:lang w:eastAsia="ru-RU"/>
+              </w:rPr>
+            </w:pPr>
+            <w:r>
+              <w:rPr>
+                <w:i/>
+                <w:iCs/>
+                <w:sz w:val="24"/>
+                <w:szCs w:val="24"/>
+                <w:lang w:eastAsia="ru-RU"/>
+              </w:rPr>
+              <w:t>И</w:t>
+            </w:r>
+          </w:p>
+        </w:tc>
+        <w:tc>
+          <w:tcPr>
+            <w:tcW w:w="856" w:type="dxa"/>
+          </w:tcPr>
+          <w:p>
+            <w:pPr>
+              <w:spacing w:before="100" w:beforeAutospacing="1" w:after="100" w:afterAutospacing="1"/>
+              <w:rPr>
+                <w:i/>
+                <w:iCs/>
+                <w:sz w:val="24"/>
+                <w:szCs w:val="24"/>
+                <w:lang w:eastAsia="ru-RU"/>
+              </w:rPr>
+            </w:pPr>
+            <w:r>
+              <w:rPr>
+                <w:i/>
+                <w:iCs/>
+                <w:sz w:val="24"/>
+                <w:szCs w:val="24"/>
+                <w:lang w:eastAsia="ru-RU"/>
+              </w:rPr>
+              <w:t>И</w:t>
+            </w:r>
+          </w:p>
+        </w:tc>
+        <w:tc>
+          <w:tcPr>
+            <w:tcW w:w="847" w:type="dxa"/>
+          </w:tcPr>
+          <w:p>
+            <w:pPr>
+              <w:spacing w:before="100" w:beforeAutospacing="1" w:after="100" w:afterAutospacing="1"/>
+              <w:rPr>
+                <w:i/>
+                <w:iCs/>
+                <w:sz w:val="24"/>
+                <w:szCs w:val="24"/>
+                <w:lang w:eastAsia="ru-RU"/>
+              </w:rPr>
+            </w:pPr>
+            <w:r>
+              <w:rPr>
+                <w:i/>
+                <w:iCs/>
+                <w:sz w:val="24"/>
+                <w:szCs w:val="24"/>
+                <w:lang w:eastAsia="ru-RU"/>
+              </w:rPr>
+              <w:t>Р</w:t>
+            </w:r>
+          </w:p>
+        </w:tc>
+        <w:tc>
+          <w:tcPr>
+            <w:tcW w:w="855" w:type="dxa"/>
+          </w:tcPr>
+          <w:p>
+            <w:pPr>
+              <w:spacing w:before="100" w:beforeAutospacing="1" w:after="100" w:afterAutospacing="1"/>
+              <w:rPr>
+                <w:sz w:val="24"/>
+                <w:szCs w:val="24"/>
+                <w:lang w:eastAsia="ru-RU"/>
+              </w:rPr>
+            </w:pPr>
+            <w:r>
+              <w:rPr>
+                <w:sz w:val="24"/>
+                <w:szCs w:val="24"/>
+                <w:lang w:eastAsia="ru-RU"/>
+              </w:rPr>
+              <w:t>ОР</w:t>
+            </w:r>
+          </w:p>
+        </w:tc>
+        <w:tc>
+          <w:tcPr>
+            <w:tcW w:w="847" w:type="dxa"/>
+          </w:tcPr>
+          <w:p>
+            <w:pPr>
+              <w:spacing w:before="100" w:beforeAutospacing="1" w:after="100" w:afterAutospacing="1"/>
+              <w:rPr>
+                <w:sz w:val="24"/>
+                <w:szCs w:val="24"/>
+                <w:lang w:eastAsia="ru-RU"/>
+              </w:rPr>
+            </w:pPr>
+            <w:r>
+              <w:rPr>
+                <w:sz w:val="24"/>
+                <w:szCs w:val="24"/>
+                <w:lang w:eastAsia="ru-RU"/>
+              </w:rPr>
+              <w:t>С</w:t>
+            </w:r>
+          </w:p>
+        </w:tc>
+        <w:tc>
+          <w:tcPr>
+            <w:tcW w:w="848" w:type="dxa"/>
+          </w:tcPr>
+          <w:p>
+            <w:pPr>
+              <w:spacing w:before="100" w:beforeAutospacing="1" w:after="100" w:afterAutospacing="1"/>
+              <w:rPr>
+                <w:sz w:val="24"/>
+                <w:szCs w:val="24"/>
+                <w:lang w:eastAsia="ru-RU"/>
+              </w:rPr>
+            </w:pPr>
+            <w:r>
+              <w:rPr>
+                <w:sz w:val="24"/>
+                <w:szCs w:val="24"/>
+                <w:lang w:eastAsia="ru-RU"/>
+              </w:rPr>
+              <w:t>И</w:t>
+            </w:r>
+          </w:p>
+        </w:tc>
+        <w:tc>
+          <w:tcPr>
+            <w:tcW w:w="848" w:type="dxa"/>
+          </w:tcPr>
+          <w:p>
+            <w:pPr>
+              <w:spacing w:before="100" w:beforeAutospacing="1" w:after="100" w:afterAutospacing="1"/>
+              <w:rPr>
+                <w:sz w:val="24"/>
+                <w:szCs w:val="24"/>
+                <w:lang w:eastAsia="ru-RU"/>
+              </w:rPr>
+            </w:pPr>
+            <w:r>
+              <w:rPr>
+                <w:sz w:val="24"/>
+                <w:szCs w:val="24"/>
+                <w:lang w:eastAsia="ru-RU"/>
+              </w:rPr>
+              <w:t>С</w:t>
+            </w:r>
           </w:p>
         </w:tc>
       </w:tr>
       <w:tr>
-        <w:trPr>
-          <w:trHeight w:val="239"/>
-        </w:trPr>
-        <w:tc>
-          <w:tcPr>
-            <w:tcW w:w="3794" w:type="dxa"/>
-          </w:tcPr>
-          <w:p>
-            <w:pPr>
-              <w:rPr>
-                <w:sz w:val="26"/>
-                <w:szCs w:val="26"/>
-                <w:lang w:eastAsia="ru-RU"/>
-              </w:rPr>
-            </w:pPr>
-            <w:r>
-              <w:rPr>
-                <w:sz w:val="26"/>
-                <w:szCs w:val="26"/>
-                <w:lang w:eastAsia="ru-RU"/>
-              </w:rPr>
-              <w:t>2.2</w:t>
-            </w:r>
-          </w:p>
-        </w:tc>
-        <w:tc>
-          <w:tcPr>
-            <w:tcW w:w="1417" w:type="dxa"/>
-          </w:tcPr>
-          <w:p>
-            <w:pPr>
-              <w:jc w:val="center"/>
-              <w:rPr>
-                <w:sz w:val="26"/>
-                <w:szCs w:val="26"/>
-                <w:lang w:eastAsia="ru-RU"/>
-              </w:rPr>
-            </w:pPr>
-          </w:p>
-        </w:tc>
-        <w:tc>
-          <w:tcPr>
-            <w:tcW w:w="709" w:type="dxa"/>
-          </w:tcPr>
-          <w:p>
-            <w:pPr>
-              <w:jc w:val="center"/>
-              <w:rPr>
-                <w:sz w:val="26"/>
-                <w:szCs w:val="26"/>
-                <w:lang w:eastAsia="ru-RU"/>
-              </w:rPr>
-            </w:pPr>
-          </w:p>
-        </w:tc>
-        <w:tc>
-          <w:tcPr>
-            <w:tcW w:w="1276" w:type="dxa"/>
-          </w:tcPr>
-          <w:p>
-            <w:pPr>
-              <w:jc w:val="center"/>
-              <w:rPr>
-                <w:sz w:val="26"/>
-                <w:szCs w:val="26"/>
-                <w:lang w:eastAsia="ru-RU"/>
-              </w:rPr>
-            </w:pPr>
-          </w:p>
-        </w:tc>
-        <w:tc>
-          <w:tcPr>
-            <w:tcW w:w="567" w:type="dxa"/>
-          </w:tcPr>
-          <w:p>
-            <w:pPr>
-              <w:jc w:val="center"/>
-              <w:rPr>
-                <w:sz w:val="26"/>
-                <w:szCs w:val="26"/>
-                <w:lang w:eastAsia="ru-RU"/>
-              </w:rPr>
-            </w:pPr>
-          </w:p>
-        </w:tc>
-        <w:tc>
-          <w:tcPr>
-            <w:tcW w:w="567" w:type="dxa"/>
-          </w:tcPr>
-          <w:p>
-            <w:pPr>
-              <w:jc w:val="center"/>
-              <w:rPr>
-                <w:sz w:val="26"/>
-                <w:szCs w:val="26"/>
-                <w:lang w:eastAsia="ru-RU"/>
-              </w:rPr>
-            </w:pPr>
-          </w:p>
-        </w:tc>
-        <w:tc>
-          <w:tcPr>
-            <w:tcW w:w="567" w:type="dxa"/>
-          </w:tcPr>
-          <w:p>
-            <w:pPr>
-              <w:jc w:val="center"/>
-              <w:rPr>
-                <w:sz w:val="26"/>
-                <w:szCs w:val="26"/>
-                <w:lang w:eastAsia="ru-RU"/>
-              </w:rPr>
-            </w:pPr>
-          </w:p>
-        </w:tc>
-        <w:tc>
-          <w:tcPr>
-            <w:tcW w:w="709" w:type="dxa"/>
-          </w:tcPr>
-          <w:p>
-            <w:pPr>
-              <w:jc w:val="center"/>
-              <w:rPr>
-                <w:sz w:val="26"/>
-                <w:szCs w:val="26"/>
-                <w:lang w:eastAsia="ru-RU"/>
-              </w:rPr>
-            </w:pPr>
+        <w:tc>
+          <w:tcPr>
+            <w:tcW w:w="2021" w:type="dxa"/>
+          </w:tcPr>
+          <w:p>
+            <w:pPr>
+              <w:spacing w:before="100" w:beforeAutospacing="1" w:after="100" w:afterAutospacing="1"/>
+              <w:rPr>
+                <w:sz w:val="24"/>
+                <w:szCs w:val="24"/>
+                <w:lang w:eastAsia="ru-RU"/>
+              </w:rPr>
+            </w:pPr>
+            <w:r>
+              <w:rPr>
+                <w:sz w:val="24"/>
+                <w:szCs w:val="24"/>
+                <w:lang w:eastAsia="ru-RU"/>
+              </w:rPr>
+              <w:lastRenderedPageBreak/>
+              <w:t>Испытания пройдены</w:t>
+            </w:r>
+          </w:p>
+        </w:tc>
+        <w:tc>
+          <w:tcPr>
+            <w:tcW w:w="747" w:type="dxa"/>
+          </w:tcPr>
+          <w:p>
+            <w:pPr>
+              <w:spacing w:before="100" w:beforeAutospacing="1" w:after="100" w:afterAutospacing="1"/>
+              <w:rPr>
+                <w:i/>
+                <w:iCs/>
+                <w:sz w:val="24"/>
+                <w:szCs w:val="24"/>
+                <w:lang w:eastAsia="ru-RU"/>
+              </w:rPr>
+            </w:pPr>
+            <w:r>
+              <w:rPr>
+                <w:i/>
+                <w:iCs/>
+                <w:sz w:val="24"/>
+                <w:szCs w:val="24"/>
+                <w:lang w:eastAsia="ru-RU"/>
+              </w:rPr>
+              <w:t>У</w:t>
+            </w:r>
+          </w:p>
+        </w:tc>
+        <w:tc>
+          <w:tcPr>
+            <w:tcW w:w="846" w:type="dxa"/>
+          </w:tcPr>
+          <w:p>
+            <w:pPr>
+              <w:spacing w:before="100" w:beforeAutospacing="1" w:after="100" w:afterAutospacing="1"/>
+              <w:rPr>
+                <w:i/>
+                <w:iCs/>
+                <w:sz w:val="24"/>
+                <w:szCs w:val="24"/>
+                <w:lang w:eastAsia="ru-RU"/>
+              </w:rPr>
+            </w:pPr>
+            <w:r>
+              <w:rPr>
+                <w:i/>
+                <w:iCs/>
+                <w:sz w:val="24"/>
+                <w:szCs w:val="24"/>
+                <w:lang w:eastAsia="ru-RU"/>
+              </w:rPr>
+              <w:t>С</w:t>
+            </w:r>
+          </w:p>
+        </w:tc>
+        <w:tc>
+          <w:tcPr>
+            <w:tcW w:w="856" w:type="dxa"/>
+          </w:tcPr>
+          <w:p>
+            <w:pPr>
+              <w:spacing w:before="100" w:beforeAutospacing="1" w:after="100" w:afterAutospacing="1"/>
+              <w:rPr>
+                <w:i/>
+                <w:iCs/>
+                <w:sz w:val="24"/>
+                <w:szCs w:val="24"/>
+                <w:lang w:eastAsia="ru-RU"/>
+              </w:rPr>
+            </w:pPr>
+            <w:r>
+              <w:rPr>
+                <w:i/>
+                <w:iCs/>
+                <w:sz w:val="24"/>
+                <w:szCs w:val="24"/>
+                <w:lang w:eastAsia="ru-RU"/>
+              </w:rPr>
+              <w:t>С</w:t>
+            </w:r>
+          </w:p>
+        </w:tc>
+        <w:tc>
+          <w:tcPr>
+            <w:tcW w:w="856" w:type="dxa"/>
+          </w:tcPr>
+          <w:p>
+            <w:pPr>
+              <w:spacing w:before="100" w:beforeAutospacing="1" w:after="100" w:afterAutospacing="1"/>
+              <w:rPr>
+                <w:i/>
+                <w:iCs/>
+                <w:sz w:val="24"/>
+                <w:szCs w:val="24"/>
+                <w:lang w:eastAsia="ru-RU"/>
+              </w:rPr>
+            </w:pPr>
+            <w:r>
+              <w:rPr>
+                <w:i/>
+                <w:iCs/>
+                <w:sz w:val="24"/>
+                <w:szCs w:val="24"/>
+                <w:lang w:eastAsia="ru-RU"/>
+              </w:rPr>
+              <w:t>О</w:t>
+            </w:r>
+            <w:r>
+              <w:rPr>
+                <w:i/>
+                <w:iCs/>
+                <w:sz w:val="24"/>
+                <w:szCs w:val="24"/>
+                <w:lang w:eastAsia="ru-RU"/>
+              </w:rPr>
+              <w:t>Р</w:t>
+            </w:r>
+          </w:p>
+        </w:tc>
+        <w:tc>
+          <w:tcPr>
+            <w:tcW w:w="847" w:type="dxa"/>
+          </w:tcPr>
+          <w:p>
+            <w:pPr>
+              <w:spacing w:before="100" w:beforeAutospacing="1" w:after="100" w:afterAutospacing="1"/>
+              <w:rPr>
+                <w:i/>
+                <w:iCs/>
+                <w:sz w:val="24"/>
+                <w:szCs w:val="24"/>
+                <w:lang w:eastAsia="ru-RU"/>
+              </w:rPr>
+            </w:pPr>
+            <w:r>
+              <w:rPr>
+                <w:i/>
+                <w:iCs/>
+                <w:sz w:val="24"/>
+                <w:szCs w:val="24"/>
+                <w:lang w:eastAsia="ru-RU"/>
+              </w:rPr>
+              <w:t>И</w:t>
+            </w:r>
+          </w:p>
+        </w:tc>
+        <w:tc>
+          <w:tcPr>
+            <w:tcW w:w="855" w:type="dxa"/>
+          </w:tcPr>
+          <w:p>
+            <w:pPr>
+              <w:spacing w:before="100" w:beforeAutospacing="1" w:after="100" w:afterAutospacing="1"/>
+              <w:rPr>
+                <w:sz w:val="24"/>
+                <w:szCs w:val="24"/>
+                <w:lang w:eastAsia="ru-RU"/>
+              </w:rPr>
+            </w:pPr>
+            <w:r>
+              <w:rPr>
+                <w:sz w:val="24"/>
+                <w:szCs w:val="24"/>
+                <w:lang w:eastAsia="ru-RU"/>
+              </w:rPr>
+              <w:t>С</w:t>
+            </w:r>
+          </w:p>
+        </w:tc>
+        <w:tc>
+          <w:tcPr>
+            <w:tcW w:w="847" w:type="dxa"/>
+          </w:tcPr>
+          <w:p>
+            <w:pPr>
+              <w:spacing w:before="100" w:beforeAutospacing="1" w:after="100" w:afterAutospacing="1"/>
+              <w:rPr>
+                <w:sz w:val="24"/>
+                <w:szCs w:val="24"/>
+                <w:lang w:eastAsia="ru-RU"/>
+              </w:rPr>
+            </w:pPr>
+            <w:r>
+              <w:rPr>
+                <w:sz w:val="24"/>
+                <w:szCs w:val="24"/>
+                <w:lang w:eastAsia="ru-RU"/>
+              </w:rPr>
+              <w:t>И</w:t>
+            </w:r>
+          </w:p>
+        </w:tc>
+        <w:tc>
+          <w:tcPr>
+            <w:tcW w:w="848" w:type="dxa"/>
+          </w:tcPr>
+          <w:p>
+            <w:pPr>
+              <w:spacing w:before="100" w:beforeAutospacing="1" w:after="100" w:afterAutospacing="1"/>
+              <w:rPr>
+                <w:sz w:val="24"/>
+                <w:szCs w:val="24"/>
+                <w:lang w:eastAsia="ru-RU"/>
+              </w:rPr>
+            </w:pPr>
+            <w:r>
+              <w:rPr>
+                <w:sz w:val="24"/>
+                <w:szCs w:val="24"/>
+                <w:lang w:eastAsia="ru-RU"/>
+              </w:rPr>
+              <w:t>И</w:t>
+            </w:r>
+          </w:p>
+        </w:tc>
+        <w:tc>
+          <w:tcPr>
+            <w:tcW w:w="848" w:type="dxa"/>
+          </w:tcPr>
+          <w:p>
+            <w:pPr>
+              <w:spacing w:before="100" w:beforeAutospacing="1" w:after="100" w:afterAutospacing="1"/>
+              <w:rPr>
+                <w:sz w:val="24"/>
+                <w:szCs w:val="24"/>
+                <w:lang w:eastAsia="ru-RU"/>
+              </w:rPr>
+            </w:pPr>
+            <w:r>
+              <w:rPr>
+                <w:sz w:val="24"/>
+                <w:szCs w:val="24"/>
+                <w:lang w:eastAsia="ru-RU"/>
+              </w:rPr>
+              <w:t>И</w:t>
+            </w:r>
           </w:p>
         </w:tc>
       </w:tr>
       <w:tr>
-        <w:trPr>
-          <w:trHeight w:val="239"/>
-        </w:trPr>
-        <w:tc>
-          <w:tcPr>
-            <w:tcW w:w="3794" w:type="dxa"/>
-          </w:tcPr>
-          <w:p>
-            <w:pPr>
-              <w:rPr>
-                <w:sz w:val="26"/>
-                <w:szCs w:val="26"/>
-                <w:lang w:eastAsia="ru-RU"/>
-              </w:rPr>
-            </w:pPr>
-            <w:r>
-              <w:rPr>
-                <w:sz w:val="26"/>
-                <w:szCs w:val="26"/>
-                <w:lang w:eastAsia="ru-RU"/>
-              </w:rPr>
-              <w:t>…</w:t>
-            </w:r>
-          </w:p>
-        </w:tc>
-        <w:tc>
-          <w:tcPr>
-            <w:tcW w:w="1417" w:type="dxa"/>
-          </w:tcPr>
-          <w:p>
-            <w:pPr>
-              <w:jc w:val="center"/>
-              <w:rPr>
-                <w:sz w:val="26"/>
-                <w:szCs w:val="26"/>
-                <w:lang w:eastAsia="ru-RU"/>
-              </w:rPr>
-            </w:pPr>
-          </w:p>
-        </w:tc>
-        <w:tc>
-          <w:tcPr>
-            <w:tcW w:w="709" w:type="dxa"/>
-          </w:tcPr>
-          <w:p>
-            <w:pPr>
-              <w:jc w:val="center"/>
-              <w:rPr>
-                <w:sz w:val="26"/>
-                <w:szCs w:val="26"/>
-                <w:lang w:eastAsia="ru-RU"/>
-              </w:rPr>
-            </w:pPr>
-          </w:p>
-        </w:tc>
-        <w:tc>
-          <w:tcPr>
-            <w:tcW w:w="1276" w:type="dxa"/>
-          </w:tcPr>
-          <w:p>
-            <w:pPr>
-              <w:jc w:val="center"/>
-              <w:rPr>
-                <w:sz w:val="26"/>
-                <w:szCs w:val="26"/>
-                <w:lang w:eastAsia="ru-RU"/>
-              </w:rPr>
-            </w:pPr>
-          </w:p>
-        </w:tc>
-        <w:tc>
-          <w:tcPr>
-            <w:tcW w:w="567" w:type="dxa"/>
-          </w:tcPr>
-          <w:p>
-            <w:pPr>
-              <w:jc w:val="center"/>
-              <w:rPr>
-                <w:sz w:val="26"/>
-                <w:szCs w:val="26"/>
-                <w:lang w:eastAsia="ru-RU"/>
-              </w:rPr>
-            </w:pPr>
-          </w:p>
-        </w:tc>
-        <w:tc>
-          <w:tcPr>
-            <w:tcW w:w="567" w:type="dxa"/>
-          </w:tcPr>
-          <w:p>
-            <w:pPr>
-              <w:jc w:val="center"/>
-              <w:rPr>
-                <w:sz w:val="26"/>
-                <w:szCs w:val="26"/>
-                <w:lang w:eastAsia="ru-RU"/>
-              </w:rPr>
-            </w:pPr>
-          </w:p>
-        </w:tc>
-        <w:tc>
-          <w:tcPr>
-            <w:tcW w:w="567" w:type="dxa"/>
-          </w:tcPr>
-          <w:p>
-            <w:pPr>
-              <w:jc w:val="center"/>
-              <w:rPr>
-                <w:sz w:val="26"/>
-                <w:szCs w:val="26"/>
-                <w:lang w:eastAsia="ru-RU"/>
-              </w:rPr>
-            </w:pPr>
-          </w:p>
-        </w:tc>
-        <w:tc>
-          <w:tcPr>
-            <w:tcW w:w="709" w:type="dxa"/>
-          </w:tcPr>
-          <w:p>
-            <w:pPr>
-              <w:jc w:val="center"/>
-              <w:rPr>
-                <w:sz w:val="26"/>
-                <w:szCs w:val="26"/>
-                <w:lang w:eastAsia="ru-RU"/>
-              </w:rPr>
-            </w:pPr>
+        <w:tc>
+          <w:tcPr>
+            <w:tcW w:w="2021" w:type="dxa"/>
+          </w:tcPr>
+          <w:p>
+            <w:pPr>
+              <w:spacing w:before="100" w:beforeAutospacing="1" w:after="100" w:afterAutospacing="1"/>
+              <w:rPr>
+                <w:sz w:val="24"/>
+                <w:szCs w:val="24"/>
+                <w:lang w:eastAsia="ru-RU"/>
+              </w:rPr>
+            </w:pPr>
+            <w:r>
+              <w:rPr>
+                <w:sz w:val="24"/>
+                <w:szCs w:val="24"/>
+                <w:lang w:eastAsia="ru-RU"/>
+              </w:rPr>
+              <w:t>Подведены итоги проекта</w:t>
+            </w:r>
+          </w:p>
+        </w:tc>
+        <w:tc>
+          <w:tcPr>
+            <w:tcW w:w="747" w:type="dxa"/>
+          </w:tcPr>
+          <w:p>
+            <w:pPr>
+              <w:spacing w:before="100" w:beforeAutospacing="1" w:after="100" w:afterAutospacing="1"/>
+              <w:rPr>
+                <w:i/>
+                <w:iCs/>
+                <w:sz w:val="24"/>
+                <w:szCs w:val="24"/>
+                <w:lang w:eastAsia="ru-RU"/>
+              </w:rPr>
+            </w:pPr>
+            <w:r>
+              <w:rPr>
+                <w:i/>
+                <w:iCs/>
+                <w:sz w:val="24"/>
+                <w:szCs w:val="24"/>
+                <w:lang w:eastAsia="ru-RU"/>
+              </w:rPr>
+              <w:t>У</w:t>
+            </w:r>
+          </w:p>
+        </w:tc>
+        <w:tc>
+          <w:tcPr>
+            <w:tcW w:w="846" w:type="dxa"/>
+          </w:tcPr>
+          <w:p>
+            <w:pPr>
+              <w:spacing w:before="100" w:beforeAutospacing="1" w:after="100" w:afterAutospacing="1"/>
+              <w:rPr>
+                <w:i/>
+                <w:iCs/>
+                <w:sz w:val="24"/>
+                <w:szCs w:val="24"/>
+                <w:lang w:eastAsia="ru-RU"/>
+              </w:rPr>
+            </w:pPr>
+            <w:r>
+              <w:rPr>
+                <w:i/>
+                <w:iCs/>
+                <w:sz w:val="24"/>
+                <w:szCs w:val="24"/>
+                <w:lang w:eastAsia="ru-RU"/>
+              </w:rPr>
+              <w:t>С</w:t>
+            </w:r>
+          </w:p>
+        </w:tc>
+        <w:tc>
+          <w:tcPr>
+            <w:tcW w:w="856" w:type="dxa"/>
+          </w:tcPr>
+          <w:p>
+            <w:pPr>
+              <w:spacing w:before="100" w:beforeAutospacing="1" w:after="100" w:afterAutospacing="1"/>
+              <w:rPr>
+                <w:i/>
+                <w:iCs/>
+                <w:sz w:val="24"/>
+                <w:szCs w:val="24"/>
+                <w:lang w:eastAsia="ru-RU"/>
+              </w:rPr>
+            </w:pPr>
+            <w:r>
+              <w:rPr>
+                <w:i/>
+                <w:iCs/>
+                <w:sz w:val="24"/>
+                <w:szCs w:val="24"/>
+                <w:lang w:eastAsia="ru-RU"/>
+              </w:rPr>
+              <w:t>О</w:t>
+            </w:r>
+          </w:p>
+        </w:tc>
+        <w:tc>
+          <w:tcPr>
+            <w:tcW w:w="856" w:type="dxa"/>
+          </w:tcPr>
+          <w:p>
+            <w:pPr>
+              <w:spacing w:before="100" w:beforeAutospacing="1" w:after="100" w:afterAutospacing="1"/>
+              <w:rPr>
+                <w:i/>
+                <w:iCs/>
+                <w:sz w:val="24"/>
+                <w:szCs w:val="24"/>
+                <w:lang w:eastAsia="ru-RU"/>
+              </w:rPr>
+            </w:pPr>
+            <w:r>
+              <w:rPr>
+                <w:i/>
+                <w:iCs/>
+                <w:sz w:val="24"/>
+                <w:szCs w:val="24"/>
+                <w:lang w:eastAsia="ru-RU"/>
+              </w:rPr>
+              <w:t>Р</w:t>
+            </w:r>
+          </w:p>
+        </w:tc>
+        <w:tc>
+          <w:tcPr>
+            <w:tcW w:w="847" w:type="dxa"/>
+          </w:tcPr>
+          <w:p>
+            <w:pPr>
+              <w:spacing w:before="100" w:beforeAutospacing="1" w:after="100" w:afterAutospacing="1"/>
+              <w:rPr>
+                <w:i/>
+                <w:iCs/>
+                <w:sz w:val="24"/>
+                <w:szCs w:val="24"/>
+                <w:lang w:eastAsia="ru-RU"/>
+              </w:rPr>
+            </w:pPr>
+            <w:r>
+              <w:rPr>
+                <w:i/>
+                <w:iCs/>
+                <w:sz w:val="24"/>
+                <w:szCs w:val="24"/>
+                <w:lang w:eastAsia="ru-RU"/>
+              </w:rPr>
+              <w:t>И</w:t>
+            </w:r>
+          </w:p>
+        </w:tc>
+        <w:tc>
+          <w:tcPr>
+            <w:tcW w:w="855" w:type="dxa"/>
+          </w:tcPr>
+          <w:p>
+            <w:pPr>
+              <w:spacing w:before="100" w:beforeAutospacing="1" w:after="100" w:afterAutospacing="1"/>
+              <w:rPr>
+                <w:sz w:val="24"/>
+                <w:szCs w:val="24"/>
+                <w:lang w:eastAsia="ru-RU"/>
+              </w:rPr>
+            </w:pPr>
+            <w:r>
+              <w:rPr>
+                <w:sz w:val="24"/>
+                <w:szCs w:val="24"/>
+                <w:lang w:eastAsia="ru-RU"/>
+              </w:rPr>
+              <w:t>Р</w:t>
+            </w:r>
+          </w:p>
+        </w:tc>
+        <w:tc>
+          <w:tcPr>
+            <w:tcW w:w="847" w:type="dxa"/>
+          </w:tcPr>
+          <w:p>
+            <w:pPr>
+              <w:spacing w:before="100" w:beforeAutospacing="1" w:after="100" w:afterAutospacing="1"/>
+              <w:rPr>
+                <w:sz w:val="24"/>
+                <w:szCs w:val="24"/>
+                <w:lang w:eastAsia="ru-RU"/>
+              </w:rPr>
+            </w:pPr>
+            <w:r>
+              <w:rPr>
+                <w:sz w:val="24"/>
+                <w:szCs w:val="24"/>
+                <w:lang w:eastAsia="ru-RU"/>
+              </w:rPr>
+              <w:t>Р</w:t>
+            </w:r>
+          </w:p>
+        </w:tc>
+        <w:tc>
+          <w:tcPr>
+            <w:tcW w:w="848" w:type="dxa"/>
+          </w:tcPr>
+          <w:p>
+            <w:pPr>
+              <w:spacing w:before="100" w:beforeAutospacing="1" w:after="100" w:afterAutospacing="1"/>
+              <w:rPr>
+                <w:sz w:val="24"/>
+                <w:szCs w:val="24"/>
+                <w:lang w:eastAsia="ru-RU"/>
+              </w:rPr>
+            </w:pPr>
+            <w:r>
+              <w:rPr>
+                <w:sz w:val="24"/>
+                <w:szCs w:val="24"/>
+                <w:lang w:eastAsia="ru-RU"/>
+              </w:rPr>
+              <w:t>И</w:t>
+            </w:r>
+          </w:p>
+        </w:tc>
+        <w:tc>
+          <w:tcPr>
+            <w:tcW w:w="848" w:type="dxa"/>
+          </w:tcPr>
+          <w:p>
+            <w:pPr>
+              <w:spacing w:before="100" w:beforeAutospacing="1" w:after="100" w:afterAutospacing="1"/>
+              <w:rPr>
+                <w:sz w:val="24"/>
+                <w:szCs w:val="24"/>
+                <w:lang w:eastAsia="ru-RU"/>
+              </w:rPr>
+            </w:pPr>
+            <w:r>
+              <w:rPr>
+                <w:sz w:val="24"/>
+                <w:szCs w:val="24"/>
+                <w:lang w:eastAsia="ru-RU"/>
+              </w:rPr>
+              <w:t>Р</w:t>
+            </w:r>
           </w:p>
         </w:tc>
       </w:tr>
@@ -6569,7 +11476,6 @@
           <w:sz w:val="26"/>
           <w:szCs w:val="26"/>
         </w:rPr>
-        <w:lastRenderedPageBreak/>
         <w:t>У-</w:t>
       </w:r>
       <w:r>
@@ -9436,6 +14342,7 @@
     </w:p>
     <w:p>
       <w:r>
+        <w:lastRenderedPageBreak/>
         <w:t>5- Незначительное превышение бюджета</w:t>
       </w:r>
     </w:p>
@@ -9520,7 +14427,6 @@
           <w:sz w:val="26"/>
           <w:szCs w:val="26"/>
         </w:rPr>
-        <w:lastRenderedPageBreak/>
         <w:t>Календарно-сетевой график проекта</w:t>
       </w:r>
     </w:p>
@@ -10937,6 +15843,95 @@
     </w:lvl>
   </w:abstractNum>
   <w:abstractNum w:abstractNumId="1" w15:restartNumberingAfterBreak="0">
+    <w:nsid w:val="0A132C3A"/>
+    <w:multiLevelType w:val="hybridMultilevel"/>
+    <w:tmpl w:val="18FE21FE"/>
+    <w:lvl w:ilvl="0" w:tplc="0419000F">
+      <w:start w:val="1"/>
+      <w:numFmt w:val="decimal"/>
+      <w:lvlText w:val="%1."/>
+      <w:lvlJc w:val="left"/>
+      <w:pPr>
+        <w:ind w:left="720" w:hanging="360"/>
+      </w:pPr>
+      <w:rPr>
+        <w:rFonts w:hint="default"/>
+      </w:rPr>
+    </w:lvl>
+    <w:lvl w:ilvl="1" w:tplc="04190019" w:tentative="1">
+      <w:start w:val="1"/>
+      <w:numFmt w:val="lowerLetter"/>
+      <w:lvlText w:val="%2."/>
+      <w:lvlJc w:val="left"/>
+      <w:pPr>
+        <w:ind w:left="1440" w:hanging="360"/>
+      </w:pPr>
+    </w:lvl>
+    <w:lvl w:ilvl="2" w:tplc="0419001B" w:tentative="1">
+      <w:start w:val="1"/>
+      <w:numFmt w:val="lowerRoman"/>
+      <w:lvlText w:val="%3."/>
+      <w:lvlJc w:val="right"/>
+      <w:pPr>
+        <w:ind w:left="2160" w:hanging="180"/>
+      </w:pPr>
+    </w:lvl>
+    <w:lvl w:ilvl="3" w:tplc="0419000F" w:tentative="1">
+      <w:start w:val="1"/>
+      <w:numFmt w:val="decimal"/>
+      <w:lvlText w:val="%4."/>
+      <w:lvlJc w:val="left"/>
+      <w:pPr>
+        <w:ind w:left="2880" w:hanging="360"/>
+      </w:pPr>
+    </w:lvl>
+    <w:lvl w:ilvl="4" w:tplc="04190019" w:tentative="1">
+      <w:start w:val="1"/>
+      <w:numFmt w:val="lowerLetter"/>
+      <w:lvlText w:val="%5."/>
+      <w:lvlJc w:val="left"/>
+      <w:pPr>
+        <w:ind w:left="3600" w:hanging="360"/>
+      </w:pPr>
+    </w:lvl>
+    <w:lvl w:ilvl="5" w:tplc="0419001B" w:tentative="1">
+      <w:start w:val="1"/>
+      <w:numFmt w:val="lowerRoman"/>
+      <w:lvlText w:val="%6."/>
+      <w:lvlJc w:val="right"/>
+      <w:pPr>
+        <w:ind w:left="4320" w:hanging="180"/>
+      </w:pPr>
+    </w:lvl>
+    <w:lvl w:ilvl="6" w:tplc="0419000F" w:tentative="1">
+      <w:start w:val="1"/>
+      <w:numFmt w:val="decimal"/>
+      <w:lvlText w:val="%7."/>
+      <w:lvlJc w:val="left"/>
+      <w:pPr>
+        <w:ind w:left="5040" w:hanging="360"/>
+      </w:pPr>
+    </w:lvl>
+    <w:lvl w:ilvl="7" w:tplc="04190019" w:tentative="1">
+      <w:start w:val="1"/>
+      <w:numFmt w:val="lowerLetter"/>
+      <w:lvlText w:val="%8."/>
+      <w:lvlJc w:val="left"/>
+      <w:pPr>
+        <w:ind w:left="5760" w:hanging="360"/>
+      </w:pPr>
+    </w:lvl>
+    <w:lvl w:ilvl="8" w:tplc="0419001B" w:tentative="1">
+      <w:start w:val="1"/>
+      <w:numFmt w:val="lowerRoman"/>
+      <w:lvlText w:val="%9."/>
+      <w:lvlJc w:val="right"/>
+      <w:pPr>
+        <w:ind w:left="6480" w:hanging="180"/>
+      </w:pPr>
+    </w:lvl>
+  </w:abstractNum>
+  <w:abstractNum w:abstractNumId="2" w15:restartNumberingAfterBreak="0">
     <w:nsid w:val="0DF776E7"/>
     <w:multiLevelType w:val="hybridMultilevel"/>
     <w:tmpl w:val="9EFE07A8"/>
@@ -11028,7 +16023,7 @@
       </w:pPr>
     </w:lvl>
   </w:abstractNum>
-  <w:abstractNum w:abstractNumId="2" w15:restartNumberingAfterBreak="0">
+  <w:abstractNum w:abstractNumId="3" w15:restartNumberingAfterBreak="0">
     <w:nsid w:val="13A844C0"/>
     <w:multiLevelType w:val="hybridMultilevel"/>
     <w:tmpl w:val="99664DD6"/>
@@ -11114,7 +16109,7 @@
       </w:pPr>
     </w:lvl>
   </w:abstractNum>
-  <w:abstractNum w:abstractNumId="3" w15:restartNumberingAfterBreak="0">
+  <w:abstractNum w:abstractNumId="4" w15:restartNumberingAfterBreak="0">
     <w:nsid w:val="2E1D5A38"/>
     <w:multiLevelType w:val="hybridMultilevel"/>
     <w:tmpl w:val="A7EEF7B4"/>
@@ -11203,7 +16198,7 @@
       </w:pPr>
     </w:lvl>
   </w:abstractNum>
-  <w:abstractNum w:abstractNumId="4" w15:restartNumberingAfterBreak="0">
+  <w:abstractNum w:abstractNumId="5" w15:restartNumberingAfterBreak="0">
     <w:nsid w:val="31AE0DA3"/>
     <w:multiLevelType w:val="hybridMultilevel"/>
     <w:tmpl w:val="CBB80EEC"/>
@@ -11316,7 +16311,7 @@
       </w:rPr>
     </w:lvl>
   </w:abstractNum>
-  <w:abstractNum w:abstractNumId="5" w15:restartNumberingAfterBreak="0">
+  <w:abstractNum w:abstractNumId="6" w15:restartNumberingAfterBreak="0">
     <w:nsid w:val="38DA5190"/>
     <w:multiLevelType w:val="hybridMultilevel"/>
     <w:tmpl w:val="BB9E3F66"/>
@@ -11408,7 +16403,7 @@
       </w:pPr>
     </w:lvl>
   </w:abstractNum>
-  <w:abstractNum w:abstractNumId="6" w15:restartNumberingAfterBreak="0">
+  <w:abstractNum w:abstractNumId="7" w15:restartNumberingAfterBreak="0">
     <w:nsid w:val="47F012FC"/>
     <w:multiLevelType w:val="hybridMultilevel"/>
     <w:tmpl w:val="3CA26DFC"/>
@@ -11497,7 +16492,7 @@
       </w:pPr>
     </w:lvl>
   </w:abstractNum>
-  <w:abstractNum w:abstractNumId="7" w15:restartNumberingAfterBreak="0">
+  <w:abstractNum w:abstractNumId="8" w15:restartNumberingAfterBreak="0">
     <w:nsid w:val="5F0470EC"/>
     <w:multiLevelType w:val="hybridMultilevel"/>
     <w:tmpl w:val="9C92159C"/>
@@ -11586,7 +16581,7 @@
       </w:pPr>
     </w:lvl>
   </w:abstractNum>
-  <w:abstractNum w:abstractNumId="8" w15:restartNumberingAfterBreak="0">
+  <w:abstractNum w:abstractNumId="9" w15:restartNumberingAfterBreak="0">
     <w:nsid w:val="75435A75"/>
     <w:multiLevelType w:val="hybridMultilevel"/>
     <w:tmpl w:val="D5769716"/>
@@ -11679,16 +16674,16 @@
     <w:abstractNumId w:val="0"/>
   </w:num>
   <w:num w:numId="2" w16cid:durableId="1636834634">
-    <w:abstractNumId w:val="5"/>
+    <w:abstractNumId w:val="6"/>
   </w:num>
   <w:num w:numId="3" w16cid:durableId="345865646">
-    <w:abstractNumId w:val="3"/>
+    <w:abstractNumId w:val="4"/>
   </w:num>
   <w:num w:numId="4" w16cid:durableId="194512918">
-    <w:abstractNumId w:val="6"/>
+    <w:abstractNumId w:val="7"/>
   </w:num>
   <w:num w:numId="5" w16cid:durableId="1235819190">
-    <w:abstractNumId w:val="2"/>
+    <w:abstractNumId w:val="3"/>
     <w:lvlOverride w:ilvl="0">
       <w:startOverride w:val="1"/>
     </w:lvlOverride>
@@ -11718,16 +16713,19 @@
     </w:lvlOverride>
   </w:num>
   <w:num w:numId="6" w16cid:durableId="875506638">
-    <w:abstractNumId w:val="7"/>
+    <w:abstractNumId w:val="8"/>
   </w:num>
   <w:num w:numId="7" w16cid:durableId="443161605">
-    <w:abstractNumId w:val="1"/>
+    <w:abstractNumId w:val="2"/>
   </w:num>
   <w:num w:numId="8" w16cid:durableId="1206865031">
-    <w:abstractNumId w:val="8"/>
+    <w:abstractNumId w:val="9"/>
   </w:num>
   <w:num w:numId="9" w16cid:durableId="36052924">
-    <w:abstractNumId w:val="4"/>
+    <w:abstractNumId w:val="5"/>
+  </w:num>
+  <w:num w:numId="10" w16cid:durableId="1048914991">
+    <w:abstractNumId w:val="1"/>
   </w:num>
 </w:numbering>
 </file>
@@ -12299,6 +17297,25 @@
       <w:szCs w:val="16"/>
     </w:rPr>
   </w:style>
+  <w:style w:type="table" w:styleId="TableGridLight">
+    <w:name w:val="Grid Table Light"/>
+    <w:basedOn w:val="TableNormal"/>
+    <w:uiPriority w:val="40"/>
+    <w:rsid w:val="00EE3EF5"/>
+    <w:pPr>
+      <w:spacing w:after="0" w:line="240" w:lineRule="auto"/>
+    </w:pPr>
+    <w:tblPr>
+      <w:tblBorders>
+        <w:top w:val="single" w:sz="4" w:space="0" w:color="BFBFBF" w:themeColor="background1" w:themeShade="BF"/>
+        <w:left w:val="single" w:sz="4" w:space="0" w:color="BFBFBF" w:themeColor="background1" w:themeShade="BF"/>
+        <w:bottom w:val="single" w:sz="4" w:space="0" w:color="BFBFBF" w:themeColor="background1" w:themeShade="BF"/>
+        <w:right w:val="single" w:sz="4" w:space="0" w:color="BFBFBF" w:themeColor="background1" w:themeShade="BF"/>
+        <w:insideH w:val="single" w:sz="4" w:space="0" w:color="BFBFBF" w:themeColor="background1" w:themeShade="BF"/>
+        <w:insideV w:val="single" w:sz="4" w:space="0" w:color="BFBFBF" w:themeColor="background1" w:themeShade="BF"/>
+      </w:tblBorders>
+    </w:tblPr>
+  </w:style>
 </w:styles>
 </file>
 
